--- a/WebContent/docx/KRAS_NRAS_BRAF基因报告模板.docx
+++ b/WebContent/docx/KRAS_NRAS_BRAF基因报告模板.docx
@@ -414,7 +414,7 @@
       <w:pPr>
         <w:numPr>
           <w:ilvl w:val="0"/>
-          <w:numId w:val="2"/>
+          <w:numId w:val="3"/>
         </w:numPr>
         <w:spacing w:after="0" w:line="400" w:lineRule="exact"/>
         <w:rPr>
@@ -438,7 +438,7 @@
     </w:p>
     <w:tbl>
       <w:tblPr>
-        <w:tblStyle w:val="6"/>
+        <w:tblStyle w:val="7"/>
         <w:tblW w:w="4850" w:type="pct"/>
         <w:tblInd w:w="159" w:type="dxa"/>
         <w:tblBorders>
@@ -1272,7 +1272,7 @@
       <w:pPr>
         <w:numPr>
           <w:ilvl w:val="0"/>
-          <w:numId w:val="3"/>
+          <w:numId w:val="4"/>
         </w:numPr>
         <w:spacing w:line="400" w:lineRule="exact"/>
         <w:rPr>
@@ -1309,14 +1309,12 @@
         </w:rPr>
         <w:t>NRAS BRAF基因检测</w:t>
       </w:r>
-      <w:bookmarkStart w:id="35" w:name="_GoBack"/>
-      <w:bookmarkEnd w:id="35"/>
     </w:p>
     <w:p>
       <w:pPr>
         <w:numPr>
           <w:ilvl w:val="0"/>
-          <w:numId w:val="3"/>
+          <w:numId w:val="4"/>
         </w:numPr>
         <w:spacing w:line="400" w:lineRule="exact"/>
         <w:rPr>
@@ -1351,7 +1349,7 @@
       <w:pPr>
         <w:numPr>
           <w:ilvl w:val="0"/>
-          <w:numId w:val="3"/>
+          <w:numId w:val="4"/>
         </w:numPr>
         <w:spacing w:line="400" w:lineRule="exact"/>
         <w:rPr>
@@ -1373,7 +1371,7 @@
     </w:p>
     <w:tbl>
       <w:tblPr>
-        <w:tblStyle w:val="6"/>
+        <w:tblStyle w:val="7"/>
         <w:tblW w:w="4975" w:type="pct"/>
         <w:tblInd w:w="0" w:type="dxa"/>
         <w:tblLayout w:type="autofit"/>
@@ -1574,7 +1572,7 @@
       <w:pPr>
         <w:numPr>
           <w:ilvl w:val="0"/>
-          <w:numId w:val="4"/>
+          <w:numId w:val="5"/>
         </w:numPr>
         <w:snapToGrid w:val="0"/>
         <w:spacing w:after="0" w:line="240" w:lineRule="auto"/>
@@ -1737,7 +1735,7 @@
     </w:p>
     <w:tbl>
       <w:tblPr>
-        <w:tblStyle w:val="6"/>
+        <w:tblStyle w:val="7"/>
         <w:tblpPr w:leftFromText="181" w:rightFromText="181" w:vertAnchor="page" w:horzAnchor="page" w:tblpXSpec="center" w:tblpY="16102"/>
         <w:tblW w:w="4850" w:type="pct"/>
         <w:jc w:val="center"/>
@@ -1778,7 +1776,7 @@
           </w:tcPr>
           <w:p>
             <w:pPr>
-              <w:pStyle w:val="12"/>
+              <w:pStyle w:val="13"/>
               <w:adjustRightInd w:val="0"/>
               <w:snapToGrid w:val="0"/>
               <w:spacing w:after="0" w:line="240" w:lineRule="auto"/>
@@ -1809,7 +1807,7 @@
           </w:tcPr>
           <w:p>
             <w:pPr>
-              <w:pStyle w:val="12"/>
+              <w:pStyle w:val="13"/>
               <w:adjustRightInd w:val="0"/>
               <w:snapToGrid w:val="0"/>
               <w:spacing w:after="0" w:line="240" w:lineRule="auto"/>
@@ -1831,7 +1829,7 @@
           </w:tcPr>
           <w:p>
             <w:pPr>
-              <w:pStyle w:val="12"/>
+              <w:pStyle w:val="13"/>
               <w:adjustRightInd w:val="0"/>
               <w:snapToGrid w:val="0"/>
               <w:spacing w:after="0" w:line="240" w:lineRule="auto"/>
@@ -1872,7 +1870,7 @@
           </w:tcPr>
           <w:p>
             <w:pPr>
-              <w:pStyle w:val="12"/>
+              <w:pStyle w:val="13"/>
               <w:adjustRightInd w:val="0"/>
               <w:snapToGrid w:val="0"/>
               <w:spacing w:after="0" w:line="240" w:lineRule="auto"/>
@@ -1894,7 +1892,7 @@
           </w:tcPr>
           <w:p>
             <w:pPr>
-              <w:pStyle w:val="12"/>
+              <w:pStyle w:val="13"/>
               <w:adjustRightInd w:val="0"/>
               <w:snapToGrid w:val="0"/>
               <w:spacing w:after="0" w:line="240" w:lineRule="auto"/>
@@ -1926,7 +1924,7 @@
           </w:tcPr>
           <w:p>
             <w:pPr>
-              <w:pStyle w:val="12"/>
+              <w:pStyle w:val="13"/>
               <w:adjustRightInd w:val="0"/>
               <w:snapToGrid w:val="0"/>
               <w:spacing w:after="0" w:line="240" w:lineRule="auto"/>
@@ -1955,8 +1953,8 @@
     </w:tbl>
     <w:tbl>
       <w:tblPr>
-        <w:tblStyle w:val="7"/>
-        <w:tblW w:w="4850" w:type="pct"/>
+        <w:tblStyle w:val="8"/>
+        <w:tblW w:w="4999" w:type="pct"/>
         <w:jc w:val="center"/>
         <w:tblBorders>
           <w:top w:val="none" w:color="auto" w:sz="0" w:space="0"/>
@@ -1975,9 +1973,10 @@
         </w:tblCellMar>
       </w:tblPr>
       <w:tblGrid>
-        <w:gridCol w:w="1630"/>
-        <w:gridCol w:w="2262"/>
-        <w:gridCol w:w="6470"/>
+        <w:gridCol w:w="1024"/>
+        <w:gridCol w:w="1534"/>
+        <w:gridCol w:w="1227"/>
+        <w:gridCol w:w="6895"/>
       </w:tblGrid>
       <w:tr>
         <w:tblPrEx>
@@ -2003,7 +2002,7 @@
         </w:trPr>
         <w:tc>
           <w:tcPr>
-            <w:tcW w:w="786" w:type="pct"/>
+            <w:tcW w:w="479" w:type="pct"/>
             <w:tcBorders>
               <w:tl2br w:val="nil"/>
               <w:tr2bl w:val="nil"/>
@@ -2037,7 +2036,7 @@
         </w:tc>
         <w:tc>
           <w:tcPr>
-            <w:tcW w:w="1091" w:type="pct"/>
+            <w:tcW w:w="718" w:type="pct"/>
             <w:tcBorders>
               <w:tl2br w:val="nil"/>
               <w:tr2bl w:val="nil"/>
@@ -2071,7 +2070,44 @@
         </w:tc>
         <w:tc>
           <w:tcPr>
-            <w:tcW w:w="3121" w:type="pct"/>
+            <w:tcW w:w="574" w:type="pct"/>
+            <w:tcBorders>
+              <w:tl2br w:val="nil"/>
+              <w:tr2bl w:val="nil"/>
+            </w:tcBorders>
+            <w:vAlign w:val="center"/>
+          </w:tcPr>
+          <w:p>
+            <w:pPr>
+              <w:adjustRightInd w:val="0"/>
+              <w:snapToGrid w:val="0"/>
+              <w:spacing w:after="0" w:line="240" w:lineRule="auto"/>
+              <w:jc w:val="center"/>
+              <w:rPr>
+                <w:rFonts w:hint="default" w:ascii="Times New Roman" w:hAnsi="Times New Roman" w:eastAsia="微软雅黑" w:cs="微软雅黑"/>
+                <w:b/>
+                <w:bCs/>
+                <w:sz w:val="28"/>
+                <w:szCs w:val="28"/>
+                <w:lang w:val="en-US" w:eastAsia="zh-CN"/>
+              </w:rPr>
+            </w:pPr>
+            <w:r>
+              <w:rPr>
+                <w:rFonts w:hint="eastAsia" w:ascii="Times New Roman" w:hAnsi="Times New Roman" w:eastAsia="微软雅黑" w:cs="微软雅黑"/>
+                <w:b/>
+                <w:bCs/>
+                <w:sz w:val="28"/>
+                <w:szCs w:val="28"/>
+                <w:lang w:val="en-US" w:eastAsia="zh-CN"/>
+              </w:rPr>
+              <w:t>外显子</w:t>
+            </w:r>
+          </w:p>
+        </w:tc>
+        <w:tc>
+          <w:tcPr>
+            <w:tcW w:w="3227" w:type="pct"/>
             <w:tcBorders>
               <w:tl2br w:val="nil"/>
               <w:tr2bl w:val="nil"/>
@@ -2128,7 +2164,7 @@
         </w:trPr>
         <w:tc>
           <w:tcPr>
-            <w:tcW w:w="786" w:type="pct"/>
+            <w:tcW w:w="479" w:type="pct"/>
             <w:tcBorders>
               <w:tl2br w:val="nil"/>
               <w:tr2bl w:val="nil"/>
@@ -2158,7 +2194,7 @@
         </w:tc>
         <w:tc>
           <w:tcPr>
-            <w:tcW w:w="1091" w:type="pct"/>
+            <w:tcW w:w="718" w:type="pct"/>
             <w:tcBorders>
               <w:tl2br w:val="nil"/>
               <w:tr2bl w:val="nil"/>
@@ -2188,7 +2224,40 @@
         </w:tc>
         <w:tc>
           <w:tcPr>
-            <w:tcW w:w="3121" w:type="pct"/>
+            <w:tcW w:w="574" w:type="pct"/>
+            <w:tcBorders>
+              <w:tl2br w:val="nil"/>
+              <w:tr2bl w:val="nil"/>
+            </w:tcBorders>
+            <w:vAlign w:val="center"/>
+          </w:tcPr>
+          <w:p>
+            <w:pPr>
+              <w:adjustRightInd w:val="0"/>
+              <w:snapToGrid w:val="0"/>
+              <w:spacing w:after="0" w:line="240" w:lineRule="auto"/>
+              <w:jc w:val="center"/>
+              <w:rPr>
+                <w:rFonts w:hint="eastAsia" w:ascii="Times New Roman" w:hAnsi="Times New Roman" w:eastAsia="微软雅黑" w:cs="微软雅黑"/>
+                <w:sz w:val="28"/>
+                <w:szCs w:val="28"/>
+                <w:lang w:val="en-US" w:eastAsia="zh-CN"/>
+              </w:rPr>
+            </w:pPr>
+            <w:r>
+              <w:rPr>
+                <w:rFonts w:hint="eastAsia" w:ascii="Times New Roman" w:hAnsi="Times New Roman" w:eastAsia="微软雅黑" w:cs="微软雅黑"/>
+                <w:sz w:val="28"/>
+                <w:szCs w:val="28"/>
+                <w:lang w:val="en-US" w:eastAsia="zh-CN"/>
+              </w:rPr>
+              <w:t>2</w:t>
+            </w:r>
+          </w:p>
+        </w:tc>
+        <w:tc>
+          <w:tcPr>
+            <w:tcW w:w="3227" w:type="pct"/>
             <w:tcBorders>
               <w:tl2br w:val="nil"/>
               <w:tr2bl w:val="nil"/>
@@ -2289,7 +2358,7 @@
         </w:trPr>
         <w:tc>
           <w:tcPr>
-            <w:tcW w:w="786" w:type="pct"/>
+            <w:tcW w:w="479" w:type="pct"/>
             <w:tcBorders>
               <w:tl2br w:val="nil"/>
               <w:tr2bl w:val="nil"/>
@@ -2319,7 +2388,7 @@
         </w:tc>
         <w:tc>
           <w:tcPr>
-            <w:tcW w:w="1091" w:type="pct"/>
+            <w:tcW w:w="718" w:type="pct"/>
             <w:tcBorders>
               <w:tl2br w:val="nil"/>
               <w:tr2bl w:val="nil"/>
@@ -2349,7 +2418,40 @@
         </w:tc>
         <w:tc>
           <w:tcPr>
-            <w:tcW w:w="3121" w:type="pct"/>
+            <w:tcW w:w="574" w:type="pct"/>
+            <w:tcBorders>
+              <w:tl2br w:val="nil"/>
+              <w:tr2bl w:val="nil"/>
+            </w:tcBorders>
+            <w:vAlign w:val="center"/>
+          </w:tcPr>
+          <w:p>
+            <w:pPr>
+              <w:adjustRightInd w:val="0"/>
+              <w:snapToGrid w:val="0"/>
+              <w:spacing w:after="0" w:line="240" w:lineRule="auto"/>
+              <w:jc w:val="center"/>
+              <w:rPr>
+                <w:rFonts w:hint="eastAsia" w:ascii="Times New Roman" w:hAnsi="Times New Roman" w:eastAsia="微软雅黑" w:cs="微软雅黑"/>
+                <w:sz w:val="28"/>
+                <w:szCs w:val="28"/>
+                <w:lang w:val="en-US" w:eastAsia="zh-CN"/>
+              </w:rPr>
+            </w:pPr>
+            <w:r>
+              <w:rPr>
+                <w:rFonts w:hint="eastAsia" w:ascii="Times New Roman" w:hAnsi="Times New Roman" w:eastAsia="微软雅黑" w:cs="微软雅黑"/>
+                <w:sz w:val="28"/>
+                <w:szCs w:val="28"/>
+                <w:lang w:val="en-US" w:eastAsia="zh-CN"/>
+              </w:rPr>
+              <w:t>2</w:t>
+            </w:r>
+          </w:p>
+        </w:tc>
+        <w:tc>
+          <w:tcPr>
+            <w:tcW w:w="3227" w:type="pct"/>
             <w:tcBorders>
               <w:tl2br w:val="nil"/>
               <w:tr2bl w:val="nil"/>
@@ -2450,7 +2552,7 @@
         </w:trPr>
         <w:tc>
           <w:tcPr>
-            <w:tcW w:w="786" w:type="pct"/>
+            <w:tcW w:w="479" w:type="pct"/>
             <w:tcBorders>
               <w:tl2br w:val="nil"/>
               <w:tr2bl w:val="nil"/>
@@ -2480,7 +2582,7 @@
         </w:tc>
         <w:tc>
           <w:tcPr>
-            <w:tcW w:w="1091" w:type="pct"/>
+            <w:tcW w:w="718" w:type="pct"/>
             <w:tcBorders>
               <w:tl2br w:val="nil"/>
               <w:tr2bl w:val="nil"/>
@@ -2510,7 +2612,40 @@
         </w:tc>
         <w:tc>
           <w:tcPr>
-            <w:tcW w:w="3121" w:type="pct"/>
+            <w:tcW w:w="574" w:type="pct"/>
+            <w:tcBorders>
+              <w:tl2br w:val="nil"/>
+              <w:tr2bl w:val="nil"/>
+            </w:tcBorders>
+            <w:vAlign w:val="center"/>
+          </w:tcPr>
+          <w:p>
+            <w:pPr>
+              <w:adjustRightInd w:val="0"/>
+              <w:snapToGrid w:val="0"/>
+              <w:spacing w:after="0" w:line="240" w:lineRule="auto"/>
+              <w:jc w:val="center"/>
+              <w:rPr>
+                <w:rFonts w:hint="eastAsia" w:ascii="Times New Roman" w:hAnsi="Times New Roman" w:eastAsia="微软雅黑" w:cs="微软雅黑"/>
+                <w:sz w:val="28"/>
+                <w:szCs w:val="28"/>
+                <w:lang w:val="en-US" w:eastAsia="zh-CN"/>
+              </w:rPr>
+            </w:pPr>
+            <w:r>
+              <w:rPr>
+                <w:rFonts w:hint="eastAsia" w:ascii="Times New Roman" w:hAnsi="Times New Roman" w:eastAsia="微软雅黑" w:cs="微软雅黑"/>
+                <w:sz w:val="28"/>
+                <w:szCs w:val="28"/>
+                <w:lang w:val="en-US" w:eastAsia="zh-CN"/>
+              </w:rPr>
+              <w:t>2</w:t>
+            </w:r>
+          </w:p>
+        </w:tc>
+        <w:tc>
+          <w:tcPr>
+            <w:tcW w:w="3227" w:type="pct"/>
             <w:tcBorders>
               <w:tl2br w:val="nil"/>
               <w:tr2bl w:val="nil"/>
@@ -2627,7 +2762,7 @@
         </w:trPr>
         <w:tc>
           <w:tcPr>
-            <w:tcW w:w="786" w:type="pct"/>
+            <w:tcW w:w="479" w:type="pct"/>
             <w:tcBorders>
               <w:tl2br w:val="nil"/>
               <w:tr2bl w:val="nil"/>
@@ -2657,7 +2792,7 @@
         </w:tc>
         <w:tc>
           <w:tcPr>
-            <w:tcW w:w="1091" w:type="pct"/>
+            <w:tcW w:w="718" w:type="pct"/>
             <w:tcBorders>
               <w:tl2br w:val="nil"/>
               <w:tr2bl w:val="nil"/>
@@ -2687,7 +2822,40 @@
         </w:tc>
         <w:tc>
           <w:tcPr>
-            <w:tcW w:w="3121" w:type="pct"/>
+            <w:tcW w:w="574" w:type="pct"/>
+            <w:tcBorders>
+              <w:tl2br w:val="nil"/>
+              <w:tr2bl w:val="nil"/>
+            </w:tcBorders>
+            <w:vAlign w:val="center"/>
+          </w:tcPr>
+          <w:p>
+            <w:pPr>
+              <w:adjustRightInd w:val="0"/>
+              <w:snapToGrid w:val="0"/>
+              <w:spacing w:after="0" w:line="240" w:lineRule="auto"/>
+              <w:jc w:val="center"/>
+              <w:rPr>
+                <w:rFonts w:hint="eastAsia" w:ascii="Times New Roman" w:hAnsi="Times New Roman" w:eastAsia="微软雅黑" w:cs="微软雅黑"/>
+                <w:sz w:val="28"/>
+                <w:szCs w:val="28"/>
+                <w:lang w:val="en-US" w:eastAsia="zh-CN"/>
+              </w:rPr>
+            </w:pPr>
+            <w:r>
+              <w:rPr>
+                <w:rFonts w:hint="eastAsia" w:ascii="Times New Roman" w:hAnsi="Times New Roman" w:eastAsia="微软雅黑" w:cs="微软雅黑"/>
+                <w:sz w:val="28"/>
+                <w:szCs w:val="28"/>
+                <w:lang w:val="en-US" w:eastAsia="zh-CN"/>
+              </w:rPr>
+              <w:t>2</w:t>
+            </w:r>
+          </w:p>
+        </w:tc>
+        <w:tc>
+          <w:tcPr>
+            <w:tcW w:w="3227" w:type="pct"/>
             <w:tcBorders>
               <w:tl2br w:val="nil"/>
               <w:tr2bl w:val="nil"/>
@@ -2804,7 +2972,7 @@
         </w:trPr>
         <w:tc>
           <w:tcPr>
-            <w:tcW w:w="786" w:type="pct"/>
+            <w:tcW w:w="479" w:type="pct"/>
             <w:tcBorders>
               <w:tl2br w:val="nil"/>
               <w:tr2bl w:val="nil"/>
@@ -2834,7 +3002,7 @@
         </w:tc>
         <w:tc>
           <w:tcPr>
-            <w:tcW w:w="1091" w:type="pct"/>
+            <w:tcW w:w="718" w:type="pct"/>
             <w:tcBorders>
               <w:tl2br w:val="nil"/>
               <w:tr2bl w:val="nil"/>
@@ -2864,7 +3032,40 @@
         </w:tc>
         <w:tc>
           <w:tcPr>
-            <w:tcW w:w="3121" w:type="pct"/>
+            <w:tcW w:w="574" w:type="pct"/>
+            <w:tcBorders>
+              <w:tl2br w:val="nil"/>
+              <w:tr2bl w:val="nil"/>
+            </w:tcBorders>
+            <w:vAlign w:val="center"/>
+          </w:tcPr>
+          <w:p>
+            <w:pPr>
+              <w:adjustRightInd w:val="0"/>
+              <w:snapToGrid w:val="0"/>
+              <w:spacing w:after="0" w:line="240" w:lineRule="auto"/>
+              <w:jc w:val="center"/>
+              <w:rPr>
+                <w:rFonts w:hint="eastAsia" w:ascii="Times New Roman" w:hAnsi="Times New Roman" w:eastAsia="微软雅黑" w:cs="微软雅黑"/>
+                <w:sz w:val="28"/>
+                <w:szCs w:val="28"/>
+                <w:lang w:val="en-US" w:eastAsia="zh-CN"/>
+              </w:rPr>
+            </w:pPr>
+            <w:r>
+              <w:rPr>
+                <w:rFonts w:hint="eastAsia" w:ascii="Times New Roman" w:hAnsi="Times New Roman" w:eastAsia="微软雅黑" w:cs="微软雅黑"/>
+                <w:sz w:val="28"/>
+                <w:szCs w:val="28"/>
+                <w:lang w:val="en-US" w:eastAsia="zh-CN"/>
+              </w:rPr>
+              <w:t>2</w:t>
+            </w:r>
+          </w:p>
+        </w:tc>
+        <w:tc>
+          <w:tcPr>
+            <w:tcW w:w="3227" w:type="pct"/>
             <w:tcBorders>
               <w:tl2br w:val="nil"/>
               <w:tr2bl w:val="nil"/>
@@ -2981,7 +3182,7 @@
         </w:trPr>
         <w:tc>
           <w:tcPr>
-            <w:tcW w:w="786" w:type="pct"/>
+            <w:tcW w:w="479" w:type="pct"/>
             <w:tcBorders>
               <w:tl2br w:val="nil"/>
               <w:tr2bl w:val="nil"/>
@@ -3011,7 +3212,7 @@
         </w:tc>
         <w:tc>
           <w:tcPr>
-            <w:tcW w:w="1091" w:type="pct"/>
+            <w:tcW w:w="718" w:type="pct"/>
             <w:tcBorders>
               <w:tl2br w:val="nil"/>
               <w:tr2bl w:val="nil"/>
@@ -3041,7 +3242,40 @@
         </w:tc>
         <w:tc>
           <w:tcPr>
-            <w:tcW w:w="3121" w:type="pct"/>
+            <w:tcW w:w="574" w:type="pct"/>
+            <w:tcBorders>
+              <w:tl2br w:val="nil"/>
+              <w:tr2bl w:val="nil"/>
+            </w:tcBorders>
+            <w:vAlign w:val="center"/>
+          </w:tcPr>
+          <w:p>
+            <w:pPr>
+              <w:adjustRightInd w:val="0"/>
+              <w:snapToGrid w:val="0"/>
+              <w:spacing w:after="0" w:line="240" w:lineRule="auto"/>
+              <w:jc w:val="center"/>
+              <w:rPr>
+                <w:rFonts w:hint="eastAsia" w:ascii="Times New Roman" w:hAnsi="Times New Roman" w:eastAsia="微软雅黑" w:cs="微软雅黑"/>
+                <w:sz w:val="28"/>
+                <w:szCs w:val="28"/>
+                <w:lang w:val="en-US" w:eastAsia="zh-CN"/>
+              </w:rPr>
+            </w:pPr>
+            <w:r>
+              <w:rPr>
+                <w:rFonts w:hint="eastAsia" w:ascii="Times New Roman" w:hAnsi="Times New Roman" w:eastAsia="微软雅黑" w:cs="微软雅黑"/>
+                <w:sz w:val="28"/>
+                <w:szCs w:val="28"/>
+                <w:lang w:val="en-US" w:eastAsia="zh-CN"/>
+              </w:rPr>
+              <w:t>2</w:t>
+            </w:r>
+          </w:p>
+        </w:tc>
+        <w:tc>
+          <w:tcPr>
+            <w:tcW w:w="3227" w:type="pct"/>
             <w:tcBorders>
               <w:tl2br w:val="nil"/>
               <w:tr2bl w:val="nil"/>
@@ -3158,7 +3392,7 @@
         </w:trPr>
         <w:tc>
           <w:tcPr>
-            <w:tcW w:w="786" w:type="pct"/>
+            <w:tcW w:w="479" w:type="pct"/>
             <w:tcBorders>
               <w:tl2br w:val="nil"/>
               <w:tr2bl w:val="nil"/>
@@ -3188,7 +3422,7 @@
         </w:tc>
         <w:tc>
           <w:tcPr>
-            <w:tcW w:w="1091" w:type="pct"/>
+            <w:tcW w:w="718" w:type="pct"/>
             <w:tcBorders>
               <w:tl2br w:val="nil"/>
               <w:tr2bl w:val="nil"/>
@@ -3218,7 +3452,40 @@
         </w:tc>
         <w:tc>
           <w:tcPr>
-            <w:tcW w:w="3121" w:type="pct"/>
+            <w:tcW w:w="574" w:type="pct"/>
+            <w:tcBorders>
+              <w:tl2br w:val="nil"/>
+              <w:tr2bl w:val="nil"/>
+            </w:tcBorders>
+            <w:vAlign w:val="center"/>
+          </w:tcPr>
+          <w:p>
+            <w:pPr>
+              <w:adjustRightInd w:val="0"/>
+              <w:snapToGrid w:val="0"/>
+              <w:spacing w:after="0" w:line="240" w:lineRule="auto"/>
+              <w:jc w:val="center"/>
+              <w:rPr>
+                <w:rFonts w:hint="eastAsia" w:ascii="Times New Roman" w:hAnsi="Times New Roman" w:eastAsia="微软雅黑" w:cs="微软雅黑"/>
+                <w:sz w:val="28"/>
+                <w:szCs w:val="28"/>
+                <w:lang w:val="en-US" w:eastAsia="zh-CN"/>
+              </w:rPr>
+            </w:pPr>
+            <w:r>
+              <w:rPr>
+                <w:rFonts w:hint="eastAsia" w:ascii="Times New Roman" w:hAnsi="Times New Roman" w:eastAsia="微软雅黑" w:cs="微软雅黑"/>
+                <w:sz w:val="28"/>
+                <w:szCs w:val="28"/>
+                <w:lang w:val="en-US" w:eastAsia="zh-CN"/>
+              </w:rPr>
+              <w:t>2</w:t>
+            </w:r>
+          </w:p>
+        </w:tc>
+        <w:tc>
+          <w:tcPr>
+            <w:tcW w:w="3227" w:type="pct"/>
             <w:tcBorders>
               <w:tl2br w:val="nil"/>
               <w:tr2bl w:val="nil"/>
@@ -3335,7 +3602,7 @@
         </w:trPr>
         <w:tc>
           <w:tcPr>
-            <w:tcW w:w="786" w:type="pct"/>
+            <w:tcW w:w="479" w:type="pct"/>
             <w:tcBorders>
               <w:tl2br w:val="nil"/>
               <w:tr2bl w:val="nil"/>
@@ -3365,7 +3632,7 @@
         </w:tc>
         <w:tc>
           <w:tcPr>
-            <w:tcW w:w="1091" w:type="pct"/>
+            <w:tcW w:w="718" w:type="pct"/>
             <w:tcBorders>
               <w:tl2br w:val="nil"/>
               <w:tr2bl w:val="nil"/>
@@ -3403,7 +3670,40 @@
         </w:tc>
         <w:tc>
           <w:tcPr>
-            <w:tcW w:w="3121" w:type="pct"/>
+            <w:tcW w:w="1227" w:type="dxa"/>
+            <w:tcBorders>
+              <w:tl2br w:val="nil"/>
+              <w:tr2bl w:val="nil"/>
+            </w:tcBorders>
+            <w:vAlign w:val="center"/>
+          </w:tcPr>
+          <w:p>
+            <w:pPr>
+              <w:adjustRightInd w:val="0"/>
+              <w:snapToGrid w:val="0"/>
+              <w:spacing w:after="0" w:line="240" w:lineRule="auto"/>
+              <w:jc w:val="center"/>
+              <w:rPr>
+                <w:rFonts w:hint="default" w:ascii="Times New Roman" w:hAnsi="Times New Roman" w:eastAsia="微软雅黑" w:cs="微软雅黑"/>
+                <w:sz w:val="28"/>
+                <w:szCs w:val="28"/>
+                <w:lang w:val="en-US" w:eastAsia="zh-CN"/>
+              </w:rPr>
+            </w:pPr>
+            <w:r>
+              <w:rPr>
+                <w:rFonts w:hint="eastAsia" w:ascii="Times New Roman" w:hAnsi="Times New Roman" w:eastAsia="微软雅黑" w:cs="微软雅黑"/>
+                <w:sz w:val="28"/>
+                <w:szCs w:val="28"/>
+                <w:lang w:val="en-US" w:eastAsia="zh-CN"/>
+              </w:rPr>
+              <w:t>2</w:t>
+            </w:r>
+          </w:p>
+        </w:tc>
+        <w:tc>
+          <w:tcPr>
+            <w:tcW w:w="3227" w:type="pct"/>
             <w:tcBorders>
               <w:tl2br w:val="nil"/>
               <w:tr2bl w:val="nil"/>
@@ -3520,7 +3820,7 @@
         </w:trPr>
         <w:tc>
           <w:tcPr>
-            <w:tcW w:w="786" w:type="pct"/>
+            <w:tcW w:w="479" w:type="pct"/>
             <w:tcBorders>
               <w:tl2br w:val="nil"/>
               <w:tr2bl w:val="nil"/>
@@ -3550,7 +3850,7 @@
         </w:tc>
         <w:tc>
           <w:tcPr>
-            <w:tcW w:w="1091" w:type="pct"/>
+            <w:tcW w:w="718" w:type="pct"/>
             <w:tcBorders>
               <w:tl2br w:val="nil"/>
               <w:tr2bl w:val="nil"/>
@@ -3588,7 +3888,40 @@
         </w:tc>
         <w:tc>
           <w:tcPr>
-            <w:tcW w:w="3121" w:type="pct"/>
+            <w:tcW w:w="1227" w:type="dxa"/>
+            <w:tcBorders>
+              <w:tl2br w:val="nil"/>
+              <w:tr2bl w:val="nil"/>
+            </w:tcBorders>
+            <w:vAlign w:val="center"/>
+          </w:tcPr>
+          <w:p>
+            <w:pPr>
+              <w:adjustRightInd w:val="0"/>
+              <w:snapToGrid w:val="0"/>
+              <w:spacing w:after="0" w:line="240" w:lineRule="auto"/>
+              <w:jc w:val="center"/>
+              <w:rPr>
+                <w:rFonts w:hint="default" w:ascii="Times New Roman" w:hAnsi="Times New Roman" w:eastAsia="微软雅黑" w:cs="微软雅黑"/>
+                <w:sz w:val="28"/>
+                <w:szCs w:val="28"/>
+                <w:lang w:val="en-US" w:eastAsia="zh-CN"/>
+              </w:rPr>
+            </w:pPr>
+            <w:r>
+              <w:rPr>
+                <w:rFonts w:hint="eastAsia" w:ascii="Times New Roman" w:hAnsi="Times New Roman" w:eastAsia="微软雅黑" w:cs="微软雅黑"/>
+                <w:sz w:val="28"/>
+                <w:szCs w:val="28"/>
+                <w:lang w:val="en-US" w:eastAsia="zh-CN"/>
+              </w:rPr>
+              <w:t>2</w:t>
+            </w:r>
+          </w:p>
+        </w:tc>
+        <w:tc>
+          <w:tcPr>
+            <w:tcW w:w="3227" w:type="pct"/>
             <w:tcBorders>
               <w:tl2br w:val="nil"/>
               <w:tr2bl w:val="nil"/>
@@ -3705,7 +4038,7 @@
         </w:trPr>
         <w:tc>
           <w:tcPr>
-            <w:tcW w:w="786" w:type="pct"/>
+            <w:tcW w:w="479" w:type="pct"/>
             <w:tcBorders>
               <w:tl2br w:val="nil"/>
               <w:tr2bl w:val="nil"/>
@@ -3735,7 +4068,7 @@
         </w:tc>
         <w:tc>
           <w:tcPr>
-            <w:tcW w:w="1091" w:type="pct"/>
+            <w:tcW w:w="718" w:type="pct"/>
             <w:tcBorders>
               <w:tl2br w:val="nil"/>
               <w:tr2bl w:val="nil"/>
@@ -3765,7 +4098,40 @@
         </w:tc>
         <w:tc>
           <w:tcPr>
-            <w:tcW w:w="3121" w:type="pct"/>
+            <w:tcW w:w="1227" w:type="dxa"/>
+            <w:tcBorders>
+              <w:tl2br w:val="nil"/>
+              <w:tr2bl w:val="nil"/>
+            </w:tcBorders>
+            <w:vAlign w:val="center"/>
+          </w:tcPr>
+          <w:p>
+            <w:pPr>
+              <w:adjustRightInd w:val="0"/>
+              <w:snapToGrid w:val="0"/>
+              <w:spacing w:after="0" w:line="240" w:lineRule="auto"/>
+              <w:jc w:val="center"/>
+              <w:rPr>
+                <w:rFonts w:hint="eastAsia" w:ascii="Times New Roman" w:hAnsi="Times New Roman" w:eastAsia="微软雅黑" w:cs="微软雅黑"/>
+                <w:sz w:val="28"/>
+                <w:szCs w:val="28"/>
+                <w:lang w:val="en-US" w:eastAsia="zh-CN"/>
+              </w:rPr>
+            </w:pPr>
+            <w:r>
+              <w:rPr>
+                <w:rFonts w:hint="eastAsia" w:ascii="Times New Roman" w:hAnsi="Times New Roman" w:eastAsia="微软雅黑" w:cs="微软雅黑"/>
+                <w:sz w:val="28"/>
+                <w:szCs w:val="28"/>
+                <w:lang w:val="en-US" w:eastAsia="zh-CN"/>
+              </w:rPr>
+              <w:t>3</w:t>
+            </w:r>
+          </w:p>
+        </w:tc>
+        <w:tc>
+          <w:tcPr>
+            <w:tcW w:w="3227" w:type="pct"/>
             <w:tcBorders>
               <w:tl2br w:val="nil"/>
               <w:tr2bl w:val="nil"/>
@@ -3866,7 +4232,7 @@
         </w:trPr>
         <w:tc>
           <w:tcPr>
-            <w:tcW w:w="786" w:type="pct"/>
+            <w:tcW w:w="479" w:type="pct"/>
             <w:tcBorders>
               <w:tl2br w:val="nil"/>
               <w:tr2bl w:val="nil"/>
@@ -3896,7 +4262,7 @@
         </w:tc>
         <w:tc>
           <w:tcPr>
-            <w:tcW w:w="1091" w:type="pct"/>
+            <w:tcW w:w="718" w:type="pct"/>
             <w:tcBorders>
               <w:tl2br w:val="nil"/>
               <w:tr2bl w:val="nil"/>
@@ -3934,7 +4300,40 @@
         </w:tc>
         <w:tc>
           <w:tcPr>
-            <w:tcW w:w="3121" w:type="pct"/>
+            <w:tcW w:w="1227" w:type="dxa"/>
+            <w:tcBorders>
+              <w:tl2br w:val="nil"/>
+              <w:tr2bl w:val="nil"/>
+            </w:tcBorders>
+            <w:vAlign w:val="center"/>
+          </w:tcPr>
+          <w:p>
+            <w:pPr>
+              <w:adjustRightInd w:val="0"/>
+              <w:snapToGrid w:val="0"/>
+              <w:spacing w:after="0" w:line="240" w:lineRule="auto"/>
+              <w:jc w:val="center"/>
+              <w:rPr>
+                <w:rFonts w:hint="eastAsia" w:ascii="Times New Roman" w:hAnsi="Times New Roman" w:eastAsia="微软雅黑" w:cs="微软雅黑"/>
+                <w:sz w:val="28"/>
+                <w:szCs w:val="28"/>
+                <w:lang w:val="en-US" w:eastAsia="zh-CN"/>
+              </w:rPr>
+            </w:pPr>
+            <w:r>
+              <w:rPr>
+                <w:rFonts w:hint="eastAsia" w:ascii="Times New Roman" w:hAnsi="Times New Roman" w:eastAsia="微软雅黑" w:cs="微软雅黑"/>
+                <w:sz w:val="28"/>
+                <w:szCs w:val="28"/>
+                <w:lang w:val="en-US" w:eastAsia="zh-CN"/>
+              </w:rPr>
+              <w:t>3</w:t>
+            </w:r>
+          </w:p>
+        </w:tc>
+        <w:tc>
+          <w:tcPr>
+            <w:tcW w:w="3227" w:type="pct"/>
             <w:tcBorders>
               <w:tl2br w:val="nil"/>
               <w:tr2bl w:val="nil"/>
@@ -4035,7 +4434,7 @@
         </w:trPr>
         <w:tc>
           <w:tcPr>
-            <w:tcW w:w="786" w:type="pct"/>
+            <w:tcW w:w="479" w:type="pct"/>
             <w:tcBorders>
               <w:tl2br w:val="nil"/>
               <w:tr2bl w:val="nil"/>
@@ -4065,7 +4464,7 @@
         </w:tc>
         <w:tc>
           <w:tcPr>
-            <w:tcW w:w="1091" w:type="pct"/>
+            <w:tcW w:w="718" w:type="pct"/>
             <w:tcBorders>
               <w:tl2br w:val="nil"/>
               <w:tr2bl w:val="nil"/>
@@ -4095,7 +4494,40 @@
         </w:tc>
         <w:tc>
           <w:tcPr>
-            <w:tcW w:w="3121" w:type="pct"/>
+            <w:tcW w:w="1227" w:type="dxa"/>
+            <w:tcBorders>
+              <w:tl2br w:val="nil"/>
+              <w:tr2bl w:val="nil"/>
+            </w:tcBorders>
+            <w:vAlign w:val="center"/>
+          </w:tcPr>
+          <w:p>
+            <w:pPr>
+              <w:adjustRightInd w:val="0"/>
+              <w:snapToGrid w:val="0"/>
+              <w:spacing w:after="0" w:line="240" w:lineRule="auto"/>
+              <w:jc w:val="center"/>
+              <w:rPr>
+                <w:rFonts w:hint="eastAsia" w:ascii="Times New Roman" w:hAnsi="Times New Roman" w:eastAsia="微软雅黑" w:cs="微软雅黑"/>
+                <w:sz w:val="28"/>
+                <w:szCs w:val="28"/>
+                <w:lang w:val="en-US" w:eastAsia="zh-CN"/>
+              </w:rPr>
+            </w:pPr>
+            <w:r>
+              <w:rPr>
+                <w:rFonts w:hint="eastAsia" w:ascii="Times New Roman" w:hAnsi="Times New Roman" w:eastAsia="微软雅黑" w:cs="微软雅黑"/>
+                <w:sz w:val="28"/>
+                <w:szCs w:val="28"/>
+                <w:lang w:val="en-US" w:eastAsia="zh-CN"/>
+              </w:rPr>
+              <w:t>4</w:t>
+            </w:r>
+          </w:p>
+        </w:tc>
+        <w:tc>
+          <w:tcPr>
+            <w:tcW w:w="3227" w:type="pct"/>
             <w:tcBorders>
               <w:tl2br w:val="nil"/>
               <w:tr2bl w:val="nil"/>
@@ -4196,7 +4628,7 @@
         </w:trPr>
         <w:tc>
           <w:tcPr>
-            <w:tcW w:w="786" w:type="pct"/>
+            <w:tcW w:w="479" w:type="pct"/>
             <w:tcBorders>
               <w:tl2br w:val="nil"/>
               <w:tr2bl w:val="nil"/>
@@ -4226,7 +4658,7 @@
         </w:tc>
         <w:tc>
           <w:tcPr>
-            <w:tcW w:w="1091" w:type="pct"/>
+            <w:tcW w:w="718" w:type="pct"/>
             <w:tcBorders>
               <w:tl2br w:val="nil"/>
               <w:tr2bl w:val="nil"/>
@@ -4256,7 +4688,40 @@
         </w:tc>
         <w:tc>
           <w:tcPr>
-            <w:tcW w:w="3121" w:type="pct"/>
+            <w:tcW w:w="1227" w:type="dxa"/>
+            <w:tcBorders>
+              <w:tl2br w:val="nil"/>
+              <w:tr2bl w:val="nil"/>
+            </w:tcBorders>
+            <w:vAlign w:val="center"/>
+          </w:tcPr>
+          <w:p>
+            <w:pPr>
+              <w:adjustRightInd w:val="0"/>
+              <w:snapToGrid w:val="0"/>
+              <w:spacing w:after="0" w:line="240" w:lineRule="auto"/>
+              <w:jc w:val="center"/>
+              <w:rPr>
+                <w:rFonts w:hint="default" w:ascii="Times New Roman" w:hAnsi="Times New Roman" w:eastAsia="微软雅黑" w:cs="微软雅黑"/>
+                <w:sz w:val="28"/>
+                <w:szCs w:val="28"/>
+                <w:lang w:val="en-US" w:eastAsia="zh-CN"/>
+              </w:rPr>
+            </w:pPr>
+            <w:r>
+              <w:rPr>
+                <w:rFonts w:hint="eastAsia" w:ascii="Times New Roman" w:hAnsi="Times New Roman" w:eastAsia="微软雅黑" w:cs="微软雅黑"/>
+                <w:sz w:val="28"/>
+                <w:szCs w:val="28"/>
+                <w:lang w:val="en-US" w:eastAsia="zh-CN"/>
+              </w:rPr>
+              <w:t>4</w:t>
+            </w:r>
+          </w:p>
+        </w:tc>
+        <w:tc>
+          <w:tcPr>
+            <w:tcW w:w="3227" w:type="pct"/>
             <w:tcBorders>
               <w:tl2br w:val="nil"/>
               <w:tr2bl w:val="nil"/>
@@ -4357,7 +4822,7 @@
         </w:trPr>
         <w:tc>
           <w:tcPr>
-            <w:tcW w:w="786" w:type="pct"/>
+            <w:tcW w:w="479" w:type="pct"/>
             <w:tcBorders>
               <w:tl2br w:val="nil"/>
               <w:tr2bl w:val="nil"/>
@@ -4387,7 +4852,7 @@
         </w:tc>
         <w:tc>
           <w:tcPr>
-            <w:tcW w:w="1091" w:type="pct"/>
+            <w:tcW w:w="718" w:type="pct"/>
             <w:tcBorders>
               <w:tl2br w:val="nil"/>
               <w:tr2bl w:val="nil"/>
@@ -4417,7 +4882,40 @@
         </w:tc>
         <w:tc>
           <w:tcPr>
-            <w:tcW w:w="3121" w:type="pct"/>
+            <w:tcW w:w="574" w:type="pct"/>
+            <w:tcBorders>
+              <w:tl2br w:val="nil"/>
+              <w:tr2bl w:val="nil"/>
+            </w:tcBorders>
+            <w:vAlign w:val="center"/>
+          </w:tcPr>
+          <w:p>
+            <w:pPr>
+              <w:adjustRightInd w:val="0"/>
+              <w:snapToGrid w:val="0"/>
+              <w:spacing w:after="0" w:line="240" w:lineRule="auto"/>
+              <w:jc w:val="center"/>
+              <w:rPr>
+                <w:rFonts w:hint="default" w:ascii="Times New Roman" w:hAnsi="Times New Roman" w:eastAsia="微软雅黑" w:cs="微软雅黑"/>
+                <w:sz w:val="28"/>
+                <w:szCs w:val="28"/>
+                <w:lang w:val="en-US" w:eastAsia="zh-CN"/>
+              </w:rPr>
+            </w:pPr>
+            <w:r>
+              <w:rPr>
+                <w:rFonts w:hint="eastAsia" w:ascii="Times New Roman" w:hAnsi="Times New Roman" w:eastAsia="微软雅黑" w:cs="微软雅黑"/>
+                <w:sz w:val="28"/>
+                <w:szCs w:val="28"/>
+                <w:lang w:val="en-US" w:eastAsia="zh-CN"/>
+              </w:rPr>
+              <w:t>15</w:t>
+            </w:r>
+          </w:p>
+        </w:tc>
+        <w:tc>
+          <w:tcPr>
+            <w:tcW w:w="3227" w:type="pct"/>
             <w:tcBorders>
               <w:tl2br w:val="nil"/>
               <w:tr2bl w:val="nil"/>
@@ -4513,27 +5011,679 @@
     <w:p>
       <w:pPr>
         <w:pStyle w:val="2"/>
-        <w:widowControl w:val="0"/>
         <w:numPr>
-          <w:ilvl w:val="-1"/>
+          <w:ilvl w:val="255"/>
           <w:numId w:val="0"/>
         </w:numPr>
-        <w:spacing w:after="0" w:line="240" w:lineRule="auto"/>
-        <w:ind w:left="0" w:firstLine="0"/>
         <w:jc w:val="left"/>
+        <w:rPr>
+          <w:rFonts w:hint="default" w:ascii="宋体" w:hAnsi="宋体" w:eastAsia="宋体" w:cs="宋体"/>
+          <w:sz w:val="24"/>
+          <w:szCs w:val="24"/>
+          <w:lang w:val="en-US" w:eastAsia="zh-CN"/>
+        </w:rPr>
       </w:pPr>
-      <w:bookmarkStart w:id="2" w:name="_Toc13196_WPSOffice_Level1"/>
-      <w:bookmarkStart w:id="3" w:name="_Toc27302"/>
-      <w:bookmarkStart w:id="4" w:name="_Toc1707_WPSOffice_Level1"/>
-      <w:bookmarkStart w:id="5" w:name="_Toc12505"/>
-      <w:bookmarkStart w:id="6" w:name="_Toc28240"/>
-      <w:bookmarkStart w:id="7" w:name="_Toc2409"/>
-      <w:bookmarkStart w:id="8" w:name="_Toc21764_WPSOffice_Level1"/>
-      <w:bookmarkStart w:id="9" w:name="_Toc16594"/>
-      <w:bookmarkStart w:id="10" w:name="_Toc22658"/>
-      <w:r>
-        <w:rPr>
-          <w:rFonts w:ascii="Times New Roman" w:hAnsi="Times New Roman"/>
+      <w:bookmarkStart w:id="2" w:name="_Toc149837264"/>
+      <w:bookmarkStart w:id="3" w:name="_Toc12505"/>
+      <w:bookmarkStart w:id="4" w:name="_Toc21764_WPSOffice_Level1"/>
+      <w:bookmarkStart w:id="5" w:name="_Toc16594"/>
+      <w:bookmarkStart w:id="6" w:name="_Toc22658"/>
+      <w:bookmarkStart w:id="7" w:name="_Toc1707_WPSOffice_Level1"/>
+      <w:bookmarkStart w:id="8" w:name="_Toc27302"/>
+      <w:bookmarkStart w:id="9" w:name="_Toc28240"/>
+      <w:bookmarkStart w:id="10" w:name="_Toc2409"/>
+      <w:bookmarkStart w:id="11" w:name="_Toc13196_WPSOffice_Level1"/>
+      <w:r>
+        <w:rPr>
+          <w:rFonts w:ascii="宋体" w:hAnsi="宋体" w:eastAsia="宋体" w:cs="宋体"/>
+          <w:sz w:val="24"/>
+          <w:szCs w:val="24"/>
+        </w:rPr>
+        <w:t>{% set ns = namespace(show_title=false) %}</w:t>
+      </w:r>
+      <w:r>
+        <w:rPr>
+          <w:rFonts w:hint="eastAsia" w:ascii="Times New Roman" w:hAnsi="Times New Roman" w:eastAsia="微软雅黑" w:cs="Times New Roman"/>
+          <w:b/>
+          <w:bCs w:val="0"/>
+          <w:color w:val="auto"/>
+          <w:sz w:val="24"/>
+          <w:szCs w:val="24"/>
+          <w:lang w:val="en-US" w:eastAsia="zh-CN" w:bidi="ar-SA"/>
+        </w:rPr>
+        <w:t xml:space="preserve">{% for tdd in BodyDrugNoComplexStr %}{% if </w:t>
+      </w:r>
+      <w:r>
+        <w:rPr>
+          <w:rFonts w:hint="eastAsia" w:cs="Times New Roman"/>
+          <w:b/>
+          <w:bCs w:val="0"/>
+          <w:color w:val="auto"/>
+          <w:sz w:val="24"/>
+          <w:szCs w:val="24"/>
+          <w:lang w:val="en-US" w:eastAsia="zh-CN" w:bidi="ar-SA"/>
+        </w:rPr>
+        <w:t>(</w:t>
+      </w:r>
+      <w:r>
+        <w:rPr>
+          <w:rFonts w:hint="eastAsia" w:ascii="Times New Roman" w:hAnsi="Times New Roman" w:eastAsia="微软雅黑" w:cs="Times New Roman"/>
+          <w:b/>
+          <w:bCs w:val="0"/>
+          <w:color w:val="auto"/>
+          <w:sz w:val="24"/>
+          <w:szCs w:val="24"/>
+          <w:lang w:val="en-US" w:eastAsia="zh-CN" w:bidi="ar-SA"/>
+        </w:rPr>
+        <w:t xml:space="preserve">tdd.gene == </w:t>
+      </w:r>
+      <w:r>
+        <w:rPr>
+          <w:rFonts w:hint="default" w:cs="Times New Roman"/>
+          <w:b/>
+          <w:bCs w:val="0"/>
+          <w:color w:val="auto"/>
+          <w:sz w:val="24"/>
+          <w:szCs w:val="24"/>
+          <w:lang w:val="en-US" w:eastAsia="zh-CN" w:bidi="ar-SA"/>
+        </w:rPr>
+        <w:t>‘</w:t>
+      </w:r>
+      <w:r>
+        <w:rPr>
+          <w:rFonts w:hint="eastAsia" w:cs="Times New Roman"/>
+          <w:b/>
+          <w:bCs w:val="0"/>
+          <w:color w:val="auto"/>
+          <w:sz w:val="24"/>
+          <w:szCs w:val="24"/>
+          <w:lang w:val="en-US" w:eastAsia="zh-CN" w:bidi="ar-SA"/>
+        </w:rPr>
+        <w:t>KRAS</w:t>
+      </w:r>
+      <w:r>
+        <w:rPr>
+          <w:rFonts w:hint="default" w:cs="Times New Roman"/>
+          <w:b/>
+          <w:bCs w:val="0"/>
+          <w:color w:val="auto"/>
+          <w:sz w:val="24"/>
+          <w:szCs w:val="24"/>
+          <w:lang w:val="en-US" w:eastAsia="zh-CN" w:bidi="ar-SA"/>
+        </w:rPr>
+        <w:t>’</w:t>
+      </w:r>
+      <w:r>
+        <w:rPr>
+          <w:rFonts w:hint="eastAsia" w:cs="Times New Roman"/>
+          <w:b/>
+          <w:bCs w:val="0"/>
+          <w:color w:val="auto"/>
+          <w:sz w:val="24"/>
+          <w:szCs w:val="24"/>
+          <w:lang w:val="en-US" w:eastAsia="zh-CN" w:bidi="ar-SA"/>
+        </w:rPr>
+        <w:t xml:space="preserve"> and (</w:t>
+      </w:r>
+      <w:r>
+        <w:rPr>
+          <w:rFonts w:hint="default" w:cs="Times New Roman"/>
+          <w:b/>
+          <w:bCs w:val="0"/>
+          <w:color w:val="auto"/>
+          <w:sz w:val="24"/>
+          <w:szCs w:val="24"/>
+          <w:lang w:val="en-US" w:eastAsia="zh-CN" w:bidi="ar-SA"/>
+        </w:rPr>
+        <w:t>‘</w:t>
+      </w:r>
+      <w:r>
+        <w:rPr>
+          <w:rFonts w:hint="eastAsia" w:cs="Times New Roman"/>
+          <w:b/>
+          <w:bCs w:val="0"/>
+          <w:color w:val="auto"/>
+          <w:sz w:val="24"/>
+          <w:szCs w:val="24"/>
+          <w:lang w:val="en-US" w:eastAsia="zh-CN" w:bidi="ar-SA"/>
+        </w:rPr>
+        <w:t>G12C</w:t>
+      </w:r>
+      <w:r>
+        <w:rPr>
+          <w:rFonts w:hint="default" w:cs="Times New Roman"/>
+          <w:b/>
+          <w:bCs w:val="0"/>
+          <w:color w:val="auto"/>
+          <w:sz w:val="24"/>
+          <w:szCs w:val="24"/>
+          <w:lang w:val="en-US" w:eastAsia="zh-CN" w:bidi="ar-SA"/>
+        </w:rPr>
+        <w:t>’</w:t>
+      </w:r>
+      <w:r>
+        <w:rPr>
+          <w:rFonts w:hint="eastAsia" w:cs="Times New Roman"/>
+          <w:b/>
+          <w:bCs w:val="0"/>
+          <w:color w:val="auto"/>
+          <w:sz w:val="24"/>
+          <w:szCs w:val="24"/>
+          <w:lang w:val="en-US" w:eastAsia="zh-CN" w:bidi="ar-SA"/>
+        </w:rPr>
+        <w:t xml:space="preserve"> in tdd.ori_variant or </w:t>
+      </w:r>
+      <w:r>
+        <w:rPr>
+          <w:rFonts w:hint="default" w:cs="Times New Roman"/>
+          <w:b/>
+          <w:bCs w:val="0"/>
+          <w:color w:val="auto"/>
+          <w:sz w:val="24"/>
+          <w:szCs w:val="24"/>
+          <w:lang w:val="en-US" w:eastAsia="zh-CN" w:bidi="ar-SA"/>
+        </w:rPr>
+        <w:t>‘</w:t>
+      </w:r>
+      <w:r>
+        <w:rPr>
+          <w:rFonts w:hint="eastAsia" w:cs="Times New Roman"/>
+          <w:b/>
+          <w:bCs w:val="0"/>
+          <w:color w:val="auto"/>
+          <w:sz w:val="24"/>
+          <w:szCs w:val="24"/>
+          <w:lang w:val="en-US" w:eastAsia="zh-CN" w:bidi="ar-SA"/>
+        </w:rPr>
+        <w:t>G12S</w:t>
+      </w:r>
+      <w:r>
+        <w:rPr>
+          <w:rFonts w:hint="default" w:cs="Times New Roman"/>
+          <w:b/>
+          <w:bCs w:val="0"/>
+          <w:color w:val="auto"/>
+          <w:sz w:val="24"/>
+          <w:szCs w:val="24"/>
+          <w:lang w:val="en-US" w:eastAsia="zh-CN" w:bidi="ar-SA"/>
+        </w:rPr>
+        <w:t>’</w:t>
+      </w:r>
+      <w:r>
+        <w:rPr>
+          <w:rFonts w:hint="eastAsia" w:cs="Times New Roman"/>
+          <w:b/>
+          <w:bCs w:val="0"/>
+          <w:color w:val="auto"/>
+          <w:sz w:val="24"/>
+          <w:szCs w:val="24"/>
+          <w:lang w:val="en-US" w:eastAsia="zh-CN" w:bidi="ar-SA"/>
+        </w:rPr>
+        <w:t xml:space="preserve"> in tdd.ori_variant or </w:t>
+      </w:r>
+      <w:r>
+        <w:rPr>
+          <w:rFonts w:hint="default" w:cs="Times New Roman"/>
+          <w:b/>
+          <w:bCs w:val="0"/>
+          <w:color w:val="auto"/>
+          <w:sz w:val="24"/>
+          <w:szCs w:val="24"/>
+          <w:lang w:val="en-US" w:eastAsia="zh-CN" w:bidi="ar-SA"/>
+        </w:rPr>
+        <w:t>‘</w:t>
+      </w:r>
+      <w:r>
+        <w:rPr>
+          <w:rFonts w:hint="eastAsia" w:cs="Times New Roman"/>
+          <w:b/>
+          <w:bCs w:val="0"/>
+          <w:color w:val="auto"/>
+          <w:sz w:val="24"/>
+          <w:szCs w:val="24"/>
+          <w:lang w:val="en-US" w:eastAsia="zh-CN" w:bidi="ar-SA"/>
+        </w:rPr>
+        <w:t>G12R</w:t>
+      </w:r>
+      <w:r>
+        <w:rPr>
+          <w:rFonts w:hint="default" w:cs="Times New Roman"/>
+          <w:b/>
+          <w:bCs w:val="0"/>
+          <w:color w:val="auto"/>
+          <w:sz w:val="24"/>
+          <w:szCs w:val="24"/>
+          <w:lang w:val="en-US" w:eastAsia="zh-CN" w:bidi="ar-SA"/>
+        </w:rPr>
+        <w:t>’</w:t>
+      </w:r>
+      <w:r>
+        <w:rPr>
+          <w:rFonts w:hint="eastAsia" w:cs="Times New Roman"/>
+          <w:b/>
+          <w:bCs w:val="0"/>
+          <w:color w:val="auto"/>
+          <w:sz w:val="24"/>
+          <w:szCs w:val="24"/>
+          <w:lang w:val="en-US" w:eastAsia="zh-CN" w:bidi="ar-SA"/>
+        </w:rPr>
+        <w:t xml:space="preserve"> in tdd.ori_variant or </w:t>
+      </w:r>
+      <w:r>
+        <w:rPr>
+          <w:rFonts w:hint="default" w:cs="Times New Roman"/>
+          <w:b/>
+          <w:bCs w:val="0"/>
+          <w:color w:val="auto"/>
+          <w:sz w:val="24"/>
+          <w:szCs w:val="24"/>
+          <w:lang w:val="en-US" w:eastAsia="zh-CN" w:bidi="ar-SA"/>
+        </w:rPr>
+        <w:t>‘</w:t>
+      </w:r>
+      <w:r>
+        <w:rPr>
+          <w:rFonts w:hint="eastAsia" w:cs="Times New Roman"/>
+          <w:b/>
+          <w:bCs w:val="0"/>
+          <w:color w:val="auto"/>
+          <w:sz w:val="24"/>
+          <w:szCs w:val="24"/>
+          <w:lang w:val="en-US" w:eastAsia="zh-CN" w:bidi="ar-SA"/>
+        </w:rPr>
+        <w:t>G12V</w:t>
+      </w:r>
+      <w:r>
+        <w:rPr>
+          <w:rFonts w:hint="default" w:cs="Times New Roman"/>
+          <w:b/>
+          <w:bCs w:val="0"/>
+          <w:color w:val="auto"/>
+          <w:sz w:val="24"/>
+          <w:szCs w:val="24"/>
+          <w:lang w:val="en-US" w:eastAsia="zh-CN" w:bidi="ar-SA"/>
+        </w:rPr>
+        <w:t>’</w:t>
+      </w:r>
+      <w:r>
+        <w:rPr>
+          <w:rFonts w:hint="eastAsia" w:cs="Times New Roman"/>
+          <w:b/>
+          <w:bCs w:val="0"/>
+          <w:color w:val="auto"/>
+          <w:sz w:val="24"/>
+          <w:szCs w:val="24"/>
+          <w:lang w:val="en-US" w:eastAsia="zh-CN" w:bidi="ar-SA"/>
+        </w:rPr>
+        <w:t xml:space="preserve"> in tdd.ori_variant or </w:t>
+      </w:r>
+      <w:r>
+        <w:rPr>
+          <w:rFonts w:hint="default" w:cs="Times New Roman"/>
+          <w:b/>
+          <w:bCs w:val="0"/>
+          <w:color w:val="auto"/>
+          <w:sz w:val="24"/>
+          <w:szCs w:val="24"/>
+          <w:lang w:val="en-US" w:eastAsia="zh-CN" w:bidi="ar-SA"/>
+        </w:rPr>
+        <w:t>‘</w:t>
+      </w:r>
+      <w:r>
+        <w:rPr>
+          <w:rFonts w:hint="eastAsia" w:cs="Times New Roman"/>
+          <w:b/>
+          <w:bCs w:val="0"/>
+          <w:color w:val="auto"/>
+          <w:sz w:val="24"/>
+          <w:szCs w:val="24"/>
+          <w:lang w:val="en-US" w:eastAsia="zh-CN" w:bidi="ar-SA"/>
+        </w:rPr>
+        <w:t>G12D</w:t>
+      </w:r>
+      <w:r>
+        <w:rPr>
+          <w:rFonts w:hint="default" w:cs="Times New Roman"/>
+          <w:b/>
+          <w:bCs w:val="0"/>
+          <w:color w:val="auto"/>
+          <w:sz w:val="24"/>
+          <w:szCs w:val="24"/>
+          <w:lang w:val="en-US" w:eastAsia="zh-CN" w:bidi="ar-SA"/>
+        </w:rPr>
+        <w:t>’</w:t>
+      </w:r>
+      <w:r>
+        <w:rPr>
+          <w:rFonts w:hint="eastAsia" w:cs="Times New Roman"/>
+          <w:b/>
+          <w:bCs w:val="0"/>
+          <w:color w:val="auto"/>
+          <w:sz w:val="24"/>
+          <w:szCs w:val="24"/>
+          <w:lang w:val="en-US" w:eastAsia="zh-CN" w:bidi="ar-SA"/>
+        </w:rPr>
+        <w:t xml:space="preserve"> in tdd.ori_variant or </w:t>
+      </w:r>
+      <w:r>
+        <w:rPr>
+          <w:rFonts w:hint="default" w:cs="Times New Roman"/>
+          <w:b/>
+          <w:bCs w:val="0"/>
+          <w:color w:val="auto"/>
+          <w:sz w:val="24"/>
+          <w:szCs w:val="24"/>
+          <w:lang w:val="en-US" w:eastAsia="zh-CN" w:bidi="ar-SA"/>
+        </w:rPr>
+        <w:t>‘</w:t>
+      </w:r>
+      <w:r>
+        <w:rPr>
+          <w:rFonts w:hint="eastAsia" w:cs="Times New Roman"/>
+          <w:b/>
+          <w:bCs w:val="0"/>
+          <w:color w:val="auto"/>
+          <w:sz w:val="24"/>
+          <w:szCs w:val="24"/>
+          <w:lang w:val="en-US" w:eastAsia="zh-CN" w:bidi="ar-SA"/>
+        </w:rPr>
+        <w:t>G12A</w:t>
+      </w:r>
+      <w:r>
+        <w:rPr>
+          <w:rFonts w:hint="default" w:cs="Times New Roman"/>
+          <w:b/>
+          <w:bCs w:val="0"/>
+          <w:color w:val="auto"/>
+          <w:sz w:val="24"/>
+          <w:szCs w:val="24"/>
+          <w:lang w:val="en-US" w:eastAsia="zh-CN" w:bidi="ar-SA"/>
+        </w:rPr>
+        <w:t>’</w:t>
+      </w:r>
+      <w:r>
+        <w:rPr>
+          <w:rFonts w:hint="eastAsia" w:cs="Times New Roman"/>
+          <w:b/>
+          <w:bCs w:val="0"/>
+          <w:color w:val="auto"/>
+          <w:sz w:val="24"/>
+          <w:szCs w:val="24"/>
+          <w:lang w:val="en-US" w:eastAsia="zh-CN" w:bidi="ar-SA"/>
+        </w:rPr>
+        <w:t xml:space="preserve"> in tdd.ori_variant or </w:t>
+      </w:r>
+      <w:r>
+        <w:rPr>
+          <w:rFonts w:hint="default" w:cs="Times New Roman"/>
+          <w:b/>
+          <w:bCs w:val="0"/>
+          <w:color w:val="auto"/>
+          <w:sz w:val="24"/>
+          <w:szCs w:val="24"/>
+          <w:lang w:val="en-US" w:eastAsia="zh-CN" w:bidi="ar-SA"/>
+        </w:rPr>
+        <w:t>‘</w:t>
+      </w:r>
+      <w:r>
+        <w:rPr>
+          <w:rFonts w:hint="eastAsia" w:cs="Times New Roman"/>
+          <w:b/>
+          <w:bCs w:val="0"/>
+          <w:color w:val="auto"/>
+          <w:sz w:val="24"/>
+          <w:szCs w:val="24"/>
+          <w:lang w:val="en-US" w:eastAsia="zh-CN" w:bidi="ar-SA"/>
+        </w:rPr>
+        <w:t>G13D</w:t>
+      </w:r>
+      <w:r>
+        <w:rPr>
+          <w:rFonts w:hint="default" w:cs="Times New Roman"/>
+          <w:b/>
+          <w:bCs w:val="0"/>
+          <w:color w:val="auto"/>
+          <w:sz w:val="24"/>
+          <w:szCs w:val="24"/>
+          <w:lang w:val="en-US" w:eastAsia="zh-CN" w:bidi="ar-SA"/>
+        </w:rPr>
+        <w:t>’</w:t>
+      </w:r>
+      <w:r>
+        <w:rPr>
+          <w:rFonts w:hint="eastAsia" w:cs="Times New Roman"/>
+          <w:b/>
+          <w:bCs w:val="0"/>
+          <w:color w:val="auto"/>
+          <w:sz w:val="24"/>
+          <w:szCs w:val="24"/>
+          <w:lang w:val="en-US" w:eastAsia="zh-CN" w:bidi="ar-SA"/>
+        </w:rPr>
+        <w:t xml:space="preserve"> in tdd.ori_variant)) or (tdd .gene == </w:t>
+      </w:r>
+      <w:r>
+        <w:rPr>
+          <w:rFonts w:hint="default" w:cs="Times New Roman"/>
+          <w:b/>
+          <w:bCs w:val="0"/>
+          <w:color w:val="auto"/>
+          <w:sz w:val="24"/>
+          <w:szCs w:val="24"/>
+          <w:lang w:val="en-US" w:eastAsia="zh-CN" w:bidi="ar-SA"/>
+        </w:rPr>
+        <w:t>‘</w:t>
+      </w:r>
+      <w:r>
+        <w:rPr>
+          <w:rFonts w:hint="eastAsia" w:cs="Times New Roman"/>
+          <w:b/>
+          <w:bCs w:val="0"/>
+          <w:color w:val="auto"/>
+          <w:sz w:val="24"/>
+          <w:szCs w:val="24"/>
+          <w:lang w:val="en-US" w:eastAsia="zh-CN" w:bidi="ar-SA"/>
+        </w:rPr>
+        <w:t>NRAS</w:t>
+      </w:r>
+      <w:r>
+        <w:rPr>
+          <w:rFonts w:hint="default" w:cs="Times New Roman"/>
+          <w:b/>
+          <w:bCs w:val="0"/>
+          <w:color w:val="auto"/>
+          <w:sz w:val="24"/>
+          <w:szCs w:val="24"/>
+          <w:lang w:val="en-US" w:eastAsia="zh-CN" w:bidi="ar-SA"/>
+        </w:rPr>
+        <w:t>’</w:t>
+      </w:r>
+      <w:r>
+        <w:rPr>
+          <w:rFonts w:hint="eastAsia" w:cs="Times New Roman"/>
+          <w:b/>
+          <w:bCs w:val="0"/>
+          <w:color w:val="auto"/>
+          <w:sz w:val="24"/>
+          <w:szCs w:val="24"/>
+          <w:lang w:val="en-US" w:eastAsia="zh-CN" w:bidi="ar-SA"/>
+        </w:rPr>
+        <w:t>and (</w:t>
+      </w:r>
+      <w:r>
+        <w:rPr>
+          <w:rFonts w:ascii="宋体" w:hAnsi="宋体" w:eastAsia="宋体" w:cs="宋体"/>
+          <w:sz w:val="24"/>
+          <w:szCs w:val="24"/>
+        </w:rPr>
+        <w:t>'G12D' in tdd.ori_variant or 'G13R' in tdd.ori_variant or 'G13D' in tdd.ori_variant or 'G13V' in tdd.ori_variant or 'A59D' in tdd.ori_variant or 'Q61R' in tdd.ori_variant or 'K117N' in tdd.ori_variant or 'A146T' in tdd.ori_variant</w:t>
+      </w:r>
+      <w:r>
+        <w:rPr>
+          <w:rFonts w:hint="eastAsia" w:cs="Times New Roman"/>
+          <w:b/>
+          <w:bCs w:val="0"/>
+          <w:color w:val="auto"/>
+          <w:sz w:val="24"/>
+          <w:szCs w:val="24"/>
+          <w:lang w:val="en-US" w:eastAsia="zh-CN" w:bidi="ar-SA"/>
+        </w:rPr>
+        <w:t xml:space="preserve">)) or (tdd.gene == </w:t>
+      </w:r>
+      <w:r>
+        <w:rPr>
+          <w:rFonts w:hint="default" w:cs="Times New Roman"/>
+          <w:b/>
+          <w:bCs w:val="0"/>
+          <w:color w:val="auto"/>
+          <w:sz w:val="24"/>
+          <w:szCs w:val="24"/>
+          <w:lang w:val="en-US" w:eastAsia="zh-CN" w:bidi="ar-SA"/>
+        </w:rPr>
+        <w:t>‘</w:t>
+      </w:r>
+      <w:r>
+        <w:rPr>
+          <w:rFonts w:hint="eastAsia" w:cs="Times New Roman"/>
+          <w:b/>
+          <w:bCs w:val="0"/>
+          <w:color w:val="auto"/>
+          <w:sz w:val="24"/>
+          <w:szCs w:val="24"/>
+          <w:lang w:val="en-US" w:eastAsia="zh-CN" w:bidi="ar-SA"/>
+        </w:rPr>
+        <w:t>BRAF</w:t>
+      </w:r>
+      <w:r>
+        <w:rPr>
+          <w:rFonts w:hint="default" w:cs="Times New Roman"/>
+          <w:b/>
+          <w:bCs w:val="0"/>
+          <w:color w:val="auto"/>
+          <w:sz w:val="24"/>
+          <w:szCs w:val="24"/>
+          <w:lang w:val="en-US" w:eastAsia="zh-CN" w:bidi="ar-SA"/>
+        </w:rPr>
+        <w:t>’</w:t>
+      </w:r>
+      <w:r>
+        <w:rPr>
+          <w:rFonts w:hint="eastAsia" w:cs="Times New Roman"/>
+          <w:b/>
+          <w:bCs w:val="0"/>
+          <w:color w:val="auto"/>
+          <w:sz w:val="24"/>
+          <w:szCs w:val="24"/>
+          <w:lang w:val="en-US" w:eastAsia="zh-CN" w:bidi="ar-SA"/>
+        </w:rPr>
+        <w:t xml:space="preserve"> and </w:t>
+      </w:r>
+      <w:r>
+        <w:rPr>
+          <w:rFonts w:hint="default" w:cs="Times New Roman"/>
+          <w:b/>
+          <w:bCs w:val="0"/>
+          <w:color w:val="auto"/>
+          <w:sz w:val="24"/>
+          <w:szCs w:val="24"/>
+          <w:lang w:val="en-US" w:eastAsia="zh-CN" w:bidi="ar-SA"/>
+        </w:rPr>
+        <w:t>‘</w:t>
+      </w:r>
+      <w:r>
+        <w:rPr>
+          <w:rFonts w:hint="eastAsia" w:cs="Times New Roman"/>
+          <w:b/>
+          <w:bCs w:val="0"/>
+          <w:color w:val="auto"/>
+          <w:sz w:val="24"/>
+          <w:szCs w:val="24"/>
+          <w:lang w:val="en-US" w:eastAsia="zh-CN" w:bidi="ar-SA"/>
+        </w:rPr>
+        <w:t>V600E</w:t>
+      </w:r>
+      <w:r>
+        <w:rPr>
+          <w:rFonts w:hint="default" w:cs="Times New Roman"/>
+          <w:b/>
+          <w:bCs w:val="0"/>
+          <w:color w:val="auto"/>
+          <w:sz w:val="24"/>
+          <w:szCs w:val="24"/>
+          <w:lang w:val="en-US" w:eastAsia="zh-CN" w:bidi="ar-SA"/>
+        </w:rPr>
+        <w:t>’</w:t>
+      </w:r>
+      <w:r>
+        <w:rPr>
+          <w:rFonts w:hint="eastAsia" w:cs="Times New Roman"/>
+          <w:b/>
+          <w:bCs w:val="0"/>
+          <w:color w:val="auto"/>
+          <w:sz w:val="24"/>
+          <w:szCs w:val="24"/>
+          <w:lang w:val="en-US" w:eastAsia="zh-CN" w:bidi="ar-SA"/>
+        </w:rPr>
+        <w:t xml:space="preserve"> in tdd.ori_variant)</w:t>
+      </w:r>
+      <w:r>
+        <w:rPr>
+          <w:rFonts w:hint="eastAsia" w:ascii="Times New Roman" w:hAnsi="Times New Roman" w:eastAsia="微软雅黑" w:cs="Times New Roman"/>
+          <w:b/>
+          <w:bCs w:val="0"/>
+          <w:color w:val="auto"/>
+          <w:sz w:val="24"/>
+          <w:szCs w:val="24"/>
+          <w:lang w:val="en-US" w:eastAsia="zh-CN" w:bidi="ar-SA"/>
+        </w:rPr>
+        <w:t xml:space="preserve">%}{% </w:t>
+      </w:r>
+      <w:r>
+        <w:rPr>
+          <w:rFonts w:ascii="宋体" w:hAnsi="宋体" w:eastAsia="宋体" w:cs="宋体"/>
+          <w:sz w:val="24"/>
+          <w:szCs w:val="24"/>
+        </w:rPr>
+        <w:t>set ns.show_title = true</w:t>
+      </w:r>
+      <w:r>
+        <w:rPr>
+          <w:rFonts w:hint="eastAsia" w:ascii="Times New Roman" w:hAnsi="Times New Roman" w:eastAsia="微软雅黑" w:cs="Times New Roman"/>
+          <w:b/>
+          <w:bCs w:val="0"/>
+          <w:color w:val="auto"/>
+          <w:sz w:val="24"/>
+          <w:szCs w:val="24"/>
+          <w:lang w:val="en-US" w:eastAsia="zh-CN" w:bidi="ar-SA"/>
+        </w:rPr>
+        <w:t xml:space="preserve"> %}{% endif %}{% endfor %}</w:t>
+      </w:r>
+      <w:r>
+        <w:rPr>
+          <w:rFonts w:ascii="宋体" w:hAnsi="宋体" w:eastAsia="宋体" w:cs="宋体"/>
+          <w:sz w:val="24"/>
+          <w:szCs w:val="24"/>
+        </w:rPr>
+        <w:t xml:space="preserve">{% if </w:t>
+      </w:r>
+      <w:r>
+        <w:rPr>
+          <w:rFonts w:hint="eastAsia" w:ascii="宋体" w:hAnsi="宋体" w:eastAsia="宋体" w:cs="宋体"/>
+          <w:sz w:val="24"/>
+          <w:szCs w:val="24"/>
+          <w:lang w:val="en-US" w:eastAsia="zh-CN"/>
+        </w:rPr>
+        <w:t>ns.</w:t>
+      </w:r>
+      <w:r>
+        <w:rPr>
+          <w:rFonts w:ascii="宋体" w:hAnsi="宋体" w:eastAsia="宋体" w:cs="宋体"/>
+          <w:sz w:val="24"/>
+          <w:szCs w:val="24"/>
+        </w:rPr>
+        <w:t>show_title %}</w:t>
+      </w:r>
+      <w:r>
+        <w:rPr>
           <w:color w:val="62B541"/>
           <w:sz w:val="32"/>
           <w14:shadow w14:blurRad="50800" w14:dist="38100" w14:dir="10800000" w14:sx="100000" w14:sy="100000" w14:kx="0" w14:ky="0" w14:algn="r">
@@ -4542,9 +5692,4912 @@
             </w14:srgbClr>
           </w14:shadow>
         </w:rPr>
-        <w:t>附录</w:t>
+        <w:t>基因检测结果解析</w:t>
+      </w:r>
+      <w:r>
+        <w:rPr>
+          <w:rFonts w:ascii="宋体" w:hAnsi="宋体" w:eastAsia="宋体" w:cs="宋体"/>
+          <w:sz w:val="24"/>
+          <w:szCs w:val="24"/>
+        </w:rPr>
+        <w:t xml:space="preserve"> </w:t>
+      </w:r>
+    </w:p>
+    <w:p>
+      <w:pPr>
+        <w:numPr>
+          <w:ilvl w:val="255"/>
+          <w:numId w:val="0"/>
+        </w:numPr>
+        <w:jc w:val="left"/>
+        <w:outlineLvl w:val="9"/>
+        <w:rPr>
+          <w:rFonts w:ascii="Times New Roman" w:hAnsi="Times New Roman" w:eastAsia="微软雅黑" w:cs="Times New Roman"/>
+          <w:b/>
+          <w:sz w:val="24"/>
+          <w:szCs w:val="24"/>
+          <w:lang w:eastAsia="zh-CN"/>
+        </w:rPr>
+      </w:pPr>
+      <w:r>
+        <w:rPr>
+          <w:rFonts w:hint="eastAsia" w:ascii="Times New Roman" w:hAnsi="Times New Roman" w:eastAsia="微软雅黑" w:cs="Times New Roman"/>
+          <w:b/>
+          <w:bCs w:val="0"/>
+          <w:color w:val="auto"/>
+          <w:sz w:val="24"/>
+          <w:szCs w:val="24"/>
+          <w:lang w:val="en-US" w:eastAsia="zh-CN" w:bidi="ar-SA"/>
+        </w:rPr>
+        <w:t>{% for tdd in BodyDrugNoComplexStr %}</w:t>
       </w:r>
       <w:bookmarkEnd w:id="2"/>
+      <w:r>
+        <w:rPr>
+          <w:rFonts w:hint="eastAsia" w:ascii="Times New Roman" w:hAnsi="Times New Roman" w:eastAsia="微软雅黑" w:cs="Times New Roman"/>
+          <w:b/>
+          <w:bCs w:val="0"/>
+          <w:color w:val="auto"/>
+          <w:sz w:val="24"/>
+          <w:szCs w:val="24"/>
+          <w:lang w:val="en-US" w:eastAsia="zh-CN" w:bidi="ar-SA"/>
+        </w:rPr>
+        <w:t xml:space="preserve">{% if </w:t>
+      </w:r>
+      <w:r>
+        <w:rPr>
+          <w:rFonts w:hint="eastAsia" w:cs="Times New Roman"/>
+          <w:b/>
+          <w:bCs w:val="0"/>
+          <w:color w:val="auto"/>
+          <w:sz w:val="24"/>
+          <w:szCs w:val="24"/>
+          <w:lang w:val="en-US" w:eastAsia="zh-CN" w:bidi="ar-SA"/>
+        </w:rPr>
+        <w:t>(</w:t>
+      </w:r>
+      <w:r>
+        <w:rPr>
+          <w:rFonts w:hint="eastAsia" w:ascii="Times New Roman" w:hAnsi="Times New Roman" w:eastAsia="微软雅黑" w:cs="Times New Roman"/>
+          <w:b/>
+          <w:bCs w:val="0"/>
+          <w:color w:val="auto"/>
+          <w:sz w:val="24"/>
+          <w:szCs w:val="24"/>
+          <w:lang w:val="en-US" w:eastAsia="zh-CN" w:bidi="ar-SA"/>
+        </w:rPr>
+        <w:t xml:space="preserve">tdd.gene == </w:t>
+      </w:r>
+      <w:r>
+        <w:rPr>
+          <w:rFonts w:hint="default" w:cs="Times New Roman"/>
+          <w:b/>
+          <w:bCs w:val="0"/>
+          <w:color w:val="auto"/>
+          <w:sz w:val="24"/>
+          <w:szCs w:val="24"/>
+          <w:lang w:val="en-US" w:eastAsia="zh-CN" w:bidi="ar-SA"/>
+        </w:rPr>
+        <w:t>‘</w:t>
+      </w:r>
+      <w:r>
+        <w:rPr>
+          <w:rFonts w:hint="eastAsia" w:cs="Times New Roman"/>
+          <w:b/>
+          <w:bCs w:val="0"/>
+          <w:color w:val="auto"/>
+          <w:sz w:val="24"/>
+          <w:szCs w:val="24"/>
+          <w:lang w:val="en-US" w:eastAsia="zh-CN" w:bidi="ar-SA"/>
+        </w:rPr>
+        <w:t>KRAS</w:t>
+      </w:r>
+      <w:r>
+        <w:rPr>
+          <w:rFonts w:hint="default" w:cs="Times New Roman"/>
+          <w:b/>
+          <w:bCs w:val="0"/>
+          <w:color w:val="auto"/>
+          <w:sz w:val="24"/>
+          <w:szCs w:val="24"/>
+          <w:lang w:val="en-US" w:eastAsia="zh-CN" w:bidi="ar-SA"/>
+        </w:rPr>
+        <w:t>’</w:t>
+      </w:r>
+      <w:r>
+        <w:rPr>
+          <w:rFonts w:hint="eastAsia" w:cs="Times New Roman"/>
+          <w:b/>
+          <w:bCs w:val="0"/>
+          <w:color w:val="auto"/>
+          <w:sz w:val="24"/>
+          <w:szCs w:val="24"/>
+          <w:lang w:val="en-US" w:eastAsia="zh-CN" w:bidi="ar-SA"/>
+        </w:rPr>
+        <w:t xml:space="preserve"> and (</w:t>
+      </w:r>
+      <w:r>
+        <w:rPr>
+          <w:rFonts w:hint="default" w:cs="Times New Roman"/>
+          <w:b/>
+          <w:bCs w:val="0"/>
+          <w:color w:val="auto"/>
+          <w:sz w:val="24"/>
+          <w:szCs w:val="24"/>
+          <w:lang w:val="en-US" w:eastAsia="zh-CN" w:bidi="ar-SA"/>
+        </w:rPr>
+        <w:t>‘</w:t>
+      </w:r>
+      <w:r>
+        <w:rPr>
+          <w:rFonts w:hint="eastAsia" w:cs="Times New Roman"/>
+          <w:b/>
+          <w:bCs w:val="0"/>
+          <w:color w:val="auto"/>
+          <w:sz w:val="24"/>
+          <w:szCs w:val="24"/>
+          <w:lang w:val="en-US" w:eastAsia="zh-CN" w:bidi="ar-SA"/>
+        </w:rPr>
+        <w:t>G12C</w:t>
+      </w:r>
+      <w:r>
+        <w:rPr>
+          <w:rFonts w:hint="default" w:cs="Times New Roman"/>
+          <w:b/>
+          <w:bCs w:val="0"/>
+          <w:color w:val="auto"/>
+          <w:sz w:val="24"/>
+          <w:szCs w:val="24"/>
+          <w:lang w:val="en-US" w:eastAsia="zh-CN" w:bidi="ar-SA"/>
+        </w:rPr>
+        <w:t>’</w:t>
+      </w:r>
+      <w:r>
+        <w:rPr>
+          <w:rFonts w:hint="eastAsia" w:cs="Times New Roman"/>
+          <w:b/>
+          <w:bCs w:val="0"/>
+          <w:color w:val="auto"/>
+          <w:sz w:val="24"/>
+          <w:szCs w:val="24"/>
+          <w:lang w:val="en-US" w:eastAsia="zh-CN" w:bidi="ar-SA"/>
+        </w:rPr>
+        <w:t xml:space="preserve"> in tdd.ori_variant or </w:t>
+      </w:r>
+      <w:r>
+        <w:rPr>
+          <w:rFonts w:hint="default" w:cs="Times New Roman"/>
+          <w:b/>
+          <w:bCs w:val="0"/>
+          <w:color w:val="auto"/>
+          <w:sz w:val="24"/>
+          <w:szCs w:val="24"/>
+          <w:lang w:val="en-US" w:eastAsia="zh-CN" w:bidi="ar-SA"/>
+        </w:rPr>
+        <w:t>‘</w:t>
+      </w:r>
+      <w:r>
+        <w:rPr>
+          <w:rFonts w:hint="eastAsia" w:cs="Times New Roman"/>
+          <w:b/>
+          <w:bCs w:val="0"/>
+          <w:color w:val="auto"/>
+          <w:sz w:val="24"/>
+          <w:szCs w:val="24"/>
+          <w:lang w:val="en-US" w:eastAsia="zh-CN" w:bidi="ar-SA"/>
+        </w:rPr>
+        <w:t>G12S</w:t>
+      </w:r>
+      <w:r>
+        <w:rPr>
+          <w:rFonts w:hint="default" w:cs="Times New Roman"/>
+          <w:b/>
+          <w:bCs w:val="0"/>
+          <w:color w:val="auto"/>
+          <w:sz w:val="24"/>
+          <w:szCs w:val="24"/>
+          <w:lang w:val="en-US" w:eastAsia="zh-CN" w:bidi="ar-SA"/>
+        </w:rPr>
+        <w:t>’</w:t>
+      </w:r>
+      <w:r>
+        <w:rPr>
+          <w:rFonts w:hint="eastAsia" w:cs="Times New Roman"/>
+          <w:b/>
+          <w:bCs w:val="0"/>
+          <w:color w:val="auto"/>
+          <w:sz w:val="24"/>
+          <w:szCs w:val="24"/>
+          <w:lang w:val="en-US" w:eastAsia="zh-CN" w:bidi="ar-SA"/>
+        </w:rPr>
+        <w:t xml:space="preserve"> in tdd.ori_variant or </w:t>
+      </w:r>
+      <w:r>
+        <w:rPr>
+          <w:rFonts w:hint="default" w:cs="Times New Roman"/>
+          <w:b/>
+          <w:bCs w:val="0"/>
+          <w:color w:val="auto"/>
+          <w:sz w:val="24"/>
+          <w:szCs w:val="24"/>
+          <w:lang w:val="en-US" w:eastAsia="zh-CN" w:bidi="ar-SA"/>
+        </w:rPr>
+        <w:t>‘</w:t>
+      </w:r>
+      <w:r>
+        <w:rPr>
+          <w:rFonts w:hint="eastAsia" w:cs="Times New Roman"/>
+          <w:b/>
+          <w:bCs w:val="0"/>
+          <w:color w:val="auto"/>
+          <w:sz w:val="24"/>
+          <w:szCs w:val="24"/>
+          <w:lang w:val="en-US" w:eastAsia="zh-CN" w:bidi="ar-SA"/>
+        </w:rPr>
+        <w:t>G12R</w:t>
+      </w:r>
+      <w:r>
+        <w:rPr>
+          <w:rFonts w:hint="default" w:cs="Times New Roman"/>
+          <w:b/>
+          <w:bCs w:val="0"/>
+          <w:color w:val="auto"/>
+          <w:sz w:val="24"/>
+          <w:szCs w:val="24"/>
+          <w:lang w:val="en-US" w:eastAsia="zh-CN" w:bidi="ar-SA"/>
+        </w:rPr>
+        <w:t>’</w:t>
+      </w:r>
+      <w:r>
+        <w:rPr>
+          <w:rFonts w:hint="eastAsia" w:cs="Times New Roman"/>
+          <w:b/>
+          <w:bCs w:val="0"/>
+          <w:color w:val="auto"/>
+          <w:sz w:val="24"/>
+          <w:szCs w:val="24"/>
+          <w:lang w:val="en-US" w:eastAsia="zh-CN" w:bidi="ar-SA"/>
+        </w:rPr>
+        <w:t xml:space="preserve"> in tdd.ori_variant or </w:t>
+      </w:r>
+      <w:r>
+        <w:rPr>
+          <w:rFonts w:hint="default" w:cs="Times New Roman"/>
+          <w:b/>
+          <w:bCs w:val="0"/>
+          <w:color w:val="auto"/>
+          <w:sz w:val="24"/>
+          <w:szCs w:val="24"/>
+          <w:lang w:val="en-US" w:eastAsia="zh-CN" w:bidi="ar-SA"/>
+        </w:rPr>
+        <w:t>‘</w:t>
+      </w:r>
+      <w:r>
+        <w:rPr>
+          <w:rFonts w:hint="eastAsia" w:cs="Times New Roman"/>
+          <w:b/>
+          <w:bCs w:val="0"/>
+          <w:color w:val="auto"/>
+          <w:sz w:val="24"/>
+          <w:szCs w:val="24"/>
+          <w:lang w:val="en-US" w:eastAsia="zh-CN" w:bidi="ar-SA"/>
+        </w:rPr>
+        <w:t>G12V</w:t>
+      </w:r>
+      <w:r>
+        <w:rPr>
+          <w:rFonts w:hint="default" w:cs="Times New Roman"/>
+          <w:b/>
+          <w:bCs w:val="0"/>
+          <w:color w:val="auto"/>
+          <w:sz w:val="24"/>
+          <w:szCs w:val="24"/>
+          <w:lang w:val="en-US" w:eastAsia="zh-CN" w:bidi="ar-SA"/>
+        </w:rPr>
+        <w:t>’</w:t>
+      </w:r>
+      <w:r>
+        <w:rPr>
+          <w:rFonts w:hint="eastAsia" w:cs="Times New Roman"/>
+          <w:b/>
+          <w:bCs w:val="0"/>
+          <w:color w:val="auto"/>
+          <w:sz w:val="24"/>
+          <w:szCs w:val="24"/>
+          <w:lang w:val="en-US" w:eastAsia="zh-CN" w:bidi="ar-SA"/>
+        </w:rPr>
+        <w:t xml:space="preserve"> in tdd.ori_variant or </w:t>
+      </w:r>
+      <w:r>
+        <w:rPr>
+          <w:rFonts w:hint="default" w:cs="Times New Roman"/>
+          <w:b/>
+          <w:bCs w:val="0"/>
+          <w:color w:val="auto"/>
+          <w:sz w:val="24"/>
+          <w:szCs w:val="24"/>
+          <w:lang w:val="en-US" w:eastAsia="zh-CN" w:bidi="ar-SA"/>
+        </w:rPr>
+        <w:t>‘</w:t>
+      </w:r>
+      <w:r>
+        <w:rPr>
+          <w:rFonts w:hint="eastAsia" w:cs="Times New Roman"/>
+          <w:b/>
+          <w:bCs w:val="0"/>
+          <w:color w:val="auto"/>
+          <w:sz w:val="24"/>
+          <w:szCs w:val="24"/>
+          <w:lang w:val="en-US" w:eastAsia="zh-CN" w:bidi="ar-SA"/>
+        </w:rPr>
+        <w:t>G12D</w:t>
+      </w:r>
+      <w:r>
+        <w:rPr>
+          <w:rFonts w:hint="default" w:cs="Times New Roman"/>
+          <w:b/>
+          <w:bCs w:val="0"/>
+          <w:color w:val="auto"/>
+          <w:sz w:val="24"/>
+          <w:szCs w:val="24"/>
+          <w:lang w:val="en-US" w:eastAsia="zh-CN" w:bidi="ar-SA"/>
+        </w:rPr>
+        <w:t>’</w:t>
+      </w:r>
+      <w:r>
+        <w:rPr>
+          <w:rFonts w:hint="eastAsia" w:cs="Times New Roman"/>
+          <w:b/>
+          <w:bCs w:val="0"/>
+          <w:color w:val="auto"/>
+          <w:sz w:val="24"/>
+          <w:szCs w:val="24"/>
+          <w:lang w:val="en-US" w:eastAsia="zh-CN" w:bidi="ar-SA"/>
+        </w:rPr>
+        <w:t xml:space="preserve"> in tdd.ori_variant or </w:t>
+      </w:r>
+      <w:r>
+        <w:rPr>
+          <w:rFonts w:hint="default" w:cs="Times New Roman"/>
+          <w:b/>
+          <w:bCs w:val="0"/>
+          <w:color w:val="auto"/>
+          <w:sz w:val="24"/>
+          <w:szCs w:val="24"/>
+          <w:lang w:val="en-US" w:eastAsia="zh-CN" w:bidi="ar-SA"/>
+        </w:rPr>
+        <w:t>‘</w:t>
+      </w:r>
+      <w:r>
+        <w:rPr>
+          <w:rFonts w:hint="eastAsia" w:cs="Times New Roman"/>
+          <w:b/>
+          <w:bCs w:val="0"/>
+          <w:color w:val="auto"/>
+          <w:sz w:val="24"/>
+          <w:szCs w:val="24"/>
+          <w:lang w:val="en-US" w:eastAsia="zh-CN" w:bidi="ar-SA"/>
+        </w:rPr>
+        <w:t>G12A</w:t>
+      </w:r>
+      <w:r>
+        <w:rPr>
+          <w:rFonts w:hint="default" w:cs="Times New Roman"/>
+          <w:b/>
+          <w:bCs w:val="0"/>
+          <w:color w:val="auto"/>
+          <w:sz w:val="24"/>
+          <w:szCs w:val="24"/>
+          <w:lang w:val="en-US" w:eastAsia="zh-CN" w:bidi="ar-SA"/>
+        </w:rPr>
+        <w:t>’</w:t>
+      </w:r>
+      <w:r>
+        <w:rPr>
+          <w:rFonts w:hint="eastAsia" w:cs="Times New Roman"/>
+          <w:b/>
+          <w:bCs w:val="0"/>
+          <w:color w:val="auto"/>
+          <w:sz w:val="24"/>
+          <w:szCs w:val="24"/>
+          <w:lang w:val="en-US" w:eastAsia="zh-CN" w:bidi="ar-SA"/>
+        </w:rPr>
+        <w:t xml:space="preserve"> in tdd.ori_variant or </w:t>
+      </w:r>
+      <w:r>
+        <w:rPr>
+          <w:rFonts w:hint="default" w:cs="Times New Roman"/>
+          <w:b/>
+          <w:bCs w:val="0"/>
+          <w:color w:val="auto"/>
+          <w:sz w:val="24"/>
+          <w:szCs w:val="24"/>
+          <w:lang w:val="en-US" w:eastAsia="zh-CN" w:bidi="ar-SA"/>
+        </w:rPr>
+        <w:t>‘</w:t>
+      </w:r>
+      <w:r>
+        <w:rPr>
+          <w:rFonts w:hint="eastAsia" w:cs="Times New Roman"/>
+          <w:b/>
+          <w:bCs w:val="0"/>
+          <w:color w:val="auto"/>
+          <w:sz w:val="24"/>
+          <w:szCs w:val="24"/>
+          <w:lang w:val="en-US" w:eastAsia="zh-CN" w:bidi="ar-SA"/>
+        </w:rPr>
+        <w:t>G13D</w:t>
+      </w:r>
+      <w:r>
+        <w:rPr>
+          <w:rFonts w:hint="default" w:cs="Times New Roman"/>
+          <w:b/>
+          <w:bCs w:val="0"/>
+          <w:color w:val="auto"/>
+          <w:sz w:val="24"/>
+          <w:szCs w:val="24"/>
+          <w:lang w:val="en-US" w:eastAsia="zh-CN" w:bidi="ar-SA"/>
+        </w:rPr>
+        <w:t>’</w:t>
+      </w:r>
+      <w:r>
+        <w:rPr>
+          <w:rFonts w:hint="eastAsia" w:cs="Times New Roman"/>
+          <w:b/>
+          <w:bCs w:val="0"/>
+          <w:color w:val="auto"/>
+          <w:sz w:val="24"/>
+          <w:szCs w:val="24"/>
+          <w:lang w:val="en-US" w:eastAsia="zh-CN" w:bidi="ar-SA"/>
+        </w:rPr>
+        <w:t xml:space="preserve"> in tdd.ori_variant)) or (tdd .gene == </w:t>
+      </w:r>
+      <w:r>
+        <w:rPr>
+          <w:rFonts w:hint="default" w:cs="Times New Roman"/>
+          <w:b/>
+          <w:bCs w:val="0"/>
+          <w:color w:val="auto"/>
+          <w:sz w:val="24"/>
+          <w:szCs w:val="24"/>
+          <w:lang w:val="en-US" w:eastAsia="zh-CN" w:bidi="ar-SA"/>
+        </w:rPr>
+        <w:t>‘</w:t>
+      </w:r>
+      <w:r>
+        <w:rPr>
+          <w:rFonts w:hint="eastAsia" w:cs="Times New Roman"/>
+          <w:b/>
+          <w:bCs w:val="0"/>
+          <w:color w:val="auto"/>
+          <w:sz w:val="24"/>
+          <w:szCs w:val="24"/>
+          <w:lang w:val="en-US" w:eastAsia="zh-CN" w:bidi="ar-SA"/>
+        </w:rPr>
+        <w:t>NRAS</w:t>
+      </w:r>
+      <w:r>
+        <w:rPr>
+          <w:rFonts w:hint="default" w:cs="Times New Roman"/>
+          <w:b/>
+          <w:bCs w:val="0"/>
+          <w:color w:val="auto"/>
+          <w:sz w:val="24"/>
+          <w:szCs w:val="24"/>
+          <w:lang w:val="en-US" w:eastAsia="zh-CN" w:bidi="ar-SA"/>
+        </w:rPr>
+        <w:t>’</w:t>
+      </w:r>
+      <w:r>
+        <w:rPr>
+          <w:rFonts w:hint="eastAsia" w:cs="Times New Roman"/>
+          <w:b/>
+          <w:bCs w:val="0"/>
+          <w:color w:val="auto"/>
+          <w:sz w:val="24"/>
+          <w:szCs w:val="24"/>
+          <w:lang w:val="en-US" w:eastAsia="zh-CN" w:bidi="ar-SA"/>
+        </w:rPr>
+        <w:t>and (</w:t>
+      </w:r>
+      <w:r>
+        <w:rPr>
+          <w:rFonts w:ascii="宋体" w:hAnsi="宋体" w:eastAsia="宋体" w:cs="宋体"/>
+          <w:sz w:val="24"/>
+          <w:szCs w:val="24"/>
+        </w:rPr>
+        <w:t>'G12D' in tdd.ori_variant or 'G13R' in tdd.ori_variant or 'G13D' in tdd.ori_variant or 'G13V' in tdd.ori_variant or 'A59D' in tdd.ori_variant or 'Q61R' in tdd.ori_variant or 'K117N' in tdd.ori_variant or 'A146T' in tdd.ori_variant</w:t>
+      </w:r>
+      <w:r>
+        <w:rPr>
+          <w:rFonts w:hint="eastAsia" w:cs="Times New Roman"/>
+          <w:b/>
+          <w:bCs w:val="0"/>
+          <w:color w:val="auto"/>
+          <w:sz w:val="24"/>
+          <w:szCs w:val="24"/>
+          <w:lang w:val="en-US" w:eastAsia="zh-CN" w:bidi="ar-SA"/>
+        </w:rPr>
+        <w:t xml:space="preserve">)) or (tdd.gene == </w:t>
+      </w:r>
+      <w:r>
+        <w:rPr>
+          <w:rFonts w:hint="default" w:cs="Times New Roman"/>
+          <w:b/>
+          <w:bCs w:val="0"/>
+          <w:color w:val="auto"/>
+          <w:sz w:val="24"/>
+          <w:szCs w:val="24"/>
+          <w:lang w:val="en-US" w:eastAsia="zh-CN" w:bidi="ar-SA"/>
+        </w:rPr>
+        <w:t>‘</w:t>
+      </w:r>
+      <w:r>
+        <w:rPr>
+          <w:rFonts w:hint="eastAsia" w:cs="Times New Roman"/>
+          <w:b/>
+          <w:bCs w:val="0"/>
+          <w:color w:val="auto"/>
+          <w:sz w:val="24"/>
+          <w:szCs w:val="24"/>
+          <w:lang w:val="en-US" w:eastAsia="zh-CN" w:bidi="ar-SA"/>
+        </w:rPr>
+        <w:t>BRAF</w:t>
+      </w:r>
+      <w:r>
+        <w:rPr>
+          <w:rFonts w:hint="default" w:cs="Times New Roman"/>
+          <w:b/>
+          <w:bCs w:val="0"/>
+          <w:color w:val="auto"/>
+          <w:sz w:val="24"/>
+          <w:szCs w:val="24"/>
+          <w:lang w:val="en-US" w:eastAsia="zh-CN" w:bidi="ar-SA"/>
+        </w:rPr>
+        <w:t>’</w:t>
+      </w:r>
+      <w:r>
+        <w:rPr>
+          <w:rFonts w:hint="eastAsia" w:cs="Times New Roman"/>
+          <w:b/>
+          <w:bCs w:val="0"/>
+          <w:color w:val="auto"/>
+          <w:sz w:val="24"/>
+          <w:szCs w:val="24"/>
+          <w:lang w:val="en-US" w:eastAsia="zh-CN" w:bidi="ar-SA"/>
+        </w:rPr>
+        <w:t xml:space="preserve"> and </w:t>
+      </w:r>
+      <w:r>
+        <w:rPr>
+          <w:rFonts w:hint="default" w:cs="Times New Roman"/>
+          <w:b/>
+          <w:bCs w:val="0"/>
+          <w:color w:val="auto"/>
+          <w:sz w:val="24"/>
+          <w:szCs w:val="24"/>
+          <w:lang w:val="en-US" w:eastAsia="zh-CN" w:bidi="ar-SA"/>
+        </w:rPr>
+        <w:t>‘</w:t>
+      </w:r>
+      <w:r>
+        <w:rPr>
+          <w:rFonts w:hint="eastAsia" w:cs="Times New Roman"/>
+          <w:b/>
+          <w:bCs w:val="0"/>
+          <w:color w:val="auto"/>
+          <w:sz w:val="24"/>
+          <w:szCs w:val="24"/>
+          <w:lang w:val="en-US" w:eastAsia="zh-CN" w:bidi="ar-SA"/>
+        </w:rPr>
+        <w:t>V600E</w:t>
+      </w:r>
+      <w:r>
+        <w:rPr>
+          <w:rFonts w:hint="default" w:cs="Times New Roman"/>
+          <w:b/>
+          <w:bCs w:val="0"/>
+          <w:color w:val="auto"/>
+          <w:sz w:val="24"/>
+          <w:szCs w:val="24"/>
+          <w:lang w:val="en-US" w:eastAsia="zh-CN" w:bidi="ar-SA"/>
+        </w:rPr>
+        <w:t>’</w:t>
+      </w:r>
+      <w:r>
+        <w:rPr>
+          <w:rFonts w:hint="eastAsia" w:cs="Times New Roman"/>
+          <w:b/>
+          <w:bCs w:val="0"/>
+          <w:color w:val="auto"/>
+          <w:sz w:val="24"/>
+          <w:szCs w:val="24"/>
+          <w:lang w:val="en-US" w:eastAsia="zh-CN" w:bidi="ar-SA"/>
+        </w:rPr>
+        <w:t xml:space="preserve"> in tdd.ori_variant)</w:t>
+      </w:r>
+      <w:r>
+        <w:rPr>
+          <w:rFonts w:hint="eastAsia" w:ascii="Times New Roman" w:hAnsi="Times New Roman" w:eastAsia="微软雅黑" w:cs="Times New Roman"/>
+          <w:b/>
+          <w:bCs w:val="0"/>
+          <w:color w:val="auto"/>
+          <w:sz w:val="24"/>
+          <w:szCs w:val="24"/>
+          <w:lang w:val="en-US" w:eastAsia="zh-CN" w:bidi="ar-SA"/>
+        </w:rPr>
+        <w:t>%}</w:t>
+      </w:r>
+      <w:r>
+        <w:rPr>
+          <w:rFonts w:hint="eastAsia" w:ascii="Times New Roman" w:hAnsi="Times New Roman" w:eastAsia="微软雅黑" w:cs="Times New Roman"/>
+          <w:b/>
+          <w:sz w:val="24"/>
+          <w:szCs w:val="24"/>
+          <w:lang w:eastAsia="zh-CN"/>
+        </w:rPr>
+        <w:t>{{ tdd.gene }}</w:t>
+      </w:r>
+    </w:p>
+    <w:tbl>
+      <w:tblPr>
+        <w:tblStyle w:val="7"/>
+        <w:tblpPr w:leftFromText="180" w:rightFromText="180" w:vertAnchor="text" w:tblpXSpec="center" w:tblpY="1"/>
+        <w:tblOverlap w:val="never"/>
+        <w:tblW w:w="9870" w:type="dxa"/>
+        <w:jc w:val="center"/>
+        <w:tblBorders>
+          <w:top w:val="single" w:color="45A3A7" w:sz="18" w:space="0"/>
+          <w:left w:val="none" w:color="auto" w:sz="0" w:space="0"/>
+          <w:bottom w:val="dotted" w:color="45A3A7" w:sz="4" w:space="0"/>
+          <w:right w:val="none" w:color="auto" w:sz="0" w:space="0"/>
+          <w:insideH w:val="dotted" w:color="45A3A7" w:sz="4" w:space="0"/>
+          <w:insideV w:val="dotted" w:color="45A3A7" w:sz="4" w:space="0"/>
+        </w:tblBorders>
+        <w:tblLayout w:type="fixed"/>
+        <w:tblCellMar>
+          <w:top w:w="0" w:type="dxa"/>
+          <w:left w:w="108" w:type="dxa"/>
+          <w:bottom w:w="0" w:type="dxa"/>
+          <w:right w:w="108" w:type="dxa"/>
+        </w:tblCellMar>
+      </w:tblPr>
+      <w:tblGrid>
+        <w:gridCol w:w="432"/>
+        <w:gridCol w:w="1191"/>
+        <w:gridCol w:w="8247"/>
+      </w:tblGrid>
+      <w:tr>
+        <w:tblPrEx>
+          <w:tblBorders>
+            <w:top w:val="single" w:color="45A3A7" w:sz="18" w:space="0"/>
+            <w:left w:val="none" w:color="auto" w:sz="0" w:space="0"/>
+            <w:bottom w:val="dotted" w:color="45A3A7" w:sz="4" w:space="0"/>
+            <w:right w:val="none" w:color="auto" w:sz="0" w:space="0"/>
+            <w:insideH w:val="dotted" w:color="45A3A7" w:sz="4" w:space="0"/>
+            <w:insideV w:val="dotted" w:color="45A3A7" w:sz="4" w:space="0"/>
+          </w:tblBorders>
+          <w:tblCellMar>
+            <w:top w:w="0" w:type="dxa"/>
+            <w:left w:w="108" w:type="dxa"/>
+            <w:bottom w:w="0" w:type="dxa"/>
+            <w:right w:w="108" w:type="dxa"/>
+          </w:tblCellMar>
+        </w:tblPrEx>
+        <w:trPr>
+          <w:trHeight w:val="417" w:hRule="atLeast"/>
+          <w:jc w:val="center"/>
+        </w:trPr>
+        <w:tc>
+          <w:tcPr>
+            <w:tcW w:w="1623" w:type="dxa"/>
+            <w:gridSpan w:val="2"/>
+            <w:tcBorders>
+              <w:top w:val="nil"/>
+              <w:left w:val="nil"/>
+              <w:bottom w:val="single" w:color="FFFFFF" w:themeColor="background1" w:sz="18" w:space="0"/>
+              <w:right w:val="nil"/>
+            </w:tcBorders>
+            <w:shd w:val="clear" w:color="auto" w:fill="62B541"/>
+            <w:vAlign w:val="center"/>
+          </w:tcPr>
+          <w:p>
+            <w:pPr>
+              <w:keepNext/>
+              <w:spacing w:before="26"/>
+              <w:jc w:val="center"/>
+              <w:rPr>
+                <w:rFonts w:ascii="Times New Roman" w:hAnsi="Times New Roman" w:eastAsia="微软雅黑" w:cs="Times New Roman"/>
+                <w:b/>
+                <w:color w:val="FFFFFF" w:themeColor="background1"/>
+                <w:sz w:val="18"/>
+                <w:szCs w:val="18"/>
+                <w:lang w:eastAsia="zh-CN"/>
+                <w14:textFill>
+                  <w14:solidFill>
+                    <w14:schemeClr w14:val="bg1"/>
+                  </w14:solidFill>
+                </w14:textFill>
+              </w:rPr>
+            </w:pPr>
+            <w:r>
+              <w:rPr>
+                <w:rFonts w:ascii="Times New Roman" w:hAnsi="Times New Roman" w:eastAsia="微软雅黑" w:cs="Times New Roman"/>
+                <w:b/>
+                <w:color w:val="FFFFFF" w:themeColor="background1"/>
+                <w:sz w:val="18"/>
+                <w:szCs w:val="18"/>
+                <w:lang w:eastAsia="zh-CN"/>
+                <w14:textFill>
+                  <w14:solidFill>
+                    <w14:schemeClr w14:val="bg1"/>
+                  </w14:solidFill>
+                </w14:textFill>
+              </w:rPr>
+              <w:t>突变形式</w:t>
+            </w:r>
+          </w:p>
+        </w:tc>
+        <w:tc>
+          <w:tcPr>
+            <w:tcW w:w="8247" w:type="dxa"/>
+            <w:tcBorders>
+              <w:top w:val="single" w:color="BFBFBF" w:sz="4" w:space="0"/>
+              <w:left w:val="nil"/>
+              <w:bottom w:val="single" w:color="A4A4A4" w:sz="4" w:space="0"/>
+              <w:right w:val="nil"/>
+            </w:tcBorders>
+            <w:vAlign w:val="center"/>
+          </w:tcPr>
+          <w:p>
+            <w:pPr>
+              <w:keepNext/>
+              <w:spacing w:before="26"/>
+              <w:jc w:val="center"/>
+              <w:rPr>
+                <w:rFonts w:hint="default" w:ascii="Times New Roman" w:hAnsi="Times New Roman" w:eastAsia="微软雅黑" w:cs="Times New Roman"/>
+                <w:bCs/>
+                <w:sz w:val="18"/>
+                <w:szCs w:val="18"/>
+                <w:lang w:val="en-US" w:eastAsia="zh-CN"/>
+              </w:rPr>
+            </w:pPr>
+            <w:r>
+              <w:rPr>
+                <w:rFonts w:hint="eastAsia" w:ascii="Times New Roman" w:hAnsi="Times New Roman" w:eastAsia="微软雅黑" w:cs="Times New Roman"/>
+                <w:bCs/>
+                <w:sz w:val="18"/>
+                <w:szCs w:val="18"/>
+                <w:lang w:eastAsia="zh-CN"/>
+              </w:rPr>
+              <w:t xml:space="preserve">{{ </w:t>
+            </w:r>
+            <w:r>
+              <w:rPr>
+                <w:rFonts w:hint="eastAsia" w:ascii="Times New Roman" w:hAnsi="Times New Roman" w:eastAsia="微软雅黑" w:cs="Times New Roman"/>
+                <w:bCs/>
+                <w:sz w:val="18"/>
+                <w:szCs w:val="18"/>
+                <w:lang w:val="en-US" w:eastAsia="zh-CN"/>
+              </w:rPr>
+              <w:t>tdd.ori_variant</w:t>
+            </w:r>
+            <w:r>
+              <w:rPr>
+                <w:rFonts w:hint="eastAsia" w:ascii="Times New Roman" w:hAnsi="Times New Roman" w:eastAsia="微软雅黑" w:cs="Times New Roman"/>
+                <w:bCs/>
+                <w:sz w:val="18"/>
+                <w:szCs w:val="18"/>
+                <w:lang w:eastAsia="zh-CN"/>
+              </w:rPr>
+              <w:t>.split(' ')[1] ~ '</w:t>
+            </w:r>
+            <w:r>
+              <w:rPr>
+                <w:rFonts w:hint="eastAsia" w:ascii="Times New Roman" w:hAnsi="Times New Roman" w:eastAsia="微软雅黑" w:cs="Times New Roman"/>
+                <w:bCs/>
+                <w:sz w:val="18"/>
+                <w:szCs w:val="18"/>
+                <w:lang w:val="en-US" w:eastAsia="zh-CN"/>
+              </w:rPr>
+              <w:t xml:space="preserve">   </w:t>
+            </w:r>
+            <w:r>
+              <w:rPr>
+                <w:rFonts w:hint="eastAsia" w:ascii="Times New Roman" w:hAnsi="Times New Roman" w:eastAsia="微软雅黑" w:cs="Times New Roman"/>
+                <w:bCs/>
+                <w:sz w:val="18"/>
+                <w:szCs w:val="18"/>
+                <w:lang w:eastAsia="zh-CN"/>
+              </w:rPr>
+              <w:t xml:space="preserve"> ' ~ </w:t>
+            </w:r>
+            <w:r>
+              <w:rPr>
+                <w:rFonts w:hint="eastAsia" w:ascii="Times New Roman" w:hAnsi="Times New Roman" w:eastAsia="微软雅黑" w:cs="Times New Roman"/>
+                <w:bCs/>
+                <w:sz w:val="18"/>
+                <w:szCs w:val="18"/>
+                <w:lang w:val="en-US" w:eastAsia="zh-CN"/>
+              </w:rPr>
+              <w:t>tdd.ori_variant</w:t>
+            </w:r>
+            <w:r>
+              <w:rPr>
+                <w:rFonts w:hint="eastAsia" w:ascii="Times New Roman" w:hAnsi="Times New Roman" w:eastAsia="微软雅黑" w:cs="Times New Roman"/>
+                <w:bCs/>
+                <w:sz w:val="18"/>
+                <w:szCs w:val="18"/>
+                <w:lang w:eastAsia="zh-CN"/>
+              </w:rPr>
+              <w:t>.split(' ')[3].split('p.')[1] }}</w:t>
+            </w:r>
+          </w:p>
+        </w:tc>
+      </w:tr>
+      <w:tr>
+        <w:tblPrEx>
+          <w:tblBorders>
+            <w:top w:val="single" w:color="45A3A7" w:sz="18" w:space="0"/>
+            <w:left w:val="none" w:color="auto" w:sz="0" w:space="0"/>
+            <w:bottom w:val="dotted" w:color="45A3A7" w:sz="4" w:space="0"/>
+            <w:right w:val="none" w:color="auto" w:sz="0" w:space="0"/>
+            <w:insideH w:val="dotted" w:color="45A3A7" w:sz="4" w:space="0"/>
+            <w:insideV w:val="dotted" w:color="45A3A7" w:sz="4" w:space="0"/>
+          </w:tblBorders>
+          <w:tblCellMar>
+            <w:top w:w="0" w:type="dxa"/>
+            <w:left w:w="108" w:type="dxa"/>
+            <w:bottom w:w="0" w:type="dxa"/>
+            <w:right w:w="108" w:type="dxa"/>
+          </w:tblCellMar>
+        </w:tblPrEx>
+        <w:trPr>
+          <w:trHeight w:val="474" w:hRule="atLeast"/>
+          <w:jc w:val="center"/>
+        </w:trPr>
+        <w:tc>
+          <w:tcPr>
+            <w:tcW w:w="432" w:type="dxa"/>
+            <w:vMerge w:val="restart"/>
+            <w:tcBorders>
+              <w:top w:val="single" w:color="FFFFFF" w:themeColor="background1" w:sz="18" w:space="0"/>
+              <w:left w:val="nil"/>
+              <w:bottom w:val="single" w:color="FFFFFF" w:themeColor="background1" w:sz="18" w:space="0"/>
+              <w:right w:val="single" w:color="FFFFFF" w:themeColor="background1" w:sz="18" w:space="0"/>
+            </w:tcBorders>
+            <w:shd w:val="clear" w:color="auto" w:fill="62B541"/>
+            <w:vAlign w:val="center"/>
+          </w:tcPr>
+          <w:p>
+            <w:pPr>
+              <w:spacing w:before="1" w:line="250" w:lineRule="auto"/>
+              <w:jc w:val="center"/>
+              <w:rPr>
+                <w:rFonts w:ascii="Times New Roman" w:hAnsi="Times New Roman" w:eastAsia="微软雅黑" w:cs="Times New Roman"/>
+                <w:sz w:val="18"/>
+                <w:szCs w:val="18"/>
+                <w:lang w:eastAsia="zh-CN"/>
+              </w:rPr>
+            </w:pPr>
+            <w:bookmarkStart w:id="13" w:name="_GoBack"/>
+            <w:bookmarkEnd w:id="13"/>
+            <w:r>
+              <w:rPr>
+                <w:rFonts w:ascii="Times New Roman" w:hAnsi="Times New Roman" w:eastAsia="微软雅黑" w:cs="Times New Roman"/>
+                <w:b/>
+                <w:color w:val="FFFFFF" w:themeColor="background1"/>
+                <w:sz w:val="18"/>
+                <w:szCs w:val="18"/>
+                <w:lang w:eastAsia="zh-CN"/>
+                <w14:textFill>
+                  <w14:solidFill>
+                    <w14:schemeClr w14:val="bg1"/>
+                  </w14:solidFill>
+                </w14:textFill>
+              </w:rPr>
+              <w:t>潜在获益药物</w:t>
+            </w:r>
+          </w:p>
+        </w:tc>
+        <w:tc>
+          <w:tcPr>
+            <w:tcW w:w="1191" w:type="dxa"/>
+            <w:tcBorders>
+              <w:top w:val="single" w:color="FFFFFF" w:themeColor="background1" w:sz="18" w:space="0"/>
+              <w:left w:val="single" w:color="FFFFFF" w:themeColor="background1" w:sz="18" w:space="0"/>
+              <w:bottom w:val="single" w:color="FFFFFF" w:themeColor="background1" w:sz="18" w:space="0"/>
+              <w:right w:val="nil"/>
+            </w:tcBorders>
+            <w:shd w:val="clear" w:color="auto" w:fill="62B541"/>
+            <w:vAlign w:val="center"/>
+          </w:tcPr>
+          <w:p>
+            <w:pPr>
+              <w:spacing w:before="1" w:line="250" w:lineRule="auto"/>
+              <w:jc w:val="center"/>
+              <w:rPr>
+                <w:rFonts w:ascii="Times New Roman" w:hAnsi="Times New Roman" w:eastAsia="微软雅黑" w:cs="Times New Roman"/>
+                <w:b/>
+                <w:color w:val="FFFFFF" w:themeColor="background1"/>
+                <w:sz w:val="18"/>
+                <w:szCs w:val="18"/>
+                <w:lang w:eastAsia="zh-CN"/>
+                <w14:textFill>
+                  <w14:solidFill>
+                    <w14:schemeClr w14:val="bg1"/>
+                  </w14:solidFill>
+                </w14:textFill>
+              </w:rPr>
+            </w:pPr>
+            <w:r>
+              <w:rPr>
+                <w:rFonts w:ascii="Times New Roman" w:hAnsi="Times New Roman" w:eastAsia="微软雅黑" w:cs="Times New Roman"/>
+                <w:b/>
+                <w:color w:val="FFFFFF" w:themeColor="background1"/>
+                <w:sz w:val="18"/>
+                <w:szCs w:val="18"/>
+                <w:lang w:eastAsia="zh-CN"/>
+                <w14:textFill>
+                  <w14:solidFill>
+                    <w14:schemeClr w14:val="bg1"/>
+                  </w14:solidFill>
+                </w14:textFill>
+              </w:rPr>
+              <w:t>A级</w:t>
+            </w:r>
+          </w:p>
+        </w:tc>
+        <w:tc>
+          <w:tcPr>
+            <w:tcW w:w="8247" w:type="dxa"/>
+            <w:tcBorders>
+              <w:top w:val="single" w:color="A4A4A4" w:sz="4" w:space="0"/>
+              <w:left w:val="nil"/>
+              <w:bottom w:val="single" w:color="A4A4A4" w:sz="4" w:space="0"/>
+              <w:right w:val="nil"/>
+            </w:tcBorders>
+            <w:shd w:val="clear" w:color="auto" w:fill="auto"/>
+            <w:vAlign w:val="center"/>
+          </w:tcPr>
+          <w:p>
+            <w:pPr>
+              <w:spacing w:before="1" w:line="250" w:lineRule="auto"/>
+              <w:jc w:val="center"/>
+              <w:rPr>
+                <w:rFonts w:ascii="Times New Roman" w:hAnsi="Times New Roman" w:eastAsia="微软雅黑" w:cs="Times New Roman"/>
+                <w:b/>
+                <w:color w:val="FFFFFF" w:themeColor="background1"/>
+                <w:sz w:val="18"/>
+                <w:szCs w:val="18"/>
+                <w:lang w:eastAsia="zh-CN"/>
+                <w14:textFill>
+                  <w14:solidFill>
+                    <w14:schemeClr w14:val="bg1"/>
+                  </w14:solidFill>
+                </w14:textFill>
+              </w:rPr>
+            </w:pPr>
+            <w:r>
+              <w:rPr>
+                <w:rFonts w:ascii="Times New Roman" w:hAnsi="Times New Roman" w:eastAsia="微软雅黑" w:cs="Times New Roman"/>
+                <w:sz w:val="18"/>
+                <w:szCs w:val="18"/>
+                <w:lang w:eastAsia="zh-CN"/>
+              </w:rPr>
+              <w:t>{% if tdd.drugaStr == [] %}无{% else%}{% for d in tdd.drugaStr %}{%if loop.last%}</w:t>
+            </w:r>
+            <w:r>
+              <w:rPr>
+                <w:rFonts w:hint="eastAsia" w:ascii="Times New Roman" w:hAnsi="Times New Roman" w:eastAsia="微软雅黑" w:cs="Times New Roman"/>
+                <w:sz w:val="18"/>
+                <w:szCs w:val="18"/>
+                <w:lang w:eastAsia="zh-CN"/>
+              </w:rPr>
+              <w:t>{{ d.nameLevel }}</w:t>
+            </w:r>
+            <w:r>
+              <w:rPr>
+                <w:rFonts w:ascii="Times New Roman" w:hAnsi="Times New Roman" w:eastAsia="微软雅黑" w:cs="Times New Roman"/>
+                <w:sz w:val="18"/>
+                <w:szCs w:val="18"/>
+                <w:lang w:eastAsia="zh-CN"/>
+              </w:rPr>
+              <w:t>{%else%}</w:t>
+            </w:r>
+            <w:r>
+              <w:rPr>
+                <w:rFonts w:hint="eastAsia" w:ascii="Times New Roman" w:hAnsi="Times New Roman" w:eastAsia="微软雅黑" w:cs="Times New Roman"/>
+                <w:sz w:val="18"/>
+                <w:szCs w:val="18"/>
+                <w:lang w:eastAsia="zh-CN"/>
+              </w:rPr>
+              <w:t>{{ d.nameLevel }}</w:t>
+            </w:r>
+            <w:r>
+              <w:rPr>
+                <w:rFonts w:ascii="Times New Roman" w:hAnsi="Times New Roman" w:eastAsia="微软雅黑" w:cs="Times New Roman"/>
+                <w:sz w:val="18"/>
+                <w:szCs w:val="18"/>
+                <w:lang w:eastAsia="zh-CN"/>
+              </w:rPr>
+              <w:t>，{%endif%}{% endfor %}{% endif%}</w:t>
+            </w:r>
+          </w:p>
+        </w:tc>
+      </w:tr>
+      <w:tr>
+        <w:tblPrEx>
+          <w:tblBorders>
+            <w:top w:val="single" w:color="45A3A7" w:sz="18" w:space="0"/>
+            <w:left w:val="none" w:color="auto" w:sz="0" w:space="0"/>
+            <w:bottom w:val="dotted" w:color="45A3A7" w:sz="4" w:space="0"/>
+            <w:right w:val="none" w:color="auto" w:sz="0" w:space="0"/>
+            <w:insideH w:val="dotted" w:color="45A3A7" w:sz="4" w:space="0"/>
+            <w:insideV w:val="dotted" w:color="45A3A7" w:sz="4" w:space="0"/>
+          </w:tblBorders>
+          <w:tblCellMar>
+            <w:top w:w="0" w:type="dxa"/>
+            <w:left w:w="108" w:type="dxa"/>
+            <w:bottom w:w="0" w:type="dxa"/>
+            <w:right w:w="108" w:type="dxa"/>
+          </w:tblCellMar>
+        </w:tblPrEx>
+        <w:trPr>
+          <w:trHeight w:val="474" w:hRule="atLeast"/>
+          <w:jc w:val="center"/>
+        </w:trPr>
+        <w:tc>
+          <w:tcPr>
+            <w:tcW w:w="432" w:type="dxa"/>
+            <w:vMerge w:val="continue"/>
+            <w:tcBorders>
+              <w:top w:val="single" w:color="FFFFFF" w:themeColor="background1" w:sz="18" w:space="0"/>
+              <w:left w:val="nil"/>
+              <w:bottom w:val="single" w:color="FFFFFF" w:themeColor="background1" w:sz="18" w:space="0"/>
+              <w:right w:val="single" w:color="FFFFFF" w:themeColor="background1" w:sz="18" w:space="0"/>
+            </w:tcBorders>
+            <w:shd w:val="clear" w:color="auto" w:fill="62B541"/>
+            <w:vAlign w:val="center"/>
+          </w:tcPr>
+          <w:p>
+            <w:pPr>
+              <w:spacing w:before="1" w:line="250" w:lineRule="auto"/>
+              <w:jc w:val="center"/>
+              <w:rPr>
+                <w:rFonts w:ascii="Times New Roman" w:hAnsi="Times New Roman" w:eastAsia="微软雅黑" w:cs="Times New Roman"/>
+                <w:b/>
+                <w:color w:val="FFFFFF" w:themeColor="background1"/>
+                <w:sz w:val="18"/>
+                <w:szCs w:val="18"/>
+                <w:lang w:eastAsia="zh-CN"/>
+                <w14:textFill>
+                  <w14:solidFill>
+                    <w14:schemeClr w14:val="bg1"/>
+                  </w14:solidFill>
+                </w14:textFill>
+              </w:rPr>
+            </w:pPr>
+          </w:p>
+        </w:tc>
+        <w:tc>
+          <w:tcPr>
+            <w:tcW w:w="1191" w:type="dxa"/>
+            <w:tcBorders>
+              <w:top w:val="single" w:color="FFFFFF" w:themeColor="background1" w:sz="18" w:space="0"/>
+              <w:left w:val="single" w:color="FFFFFF" w:themeColor="background1" w:sz="18" w:space="0"/>
+              <w:bottom w:val="single" w:color="FFFFFF" w:themeColor="background1" w:sz="18" w:space="0"/>
+              <w:right w:val="nil"/>
+            </w:tcBorders>
+            <w:shd w:val="clear" w:color="auto" w:fill="62B541"/>
+            <w:vAlign w:val="center"/>
+          </w:tcPr>
+          <w:p>
+            <w:pPr>
+              <w:spacing w:before="1" w:line="250" w:lineRule="auto"/>
+              <w:jc w:val="center"/>
+              <w:rPr>
+                <w:rFonts w:ascii="Times New Roman" w:hAnsi="Times New Roman" w:eastAsia="微软雅黑" w:cs="Times New Roman"/>
+                <w:b/>
+                <w:color w:val="FFFFFF" w:themeColor="background1"/>
+                <w:sz w:val="18"/>
+                <w:szCs w:val="18"/>
+                <w:lang w:eastAsia="zh-CN"/>
+                <w14:textFill>
+                  <w14:solidFill>
+                    <w14:schemeClr w14:val="bg1"/>
+                  </w14:solidFill>
+                </w14:textFill>
+              </w:rPr>
+            </w:pPr>
+            <w:r>
+              <w:rPr>
+                <w:rFonts w:ascii="Times New Roman" w:hAnsi="Times New Roman" w:eastAsia="微软雅黑" w:cs="Times New Roman"/>
+                <w:b/>
+                <w:color w:val="FFFFFF" w:themeColor="background1"/>
+                <w:sz w:val="18"/>
+                <w:szCs w:val="18"/>
+                <w:lang w:eastAsia="zh-CN"/>
+                <w14:textFill>
+                  <w14:solidFill>
+                    <w14:schemeClr w14:val="bg1"/>
+                  </w14:solidFill>
+                </w14:textFill>
+              </w:rPr>
+              <w:t>B级</w:t>
+            </w:r>
+          </w:p>
+        </w:tc>
+        <w:tc>
+          <w:tcPr>
+            <w:tcW w:w="8247" w:type="dxa"/>
+            <w:tcBorders>
+              <w:top w:val="single" w:color="A4A4A4" w:sz="4" w:space="0"/>
+              <w:left w:val="nil"/>
+              <w:bottom w:val="single" w:color="A4A4A4" w:sz="4" w:space="0"/>
+              <w:right w:val="nil"/>
+            </w:tcBorders>
+            <w:shd w:val="clear" w:color="auto" w:fill="auto"/>
+            <w:vAlign w:val="center"/>
+          </w:tcPr>
+          <w:p>
+            <w:pPr>
+              <w:keepNext/>
+              <w:spacing w:before="26"/>
+              <w:jc w:val="center"/>
+              <w:rPr>
+                <w:rFonts w:ascii="Times New Roman" w:hAnsi="Times New Roman" w:eastAsia="微软雅黑" w:cs="Times New Roman"/>
+                <w:b/>
+                <w:color w:val="FFFFFF" w:themeColor="background1"/>
+                <w:sz w:val="18"/>
+                <w:szCs w:val="18"/>
+                <w:lang w:eastAsia="zh-CN"/>
+                <w14:textFill>
+                  <w14:solidFill>
+                    <w14:schemeClr w14:val="bg1"/>
+                  </w14:solidFill>
+                </w14:textFill>
+              </w:rPr>
+            </w:pPr>
+            <w:r>
+              <w:rPr>
+                <w:rFonts w:ascii="Times New Roman" w:hAnsi="Times New Roman" w:eastAsia="微软雅黑" w:cs="Times New Roman"/>
+                <w:sz w:val="18"/>
+                <w:szCs w:val="18"/>
+                <w:lang w:eastAsia="zh-CN"/>
+              </w:rPr>
+              <w:t>{% if tdd.drugbStr == [] %}无{% else%}{% for d in tdd.drugbStr %}{%if loop.last%}</w:t>
+            </w:r>
+            <w:r>
+              <w:rPr>
+                <w:rFonts w:hint="eastAsia" w:ascii="Times New Roman" w:hAnsi="Times New Roman" w:eastAsia="微软雅黑" w:cs="Times New Roman"/>
+                <w:sz w:val="18"/>
+                <w:szCs w:val="18"/>
+                <w:lang w:eastAsia="zh-CN"/>
+              </w:rPr>
+              <w:t>{{ d.nameLevel }}</w:t>
+            </w:r>
+            <w:r>
+              <w:rPr>
+                <w:rFonts w:ascii="Times New Roman" w:hAnsi="Times New Roman" w:eastAsia="微软雅黑" w:cs="Times New Roman"/>
+                <w:sz w:val="18"/>
+                <w:szCs w:val="18"/>
+                <w:lang w:eastAsia="zh-CN"/>
+              </w:rPr>
+              <w:t>{%else%}</w:t>
+            </w:r>
+            <w:r>
+              <w:rPr>
+                <w:rFonts w:hint="eastAsia" w:ascii="Times New Roman" w:hAnsi="Times New Roman" w:eastAsia="微软雅黑" w:cs="Times New Roman"/>
+                <w:sz w:val="18"/>
+                <w:szCs w:val="18"/>
+                <w:lang w:eastAsia="zh-CN"/>
+              </w:rPr>
+              <w:t>{{ d.nameLevel }}</w:t>
+            </w:r>
+            <w:r>
+              <w:rPr>
+                <w:rFonts w:ascii="Times New Roman" w:hAnsi="Times New Roman" w:eastAsia="微软雅黑" w:cs="Times New Roman"/>
+                <w:sz w:val="18"/>
+                <w:szCs w:val="18"/>
+                <w:lang w:eastAsia="zh-CN"/>
+              </w:rPr>
+              <w:t>，{%endif%}{% endfor %}{% endif%}</w:t>
+            </w:r>
+          </w:p>
+        </w:tc>
+      </w:tr>
+      <w:tr>
+        <w:tblPrEx>
+          <w:tblBorders>
+            <w:top w:val="single" w:color="45A3A7" w:sz="18" w:space="0"/>
+            <w:left w:val="none" w:color="auto" w:sz="0" w:space="0"/>
+            <w:bottom w:val="dotted" w:color="45A3A7" w:sz="4" w:space="0"/>
+            <w:right w:val="none" w:color="auto" w:sz="0" w:space="0"/>
+            <w:insideH w:val="dotted" w:color="45A3A7" w:sz="4" w:space="0"/>
+            <w:insideV w:val="dotted" w:color="45A3A7" w:sz="4" w:space="0"/>
+          </w:tblBorders>
+          <w:tblCellMar>
+            <w:top w:w="0" w:type="dxa"/>
+            <w:left w:w="108" w:type="dxa"/>
+            <w:bottom w:w="0" w:type="dxa"/>
+            <w:right w:w="108" w:type="dxa"/>
+          </w:tblCellMar>
+        </w:tblPrEx>
+        <w:trPr>
+          <w:trHeight w:val="474" w:hRule="atLeast"/>
+          <w:jc w:val="center"/>
+        </w:trPr>
+        <w:tc>
+          <w:tcPr>
+            <w:tcW w:w="432" w:type="dxa"/>
+            <w:vMerge w:val="continue"/>
+            <w:tcBorders>
+              <w:top w:val="single" w:color="FFFFFF" w:themeColor="background1" w:sz="18" w:space="0"/>
+              <w:left w:val="nil"/>
+              <w:bottom w:val="single" w:color="FFFFFF" w:themeColor="background1" w:sz="18" w:space="0"/>
+              <w:right w:val="single" w:color="FFFFFF" w:themeColor="background1" w:sz="18" w:space="0"/>
+            </w:tcBorders>
+            <w:shd w:val="clear" w:color="auto" w:fill="62B541"/>
+            <w:vAlign w:val="center"/>
+          </w:tcPr>
+          <w:p>
+            <w:pPr>
+              <w:spacing w:before="1" w:line="250" w:lineRule="auto"/>
+              <w:jc w:val="center"/>
+              <w:rPr>
+                <w:rFonts w:ascii="Times New Roman" w:hAnsi="Times New Roman" w:eastAsia="微软雅黑" w:cs="Times New Roman"/>
+                <w:b/>
+                <w:color w:val="FFFFFF" w:themeColor="background1"/>
+                <w:sz w:val="18"/>
+                <w:szCs w:val="18"/>
+                <w:lang w:eastAsia="zh-CN"/>
+                <w14:textFill>
+                  <w14:solidFill>
+                    <w14:schemeClr w14:val="bg1"/>
+                  </w14:solidFill>
+                </w14:textFill>
+              </w:rPr>
+            </w:pPr>
+          </w:p>
+        </w:tc>
+        <w:tc>
+          <w:tcPr>
+            <w:tcW w:w="1191" w:type="dxa"/>
+            <w:tcBorders>
+              <w:top w:val="single" w:color="FFFFFF" w:themeColor="background1" w:sz="18" w:space="0"/>
+              <w:left w:val="single" w:color="FFFFFF" w:themeColor="background1" w:sz="18" w:space="0"/>
+              <w:bottom w:val="single" w:color="FFFFFF" w:themeColor="background1" w:sz="18" w:space="0"/>
+              <w:right w:val="nil"/>
+            </w:tcBorders>
+            <w:shd w:val="clear" w:color="auto" w:fill="62B541"/>
+            <w:vAlign w:val="center"/>
+          </w:tcPr>
+          <w:p>
+            <w:pPr>
+              <w:spacing w:before="1" w:line="250" w:lineRule="auto"/>
+              <w:jc w:val="center"/>
+              <w:rPr>
+                <w:rFonts w:ascii="Times New Roman" w:hAnsi="Times New Roman" w:eastAsia="微软雅黑" w:cs="Times New Roman"/>
+                <w:b/>
+                <w:color w:val="FFFFFF" w:themeColor="background1"/>
+                <w:sz w:val="18"/>
+                <w:szCs w:val="18"/>
+                <w:lang w:eastAsia="zh-CN"/>
+                <w14:textFill>
+                  <w14:solidFill>
+                    <w14:schemeClr w14:val="bg1"/>
+                  </w14:solidFill>
+                </w14:textFill>
+              </w:rPr>
+            </w:pPr>
+            <w:r>
+              <w:rPr>
+                <w:rFonts w:ascii="Times New Roman" w:hAnsi="Times New Roman" w:eastAsia="微软雅黑" w:cs="Times New Roman"/>
+                <w:b/>
+                <w:color w:val="FFFFFF" w:themeColor="background1"/>
+                <w:sz w:val="18"/>
+                <w:szCs w:val="18"/>
+                <w:lang w:eastAsia="zh-CN"/>
+                <w14:textFill>
+                  <w14:solidFill>
+                    <w14:schemeClr w14:val="bg1"/>
+                  </w14:solidFill>
+                </w14:textFill>
+              </w:rPr>
+              <w:t>C级</w:t>
+            </w:r>
+          </w:p>
+        </w:tc>
+        <w:tc>
+          <w:tcPr>
+            <w:tcW w:w="8247" w:type="dxa"/>
+            <w:tcBorders>
+              <w:top w:val="single" w:color="A4A4A4" w:sz="4" w:space="0"/>
+              <w:left w:val="nil"/>
+              <w:bottom w:val="single" w:color="A4A4A4" w:sz="4" w:space="0"/>
+              <w:right w:val="nil"/>
+            </w:tcBorders>
+            <w:shd w:val="clear" w:color="auto" w:fill="auto"/>
+            <w:vAlign w:val="center"/>
+          </w:tcPr>
+          <w:p>
+            <w:pPr>
+              <w:keepNext/>
+              <w:spacing w:before="26"/>
+              <w:jc w:val="center"/>
+              <w:rPr>
+                <w:rFonts w:ascii="Times New Roman" w:hAnsi="Times New Roman" w:eastAsia="微软雅黑" w:cs="Times New Roman"/>
+                <w:b/>
+                <w:color w:val="FFFFFF" w:themeColor="background1"/>
+                <w:sz w:val="18"/>
+                <w:szCs w:val="18"/>
+                <w:lang w:eastAsia="zh-CN"/>
+                <w14:textFill>
+                  <w14:solidFill>
+                    <w14:schemeClr w14:val="bg1"/>
+                  </w14:solidFill>
+                </w14:textFill>
+              </w:rPr>
+            </w:pPr>
+            <w:r>
+              <w:rPr>
+                <w:rFonts w:ascii="Times New Roman" w:hAnsi="Times New Roman" w:eastAsia="微软雅黑" w:cs="Times New Roman"/>
+                <w:sz w:val="18"/>
+                <w:szCs w:val="18"/>
+                <w:lang w:eastAsia="zh-CN"/>
+              </w:rPr>
+              <w:t>{% if tdd.drugcStr == [] %}无{% else%}{% for d in tdd.drugcStr %}{%if loop.last%}</w:t>
+            </w:r>
+            <w:r>
+              <w:rPr>
+                <w:rFonts w:hint="eastAsia" w:ascii="Times New Roman" w:hAnsi="Times New Roman" w:eastAsia="微软雅黑" w:cs="Times New Roman"/>
+                <w:sz w:val="18"/>
+                <w:szCs w:val="18"/>
+                <w:lang w:eastAsia="zh-CN"/>
+              </w:rPr>
+              <w:t>{{ d.nameLevel }}</w:t>
+            </w:r>
+            <w:r>
+              <w:rPr>
+                <w:rFonts w:ascii="Times New Roman" w:hAnsi="Times New Roman" w:eastAsia="微软雅黑" w:cs="Times New Roman"/>
+                <w:sz w:val="18"/>
+                <w:szCs w:val="18"/>
+                <w:lang w:eastAsia="zh-CN"/>
+              </w:rPr>
+              <w:t>{%else%}</w:t>
+            </w:r>
+            <w:r>
+              <w:rPr>
+                <w:rFonts w:hint="eastAsia" w:ascii="Times New Roman" w:hAnsi="Times New Roman" w:eastAsia="微软雅黑" w:cs="Times New Roman"/>
+                <w:sz w:val="18"/>
+                <w:szCs w:val="18"/>
+                <w:lang w:eastAsia="zh-CN"/>
+              </w:rPr>
+              <w:t>{{ d.nameLevel }}</w:t>
+            </w:r>
+            <w:r>
+              <w:rPr>
+                <w:rFonts w:ascii="Times New Roman" w:hAnsi="Times New Roman" w:eastAsia="微软雅黑" w:cs="Times New Roman"/>
+                <w:sz w:val="18"/>
+                <w:szCs w:val="18"/>
+                <w:lang w:eastAsia="zh-CN"/>
+              </w:rPr>
+              <w:t>，{%endif%}{% endfor %}{% endif%}</w:t>
+            </w:r>
+          </w:p>
+        </w:tc>
+      </w:tr>
+      <w:tr>
+        <w:tblPrEx>
+          <w:tblBorders>
+            <w:top w:val="single" w:color="45A3A7" w:sz="18" w:space="0"/>
+            <w:left w:val="none" w:color="auto" w:sz="0" w:space="0"/>
+            <w:bottom w:val="dotted" w:color="45A3A7" w:sz="4" w:space="0"/>
+            <w:right w:val="none" w:color="auto" w:sz="0" w:space="0"/>
+            <w:insideH w:val="dotted" w:color="45A3A7" w:sz="4" w:space="0"/>
+            <w:insideV w:val="dotted" w:color="45A3A7" w:sz="4" w:space="0"/>
+          </w:tblBorders>
+          <w:tblCellMar>
+            <w:top w:w="0" w:type="dxa"/>
+            <w:left w:w="108" w:type="dxa"/>
+            <w:bottom w:w="0" w:type="dxa"/>
+            <w:right w:w="108" w:type="dxa"/>
+          </w:tblCellMar>
+        </w:tblPrEx>
+        <w:trPr>
+          <w:trHeight w:val="474" w:hRule="atLeast"/>
+          <w:jc w:val="center"/>
+        </w:trPr>
+        <w:tc>
+          <w:tcPr>
+            <w:tcW w:w="432" w:type="dxa"/>
+            <w:vMerge w:val="continue"/>
+            <w:tcBorders>
+              <w:top w:val="single" w:color="FFFFFF" w:themeColor="background1" w:sz="18" w:space="0"/>
+              <w:left w:val="nil"/>
+              <w:bottom w:val="single" w:color="FFFFFF" w:themeColor="background1" w:sz="18" w:space="0"/>
+              <w:right w:val="single" w:color="FFFFFF" w:themeColor="background1" w:sz="18" w:space="0"/>
+            </w:tcBorders>
+            <w:shd w:val="clear" w:color="auto" w:fill="62B541"/>
+            <w:vAlign w:val="center"/>
+          </w:tcPr>
+          <w:p>
+            <w:pPr>
+              <w:spacing w:before="1" w:line="250" w:lineRule="auto"/>
+              <w:jc w:val="center"/>
+              <w:rPr>
+                <w:rFonts w:ascii="Times New Roman" w:hAnsi="Times New Roman" w:eastAsia="微软雅黑" w:cs="Times New Roman"/>
+                <w:b/>
+                <w:color w:val="FFFFFF" w:themeColor="background1"/>
+                <w:sz w:val="18"/>
+                <w:szCs w:val="18"/>
+                <w:lang w:eastAsia="zh-CN"/>
+                <w14:textFill>
+                  <w14:solidFill>
+                    <w14:schemeClr w14:val="bg1"/>
+                  </w14:solidFill>
+                </w14:textFill>
+              </w:rPr>
+            </w:pPr>
+          </w:p>
+        </w:tc>
+        <w:tc>
+          <w:tcPr>
+            <w:tcW w:w="1191" w:type="dxa"/>
+            <w:tcBorders>
+              <w:top w:val="single" w:color="FFFFFF" w:themeColor="background1" w:sz="18" w:space="0"/>
+              <w:left w:val="single" w:color="FFFFFF" w:themeColor="background1" w:sz="18" w:space="0"/>
+              <w:bottom w:val="single" w:color="FFFFFF" w:themeColor="background1" w:sz="18" w:space="0"/>
+              <w:right w:val="nil"/>
+            </w:tcBorders>
+            <w:shd w:val="clear" w:color="auto" w:fill="62B541"/>
+            <w:vAlign w:val="center"/>
+          </w:tcPr>
+          <w:p>
+            <w:pPr>
+              <w:spacing w:before="1" w:line="250" w:lineRule="auto"/>
+              <w:jc w:val="center"/>
+              <w:rPr>
+                <w:rFonts w:ascii="Times New Roman" w:hAnsi="Times New Roman" w:eastAsia="微软雅黑" w:cs="Times New Roman"/>
+                <w:b/>
+                <w:color w:val="FFFFFF" w:themeColor="background1"/>
+                <w:sz w:val="18"/>
+                <w:szCs w:val="18"/>
+                <w:lang w:eastAsia="zh-CN"/>
+                <w14:textFill>
+                  <w14:solidFill>
+                    <w14:schemeClr w14:val="bg1"/>
+                  </w14:solidFill>
+                </w14:textFill>
+              </w:rPr>
+            </w:pPr>
+            <w:r>
+              <w:rPr>
+                <w:rFonts w:hint="eastAsia" w:ascii="Times New Roman" w:hAnsi="Times New Roman" w:eastAsia="微软雅黑" w:cs="Times New Roman"/>
+                <w:b/>
+                <w:color w:val="FFFFFF" w:themeColor="background1"/>
+                <w:sz w:val="18"/>
+                <w:szCs w:val="18"/>
+                <w:lang w:eastAsia="zh-CN"/>
+                <w14:textFill>
+                  <w14:solidFill>
+                    <w14:schemeClr w14:val="bg1"/>
+                  </w14:solidFill>
+                </w14:textFill>
+              </w:rPr>
+              <w:t>D</w:t>
+            </w:r>
+            <w:r>
+              <w:rPr>
+                <w:rFonts w:ascii="Times New Roman" w:hAnsi="Times New Roman" w:eastAsia="微软雅黑" w:cs="Times New Roman"/>
+                <w:b/>
+                <w:color w:val="FFFFFF" w:themeColor="background1"/>
+                <w:sz w:val="18"/>
+                <w:szCs w:val="18"/>
+                <w:lang w:eastAsia="zh-CN"/>
+                <w14:textFill>
+                  <w14:solidFill>
+                    <w14:schemeClr w14:val="bg1"/>
+                  </w14:solidFill>
+                </w14:textFill>
+              </w:rPr>
+              <w:t>级</w:t>
+            </w:r>
+          </w:p>
+        </w:tc>
+        <w:tc>
+          <w:tcPr>
+            <w:tcW w:w="8247" w:type="dxa"/>
+            <w:tcBorders>
+              <w:top w:val="single" w:color="A4A4A4" w:sz="4" w:space="0"/>
+              <w:left w:val="nil"/>
+              <w:bottom w:val="single" w:color="A4A4A4" w:sz="4" w:space="0"/>
+              <w:right w:val="nil"/>
+            </w:tcBorders>
+            <w:shd w:val="clear" w:color="auto" w:fill="auto"/>
+            <w:vAlign w:val="center"/>
+          </w:tcPr>
+          <w:p>
+            <w:pPr>
+              <w:keepNext/>
+              <w:spacing w:before="26"/>
+              <w:jc w:val="center"/>
+              <w:rPr>
+                <w:rFonts w:ascii="Times New Roman" w:hAnsi="Times New Roman" w:eastAsia="微软雅黑" w:cs="Times New Roman"/>
+                <w:b/>
+                <w:color w:val="FFFFFF" w:themeColor="background1"/>
+                <w:sz w:val="18"/>
+                <w:szCs w:val="18"/>
+                <w:lang w:eastAsia="zh-CN"/>
+                <w14:textFill>
+                  <w14:solidFill>
+                    <w14:schemeClr w14:val="bg1"/>
+                  </w14:solidFill>
+                </w14:textFill>
+              </w:rPr>
+            </w:pPr>
+            <w:r>
+              <w:rPr>
+                <w:rFonts w:ascii="Times New Roman" w:hAnsi="Times New Roman" w:eastAsia="微软雅黑" w:cs="Times New Roman"/>
+                <w:sz w:val="18"/>
+                <w:szCs w:val="18"/>
+                <w:lang w:eastAsia="zh-CN"/>
+              </w:rPr>
+              <w:t>{% if tdd.drug</w:t>
+            </w:r>
+            <w:r>
+              <w:rPr>
+                <w:rFonts w:hint="eastAsia" w:ascii="Times New Roman" w:hAnsi="Times New Roman" w:eastAsia="微软雅黑" w:cs="Times New Roman"/>
+                <w:sz w:val="18"/>
+                <w:szCs w:val="18"/>
+                <w:lang w:eastAsia="zh-CN"/>
+              </w:rPr>
+              <w:t>d</w:t>
+            </w:r>
+            <w:r>
+              <w:rPr>
+                <w:rFonts w:ascii="Times New Roman" w:hAnsi="Times New Roman" w:eastAsia="微软雅黑" w:cs="Times New Roman"/>
+                <w:sz w:val="18"/>
+                <w:szCs w:val="18"/>
+                <w:lang w:eastAsia="zh-CN"/>
+              </w:rPr>
+              <w:t>Str == [] %}无{% else%}{% for d in tdd.drug</w:t>
+            </w:r>
+            <w:r>
+              <w:rPr>
+                <w:rFonts w:hint="eastAsia" w:ascii="Times New Roman" w:hAnsi="Times New Roman" w:eastAsia="微软雅黑" w:cs="Times New Roman"/>
+                <w:sz w:val="18"/>
+                <w:szCs w:val="18"/>
+                <w:lang w:eastAsia="zh-CN"/>
+              </w:rPr>
+              <w:t>d</w:t>
+            </w:r>
+            <w:r>
+              <w:rPr>
+                <w:rFonts w:ascii="Times New Roman" w:hAnsi="Times New Roman" w:eastAsia="微软雅黑" w:cs="Times New Roman"/>
+                <w:sz w:val="18"/>
+                <w:szCs w:val="18"/>
+                <w:lang w:eastAsia="zh-CN"/>
+              </w:rPr>
+              <w:t>Str %}{%if loop.last%}</w:t>
+            </w:r>
+            <w:r>
+              <w:rPr>
+                <w:rFonts w:hint="eastAsia" w:ascii="Times New Roman" w:hAnsi="Times New Roman" w:eastAsia="微软雅黑" w:cs="Times New Roman"/>
+                <w:sz w:val="18"/>
+                <w:szCs w:val="18"/>
+                <w:lang w:eastAsia="zh-CN"/>
+              </w:rPr>
+              <w:t>{{ d.nameLevel }}</w:t>
+            </w:r>
+            <w:r>
+              <w:rPr>
+                <w:rFonts w:ascii="Times New Roman" w:hAnsi="Times New Roman" w:eastAsia="微软雅黑" w:cs="Times New Roman"/>
+                <w:sz w:val="18"/>
+                <w:szCs w:val="18"/>
+                <w:lang w:eastAsia="zh-CN"/>
+              </w:rPr>
+              <w:t>{%else%}</w:t>
+            </w:r>
+            <w:r>
+              <w:rPr>
+                <w:rFonts w:hint="eastAsia" w:ascii="Times New Roman" w:hAnsi="Times New Roman" w:eastAsia="微软雅黑" w:cs="Times New Roman"/>
+                <w:sz w:val="18"/>
+                <w:szCs w:val="18"/>
+                <w:lang w:eastAsia="zh-CN"/>
+              </w:rPr>
+              <w:t>{{ d.nameLevel }}</w:t>
+            </w:r>
+            <w:r>
+              <w:rPr>
+                <w:rFonts w:ascii="Times New Roman" w:hAnsi="Times New Roman" w:eastAsia="微软雅黑" w:cs="Times New Roman"/>
+                <w:sz w:val="18"/>
+                <w:szCs w:val="18"/>
+                <w:lang w:eastAsia="zh-CN"/>
+              </w:rPr>
+              <w:t>，{%endif%}{% endfor %}{% endif%}</w:t>
+            </w:r>
+          </w:p>
+        </w:tc>
+      </w:tr>
+      <w:tr>
+        <w:tblPrEx>
+          <w:tblBorders>
+            <w:top w:val="single" w:color="45A3A7" w:sz="18" w:space="0"/>
+            <w:left w:val="none" w:color="auto" w:sz="0" w:space="0"/>
+            <w:bottom w:val="dotted" w:color="45A3A7" w:sz="4" w:space="0"/>
+            <w:right w:val="none" w:color="auto" w:sz="0" w:space="0"/>
+            <w:insideH w:val="dotted" w:color="45A3A7" w:sz="4" w:space="0"/>
+            <w:insideV w:val="dotted" w:color="45A3A7" w:sz="4" w:space="0"/>
+          </w:tblBorders>
+          <w:tblCellMar>
+            <w:top w:w="0" w:type="dxa"/>
+            <w:left w:w="108" w:type="dxa"/>
+            <w:bottom w:w="0" w:type="dxa"/>
+            <w:right w:w="108" w:type="dxa"/>
+          </w:tblCellMar>
+        </w:tblPrEx>
+        <w:trPr>
+          <w:trHeight w:val="474" w:hRule="atLeast"/>
+          <w:jc w:val="center"/>
+        </w:trPr>
+        <w:tc>
+          <w:tcPr>
+            <w:tcW w:w="432" w:type="dxa"/>
+            <w:vMerge w:val="restart"/>
+            <w:tcBorders>
+              <w:top w:val="single" w:color="FFFFFF" w:themeColor="background1" w:sz="18" w:space="0"/>
+              <w:left w:val="nil"/>
+              <w:right w:val="single" w:color="FFFFFF" w:themeColor="background1" w:sz="18" w:space="0"/>
+            </w:tcBorders>
+            <w:shd w:val="clear" w:color="auto" w:fill="62B541"/>
+            <w:vAlign w:val="center"/>
+          </w:tcPr>
+          <w:p>
+            <w:pPr>
+              <w:keepNext/>
+              <w:spacing w:before="26"/>
+              <w:jc w:val="center"/>
+              <w:rPr>
+                <w:rFonts w:ascii="Times New Roman" w:hAnsi="Times New Roman" w:eastAsia="微软雅黑" w:cs="Times New Roman"/>
+                <w:b/>
+                <w:color w:val="FFFFFF" w:themeColor="background1"/>
+                <w:sz w:val="18"/>
+                <w:szCs w:val="18"/>
+                <w:lang w:eastAsia="zh-CN"/>
+                <w14:textFill>
+                  <w14:solidFill>
+                    <w14:schemeClr w14:val="bg1"/>
+                  </w14:solidFill>
+                </w14:textFill>
+              </w:rPr>
+            </w:pPr>
+            <w:r>
+              <w:rPr>
+                <w:rFonts w:ascii="Times New Roman" w:hAnsi="Times New Roman" w:eastAsia="微软雅黑" w:cs="Times New Roman"/>
+                <w:b/>
+                <w:color w:val="FFFFFF" w:themeColor="background1"/>
+                <w:sz w:val="18"/>
+                <w:szCs w:val="18"/>
+                <w:lang w:eastAsia="zh-CN"/>
+                <w14:textFill>
+                  <w14:solidFill>
+                    <w14:schemeClr w14:val="bg1"/>
+                  </w14:solidFill>
+                </w14:textFill>
+              </w:rPr>
+              <w:t>潜在耐药信息</w:t>
+            </w:r>
+          </w:p>
+        </w:tc>
+        <w:tc>
+          <w:tcPr>
+            <w:tcW w:w="1191" w:type="dxa"/>
+            <w:tcBorders>
+              <w:top w:val="single" w:color="FFFFFF" w:themeColor="background1" w:sz="18" w:space="0"/>
+              <w:left w:val="single" w:color="FFFFFF" w:themeColor="background1" w:sz="18" w:space="0"/>
+              <w:bottom w:val="single" w:color="FFFFFF" w:themeColor="background1" w:sz="18" w:space="0"/>
+              <w:right w:val="nil"/>
+            </w:tcBorders>
+            <w:shd w:val="clear" w:color="auto" w:fill="62B541"/>
+            <w:vAlign w:val="center"/>
+          </w:tcPr>
+          <w:p>
+            <w:pPr>
+              <w:keepNext/>
+              <w:spacing w:before="26"/>
+              <w:jc w:val="center"/>
+              <w:rPr>
+                <w:rFonts w:ascii="Times New Roman" w:hAnsi="Times New Roman" w:eastAsia="微软雅黑" w:cs="Times New Roman"/>
+                <w:b/>
+                <w:color w:val="FFFFFF" w:themeColor="background1"/>
+                <w:sz w:val="18"/>
+                <w:szCs w:val="18"/>
+                <w:lang w:eastAsia="zh-CN"/>
+                <w14:textFill>
+                  <w14:solidFill>
+                    <w14:schemeClr w14:val="bg1"/>
+                  </w14:solidFill>
+                </w14:textFill>
+              </w:rPr>
+            </w:pPr>
+            <w:r>
+              <w:rPr>
+                <w:rFonts w:ascii="Times New Roman" w:hAnsi="Times New Roman" w:eastAsia="微软雅黑" w:cs="Times New Roman"/>
+                <w:b/>
+                <w:color w:val="FFFFFF" w:themeColor="background1"/>
+                <w:sz w:val="18"/>
+                <w:szCs w:val="18"/>
+                <w:lang w:eastAsia="zh-CN"/>
+                <w14:textFill>
+                  <w14:solidFill>
+                    <w14:schemeClr w14:val="bg1"/>
+                  </w14:solidFill>
+                </w14:textFill>
+              </w:rPr>
+              <w:t>A级</w:t>
+            </w:r>
+          </w:p>
+        </w:tc>
+        <w:tc>
+          <w:tcPr>
+            <w:tcW w:w="8247" w:type="dxa"/>
+            <w:tcBorders>
+              <w:top w:val="single" w:color="A4A4A4" w:sz="4" w:space="0"/>
+              <w:left w:val="nil"/>
+              <w:bottom w:val="single" w:color="A4A4A4" w:sz="4" w:space="0"/>
+              <w:right w:val="nil"/>
+            </w:tcBorders>
+            <w:shd w:val="clear" w:color="auto" w:fill="auto"/>
+            <w:vAlign w:val="center"/>
+          </w:tcPr>
+          <w:p>
+            <w:pPr>
+              <w:keepNext/>
+              <w:spacing w:before="26"/>
+              <w:jc w:val="center"/>
+              <w:rPr>
+                <w:rFonts w:ascii="Times New Roman" w:hAnsi="Times New Roman" w:eastAsia="微软雅黑" w:cs="Times New Roman"/>
+                <w:sz w:val="18"/>
+                <w:szCs w:val="18"/>
+                <w:lang w:eastAsia="zh-CN"/>
+              </w:rPr>
+            </w:pPr>
+            <w:r>
+              <w:rPr>
+                <w:rFonts w:ascii="Times New Roman" w:hAnsi="Times New Roman" w:eastAsia="微软雅黑" w:cs="Times New Roman"/>
+                <w:sz w:val="18"/>
+                <w:szCs w:val="18"/>
+                <w:lang w:eastAsia="zh-CN"/>
+              </w:rPr>
+              <w:t>{% if tdd.resistant</w:t>
+            </w:r>
+            <w:r>
+              <w:rPr>
+                <w:rFonts w:hint="eastAsia" w:ascii="Times New Roman" w:hAnsi="Times New Roman" w:eastAsia="微软雅黑" w:cs="Times New Roman"/>
+                <w:sz w:val="18"/>
+                <w:szCs w:val="18"/>
+                <w:lang w:eastAsia="zh-CN"/>
+              </w:rPr>
+              <w:t>a</w:t>
+            </w:r>
+            <w:r>
+              <w:rPr>
+                <w:rFonts w:ascii="Times New Roman" w:hAnsi="Times New Roman" w:eastAsia="微软雅黑" w:cs="Times New Roman"/>
+                <w:sz w:val="18"/>
+                <w:szCs w:val="18"/>
+                <w:lang w:eastAsia="zh-CN"/>
+              </w:rPr>
+              <w:t>Str == [] %}无{% else%}{% for d in tdd.resistant</w:t>
+            </w:r>
+            <w:r>
+              <w:rPr>
+                <w:rFonts w:hint="eastAsia" w:ascii="Times New Roman" w:hAnsi="Times New Roman" w:eastAsia="微软雅黑" w:cs="Times New Roman"/>
+                <w:sz w:val="18"/>
+                <w:szCs w:val="18"/>
+                <w:lang w:eastAsia="zh-CN"/>
+              </w:rPr>
+              <w:t>a</w:t>
+            </w:r>
+            <w:r>
+              <w:rPr>
+                <w:rFonts w:ascii="Times New Roman" w:hAnsi="Times New Roman" w:eastAsia="微软雅黑" w:cs="Times New Roman"/>
+                <w:sz w:val="18"/>
+                <w:szCs w:val="18"/>
+                <w:lang w:eastAsia="zh-CN"/>
+              </w:rPr>
+              <w:t>Str %}{%if loop.last%}</w:t>
+            </w:r>
+            <w:r>
+              <w:rPr>
+                <w:rFonts w:hint="eastAsia" w:ascii="Times New Roman" w:hAnsi="Times New Roman" w:eastAsia="微软雅黑" w:cs="Times New Roman"/>
+                <w:sz w:val="18"/>
+                <w:szCs w:val="18"/>
+                <w:lang w:eastAsia="zh-CN"/>
+              </w:rPr>
+              <w:t>{{ d.nameLevel }}</w:t>
+            </w:r>
+            <w:r>
+              <w:rPr>
+                <w:rFonts w:ascii="Times New Roman" w:hAnsi="Times New Roman" w:eastAsia="微软雅黑" w:cs="Times New Roman"/>
+                <w:sz w:val="18"/>
+                <w:szCs w:val="18"/>
+                <w:lang w:eastAsia="zh-CN"/>
+              </w:rPr>
+              <w:t>{%else%}</w:t>
+            </w:r>
+            <w:r>
+              <w:rPr>
+                <w:rFonts w:hint="eastAsia" w:ascii="Times New Roman" w:hAnsi="Times New Roman" w:eastAsia="微软雅黑" w:cs="Times New Roman"/>
+                <w:sz w:val="18"/>
+                <w:szCs w:val="18"/>
+                <w:lang w:eastAsia="zh-CN"/>
+              </w:rPr>
+              <w:t>{{ d.nameLevel }}</w:t>
+            </w:r>
+            <w:r>
+              <w:rPr>
+                <w:rFonts w:ascii="Times New Roman" w:hAnsi="Times New Roman" w:eastAsia="微软雅黑" w:cs="Times New Roman"/>
+                <w:sz w:val="18"/>
+                <w:szCs w:val="18"/>
+                <w:lang w:eastAsia="zh-CN"/>
+              </w:rPr>
+              <w:t>，{%endif%}{% endfor %}{% endif%}</w:t>
+            </w:r>
+          </w:p>
+        </w:tc>
+      </w:tr>
+      <w:tr>
+        <w:tblPrEx>
+          <w:tblBorders>
+            <w:top w:val="single" w:color="45A3A7" w:sz="18" w:space="0"/>
+            <w:left w:val="none" w:color="auto" w:sz="0" w:space="0"/>
+            <w:bottom w:val="dotted" w:color="45A3A7" w:sz="4" w:space="0"/>
+            <w:right w:val="none" w:color="auto" w:sz="0" w:space="0"/>
+            <w:insideH w:val="dotted" w:color="45A3A7" w:sz="4" w:space="0"/>
+            <w:insideV w:val="dotted" w:color="45A3A7" w:sz="4" w:space="0"/>
+          </w:tblBorders>
+          <w:tblCellMar>
+            <w:top w:w="0" w:type="dxa"/>
+            <w:left w:w="108" w:type="dxa"/>
+            <w:bottom w:w="0" w:type="dxa"/>
+            <w:right w:w="108" w:type="dxa"/>
+          </w:tblCellMar>
+        </w:tblPrEx>
+        <w:trPr>
+          <w:trHeight w:val="474" w:hRule="atLeast"/>
+          <w:jc w:val="center"/>
+        </w:trPr>
+        <w:tc>
+          <w:tcPr>
+            <w:tcW w:w="432" w:type="dxa"/>
+            <w:vMerge w:val="continue"/>
+            <w:tcBorders>
+              <w:left w:val="nil"/>
+              <w:right w:val="single" w:color="FFFFFF" w:themeColor="background1" w:sz="18" w:space="0"/>
+            </w:tcBorders>
+            <w:shd w:val="clear" w:color="auto" w:fill="62B541"/>
+            <w:vAlign w:val="center"/>
+          </w:tcPr>
+          <w:p>
+            <w:pPr>
+              <w:keepNext/>
+              <w:spacing w:before="26"/>
+              <w:jc w:val="center"/>
+              <w:rPr>
+                <w:rFonts w:ascii="Times New Roman" w:hAnsi="Times New Roman" w:eastAsia="微软雅黑" w:cs="Times New Roman"/>
+                <w:b/>
+                <w:color w:val="FFFFFF" w:themeColor="background1"/>
+                <w:sz w:val="18"/>
+                <w:szCs w:val="18"/>
+                <w:lang w:eastAsia="zh-CN"/>
+                <w14:textFill>
+                  <w14:solidFill>
+                    <w14:schemeClr w14:val="bg1"/>
+                  </w14:solidFill>
+                </w14:textFill>
+              </w:rPr>
+            </w:pPr>
+          </w:p>
+        </w:tc>
+        <w:tc>
+          <w:tcPr>
+            <w:tcW w:w="1191" w:type="dxa"/>
+            <w:tcBorders>
+              <w:top w:val="single" w:color="FFFFFF" w:themeColor="background1" w:sz="18" w:space="0"/>
+              <w:left w:val="single" w:color="FFFFFF" w:themeColor="background1" w:sz="18" w:space="0"/>
+              <w:bottom w:val="single" w:color="FFFFFF" w:themeColor="background1" w:sz="18" w:space="0"/>
+              <w:right w:val="nil"/>
+            </w:tcBorders>
+            <w:shd w:val="clear" w:color="auto" w:fill="62B541"/>
+            <w:vAlign w:val="center"/>
+          </w:tcPr>
+          <w:p>
+            <w:pPr>
+              <w:keepNext/>
+              <w:spacing w:before="26"/>
+              <w:jc w:val="center"/>
+              <w:rPr>
+                <w:rFonts w:ascii="Times New Roman" w:hAnsi="Times New Roman" w:eastAsia="微软雅黑" w:cs="Times New Roman"/>
+                <w:b/>
+                <w:color w:val="FFFFFF" w:themeColor="background1"/>
+                <w:sz w:val="18"/>
+                <w:szCs w:val="18"/>
+                <w:lang w:eastAsia="zh-CN"/>
+                <w14:textFill>
+                  <w14:solidFill>
+                    <w14:schemeClr w14:val="bg1"/>
+                  </w14:solidFill>
+                </w14:textFill>
+              </w:rPr>
+            </w:pPr>
+            <w:r>
+              <w:rPr>
+                <w:rFonts w:ascii="Times New Roman" w:hAnsi="Times New Roman" w:eastAsia="微软雅黑" w:cs="Times New Roman"/>
+                <w:b/>
+                <w:color w:val="FFFFFF" w:themeColor="background1"/>
+                <w:sz w:val="18"/>
+                <w:szCs w:val="18"/>
+                <w:lang w:eastAsia="zh-CN"/>
+                <w14:textFill>
+                  <w14:solidFill>
+                    <w14:schemeClr w14:val="bg1"/>
+                  </w14:solidFill>
+                </w14:textFill>
+              </w:rPr>
+              <w:t>B级</w:t>
+            </w:r>
+          </w:p>
+        </w:tc>
+        <w:tc>
+          <w:tcPr>
+            <w:tcW w:w="8247" w:type="dxa"/>
+            <w:tcBorders>
+              <w:top w:val="single" w:color="A4A4A4" w:sz="4" w:space="0"/>
+              <w:left w:val="nil"/>
+              <w:bottom w:val="single" w:color="A4A4A4" w:sz="4" w:space="0"/>
+              <w:right w:val="nil"/>
+            </w:tcBorders>
+            <w:shd w:val="clear" w:color="auto" w:fill="auto"/>
+            <w:vAlign w:val="center"/>
+          </w:tcPr>
+          <w:p>
+            <w:pPr>
+              <w:keepNext/>
+              <w:spacing w:before="26"/>
+              <w:jc w:val="center"/>
+              <w:rPr>
+                <w:rFonts w:ascii="Times New Roman" w:hAnsi="Times New Roman" w:eastAsia="微软雅黑" w:cs="Times New Roman"/>
+                <w:sz w:val="18"/>
+                <w:szCs w:val="18"/>
+                <w:lang w:eastAsia="zh-CN"/>
+              </w:rPr>
+            </w:pPr>
+            <w:r>
+              <w:rPr>
+                <w:rFonts w:ascii="Times New Roman" w:hAnsi="Times New Roman" w:eastAsia="微软雅黑" w:cs="Times New Roman"/>
+                <w:sz w:val="18"/>
+                <w:szCs w:val="18"/>
+                <w:lang w:eastAsia="zh-CN"/>
+              </w:rPr>
+              <w:t>{% if tdd.resistant</w:t>
+            </w:r>
+            <w:r>
+              <w:rPr>
+                <w:rFonts w:hint="eastAsia" w:ascii="Times New Roman" w:hAnsi="Times New Roman" w:eastAsia="微软雅黑" w:cs="Times New Roman"/>
+                <w:sz w:val="18"/>
+                <w:szCs w:val="18"/>
+                <w:lang w:eastAsia="zh-CN"/>
+              </w:rPr>
+              <w:t>b</w:t>
+            </w:r>
+            <w:r>
+              <w:rPr>
+                <w:rFonts w:ascii="Times New Roman" w:hAnsi="Times New Roman" w:eastAsia="微软雅黑" w:cs="Times New Roman"/>
+                <w:sz w:val="18"/>
+                <w:szCs w:val="18"/>
+                <w:lang w:eastAsia="zh-CN"/>
+              </w:rPr>
+              <w:t>Str == [] %}无{% else%}{% for d in tdd.resistant</w:t>
+            </w:r>
+            <w:r>
+              <w:rPr>
+                <w:rFonts w:hint="eastAsia" w:ascii="Times New Roman" w:hAnsi="Times New Roman" w:eastAsia="微软雅黑" w:cs="Times New Roman"/>
+                <w:sz w:val="18"/>
+                <w:szCs w:val="18"/>
+                <w:lang w:eastAsia="zh-CN"/>
+              </w:rPr>
+              <w:t>b</w:t>
+            </w:r>
+            <w:r>
+              <w:rPr>
+                <w:rFonts w:ascii="Times New Roman" w:hAnsi="Times New Roman" w:eastAsia="微软雅黑" w:cs="Times New Roman"/>
+                <w:sz w:val="18"/>
+                <w:szCs w:val="18"/>
+                <w:lang w:eastAsia="zh-CN"/>
+              </w:rPr>
+              <w:t>Str %}{%if loop.last%}</w:t>
+            </w:r>
+            <w:r>
+              <w:rPr>
+                <w:rFonts w:hint="eastAsia" w:ascii="Times New Roman" w:hAnsi="Times New Roman" w:eastAsia="微软雅黑" w:cs="Times New Roman"/>
+                <w:sz w:val="18"/>
+                <w:szCs w:val="18"/>
+                <w:lang w:eastAsia="zh-CN"/>
+              </w:rPr>
+              <w:t>{{ d.nameLevel }}</w:t>
+            </w:r>
+            <w:r>
+              <w:rPr>
+                <w:rFonts w:ascii="Times New Roman" w:hAnsi="Times New Roman" w:eastAsia="微软雅黑" w:cs="Times New Roman"/>
+                <w:sz w:val="18"/>
+                <w:szCs w:val="18"/>
+                <w:lang w:eastAsia="zh-CN"/>
+              </w:rPr>
+              <w:t>{%else%}</w:t>
+            </w:r>
+            <w:r>
+              <w:rPr>
+                <w:rFonts w:hint="eastAsia" w:ascii="Times New Roman" w:hAnsi="Times New Roman" w:eastAsia="微软雅黑" w:cs="Times New Roman"/>
+                <w:sz w:val="18"/>
+                <w:szCs w:val="18"/>
+                <w:lang w:eastAsia="zh-CN"/>
+              </w:rPr>
+              <w:t>{{ d.nameLevel }}</w:t>
+            </w:r>
+            <w:r>
+              <w:rPr>
+                <w:rFonts w:ascii="Times New Roman" w:hAnsi="Times New Roman" w:eastAsia="微软雅黑" w:cs="Times New Roman"/>
+                <w:sz w:val="18"/>
+                <w:szCs w:val="18"/>
+                <w:lang w:eastAsia="zh-CN"/>
+              </w:rPr>
+              <w:t>，{%endif%}{% endfor %}{% endif%}</w:t>
+            </w:r>
+          </w:p>
+        </w:tc>
+      </w:tr>
+      <w:tr>
+        <w:tblPrEx>
+          <w:tblBorders>
+            <w:top w:val="single" w:color="45A3A7" w:sz="18" w:space="0"/>
+            <w:left w:val="none" w:color="auto" w:sz="0" w:space="0"/>
+            <w:bottom w:val="dotted" w:color="45A3A7" w:sz="4" w:space="0"/>
+            <w:right w:val="none" w:color="auto" w:sz="0" w:space="0"/>
+            <w:insideH w:val="dotted" w:color="45A3A7" w:sz="4" w:space="0"/>
+            <w:insideV w:val="dotted" w:color="45A3A7" w:sz="4" w:space="0"/>
+          </w:tblBorders>
+          <w:tblCellMar>
+            <w:top w:w="0" w:type="dxa"/>
+            <w:left w:w="108" w:type="dxa"/>
+            <w:bottom w:w="0" w:type="dxa"/>
+            <w:right w:w="108" w:type="dxa"/>
+          </w:tblCellMar>
+        </w:tblPrEx>
+        <w:trPr>
+          <w:trHeight w:val="474" w:hRule="atLeast"/>
+          <w:jc w:val="center"/>
+        </w:trPr>
+        <w:tc>
+          <w:tcPr>
+            <w:tcW w:w="432" w:type="dxa"/>
+            <w:vMerge w:val="continue"/>
+            <w:tcBorders>
+              <w:left w:val="nil"/>
+              <w:right w:val="single" w:color="FFFFFF" w:themeColor="background1" w:sz="18" w:space="0"/>
+            </w:tcBorders>
+            <w:shd w:val="clear" w:color="auto" w:fill="62B541"/>
+            <w:vAlign w:val="center"/>
+          </w:tcPr>
+          <w:p>
+            <w:pPr>
+              <w:keepNext/>
+              <w:spacing w:before="26"/>
+              <w:jc w:val="center"/>
+              <w:rPr>
+                <w:rFonts w:ascii="Times New Roman" w:hAnsi="Times New Roman" w:eastAsia="微软雅黑" w:cs="Times New Roman"/>
+                <w:b/>
+                <w:color w:val="FFFFFF" w:themeColor="background1"/>
+                <w:sz w:val="18"/>
+                <w:szCs w:val="18"/>
+                <w:lang w:eastAsia="zh-CN"/>
+                <w14:textFill>
+                  <w14:solidFill>
+                    <w14:schemeClr w14:val="bg1"/>
+                  </w14:solidFill>
+                </w14:textFill>
+              </w:rPr>
+            </w:pPr>
+          </w:p>
+        </w:tc>
+        <w:tc>
+          <w:tcPr>
+            <w:tcW w:w="1191" w:type="dxa"/>
+            <w:tcBorders>
+              <w:top w:val="single" w:color="FFFFFF" w:themeColor="background1" w:sz="18" w:space="0"/>
+              <w:left w:val="single" w:color="FFFFFF" w:themeColor="background1" w:sz="18" w:space="0"/>
+              <w:bottom w:val="single" w:color="FFFFFF" w:themeColor="background1" w:sz="18" w:space="0"/>
+              <w:right w:val="nil"/>
+            </w:tcBorders>
+            <w:shd w:val="clear" w:color="auto" w:fill="62B541"/>
+            <w:vAlign w:val="center"/>
+          </w:tcPr>
+          <w:p>
+            <w:pPr>
+              <w:keepNext/>
+              <w:spacing w:before="26"/>
+              <w:jc w:val="center"/>
+              <w:rPr>
+                <w:rFonts w:ascii="Times New Roman" w:hAnsi="Times New Roman" w:eastAsia="微软雅黑" w:cs="Times New Roman"/>
+                <w:b/>
+                <w:color w:val="FFFFFF" w:themeColor="background1"/>
+                <w:sz w:val="18"/>
+                <w:szCs w:val="18"/>
+                <w:lang w:eastAsia="zh-CN"/>
+                <w14:textFill>
+                  <w14:solidFill>
+                    <w14:schemeClr w14:val="bg1"/>
+                  </w14:solidFill>
+                </w14:textFill>
+              </w:rPr>
+            </w:pPr>
+            <w:r>
+              <w:rPr>
+                <w:rFonts w:ascii="Times New Roman" w:hAnsi="Times New Roman" w:eastAsia="微软雅黑" w:cs="Times New Roman"/>
+                <w:b/>
+                <w:color w:val="FFFFFF" w:themeColor="background1"/>
+                <w:sz w:val="18"/>
+                <w:szCs w:val="18"/>
+                <w:lang w:eastAsia="zh-CN"/>
+                <w14:textFill>
+                  <w14:solidFill>
+                    <w14:schemeClr w14:val="bg1"/>
+                  </w14:solidFill>
+                </w14:textFill>
+              </w:rPr>
+              <w:t>C级</w:t>
+            </w:r>
+          </w:p>
+        </w:tc>
+        <w:tc>
+          <w:tcPr>
+            <w:tcW w:w="8247" w:type="dxa"/>
+            <w:tcBorders>
+              <w:top w:val="single" w:color="A4A4A4" w:sz="4" w:space="0"/>
+              <w:left w:val="nil"/>
+              <w:bottom w:val="single" w:color="A4A4A4" w:sz="4" w:space="0"/>
+              <w:right w:val="nil"/>
+            </w:tcBorders>
+            <w:shd w:val="clear" w:color="auto" w:fill="auto"/>
+            <w:vAlign w:val="center"/>
+          </w:tcPr>
+          <w:p>
+            <w:pPr>
+              <w:keepNext/>
+              <w:spacing w:before="26"/>
+              <w:jc w:val="center"/>
+              <w:rPr>
+                <w:rFonts w:ascii="Times New Roman" w:hAnsi="Times New Roman" w:eastAsia="微软雅黑" w:cs="Times New Roman"/>
+                <w:sz w:val="18"/>
+                <w:szCs w:val="18"/>
+                <w:lang w:eastAsia="zh-CN"/>
+              </w:rPr>
+            </w:pPr>
+            <w:r>
+              <w:rPr>
+                <w:rFonts w:ascii="Times New Roman" w:hAnsi="Times New Roman" w:eastAsia="微软雅黑" w:cs="Times New Roman"/>
+                <w:sz w:val="18"/>
+                <w:szCs w:val="18"/>
+                <w:lang w:eastAsia="zh-CN"/>
+              </w:rPr>
+              <w:t>{% if tdd.resistant</w:t>
+            </w:r>
+            <w:r>
+              <w:rPr>
+                <w:rFonts w:hint="eastAsia" w:ascii="Times New Roman" w:hAnsi="Times New Roman" w:eastAsia="微软雅黑" w:cs="Times New Roman"/>
+                <w:sz w:val="18"/>
+                <w:szCs w:val="18"/>
+                <w:lang w:eastAsia="zh-CN"/>
+              </w:rPr>
+              <w:t>c</w:t>
+            </w:r>
+            <w:r>
+              <w:rPr>
+                <w:rFonts w:ascii="Times New Roman" w:hAnsi="Times New Roman" w:eastAsia="微软雅黑" w:cs="Times New Roman"/>
+                <w:sz w:val="18"/>
+                <w:szCs w:val="18"/>
+                <w:lang w:eastAsia="zh-CN"/>
+              </w:rPr>
+              <w:t>Str == [] %}无{% else%}{% for d in tdd.resistant</w:t>
+            </w:r>
+            <w:r>
+              <w:rPr>
+                <w:rFonts w:hint="eastAsia" w:ascii="Times New Roman" w:hAnsi="Times New Roman" w:eastAsia="微软雅黑" w:cs="Times New Roman"/>
+                <w:sz w:val="18"/>
+                <w:szCs w:val="18"/>
+                <w:lang w:eastAsia="zh-CN"/>
+              </w:rPr>
+              <w:t>c</w:t>
+            </w:r>
+            <w:r>
+              <w:rPr>
+                <w:rFonts w:ascii="Times New Roman" w:hAnsi="Times New Roman" w:eastAsia="微软雅黑" w:cs="Times New Roman"/>
+                <w:sz w:val="18"/>
+                <w:szCs w:val="18"/>
+                <w:lang w:eastAsia="zh-CN"/>
+              </w:rPr>
+              <w:t>Str %}{%if loop.last%}</w:t>
+            </w:r>
+            <w:r>
+              <w:rPr>
+                <w:rFonts w:hint="eastAsia" w:ascii="Times New Roman" w:hAnsi="Times New Roman" w:eastAsia="微软雅黑" w:cs="Times New Roman"/>
+                <w:sz w:val="18"/>
+                <w:szCs w:val="18"/>
+                <w:lang w:eastAsia="zh-CN"/>
+              </w:rPr>
+              <w:t>{{ d.nameLevel }}</w:t>
+            </w:r>
+            <w:r>
+              <w:rPr>
+                <w:rFonts w:ascii="Times New Roman" w:hAnsi="Times New Roman" w:eastAsia="微软雅黑" w:cs="Times New Roman"/>
+                <w:sz w:val="18"/>
+                <w:szCs w:val="18"/>
+                <w:lang w:eastAsia="zh-CN"/>
+              </w:rPr>
+              <w:t>{%else%}</w:t>
+            </w:r>
+            <w:r>
+              <w:rPr>
+                <w:rFonts w:hint="eastAsia" w:ascii="Times New Roman" w:hAnsi="Times New Roman" w:eastAsia="微软雅黑" w:cs="Times New Roman"/>
+                <w:sz w:val="18"/>
+                <w:szCs w:val="18"/>
+                <w:lang w:eastAsia="zh-CN"/>
+              </w:rPr>
+              <w:t>{{ d.nameLevel }}</w:t>
+            </w:r>
+            <w:r>
+              <w:rPr>
+                <w:rFonts w:ascii="Times New Roman" w:hAnsi="Times New Roman" w:eastAsia="微软雅黑" w:cs="Times New Roman"/>
+                <w:sz w:val="18"/>
+                <w:szCs w:val="18"/>
+                <w:lang w:eastAsia="zh-CN"/>
+              </w:rPr>
+              <w:t>，{%endif%}{% endfor %}{% endif%}</w:t>
+            </w:r>
+          </w:p>
+        </w:tc>
+      </w:tr>
+      <w:tr>
+        <w:tblPrEx>
+          <w:tblBorders>
+            <w:top w:val="single" w:color="45A3A7" w:sz="18" w:space="0"/>
+            <w:left w:val="none" w:color="auto" w:sz="0" w:space="0"/>
+            <w:bottom w:val="dotted" w:color="45A3A7" w:sz="4" w:space="0"/>
+            <w:right w:val="none" w:color="auto" w:sz="0" w:space="0"/>
+            <w:insideH w:val="dotted" w:color="45A3A7" w:sz="4" w:space="0"/>
+            <w:insideV w:val="dotted" w:color="45A3A7" w:sz="4" w:space="0"/>
+          </w:tblBorders>
+          <w:tblCellMar>
+            <w:top w:w="0" w:type="dxa"/>
+            <w:left w:w="108" w:type="dxa"/>
+            <w:bottom w:w="0" w:type="dxa"/>
+            <w:right w:w="108" w:type="dxa"/>
+          </w:tblCellMar>
+        </w:tblPrEx>
+        <w:trPr>
+          <w:trHeight w:val="474" w:hRule="atLeast"/>
+          <w:jc w:val="center"/>
+        </w:trPr>
+        <w:tc>
+          <w:tcPr>
+            <w:tcW w:w="432" w:type="dxa"/>
+            <w:vMerge w:val="continue"/>
+            <w:tcBorders>
+              <w:left w:val="nil"/>
+              <w:bottom w:val="single" w:color="FFFFFF" w:themeColor="background1" w:sz="18" w:space="0"/>
+              <w:right w:val="single" w:color="FFFFFF" w:themeColor="background1" w:sz="18" w:space="0"/>
+            </w:tcBorders>
+            <w:shd w:val="clear" w:color="auto" w:fill="62B541"/>
+            <w:vAlign w:val="center"/>
+          </w:tcPr>
+          <w:p>
+            <w:pPr>
+              <w:keepNext/>
+              <w:spacing w:before="26"/>
+              <w:jc w:val="center"/>
+              <w:rPr>
+                <w:rFonts w:ascii="Times New Roman" w:hAnsi="Times New Roman" w:eastAsia="微软雅黑" w:cs="Times New Roman"/>
+                <w:b/>
+                <w:color w:val="FFFFFF" w:themeColor="background1"/>
+                <w:sz w:val="18"/>
+                <w:szCs w:val="18"/>
+                <w:lang w:eastAsia="zh-CN"/>
+                <w14:textFill>
+                  <w14:solidFill>
+                    <w14:schemeClr w14:val="bg1"/>
+                  </w14:solidFill>
+                </w14:textFill>
+              </w:rPr>
+            </w:pPr>
+          </w:p>
+        </w:tc>
+        <w:tc>
+          <w:tcPr>
+            <w:tcW w:w="1191" w:type="dxa"/>
+            <w:tcBorders>
+              <w:top w:val="single" w:color="FFFFFF" w:themeColor="background1" w:sz="18" w:space="0"/>
+              <w:left w:val="single" w:color="FFFFFF" w:themeColor="background1" w:sz="18" w:space="0"/>
+              <w:bottom w:val="single" w:color="FFFFFF" w:themeColor="background1" w:sz="18" w:space="0"/>
+              <w:right w:val="nil"/>
+            </w:tcBorders>
+            <w:shd w:val="clear" w:color="auto" w:fill="62B541"/>
+            <w:vAlign w:val="center"/>
+          </w:tcPr>
+          <w:p>
+            <w:pPr>
+              <w:keepNext/>
+              <w:spacing w:before="26"/>
+              <w:jc w:val="center"/>
+              <w:rPr>
+                <w:rFonts w:ascii="Times New Roman" w:hAnsi="Times New Roman" w:eastAsia="微软雅黑" w:cs="Times New Roman"/>
+                <w:b/>
+                <w:color w:val="FFFFFF" w:themeColor="background1"/>
+                <w:sz w:val="18"/>
+                <w:szCs w:val="18"/>
+                <w:lang w:eastAsia="zh-CN"/>
+                <w14:textFill>
+                  <w14:solidFill>
+                    <w14:schemeClr w14:val="bg1"/>
+                  </w14:solidFill>
+                </w14:textFill>
+              </w:rPr>
+            </w:pPr>
+            <w:r>
+              <w:rPr>
+                <w:rFonts w:hint="eastAsia" w:ascii="Times New Roman" w:hAnsi="Times New Roman" w:eastAsia="微软雅黑" w:cs="Times New Roman"/>
+                <w:b/>
+                <w:color w:val="FFFFFF" w:themeColor="background1"/>
+                <w:sz w:val="18"/>
+                <w:szCs w:val="18"/>
+                <w:lang w:eastAsia="zh-CN"/>
+                <w14:textFill>
+                  <w14:solidFill>
+                    <w14:schemeClr w14:val="bg1"/>
+                  </w14:solidFill>
+                </w14:textFill>
+              </w:rPr>
+              <w:t>D</w:t>
+            </w:r>
+            <w:r>
+              <w:rPr>
+                <w:rFonts w:ascii="Times New Roman" w:hAnsi="Times New Roman" w:eastAsia="微软雅黑" w:cs="Times New Roman"/>
+                <w:b/>
+                <w:color w:val="FFFFFF" w:themeColor="background1"/>
+                <w:sz w:val="18"/>
+                <w:szCs w:val="18"/>
+                <w:lang w:eastAsia="zh-CN"/>
+                <w14:textFill>
+                  <w14:solidFill>
+                    <w14:schemeClr w14:val="bg1"/>
+                  </w14:solidFill>
+                </w14:textFill>
+              </w:rPr>
+              <w:t>级</w:t>
+            </w:r>
+          </w:p>
+        </w:tc>
+        <w:tc>
+          <w:tcPr>
+            <w:tcW w:w="8247" w:type="dxa"/>
+            <w:tcBorders>
+              <w:top w:val="single" w:color="A4A4A4" w:sz="4" w:space="0"/>
+              <w:left w:val="nil"/>
+              <w:bottom w:val="single" w:color="A4A4A4" w:sz="4" w:space="0"/>
+              <w:right w:val="nil"/>
+            </w:tcBorders>
+            <w:shd w:val="clear" w:color="auto" w:fill="auto"/>
+            <w:vAlign w:val="center"/>
+          </w:tcPr>
+          <w:p>
+            <w:pPr>
+              <w:keepNext/>
+              <w:spacing w:before="26"/>
+              <w:jc w:val="center"/>
+              <w:rPr>
+                <w:rFonts w:ascii="Times New Roman" w:hAnsi="Times New Roman" w:eastAsia="微软雅黑" w:cs="Times New Roman"/>
+                <w:sz w:val="18"/>
+                <w:szCs w:val="18"/>
+                <w:lang w:eastAsia="zh-CN"/>
+              </w:rPr>
+            </w:pPr>
+            <w:r>
+              <w:rPr>
+                <w:rFonts w:ascii="Times New Roman" w:hAnsi="Times New Roman" w:eastAsia="微软雅黑" w:cs="Times New Roman"/>
+                <w:sz w:val="18"/>
+                <w:szCs w:val="18"/>
+                <w:lang w:eastAsia="zh-CN"/>
+              </w:rPr>
+              <w:t>{% if tdd.resistant</w:t>
+            </w:r>
+            <w:r>
+              <w:rPr>
+                <w:rFonts w:hint="eastAsia" w:ascii="Times New Roman" w:hAnsi="Times New Roman" w:eastAsia="微软雅黑" w:cs="Times New Roman"/>
+                <w:sz w:val="18"/>
+                <w:szCs w:val="18"/>
+                <w:lang w:eastAsia="zh-CN"/>
+              </w:rPr>
+              <w:t>d</w:t>
+            </w:r>
+            <w:r>
+              <w:rPr>
+                <w:rFonts w:ascii="Times New Roman" w:hAnsi="Times New Roman" w:eastAsia="微软雅黑" w:cs="Times New Roman"/>
+                <w:sz w:val="18"/>
+                <w:szCs w:val="18"/>
+                <w:lang w:eastAsia="zh-CN"/>
+              </w:rPr>
+              <w:t>Str == [] %}无{% else%}{% for d in tdd.resistant</w:t>
+            </w:r>
+            <w:r>
+              <w:rPr>
+                <w:rFonts w:hint="eastAsia" w:ascii="Times New Roman" w:hAnsi="Times New Roman" w:eastAsia="微软雅黑" w:cs="Times New Roman"/>
+                <w:sz w:val="18"/>
+                <w:szCs w:val="18"/>
+                <w:lang w:eastAsia="zh-CN"/>
+              </w:rPr>
+              <w:t>d</w:t>
+            </w:r>
+            <w:r>
+              <w:rPr>
+                <w:rFonts w:ascii="Times New Roman" w:hAnsi="Times New Roman" w:eastAsia="微软雅黑" w:cs="Times New Roman"/>
+                <w:sz w:val="18"/>
+                <w:szCs w:val="18"/>
+                <w:lang w:eastAsia="zh-CN"/>
+              </w:rPr>
+              <w:t>Str %}{%if loop.last%}</w:t>
+            </w:r>
+            <w:r>
+              <w:rPr>
+                <w:rFonts w:hint="eastAsia" w:ascii="Times New Roman" w:hAnsi="Times New Roman" w:eastAsia="微软雅黑" w:cs="Times New Roman"/>
+                <w:sz w:val="18"/>
+                <w:szCs w:val="18"/>
+                <w:lang w:eastAsia="zh-CN"/>
+              </w:rPr>
+              <w:t>{{ d.nameLevel }}</w:t>
+            </w:r>
+            <w:r>
+              <w:rPr>
+                <w:rFonts w:ascii="Times New Roman" w:hAnsi="Times New Roman" w:eastAsia="微软雅黑" w:cs="Times New Roman"/>
+                <w:sz w:val="18"/>
+                <w:szCs w:val="18"/>
+                <w:lang w:eastAsia="zh-CN"/>
+              </w:rPr>
+              <w:t>{%else%}</w:t>
+            </w:r>
+            <w:r>
+              <w:rPr>
+                <w:rFonts w:hint="eastAsia" w:ascii="Times New Roman" w:hAnsi="Times New Roman" w:eastAsia="微软雅黑" w:cs="Times New Roman"/>
+                <w:sz w:val="18"/>
+                <w:szCs w:val="18"/>
+                <w:lang w:eastAsia="zh-CN"/>
+              </w:rPr>
+              <w:t>{{ d.nameLevel }}</w:t>
+            </w:r>
+            <w:r>
+              <w:rPr>
+                <w:rFonts w:ascii="Times New Roman" w:hAnsi="Times New Roman" w:eastAsia="微软雅黑" w:cs="Times New Roman"/>
+                <w:sz w:val="18"/>
+                <w:szCs w:val="18"/>
+                <w:lang w:eastAsia="zh-CN"/>
+              </w:rPr>
+              <w:t>，{%endif%}{% endfor %}{% endif%}</w:t>
+            </w:r>
+          </w:p>
+        </w:tc>
+      </w:tr>
+      <w:tr>
+        <w:tblPrEx>
+          <w:tblBorders>
+            <w:top w:val="single" w:color="45A3A7" w:sz="18" w:space="0"/>
+            <w:left w:val="none" w:color="auto" w:sz="0" w:space="0"/>
+            <w:bottom w:val="dotted" w:color="45A3A7" w:sz="4" w:space="0"/>
+            <w:right w:val="none" w:color="auto" w:sz="0" w:space="0"/>
+            <w:insideH w:val="dotted" w:color="45A3A7" w:sz="4" w:space="0"/>
+            <w:insideV w:val="dotted" w:color="45A3A7" w:sz="4" w:space="0"/>
+          </w:tblBorders>
+          <w:tblCellMar>
+            <w:top w:w="0" w:type="dxa"/>
+            <w:left w:w="108" w:type="dxa"/>
+            <w:bottom w:w="0" w:type="dxa"/>
+            <w:right w:w="108" w:type="dxa"/>
+          </w:tblCellMar>
+        </w:tblPrEx>
+        <w:trPr>
+          <w:jc w:val="center"/>
+        </w:trPr>
+        <w:tc>
+          <w:tcPr>
+            <w:tcW w:w="1623" w:type="dxa"/>
+            <w:gridSpan w:val="2"/>
+            <w:tcBorders>
+              <w:top w:val="single" w:color="FFFFFF" w:themeColor="background1" w:sz="18" w:space="0"/>
+              <w:left w:val="nil"/>
+              <w:right w:val="nil"/>
+            </w:tcBorders>
+            <w:shd w:val="clear" w:color="auto" w:fill="62B541"/>
+            <w:vAlign w:val="center"/>
+          </w:tcPr>
+          <w:p>
+            <w:pPr>
+              <w:keepNext/>
+              <w:spacing w:before="26"/>
+              <w:jc w:val="center"/>
+              <w:rPr>
+                <w:rFonts w:ascii="Times New Roman" w:hAnsi="Times New Roman" w:eastAsia="微软雅黑" w:cs="Times New Roman"/>
+                <w:b/>
+                <w:color w:val="FFFFFF" w:themeColor="background1"/>
+                <w:sz w:val="18"/>
+                <w:szCs w:val="18"/>
+                <w:lang w:eastAsia="zh-CN"/>
+                <w14:textFill>
+                  <w14:solidFill>
+                    <w14:schemeClr w14:val="bg1"/>
+                  </w14:solidFill>
+                </w14:textFill>
+              </w:rPr>
+            </w:pPr>
+            <w:r>
+              <w:rPr>
+                <w:rFonts w:hint="eastAsia" w:ascii="Times New Roman" w:hAnsi="Times New Roman" w:eastAsia="微软雅黑" w:cs="Times New Roman"/>
+                <w:b/>
+                <w:color w:val="FFFFFF" w:themeColor="background1"/>
+                <w:sz w:val="18"/>
+                <w:szCs w:val="18"/>
+                <w:lang w:eastAsia="zh-CN"/>
+                <w14:textFill>
+                  <w14:solidFill>
+                    <w14:schemeClr w14:val="bg1"/>
+                  </w14:solidFill>
+                </w14:textFill>
+              </w:rPr>
+              <w:t>基因突变相关说明</w:t>
+            </w:r>
+          </w:p>
+        </w:tc>
+        <w:tc>
+          <w:tcPr>
+            <w:tcW w:w="8247" w:type="dxa"/>
+            <w:tcBorders>
+              <w:top w:val="single" w:color="A4A4A4" w:sz="4" w:space="0"/>
+              <w:left w:val="nil"/>
+              <w:bottom w:val="single" w:color="A4A4A4" w:sz="4" w:space="0"/>
+              <w:right w:val="nil"/>
+            </w:tcBorders>
+            <w:vAlign w:val="center"/>
+          </w:tcPr>
+          <w:p>
+            <w:pPr>
+              <w:keepNext/>
+              <w:spacing w:before="26"/>
+              <w:rPr>
+                <w:rFonts w:ascii="Times New Roman" w:hAnsi="Times New Roman" w:eastAsia="微软雅黑" w:cs="Times New Roman"/>
+                <w:sz w:val="18"/>
+                <w:szCs w:val="18"/>
+                <w:lang w:eastAsia="zh-CN"/>
+              </w:rPr>
+            </w:pPr>
+            <w:r>
+              <w:rPr>
+                <w:rFonts w:hint="eastAsia" w:ascii="Times New Roman" w:hAnsi="Times New Roman" w:eastAsia="微软雅黑" w:cs="Times New Roman"/>
+                <w:sz w:val="18"/>
+                <w:szCs w:val="18"/>
+                <w:lang w:eastAsia="zh-CN"/>
+              </w:rPr>
+              <w:t>{% for md in tdd.medicationDescription %}{% if md.key == '突变说明</w:t>
+            </w:r>
+            <w:r>
+              <w:rPr>
+                <w:rFonts w:ascii="Times New Roman" w:hAnsi="Times New Roman" w:eastAsia="微软雅黑" w:cs="Times New Roman"/>
+                <w:sz w:val="18"/>
+                <w:szCs w:val="18"/>
+                <w:lang w:eastAsia="zh-CN"/>
+              </w:rPr>
+              <w:t>:</w:t>
+            </w:r>
+            <w:r>
+              <w:rPr>
+                <w:rFonts w:hint="eastAsia" w:ascii="Times New Roman" w:hAnsi="Times New Roman" w:eastAsia="微软雅黑" w:cs="Times New Roman"/>
+                <w:sz w:val="18"/>
+                <w:szCs w:val="18"/>
+                <w:lang w:eastAsia="zh-CN"/>
+              </w:rPr>
+              <w:t>' %}</w:t>
+            </w:r>
+            <w:r>
+              <w:rPr>
+                <w:rFonts w:hint="eastAsia" w:ascii="Times New Roman" w:hAnsi="Times New Roman" w:eastAsia="微软雅黑" w:cs="Times New Roman"/>
+                <w:b/>
+                <w:bCs/>
+                <w:sz w:val="18"/>
+                <w:szCs w:val="18"/>
+                <w:lang w:eastAsia="zh-CN"/>
+              </w:rPr>
+              <w:t>{{md.key}}</w:t>
+            </w:r>
+            <w:r>
+              <w:rPr>
+                <w:rFonts w:hint="eastAsia" w:ascii="Times New Roman" w:hAnsi="Times New Roman" w:eastAsia="微软雅黑" w:cs="Times New Roman"/>
+                <w:sz w:val="18"/>
+                <w:szCs w:val="18"/>
+                <w:lang w:eastAsia="zh-CN"/>
+              </w:rPr>
+              <w:t>{{md.value</w:t>
+            </w:r>
+            <w:r>
+              <w:rPr>
+                <w:rFonts w:hint="eastAsia" w:ascii="Times New Roman" w:hAnsi="Times New Roman" w:eastAsia="微软雅黑" w:cs="Times New Roman"/>
+                <w:sz w:val="18"/>
+                <w:szCs w:val="18"/>
+                <w:lang w:val="en-US" w:eastAsia="zh-CN"/>
+              </w:rPr>
+              <w:t>.</w:t>
+            </w:r>
+            <w:r>
+              <w:rPr>
+                <w:rFonts w:hint="eastAsia" w:ascii="Times New Roman" w:hAnsi="Times New Roman" w:eastAsia="微软雅黑" w:cs="Times New Roman"/>
+                <w:sz w:val="18"/>
+                <w:szCs w:val="18"/>
+                <w:lang w:eastAsia="zh-CN"/>
+              </w:rPr>
+              <w:t>split('。', 1)[1]}}{% elif md.value == '' %}{% else%}</w:t>
+            </w:r>
+            <w:r>
+              <w:rPr>
+                <w:rFonts w:hint="eastAsia" w:ascii="Times New Roman" w:hAnsi="Times New Roman" w:eastAsia="微软雅黑" w:cs="Times New Roman"/>
+                <w:b/>
+                <w:bCs/>
+                <w:sz w:val="18"/>
+                <w:szCs w:val="18"/>
+                <w:lang w:eastAsia="zh-CN"/>
+              </w:rPr>
+              <w:t>{{md.key}}</w:t>
+            </w:r>
+            <w:r>
+              <w:rPr>
+                <w:rFonts w:hint="eastAsia" w:ascii="Times New Roman" w:hAnsi="Times New Roman" w:eastAsia="微软雅黑" w:cs="Times New Roman"/>
+                <w:sz w:val="18"/>
+                <w:szCs w:val="18"/>
+                <w:lang w:eastAsia="zh-CN"/>
+              </w:rPr>
+              <w:t>{{md.value}}</w:t>
+            </w:r>
+          </w:p>
+          <w:p>
+            <w:pPr>
+              <w:keepNext/>
+              <w:spacing w:before="26"/>
+              <w:rPr>
+                <w:rFonts w:ascii="Times New Roman" w:hAnsi="Times New Roman" w:eastAsia="微软雅黑" w:cs="Times New Roman"/>
+                <w:sz w:val="18"/>
+                <w:szCs w:val="18"/>
+                <w:lang w:eastAsia="zh-CN"/>
+              </w:rPr>
+            </w:pPr>
+            <w:r>
+              <w:rPr>
+                <w:rFonts w:hint="eastAsia" w:ascii="Times New Roman" w:hAnsi="Times New Roman" w:eastAsia="微软雅黑" w:cs="Times New Roman"/>
+                <w:sz w:val="18"/>
+                <w:szCs w:val="18"/>
+                <w:lang w:eastAsia="zh-CN"/>
+              </w:rPr>
+              <w:t>{% endif %}{% endfor %}</w:t>
+            </w:r>
+          </w:p>
+        </w:tc>
+      </w:tr>
+    </w:tbl>
+    <w:p>
+      <w:pPr>
+        <w:spacing w:before="26"/>
+        <w:rPr>
+          <w:rFonts w:ascii="Times New Roman" w:hAnsi="Times New Roman" w:eastAsia="微软雅黑" w:cs="Times New Roman"/>
+          <w:b/>
+          <w:sz w:val="24"/>
+          <w:szCs w:val="24"/>
+          <w:lang w:eastAsia="zh-CN"/>
+        </w:rPr>
+      </w:pPr>
+      <w:r>
+        <w:rPr>
+          <w:rFonts w:hint="eastAsia" w:ascii="Times New Roman" w:hAnsi="Times New Roman" w:eastAsia="微软雅黑" w:cs="Times New Roman"/>
+          <w:b/>
+          <w:sz w:val="24"/>
+          <w:szCs w:val="24"/>
+          <w:lang w:eastAsia="zh-CN"/>
+        </w:rPr>
+        <w:t>{%if tdd.drugResearchList != [] %}</w:t>
+      </w:r>
+    </w:p>
+    <w:p>
+      <w:pPr>
+        <w:keepNext/>
+        <w:spacing w:before="26"/>
+        <w:rPr>
+          <w:rFonts w:ascii="Times New Roman" w:hAnsi="Times New Roman" w:eastAsia="微软雅黑" w:cs="Times New Roman"/>
+          <w:b/>
+          <w:sz w:val="24"/>
+          <w:lang w:eastAsia="zh-CN"/>
+        </w:rPr>
+      </w:pPr>
+      <w:r>
+        <w:rPr>
+          <w:rFonts w:ascii="Times New Roman" w:hAnsi="Times New Roman" w:eastAsia="微软雅黑" w:cs="Times New Roman"/>
+          <w:b/>
+          <w:sz w:val="24"/>
+          <w:lang w:eastAsia="zh-CN"/>
+        </w:rPr>
+        <w:t>潜在受益药物研究信息：</w:t>
+      </w:r>
+    </w:p>
+    <w:tbl>
+      <w:tblPr>
+        <w:tblStyle w:val="7"/>
+        <w:tblpPr w:leftFromText="180" w:rightFromText="180" w:vertAnchor="text" w:tblpXSpec="center" w:tblpY="1"/>
+        <w:tblOverlap w:val="never"/>
+        <w:tblW w:w="9870" w:type="dxa"/>
+        <w:jc w:val="center"/>
+        <w:tblBorders>
+          <w:top w:val="single" w:color="45A3A7" w:sz="18" w:space="0"/>
+          <w:left w:val="none" w:color="auto" w:sz="0" w:space="0"/>
+          <w:bottom w:val="dotted" w:color="45A3A7" w:sz="4" w:space="0"/>
+          <w:right w:val="none" w:color="auto" w:sz="0" w:space="0"/>
+          <w:insideH w:val="dotted" w:color="45A3A7" w:sz="4" w:space="0"/>
+          <w:insideV w:val="dotted" w:color="45A3A7" w:sz="4" w:space="0"/>
+        </w:tblBorders>
+        <w:tblLayout w:type="fixed"/>
+        <w:tblCellMar>
+          <w:top w:w="0" w:type="dxa"/>
+          <w:left w:w="108" w:type="dxa"/>
+          <w:bottom w:w="0" w:type="dxa"/>
+          <w:right w:w="108" w:type="dxa"/>
+        </w:tblCellMar>
+      </w:tblPr>
+      <w:tblGrid>
+        <w:gridCol w:w="1526"/>
+        <w:gridCol w:w="1417"/>
+        <w:gridCol w:w="1232"/>
+        <w:gridCol w:w="5695"/>
+      </w:tblGrid>
+      <w:tr>
+        <w:tblPrEx>
+          <w:tblBorders>
+            <w:top w:val="single" w:color="45A3A7" w:sz="18" w:space="0"/>
+            <w:left w:val="none" w:color="auto" w:sz="0" w:space="0"/>
+            <w:bottom w:val="dotted" w:color="45A3A7" w:sz="4" w:space="0"/>
+            <w:right w:val="none" w:color="auto" w:sz="0" w:space="0"/>
+            <w:insideH w:val="dotted" w:color="45A3A7" w:sz="4" w:space="0"/>
+            <w:insideV w:val="dotted" w:color="45A3A7" w:sz="4" w:space="0"/>
+          </w:tblBorders>
+          <w:tblCellMar>
+            <w:top w:w="0" w:type="dxa"/>
+            <w:left w:w="108" w:type="dxa"/>
+            <w:bottom w:w="0" w:type="dxa"/>
+            <w:right w:w="108" w:type="dxa"/>
+          </w:tblCellMar>
+        </w:tblPrEx>
+        <w:trPr>
+          <w:trHeight w:val="417" w:hRule="atLeast"/>
+          <w:jc w:val="center"/>
+        </w:trPr>
+        <w:tc>
+          <w:tcPr>
+            <w:tcW w:w="1526" w:type="dxa"/>
+            <w:tcBorders>
+              <w:top w:val="nil"/>
+              <w:left w:val="nil"/>
+              <w:bottom w:val="nil"/>
+              <w:right w:val="single" w:color="FFFFFF" w:sz="18" w:space="0"/>
+            </w:tcBorders>
+            <w:shd w:val="clear" w:color="auto" w:fill="62B541"/>
+            <w:vAlign w:val="center"/>
+          </w:tcPr>
+          <w:p>
+            <w:pPr>
+              <w:keepNext/>
+              <w:jc w:val="center"/>
+              <w:rPr>
+                <w:rFonts w:ascii="Times New Roman" w:hAnsi="Times New Roman" w:eastAsia="微软雅黑" w:cs="Times New Roman"/>
+                <w:b/>
+                <w:color w:val="FFFFFF" w:themeColor="background1"/>
+                <w:sz w:val="18"/>
+                <w:szCs w:val="18"/>
+                <w:lang w:eastAsia="zh-CN"/>
+                <w14:textFill>
+                  <w14:solidFill>
+                    <w14:schemeClr w14:val="bg1"/>
+                  </w14:solidFill>
+                </w14:textFill>
+              </w:rPr>
+            </w:pPr>
+            <w:r>
+              <w:rPr>
+                <w:rFonts w:ascii="Times New Roman" w:hAnsi="Times New Roman" w:eastAsia="微软雅黑" w:cs="Times New Roman"/>
+                <w:b/>
+                <w:color w:val="FFFFFF" w:themeColor="background1"/>
+                <w:sz w:val="18"/>
+                <w:szCs w:val="18"/>
+                <w:lang w:eastAsia="zh-CN"/>
+                <w14:textFill>
+                  <w14:solidFill>
+                    <w14:schemeClr w14:val="bg1"/>
+                  </w14:solidFill>
+                </w14:textFill>
+              </w:rPr>
+              <w:t>药物名称</w:t>
+            </w:r>
+          </w:p>
+        </w:tc>
+        <w:tc>
+          <w:tcPr>
+            <w:tcW w:w="1417" w:type="dxa"/>
+            <w:tcBorders>
+              <w:top w:val="nil"/>
+              <w:left w:val="single" w:color="FFFFFF" w:sz="18" w:space="0"/>
+              <w:bottom w:val="nil"/>
+              <w:right w:val="single" w:color="FFFFFF" w:sz="18" w:space="0"/>
+            </w:tcBorders>
+            <w:shd w:val="clear" w:color="auto" w:fill="62B541"/>
+            <w:vAlign w:val="center"/>
+          </w:tcPr>
+          <w:p>
+            <w:pPr>
+              <w:keepNext/>
+              <w:jc w:val="center"/>
+              <w:rPr>
+                <w:rFonts w:ascii="Times New Roman" w:hAnsi="Times New Roman" w:eastAsia="微软雅黑" w:cs="Times New Roman"/>
+                <w:b/>
+                <w:color w:val="FFFFFF" w:themeColor="background1"/>
+                <w:sz w:val="18"/>
+                <w:szCs w:val="18"/>
+                <w:lang w:eastAsia="zh-CN"/>
+                <w14:textFill>
+                  <w14:solidFill>
+                    <w14:schemeClr w14:val="bg1"/>
+                  </w14:solidFill>
+                </w14:textFill>
+              </w:rPr>
+            </w:pPr>
+            <w:r>
+              <w:rPr>
+                <w:rFonts w:ascii="Times New Roman" w:hAnsi="Times New Roman" w:eastAsia="微软雅黑" w:cs="Times New Roman"/>
+                <w:b/>
+                <w:color w:val="FFFFFF" w:themeColor="background1"/>
+                <w:sz w:val="18"/>
+                <w:szCs w:val="18"/>
+                <w:lang w:eastAsia="zh-CN"/>
+                <w14:textFill>
+                  <w14:solidFill>
+                    <w14:schemeClr w14:val="bg1"/>
+                  </w14:solidFill>
+                </w14:textFill>
+              </w:rPr>
+              <w:t>相关疾病</w:t>
+            </w:r>
+          </w:p>
+        </w:tc>
+        <w:tc>
+          <w:tcPr>
+            <w:tcW w:w="1232" w:type="dxa"/>
+            <w:tcBorders>
+              <w:top w:val="nil"/>
+              <w:left w:val="single" w:color="FFFFFF" w:sz="18" w:space="0"/>
+              <w:bottom w:val="nil"/>
+              <w:right w:val="single" w:color="FFFFFF" w:sz="18" w:space="0"/>
+            </w:tcBorders>
+            <w:shd w:val="clear" w:color="auto" w:fill="62B541"/>
+            <w:vAlign w:val="center"/>
+          </w:tcPr>
+          <w:p>
+            <w:pPr>
+              <w:keepNext/>
+              <w:jc w:val="center"/>
+              <w:rPr>
+                <w:rFonts w:ascii="Times New Roman" w:hAnsi="Times New Roman" w:eastAsia="微软雅黑" w:cs="Times New Roman"/>
+                <w:b/>
+                <w:color w:val="FFFFFF" w:themeColor="background1"/>
+                <w:sz w:val="18"/>
+                <w:szCs w:val="18"/>
+                <w:lang w:eastAsia="zh-CN"/>
+                <w14:textFill>
+                  <w14:solidFill>
+                    <w14:schemeClr w14:val="bg1"/>
+                  </w14:solidFill>
+                </w14:textFill>
+              </w:rPr>
+            </w:pPr>
+            <w:r>
+              <w:rPr>
+                <w:rFonts w:ascii="Times New Roman" w:hAnsi="Times New Roman" w:eastAsia="微软雅黑" w:cs="Times New Roman"/>
+                <w:b/>
+                <w:color w:val="FFFFFF" w:themeColor="background1"/>
+                <w:sz w:val="18"/>
+                <w:szCs w:val="18"/>
+                <w:lang w:eastAsia="zh-CN"/>
+                <w14:textFill>
+                  <w14:solidFill>
+                    <w14:schemeClr w14:val="bg1"/>
+                  </w14:solidFill>
+                </w14:textFill>
+              </w:rPr>
+              <w:t>证据</w:t>
+            </w:r>
+            <w:r>
+              <w:rPr>
+                <w:rFonts w:hint="eastAsia" w:ascii="Times New Roman" w:hAnsi="Times New Roman" w:eastAsia="微软雅黑" w:cs="Times New Roman"/>
+                <w:b/>
+                <w:color w:val="FFFFFF" w:themeColor="background1"/>
+                <w:sz w:val="18"/>
+                <w:szCs w:val="18"/>
+                <w:lang w:eastAsia="zh-CN"/>
+                <w14:textFill>
+                  <w14:solidFill>
+                    <w14:schemeClr w14:val="bg1"/>
+                  </w14:solidFill>
+                </w14:textFill>
+              </w:rPr>
+              <w:t>等级</w:t>
+            </w:r>
+          </w:p>
+        </w:tc>
+        <w:tc>
+          <w:tcPr>
+            <w:tcW w:w="5695" w:type="dxa"/>
+            <w:tcBorders>
+              <w:top w:val="nil"/>
+              <w:left w:val="single" w:color="FFFFFF" w:sz="18" w:space="0"/>
+              <w:bottom w:val="nil"/>
+              <w:right w:val="nil"/>
+            </w:tcBorders>
+            <w:shd w:val="clear" w:color="auto" w:fill="62B541"/>
+            <w:vAlign w:val="center"/>
+          </w:tcPr>
+          <w:p>
+            <w:pPr>
+              <w:keepNext/>
+              <w:jc w:val="center"/>
+              <w:rPr>
+                <w:rFonts w:ascii="Times New Roman" w:hAnsi="Times New Roman" w:eastAsia="微软雅黑" w:cs="Times New Roman"/>
+                <w:b/>
+                <w:color w:val="FFFFFF" w:themeColor="background1"/>
+                <w:sz w:val="18"/>
+                <w:szCs w:val="18"/>
+                <w:lang w:eastAsia="zh-CN"/>
+                <w14:textFill>
+                  <w14:solidFill>
+                    <w14:schemeClr w14:val="bg1"/>
+                  </w14:solidFill>
+                </w14:textFill>
+              </w:rPr>
+            </w:pPr>
+            <w:r>
+              <w:rPr>
+                <w:rFonts w:ascii="Times New Roman" w:hAnsi="Times New Roman" w:eastAsia="微软雅黑" w:cs="Times New Roman"/>
+                <w:b/>
+                <w:color w:val="FFFFFF" w:themeColor="background1"/>
+                <w:sz w:val="18"/>
+                <w:szCs w:val="18"/>
+                <w:lang w:eastAsia="zh-CN"/>
+                <w14:textFill>
+                  <w14:solidFill>
+                    <w14:schemeClr w14:val="bg1"/>
+                  </w14:solidFill>
+                </w14:textFill>
+              </w:rPr>
+              <w:t>循证医学信息</w:t>
+            </w:r>
+          </w:p>
+        </w:tc>
+      </w:tr>
+      <w:tr>
+        <w:tblPrEx>
+          <w:tblBorders>
+            <w:top w:val="single" w:color="45A3A7" w:sz="18" w:space="0"/>
+            <w:left w:val="none" w:color="auto" w:sz="0" w:space="0"/>
+            <w:bottom w:val="dotted" w:color="45A3A7" w:sz="4" w:space="0"/>
+            <w:right w:val="none" w:color="auto" w:sz="0" w:space="0"/>
+            <w:insideH w:val="dotted" w:color="45A3A7" w:sz="4" w:space="0"/>
+            <w:insideV w:val="dotted" w:color="45A3A7" w:sz="4" w:space="0"/>
+          </w:tblBorders>
+          <w:tblCellMar>
+            <w:top w:w="0" w:type="dxa"/>
+            <w:left w:w="108" w:type="dxa"/>
+            <w:bottom w:w="0" w:type="dxa"/>
+            <w:right w:w="108" w:type="dxa"/>
+          </w:tblCellMar>
+        </w:tblPrEx>
+        <w:trPr>
+          <w:trHeight w:val="494" w:hRule="atLeast"/>
+          <w:jc w:val="center"/>
+        </w:trPr>
+        <w:tc>
+          <w:tcPr>
+            <w:tcW w:w="9870" w:type="dxa"/>
+            <w:gridSpan w:val="4"/>
+            <w:tcBorders>
+              <w:top w:val="nil"/>
+              <w:left w:val="nil"/>
+              <w:bottom w:val="single" w:color="A4A4A4" w:sz="4" w:space="0"/>
+              <w:right w:val="nil"/>
+            </w:tcBorders>
+            <w:vAlign w:val="center"/>
+          </w:tcPr>
+          <w:p>
+            <w:pPr>
+              <w:keepNext/>
+              <w:spacing w:before="26"/>
+              <w:jc w:val="center"/>
+              <w:rPr>
+                <w:rFonts w:ascii="Times New Roman" w:hAnsi="Times New Roman" w:eastAsia="微软雅黑" w:cs="Times New Roman"/>
+                <w:bCs/>
+                <w:sz w:val="18"/>
+                <w:szCs w:val="18"/>
+                <w:highlight w:val="yellow"/>
+                <w:lang w:eastAsia="zh-CN"/>
+              </w:rPr>
+            </w:pPr>
+            <w:r>
+              <w:rPr>
+                <w:rFonts w:hint="eastAsia" w:ascii="Times New Roman" w:hAnsi="Times New Roman" w:eastAsia="微软雅黑" w:cs="Times New Roman"/>
+                <w:b/>
+                <w:sz w:val="18"/>
+                <w:szCs w:val="18"/>
+                <w:lang w:eastAsia="zh-CN"/>
+              </w:rPr>
+              <w:t>{%tr for dis in tdd.drugResearchList %}</w:t>
+            </w:r>
+          </w:p>
+        </w:tc>
+      </w:tr>
+      <w:tr>
+        <w:tblPrEx>
+          <w:tblBorders>
+            <w:top w:val="single" w:color="45A3A7" w:sz="18" w:space="0"/>
+            <w:left w:val="none" w:color="auto" w:sz="0" w:space="0"/>
+            <w:bottom w:val="dotted" w:color="45A3A7" w:sz="4" w:space="0"/>
+            <w:right w:val="none" w:color="auto" w:sz="0" w:space="0"/>
+            <w:insideH w:val="dotted" w:color="45A3A7" w:sz="4" w:space="0"/>
+            <w:insideV w:val="dotted" w:color="45A3A7" w:sz="4" w:space="0"/>
+          </w:tblBorders>
+          <w:tblCellMar>
+            <w:top w:w="0" w:type="dxa"/>
+            <w:left w:w="108" w:type="dxa"/>
+            <w:bottom w:w="0" w:type="dxa"/>
+            <w:right w:w="108" w:type="dxa"/>
+          </w:tblCellMar>
+        </w:tblPrEx>
+        <w:trPr>
+          <w:trHeight w:val="494" w:hRule="atLeast"/>
+          <w:jc w:val="center"/>
+        </w:trPr>
+        <w:tc>
+          <w:tcPr>
+            <w:tcW w:w="1526" w:type="dxa"/>
+            <w:tcBorders>
+              <w:top w:val="single" w:color="A4A4A4" w:sz="4" w:space="0"/>
+              <w:left w:val="nil"/>
+              <w:bottom w:val="single" w:color="A4A4A4" w:sz="4" w:space="0"/>
+              <w:right w:val="single" w:color="A4A4A4" w:sz="4" w:space="0"/>
+            </w:tcBorders>
+            <w:vAlign w:val="center"/>
+          </w:tcPr>
+          <w:p>
+            <w:pPr>
+              <w:spacing w:before="1" w:line="249" w:lineRule="auto"/>
+              <w:ind w:right="131"/>
+              <w:jc w:val="center"/>
+              <w:rPr>
+                <w:rFonts w:ascii="Times New Roman" w:hAnsi="Times New Roman" w:eastAsia="微软雅黑" w:cs="Times New Roman"/>
+                <w:b/>
+                <w:sz w:val="18"/>
+                <w:szCs w:val="18"/>
+                <w:highlight w:val="yellow"/>
+              </w:rPr>
+            </w:pPr>
+            <w:r>
+              <w:rPr>
+                <w:rFonts w:ascii="Times New Roman" w:hAnsi="Times New Roman" w:eastAsia="微软雅黑" w:cs="Times New Roman"/>
+                <w:sz w:val="18"/>
+                <w:szCs w:val="18"/>
+                <w:lang w:eastAsia="zh-CN"/>
+              </w:rPr>
+              <w:t>{{</w:t>
+            </w:r>
+            <w:r>
+              <w:rPr>
+                <w:rFonts w:ascii="Times New Roman" w:hAnsi="Times New Roman" w:eastAsia="微软雅黑" w:cs="Times New Roman"/>
+                <w:bCs/>
+                <w:sz w:val="18"/>
+                <w:szCs w:val="18"/>
+                <w:lang w:eastAsia="zh-CN"/>
+              </w:rPr>
+              <w:t>dis.drug_name_chinese</w:t>
+            </w:r>
+            <w:r>
+              <w:rPr>
+                <w:rFonts w:hint="eastAsia" w:ascii="Times New Roman" w:hAnsi="Times New Roman" w:eastAsia="微软雅黑" w:cs="Times New Roman"/>
+                <w:bCs/>
+                <w:sz w:val="18"/>
+                <w:szCs w:val="18"/>
+                <w:lang w:eastAsia="zh-CN"/>
+              </w:rPr>
+              <w:t>3</w:t>
+            </w:r>
+            <w:r>
+              <w:rPr>
+                <w:rFonts w:ascii="Times New Roman" w:hAnsi="Times New Roman" w:eastAsia="微软雅黑" w:cs="Times New Roman"/>
+                <w:sz w:val="18"/>
+                <w:szCs w:val="18"/>
+                <w:lang w:eastAsia="zh-CN"/>
+              </w:rPr>
+              <w:t xml:space="preserve"> }}</w:t>
+            </w:r>
+          </w:p>
+        </w:tc>
+        <w:tc>
+          <w:tcPr>
+            <w:tcW w:w="1417" w:type="dxa"/>
+            <w:tcBorders>
+              <w:top w:val="single" w:color="A4A4A4" w:sz="4" w:space="0"/>
+              <w:left w:val="single" w:color="A4A4A4" w:sz="4" w:space="0"/>
+              <w:bottom w:val="single" w:color="A4A4A4" w:sz="4" w:space="0"/>
+              <w:right w:val="single" w:color="A4A4A4" w:sz="4" w:space="0"/>
+            </w:tcBorders>
+            <w:vAlign w:val="center"/>
+          </w:tcPr>
+          <w:p>
+            <w:pPr>
+              <w:keepNext/>
+              <w:spacing w:before="26"/>
+              <w:jc w:val="center"/>
+              <w:rPr>
+                <w:rFonts w:ascii="Times New Roman" w:hAnsi="Times New Roman" w:eastAsia="微软雅黑" w:cs="Times New Roman"/>
+                <w:bCs/>
+                <w:sz w:val="18"/>
+                <w:szCs w:val="18"/>
+                <w:highlight w:val="yellow"/>
+                <w:lang w:eastAsia="zh-CN"/>
+              </w:rPr>
+            </w:pPr>
+            <w:r>
+              <w:rPr>
+                <w:rFonts w:hint="eastAsia" w:ascii="Times New Roman" w:hAnsi="Times New Roman" w:eastAsia="微软雅黑" w:cs="Times New Roman"/>
+                <w:sz w:val="18"/>
+                <w:szCs w:val="18"/>
+                <w:lang w:eastAsia="zh-CN"/>
+              </w:rPr>
+              <w:t>{{dis.</w:t>
+            </w:r>
+            <w:r>
+              <w:rPr>
+                <w:rFonts w:hint="eastAsia" w:ascii="Times New Roman" w:hAnsi="Times New Roman" w:eastAsia="微软雅黑" w:cs="Times New Roman"/>
+                <w:bCs/>
+                <w:sz w:val="18"/>
+                <w:szCs w:val="18"/>
+                <w:lang w:eastAsia="zh-CN"/>
+              </w:rPr>
+              <w:t>disease_name_chinese</w:t>
+            </w:r>
+            <w:r>
+              <w:rPr>
+                <w:rFonts w:hint="eastAsia" w:ascii="Times New Roman" w:hAnsi="Times New Roman" w:eastAsia="微软雅黑" w:cs="Times New Roman"/>
+                <w:sz w:val="18"/>
+                <w:szCs w:val="18"/>
+                <w:lang w:eastAsia="zh-CN"/>
+              </w:rPr>
+              <w:t>}}</w:t>
+            </w:r>
+          </w:p>
+        </w:tc>
+        <w:tc>
+          <w:tcPr>
+            <w:tcW w:w="1232" w:type="dxa"/>
+            <w:tcBorders>
+              <w:top w:val="single" w:color="A4A4A4" w:sz="4" w:space="0"/>
+              <w:left w:val="single" w:color="A4A4A4" w:sz="4" w:space="0"/>
+              <w:bottom w:val="single" w:color="A4A4A4" w:sz="4" w:space="0"/>
+              <w:right w:val="single" w:color="A4A4A4" w:sz="4" w:space="0"/>
+            </w:tcBorders>
+            <w:vAlign w:val="center"/>
+          </w:tcPr>
+          <w:p>
+            <w:pPr>
+              <w:keepNext/>
+              <w:spacing w:before="26"/>
+              <w:jc w:val="center"/>
+              <w:rPr>
+                <w:rFonts w:ascii="Times New Roman" w:hAnsi="Times New Roman" w:eastAsia="微软雅黑" w:cs="Times New Roman"/>
+                <w:bCs/>
+                <w:sz w:val="18"/>
+                <w:szCs w:val="18"/>
+                <w:highlight w:val="yellow"/>
+                <w:lang w:eastAsia="zh-CN"/>
+              </w:rPr>
+            </w:pPr>
+            <w:r>
+              <w:rPr>
+                <w:rFonts w:hint="eastAsia" w:ascii="Times New Roman" w:hAnsi="Times New Roman" w:eastAsia="微软雅黑" w:cs="Times New Roman"/>
+                <w:sz w:val="18"/>
+                <w:szCs w:val="18"/>
+                <w:lang w:eastAsia="zh-CN"/>
+              </w:rPr>
+              <w:t>{{</w:t>
+            </w:r>
+            <w:r>
+              <w:rPr>
+                <w:rFonts w:hint="eastAsia" w:ascii="Times New Roman" w:hAnsi="Times New Roman" w:eastAsia="微软雅黑" w:cs="Times New Roman"/>
+                <w:bCs/>
+                <w:sz w:val="18"/>
+                <w:szCs w:val="18"/>
+                <w:lang w:eastAsia="zh-CN"/>
+              </w:rPr>
+              <w:t>dis.evidence_phase_chinese</w:t>
+            </w:r>
+            <w:r>
+              <w:rPr>
+                <w:rFonts w:hint="eastAsia" w:ascii="Times New Roman" w:hAnsi="Times New Roman" w:eastAsia="微软雅黑" w:cs="Times New Roman"/>
+                <w:sz w:val="18"/>
+                <w:szCs w:val="18"/>
+                <w:lang w:eastAsia="zh-CN"/>
+              </w:rPr>
+              <w:t>}}</w:t>
+            </w:r>
+          </w:p>
+        </w:tc>
+        <w:tc>
+          <w:tcPr>
+            <w:tcW w:w="5695" w:type="dxa"/>
+            <w:tcBorders>
+              <w:top w:val="single" w:color="A4A4A4" w:sz="4" w:space="0"/>
+              <w:left w:val="single" w:color="A4A4A4" w:sz="4" w:space="0"/>
+              <w:bottom w:val="single" w:color="A4A4A4" w:sz="4" w:space="0"/>
+              <w:right w:val="nil"/>
+            </w:tcBorders>
+            <w:vAlign w:val="center"/>
+          </w:tcPr>
+          <w:p>
+            <w:pPr>
+              <w:keepNext/>
+              <w:spacing w:before="26"/>
+              <w:jc w:val="center"/>
+              <w:rPr>
+                <w:rFonts w:ascii="Times New Roman" w:hAnsi="Times New Roman" w:eastAsia="微软雅黑" w:cs="Times New Roman"/>
+                <w:bCs/>
+                <w:sz w:val="18"/>
+                <w:szCs w:val="18"/>
+                <w:highlight w:val="yellow"/>
+                <w:lang w:eastAsia="zh-CN"/>
+              </w:rPr>
+            </w:pPr>
+            <w:r>
+              <w:rPr>
+                <w:rFonts w:hint="eastAsia" w:ascii="Times New Roman" w:hAnsi="Times New Roman" w:eastAsia="微软雅黑" w:cs="Times New Roman"/>
+                <w:sz w:val="18"/>
+                <w:szCs w:val="18"/>
+                <w:lang w:eastAsia="zh-CN"/>
+              </w:rPr>
+              <w:t>{{</w:t>
+            </w:r>
+            <w:r>
+              <w:rPr>
+                <w:rFonts w:hint="eastAsia" w:ascii="Times New Roman" w:hAnsi="Times New Roman" w:eastAsia="微软雅黑" w:cs="Times New Roman"/>
+                <w:bCs/>
+                <w:sz w:val="18"/>
+                <w:szCs w:val="18"/>
+                <w:lang w:eastAsia="zh-CN"/>
+              </w:rPr>
+              <w:t>dis.annotation_chinese</w:t>
+            </w:r>
+            <w:r>
+              <w:rPr>
+                <w:rFonts w:hint="eastAsia" w:ascii="Times New Roman" w:hAnsi="Times New Roman" w:eastAsia="微软雅黑" w:cs="Times New Roman"/>
+                <w:sz w:val="18"/>
+                <w:szCs w:val="18"/>
+                <w:lang w:eastAsia="zh-CN"/>
+              </w:rPr>
+              <w:t>}}</w:t>
+            </w:r>
+          </w:p>
+        </w:tc>
+      </w:tr>
+      <w:tr>
+        <w:tblPrEx>
+          <w:tblBorders>
+            <w:top w:val="single" w:color="45A3A7" w:sz="18" w:space="0"/>
+            <w:left w:val="none" w:color="auto" w:sz="0" w:space="0"/>
+            <w:bottom w:val="dotted" w:color="45A3A7" w:sz="4" w:space="0"/>
+            <w:right w:val="none" w:color="auto" w:sz="0" w:space="0"/>
+            <w:insideH w:val="dotted" w:color="45A3A7" w:sz="4" w:space="0"/>
+            <w:insideV w:val="dotted" w:color="45A3A7" w:sz="4" w:space="0"/>
+          </w:tblBorders>
+          <w:tblCellMar>
+            <w:top w:w="0" w:type="dxa"/>
+            <w:left w:w="108" w:type="dxa"/>
+            <w:bottom w:w="0" w:type="dxa"/>
+            <w:right w:w="108" w:type="dxa"/>
+          </w:tblCellMar>
+        </w:tblPrEx>
+        <w:trPr>
+          <w:trHeight w:val="494" w:hRule="atLeast"/>
+          <w:jc w:val="center"/>
+        </w:trPr>
+        <w:tc>
+          <w:tcPr>
+            <w:tcW w:w="9870" w:type="dxa"/>
+            <w:gridSpan w:val="4"/>
+            <w:tcBorders>
+              <w:top w:val="single" w:color="A4A4A4" w:sz="4" w:space="0"/>
+              <w:left w:val="nil"/>
+              <w:bottom w:val="single" w:color="A4A4A4" w:sz="4" w:space="0"/>
+              <w:right w:val="nil"/>
+            </w:tcBorders>
+            <w:vAlign w:val="center"/>
+          </w:tcPr>
+          <w:p>
+            <w:pPr>
+              <w:keepNext/>
+              <w:spacing w:before="26"/>
+              <w:jc w:val="center"/>
+              <w:rPr>
+                <w:rFonts w:ascii="Times New Roman" w:hAnsi="Times New Roman" w:eastAsia="微软雅黑" w:cs="Times New Roman"/>
+                <w:bCs/>
+                <w:sz w:val="18"/>
+                <w:szCs w:val="18"/>
+                <w:lang w:eastAsia="zh-CN"/>
+              </w:rPr>
+            </w:pPr>
+            <w:r>
+              <w:rPr>
+                <w:rFonts w:hint="eastAsia" w:ascii="Times New Roman" w:hAnsi="Times New Roman" w:eastAsia="微软雅黑" w:cs="Times New Roman"/>
+                <w:b/>
+                <w:sz w:val="18"/>
+                <w:szCs w:val="18"/>
+                <w:lang w:eastAsia="zh-CN"/>
+              </w:rPr>
+              <w:t>{%tr endfor %}</w:t>
+            </w:r>
+          </w:p>
+        </w:tc>
+      </w:tr>
+    </w:tbl>
+    <w:p>
+      <w:pPr>
+        <w:spacing w:before="26"/>
+        <w:rPr>
+          <w:rFonts w:ascii="Times New Roman" w:hAnsi="Times New Roman" w:eastAsia="微软雅黑" w:cs="Times New Roman"/>
+          <w:b/>
+          <w:sz w:val="24"/>
+          <w:szCs w:val="24"/>
+          <w:lang w:eastAsia="zh-CN"/>
+        </w:rPr>
+      </w:pPr>
+      <w:r>
+        <w:rPr>
+          <w:rFonts w:hint="eastAsia" w:ascii="Times New Roman" w:hAnsi="Times New Roman" w:eastAsia="微软雅黑" w:cs="Times New Roman"/>
+          <w:b/>
+          <w:sz w:val="24"/>
+          <w:szCs w:val="24"/>
+          <w:lang w:eastAsia="zh-CN"/>
+        </w:rPr>
+        <w:t>{% endif %}{%if tdd.potentialDrugList != [] %}</w:t>
+      </w:r>
+    </w:p>
+    <w:p>
+      <w:pPr>
+        <w:keepNext/>
+        <w:spacing w:before="26"/>
+        <w:rPr>
+          <w:rFonts w:ascii="Times New Roman" w:hAnsi="Times New Roman" w:eastAsia="微软雅黑" w:cs="Times New Roman"/>
+          <w:b/>
+          <w:sz w:val="24"/>
+          <w:lang w:eastAsia="zh-CN"/>
+        </w:rPr>
+      </w:pPr>
+      <w:r>
+        <w:rPr>
+          <w:rFonts w:hint="eastAsia" w:ascii="Times New Roman" w:hAnsi="Times New Roman" w:eastAsia="微软雅黑" w:cs="Times New Roman"/>
+          <w:b/>
+          <w:sz w:val="24"/>
+          <w:lang w:eastAsia="zh-CN"/>
+        </w:rPr>
+        <w:t>潜在耐药研究信息：</w:t>
+      </w:r>
+    </w:p>
+    <w:tbl>
+      <w:tblPr>
+        <w:tblStyle w:val="7"/>
+        <w:tblpPr w:leftFromText="180" w:rightFromText="180" w:vertAnchor="text" w:tblpXSpec="center" w:tblpY="1"/>
+        <w:tblOverlap w:val="never"/>
+        <w:tblW w:w="9870" w:type="dxa"/>
+        <w:jc w:val="center"/>
+        <w:tblBorders>
+          <w:top w:val="single" w:color="45A3A7" w:sz="18" w:space="0"/>
+          <w:left w:val="none" w:color="auto" w:sz="0" w:space="0"/>
+          <w:bottom w:val="dotted" w:color="45A3A7" w:sz="4" w:space="0"/>
+          <w:right w:val="none" w:color="auto" w:sz="0" w:space="0"/>
+          <w:insideH w:val="dotted" w:color="45A3A7" w:sz="4" w:space="0"/>
+          <w:insideV w:val="dotted" w:color="45A3A7" w:sz="4" w:space="0"/>
+        </w:tblBorders>
+        <w:tblLayout w:type="fixed"/>
+        <w:tblCellMar>
+          <w:top w:w="0" w:type="dxa"/>
+          <w:left w:w="108" w:type="dxa"/>
+          <w:bottom w:w="0" w:type="dxa"/>
+          <w:right w:w="108" w:type="dxa"/>
+        </w:tblCellMar>
+      </w:tblPr>
+      <w:tblGrid>
+        <w:gridCol w:w="1526"/>
+        <w:gridCol w:w="1417"/>
+        <w:gridCol w:w="1261"/>
+        <w:gridCol w:w="5666"/>
+      </w:tblGrid>
+      <w:tr>
+        <w:tblPrEx>
+          <w:tblBorders>
+            <w:top w:val="single" w:color="45A3A7" w:sz="18" w:space="0"/>
+            <w:left w:val="none" w:color="auto" w:sz="0" w:space="0"/>
+            <w:bottom w:val="dotted" w:color="45A3A7" w:sz="4" w:space="0"/>
+            <w:right w:val="none" w:color="auto" w:sz="0" w:space="0"/>
+            <w:insideH w:val="dotted" w:color="45A3A7" w:sz="4" w:space="0"/>
+            <w:insideV w:val="dotted" w:color="45A3A7" w:sz="4" w:space="0"/>
+          </w:tblBorders>
+          <w:tblCellMar>
+            <w:top w:w="0" w:type="dxa"/>
+            <w:left w:w="108" w:type="dxa"/>
+            <w:bottom w:w="0" w:type="dxa"/>
+            <w:right w:w="108" w:type="dxa"/>
+          </w:tblCellMar>
+        </w:tblPrEx>
+        <w:trPr>
+          <w:trHeight w:val="417" w:hRule="atLeast"/>
+          <w:jc w:val="center"/>
+        </w:trPr>
+        <w:tc>
+          <w:tcPr>
+            <w:tcW w:w="1526" w:type="dxa"/>
+            <w:tcBorders>
+              <w:top w:val="nil"/>
+              <w:left w:val="nil"/>
+              <w:bottom w:val="nil"/>
+              <w:right w:val="single" w:color="FFFFFF" w:sz="18" w:space="0"/>
+            </w:tcBorders>
+            <w:shd w:val="clear" w:color="auto" w:fill="62B541"/>
+            <w:vAlign w:val="center"/>
+          </w:tcPr>
+          <w:p>
+            <w:pPr>
+              <w:keepNext/>
+              <w:jc w:val="center"/>
+              <w:rPr>
+                <w:rFonts w:ascii="Times New Roman" w:hAnsi="Times New Roman" w:eastAsia="微软雅黑" w:cs="Times New Roman"/>
+                <w:b/>
+                <w:color w:val="FFFFFF" w:themeColor="background1"/>
+                <w:sz w:val="18"/>
+                <w:szCs w:val="18"/>
+                <w:lang w:eastAsia="zh-CN"/>
+                <w14:textFill>
+                  <w14:solidFill>
+                    <w14:schemeClr w14:val="bg1"/>
+                  </w14:solidFill>
+                </w14:textFill>
+              </w:rPr>
+            </w:pPr>
+            <w:r>
+              <w:rPr>
+                <w:rFonts w:ascii="Times New Roman" w:hAnsi="Times New Roman" w:eastAsia="微软雅黑" w:cs="Times New Roman"/>
+                <w:b/>
+                <w:color w:val="FFFFFF" w:themeColor="background1"/>
+                <w:sz w:val="18"/>
+                <w:szCs w:val="18"/>
+                <w:lang w:eastAsia="zh-CN"/>
+                <w14:textFill>
+                  <w14:solidFill>
+                    <w14:schemeClr w14:val="bg1"/>
+                  </w14:solidFill>
+                </w14:textFill>
+              </w:rPr>
+              <w:t>药物名称</w:t>
+            </w:r>
+          </w:p>
+        </w:tc>
+        <w:tc>
+          <w:tcPr>
+            <w:tcW w:w="1417" w:type="dxa"/>
+            <w:tcBorders>
+              <w:top w:val="nil"/>
+              <w:left w:val="single" w:color="FFFFFF" w:sz="18" w:space="0"/>
+              <w:bottom w:val="nil"/>
+              <w:right w:val="single" w:color="FFFFFF" w:sz="18" w:space="0"/>
+            </w:tcBorders>
+            <w:shd w:val="clear" w:color="auto" w:fill="62B541"/>
+            <w:vAlign w:val="center"/>
+          </w:tcPr>
+          <w:p>
+            <w:pPr>
+              <w:keepNext/>
+              <w:jc w:val="center"/>
+              <w:rPr>
+                <w:rFonts w:ascii="Times New Roman" w:hAnsi="Times New Roman" w:eastAsia="微软雅黑" w:cs="Times New Roman"/>
+                <w:b/>
+                <w:color w:val="FFFFFF" w:themeColor="background1"/>
+                <w:sz w:val="18"/>
+                <w:szCs w:val="18"/>
+                <w:lang w:eastAsia="zh-CN"/>
+                <w14:textFill>
+                  <w14:solidFill>
+                    <w14:schemeClr w14:val="bg1"/>
+                  </w14:solidFill>
+                </w14:textFill>
+              </w:rPr>
+            </w:pPr>
+            <w:r>
+              <w:rPr>
+                <w:rFonts w:ascii="Times New Roman" w:hAnsi="Times New Roman" w:eastAsia="微软雅黑" w:cs="Times New Roman"/>
+                <w:b/>
+                <w:color w:val="FFFFFF" w:themeColor="background1"/>
+                <w:sz w:val="18"/>
+                <w:szCs w:val="18"/>
+                <w:lang w:eastAsia="zh-CN"/>
+                <w14:textFill>
+                  <w14:solidFill>
+                    <w14:schemeClr w14:val="bg1"/>
+                  </w14:solidFill>
+                </w14:textFill>
+              </w:rPr>
+              <w:t>相关疾病</w:t>
+            </w:r>
+          </w:p>
+        </w:tc>
+        <w:tc>
+          <w:tcPr>
+            <w:tcW w:w="1261" w:type="dxa"/>
+            <w:tcBorders>
+              <w:top w:val="nil"/>
+              <w:left w:val="single" w:color="FFFFFF" w:sz="18" w:space="0"/>
+              <w:bottom w:val="nil"/>
+              <w:right w:val="single" w:color="FFFFFF" w:sz="18" w:space="0"/>
+            </w:tcBorders>
+            <w:shd w:val="clear" w:color="auto" w:fill="62B541"/>
+            <w:vAlign w:val="center"/>
+          </w:tcPr>
+          <w:p>
+            <w:pPr>
+              <w:keepNext/>
+              <w:jc w:val="center"/>
+              <w:rPr>
+                <w:rFonts w:ascii="Times New Roman" w:hAnsi="Times New Roman" w:eastAsia="微软雅黑" w:cs="Times New Roman"/>
+                <w:b/>
+                <w:color w:val="FFFFFF" w:themeColor="background1"/>
+                <w:sz w:val="18"/>
+                <w:szCs w:val="18"/>
+                <w:lang w:eastAsia="zh-CN"/>
+                <w14:textFill>
+                  <w14:solidFill>
+                    <w14:schemeClr w14:val="bg1"/>
+                  </w14:solidFill>
+                </w14:textFill>
+              </w:rPr>
+            </w:pPr>
+            <w:r>
+              <w:rPr>
+                <w:rFonts w:ascii="Times New Roman" w:hAnsi="Times New Roman" w:eastAsia="微软雅黑" w:cs="Times New Roman"/>
+                <w:b/>
+                <w:color w:val="FFFFFF" w:themeColor="background1"/>
+                <w:sz w:val="18"/>
+                <w:szCs w:val="18"/>
+                <w:lang w:eastAsia="zh-CN"/>
+                <w14:textFill>
+                  <w14:solidFill>
+                    <w14:schemeClr w14:val="bg1"/>
+                  </w14:solidFill>
+                </w14:textFill>
+              </w:rPr>
+              <w:t>证据</w:t>
+            </w:r>
+            <w:r>
+              <w:rPr>
+                <w:rFonts w:hint="eastAsia" w:ascii="Times New Roman" w:hAnsi="Times New Roman" w:eastAsia="微软雅黑" w:cs="Times New Roman"/>
+                <w:b/>
+                <w:color w:val="FFFFFF" w:themeColor="background1"/>
+                <w:sz w:val="18"/>
+                <w:szCs w:val="18"/>
+                <w:lang w:eastAsia="zh-CN"/>
+                <w14:textFill>
+                  <w14:solidFill>
+                    <w14:schemeClr w14:val="bg1"/>
+                  </w14:solidFill>
+                </w14:textFill>
+              </w:rPr>
+              <w:t>等级</w:t>
+            </w:r>
+          </w:p>
+        </w:tc>
+        <w:tc>
+          <w:tcPr>
+            <w:tcW w:w="5666" w:type="dxa"/>
+            <w:tcBorders>
+              <w:top w:val="nil"/>
+              <w:left w:val="single" w:color="FFFFFF" w:sz="18" w:space="0"/>
+              <w:bottom w:val="nil"/>
+              <w:right w:val="nil"/>
+            </w:tcBorders>
+            <w:shd w:val="clear" w:color="auto" w:fill="62B541"/>
+            <w:vAlign w:val="center"/>
+          </w:tcPr>
+          <w:p>
+            <w:pPr>
+              <w:keepNext/>
+              <w:jc w:val="center"/>
+              <w:rPr>
+                <w:rFonts w:ascii="Times New Roman" w:hAnsi="Times New Roman" w:eastAsia="微软雅黑" w:cs="Times New Roman"/>
+                <w:b/>
+                <w:color w:val="FFFFFF" w:themeColor="background1"/>
+                <w:sz w:val="18"/>
+                <w:szCs w:val="18"/>
+                <w:lang w:eastAsia="zh-CN"/>
+                <w14:textFill>
+                  <w14:solidFill>
+                    <w14:schemeClr w14:val="bg1"/>
+                  </w14:solidFill>
+                </w14:textFill>
+              </w:rPr>
+            </w:pPr>
+            <w:r>
+              <w:rPr>
+                <w:rFonts w:ascii="Times New Roman" w:hAnsi="Times New Roman" w:eastAsia="微软雅黑" w:cs="Times New Roman"/>
+                <w:b/>
+                <w:color w:val="FFFFFF" w:themeColor="background1"/>
+                <w:sz w:val="18"/>
+                <w:szCs w:val="18"/>
+                <w:lang w:eastAsia="zh-CN"/>
+                <w14:textFill>
+                  <w14:solidFill>
+                    <w14:schemeClr w14:val="bg1"/>
+                  </w14:solidFill>
+                </w14:textFill>
+              </w:rPr>
+              <w:t>循证医学信息</w:t>
+            </w:r>
+          </w:p>
+        </w:tc>
+      </w:tr>
+      <w:tr>
+        <w:tblPrEx>
+          <w:tblBorders>
+            <w:top w:val="single" w:color="45A3A7" w:sz="18" w:space="0"/>
+            <w:left w:val="none" w:color="auto" w:sz="0" w:space="0"/>
+            <w:bottom w:val="dotted" w:color="45A3A7" w:sz="4" w:space="0"/>
+            <w:right w:val="none" w:color="auto" w:sz="0" w:space="0"/>
+            <w:insideH w:val="dotted" w:color="45A3A7" w:sz="4" w:space="0"/>
+            <w:insideV w:val="dotted" w:color="45A3A7" w:sz="4" w:space="0"/>
+          </w:tblBorders>
+          <w:tblCellMar>
+            <w:top w:w="0" w:type="dxa"/>
+            <w:left w:w="108" w:type="dxa"/>
+            <w:bottom w:w="0" w:type="dxa"/>
+            <w:right w:w="108" w:type="dxa"/>
+          </w:tblCellMar>
+        </w:tblPrEx>
+        <w:trPr>
+          <w:trHeight w:val="494" w:hRule="atLeast"/>
+          <w:jc w:val="center"/>
+        </w:trPr>
+        <w:tc>
+          <w:tcPr>
+            <w:tcW w:w="9870" w:type="dxa"/>
+            <w:gridSpan w:val="4"/>
+            <w:tcBorders>
+              <w:top w:val="nil"/>
+              <w:left w:val="nil"/>
+              <w:bottom w:val="single" w:color="A4A4A4" w:sz="4" w:space="0"/>
+              <w:right w:val="nil"/>
+            </w:tcBorders>
+            <w:vAlign w:val="center"/>
+          </w:tcPr>
+          <w:p>
+            <w:pPr>
+              <w:keepNext/>
+              <w:spacing w:before="26"/>
+              <w:jc w:val="center"/>
+              <w:rPr>
+                <w:rFonts w:ascii="Times New Roman" w:hAnsi="Times New Roman" w:eastAsia="微软雅黑" w:cs="Times New Roman"/>
+                <w:bCs/>
+                <w:sz w:val="18"/>
+                <w:szCs w:val="18"/>
+                <w:highlight w:val="yellow"/>
+                <w:lang w:eastAsia="zh-CN"/>
+              </w:rPr>
+            </w:pPr>
+            <w:r>
+              <w:rPr>
+                <w:rFonts w:hint="eastAsia" w:ascii="Times New Roman" w:hAnsi="Times New Roman" w:eastAsia="微软雅黑" w:cs="Times New Roman"/>
+                <w:b/>
+                <w:sz w:val="18"/>
+                <w:szCs w:val="18"/>
+                <w:lang w:eastAsia="zh-CN"/>
+              </w:rPr>
+              <w:t>{%tr for dis in tdd.</w:t>
+            </w:r>
+            <w:r>
+              <w:rPr>
+                <w:rFonts w:ascii="Times New Roman" w:hAnsi="Times New Roman" w:eastAsia="微软雅黑" w:cs="Times New Roman"/>
+                <w:b/>
+                <w:sz w:val="18"/>
+                <w:szCs w:val="18"/>
+                <w:lang w:eastAsia="zh-CN"/>
+              </w:rPr>
+              <w:t>potentialDrugList</w:t>
+            </w:r>
+            <w:r>
+              <w:rPr>
+                <w:rFonts w:hint="eastAsia" w:ascii="Times New Roman" w:hAnsi="Times New Roman" w:eastAsia="微软雅黑" w:cs="Times New Roman"/>
+                <w:b/>
+                <w:sz w:val="18"/>
+                <w:szCs w:val="18"/>
+                <w:lang w:eastAsia="zh-CN"/>
+              </w:rPr>
+              <w:t xml:space="preserve"> %}</w:t>
+            </w:r>
+          </w:p>
+        </w:tc>
+      </w:tr>
+      <w:tr>
+        <w:tblPrEx>
+          <w:tblBorders>
+            <w:top w:val="single" w:color="45A3A7" w:sz="18" w:space="0"/>
+            <w:left w:val="none" w:color="auto" w:sz="0" w:space="0"/>
+            <w:bottom w:val="dotted" w:color="45A3A7" w:sz="4" w:space="0"/>
+            <w:right w:val="none" w:color="auto" w:sz="0" w:space="0"/>
+            <w:insideH w:val="dotted" w:color="45A3A7" w:sz="4" w:space="0"/>
+            <w:insideV w:val="dotted" w:color="45A3A7" w:sz="4" w:space="0"/>
+          </w:tblBorders>
+          <w:tblCellMar>
+            <w:top w:w="0" w:type="dxa"/>
+            <w:left w:w="108" w:type="dxa"/>
+            <w:bottom w:w="0" w:type="dxa"/>
+            <w:right w:w="108" w:type="dxa"/>
+          </w:tblCellMar>
+        </w:tblPrEx>
+        <w:trPr>
+          <w:trHeight w:val="494" w:hRule="atLeast"/>
+          <w:jc w:val="center"/>
+        </w:trPr>
+        <w:tc>
+          <w:tcPr>
+            <w:tcW w:w="1526" w:type="dxa"/>
+            <w:tcBorders>
+              <w:top w:val="single" w:color="A4A4A4" w:sz="4" w:space="0"/>
+              <w:left w:val="nil"/>
+              <w:bottom w:val="single" w:color="A4A4A4" w:sz="4" w:space="0"/>
+              <w:right w:val="single" w:color="A4A4A4" w:sz="4" w:space="0"/>
+            </w:tcBorders>
+            <w:vAlign w:val="center"/>
+          </w:tcPr>
+          <w:p>
+            <w:pPr>
+              <w:spacing w:before="1" w:line="249" w:lineRule="auto"/>
+              <w:ind w:right="131"/>
+              <w:jc w:val="center"/>
+              <w:rPr>
+                <w:rFonts w:ascii="Times New Roman" w:hAnsi="Times New Roman" w:eastAsia="微软雅黑" w:cs="Times New Roman"/>
+                <w:b/>
+                <w:sz w:val="18"/>
+                <w:szCs w:val="18"/>
+                <w:highlight w:val="yellow"/>
+              </w:rPr>
+            </w:pPr>
+            <w:r>
+              <w:rPr>
+                <w:rFonts w:ascii="Times New Roman" w:hAnsi="Times New Roman" w:eastAsia="微软雅黑" w:cs="Times New Roman"/>
+                <w:sz w:val="18"/>
+                <w:szCs w:val="18"/>
+                <w:lang w:eastAsia="zh-CN"/>
+              </w:rPr>
+              <w:t>{{</w:t>
+            </w:r>
+            <w:r>
+              <w:rPr>
+                <w:rFonts w:ascii="Times New Roman" w:hAnsi="Times New Roman" w:eastAsia="微软雅黑" w:cs="Times New Roman"/>
+                <w:bCs/>
+                <w:sz w:val="18"/>
+                <w:szCs w:val="18"/>
+                <w:lang w:eastAsia="zh-CN"/>
+              </w:rPr>
+              <w:t>dis.drug_name_chinese</w:t>
+            </w:r>
+            <w:r>
+              <w:rPr>
+                <w:rFonts w:hint="eastAsia" w:ascii="Times New Roman" w:hAnsi="Times New Roman" w:eastAsia="微软雅黑" w:cs="Times New Roman"/>
+                <w:bCs/>
+                <w:sz w:val="18"/>
+                <w:szCs w:val="18"/>
+                <w:lang w:eastAsia="zh-CN"/>
+              </w:rPr>
+              <w:t>3</w:t>
+            </w:r>
+            <w:r>
+              <w:rPr>
+                <w:rFonts w:ascii="Times New Roman" w:hAnsi="Times New Roman" w:eastAsia="微软雅黑" w:cs="Times New Roman"/>
+                <w:sz w:val="18"/>
+                <w:szCs w:val="18"/>
+                <w:lang w:eastAsia="zh-CN"/>
+              </w:rPr>
+              <w:t xml:space="preserve"> }}</w:t>
+            </w:r>
+          </w:p>
+        </w:tc>
+        <w:tc>
+          <w:tcPr>
+            <w:tcW w:w="1417" w:type="dxa"/>
+            <w:tcBorders>
+              <w:top w:val="single" w:color="A4A4A4" w:sz="4" w:space="0"/>
+              <w:left w:val="single" w:color="A4A4A4" w:sz="4" w:space="0"/>
+              <w:bottom w:val="single" w:color="A4A4A4" w:sz="4" w:space="0"/>
+              <w:right w:val="single" w:color="A4A4A4" w:sz="4" w:space="0"/>
+            </w:tcBorders>
+            <w:vAlign w:val="center"/>
+          </w:tcPr>
+          <w:p>
+            <w:pPr>
+              <w:keepNext/>
+              <w:spacing w:before="26"/>
+              <w:jc w:val="center"/>
+              <w:rPr>
+                <w:rFonts w:ascii="Times New Roman" w:hAnsi="Times New Roman" w:eastAsia="微软雅黑" w:cs="Times New Roman"/>
+                <w:bCs/>
+                <w:sz w:val="18"/>
+                <w:szCs w:val="18"/>
+                <w:highlight w:val="yellow"/>
+                <w:lang w:eastAsia="zh-CN"/>
+              </w:rPr>
+            </w:pPr>
+            <w:r>
+              <w:rPr>
+                <w:rFonts w:hint="eastAsia" w:ascii="Times New Roman" w:hAnsi="Times New Roman" w:eastAsia="微软雅黑" w:cs="Times New Roman"/>
+                <w:sz w:val="18"/>
+                <w:szCs w:val="18"/>
+                <w:lang w:eastAsia="zh-CN"/>
+              </w:rPr>
+              <w:t>{{dis.</w:t>
+            </w:r>
+            <w:r>
+              <w:rPr>
+                <w:rFonts w:hint="eastAsia" w:ascii="Times New Roman" w:hAnsi="Times New Roman" w:eastAsia="微软雅黑" w:cs="Times New Roman"/>
+                <w:bCs/>
+                <w:sz w:val="18"/>
+                <w:szCs w:val="18"/>
+                <w:lang w:eastAsia="zh-CN"/>
+              </w:rPr>
+              <w:t>disease_name_chinese</w:t>
+            </w:r>
+            <w:r>
+              <w:rPr>
+                <w:rFonts w:hint="eastAsia" w:ascii="Times New Roman" w:hAnsi="Times New Roman" w:eastAsia="微软雅黑" w:cs="Times New Roman"/>
+                <w:sz w:val="18"/>
+                <w:szCs w:val="18"/>
+                <w:lang w:eastAsia="zh-CN"/>
+              </w:rPr>
+              <w:t>}}</w:t>
+            </w:r>
+          </w:p>
+        </w:tc>
+        <w:tc>
+          <w:tcPr>
+            <w:tcW w:w="1261" w:type="dxa"/>
+            <w:tcBorders>
+              <w:top w:val="single" w:color="A4A4A4" w:sz="4" w:space="0"/>
+              <w:left w:val="single" w:color="A4A4A4" w:sz="4" w:space="0"/>
+              <w:bottom w:val="single" w:color="A4A4A4" w:sz="4" w:space="0"/>
+              <w:right w:val="single" w:color="A4A4A4" w:sz="4" w:space="0"/>
+            </w:tcBorders>
+            <w:vAlign w:val="center"/>
+          </w:tcPr>
+          <w:p>
+            <w:pPr>
+              <w:keepNext/>
+              <w:spacing w:before="26"/>
+              <w:jc w:val="center"/>
+              <w:rPr>
+                <w:rFonts w:ascii="Times New Roman" w:hAnsi="Times New Roman" w:eastAsia="微软雅黑" w:cs="Times New Roman"/>
+                <w:bCs/>
+                <w:sz w:val="18"/>
+                <w:szCs w:val="18"/>
+                <w:highlight w:val="yellow"/>
+                <w:lang w:eastAsia="zh-CN"/>
+              </w:rPr>
+            </w:pPr>
+            <w:r>
+              <w:rPr>
+                <w:rFonts w:hint="eastAsia" w:ascii="Times New Roman" w:hAnsi="Times New Roman" w:eastAsia="微软雅黑" w:cs="Times New Roman"/>
+                <w:sz w:val="18"/>
+                <w:szCs w:val="18"/>
+                <w:lang w:eastAsia="zh-CN"/>
+              </w:rPr>
+              <w:t>{{</w:t>
+            </w:r>
+            <w:r>
+              <w:rPr>
+                <w:rFonts w:hint="eastAsia" w:ascii="Times New Roman" w:hAnsi="Times New Roman" w:eastAsia="微软雅黑" w:cs="Times New Roman"/>
+                <w:bCs/>
+                <w:sz w:val="18"/>
+                <w:szCs w:val="18"/>
+                <w:lang w:eastAsia="zh-CN"/>
+              </w:rPr>
+              <w:t>dis.evidence_phase_chinese</w:t>
+            </w:r>
+            <w:r>
+              <w:rPr>
+                <w:rFonts w:hint="eastAsia" w:ascii="Times New Roman" w:hAnsi="Times New Roman" w:eastAsia="微软雅黑" w:cs="Times New Roman"/>
+                <w:sz w:val="18"/>
+                <w:szCs w:val="18"/>
+                <w:lang w:eastAsia="zh-CN"/>
+              </w:rPr>
+              <w:t>}}</w:t>
+            </w:r>
+          </w:p>
+        </w:tc>
+        <w:tc>
+          <w:tcPr>
+            <w:tcW w:w="5666" w:type="dxa"/>
+            <w:tcBorders>
+              <w:top w:val="single" w:color="A4A4A4" w:sz="4" w:space="0"/>
+              <w:left w:val="single" w:color="A4A4A4" w:sz="4" w:space="0"/>
+              <w:bottom w:val="single" w:color="A4A4A4" w:sz="4" w:space="0"/>
+              <w:right w:val="nil"/>
+            </w:tcBorders>
+            <w:vAlign w:val="center"/>
+          </w:tcPr>
+          <w:p>
+            <w:pPr>
+              <w:keepNext/>
+              <w:spacing w:before="26"/>
+              <w:jc w:val="center"/>
+              <w:rPr>
+                <w:rFonts w:ascii="Times New Roman" w:hAnsi="Times New Roman" w:eastAsia="微软雅黑" w:cs="Times New Roman"/>
+                <w:bCs/>
+                <w:sz w:val="18"/>
+                <w:szCs w:val="18"/>
+                <w:highlight w:val="yellow"/>
+                <w:lang w:eastAsia="zh-CN"/>
+              </w:rPr>
+            </w:pPr>
+            <w:r>
+              <w:rPr>
+                <w:rFonts w:hint="eastAsia" w:ascii="Times New Roman" w:hAnsi="Times New Roman" w:eastAsia="微软雅黑" w:cs="Times New Roman"/>
+                <w:sz w:val="18"/>
+                <w:szCs w:val="18"/>
+                <w:lang w:eastAsia="zh-CN"/>
+              </w:rPr>
+              <w:t>{{</w:t>
+            </w:r>
+            <w:r>
+              <w:rPr>
+                <w:rFonts w:hint="eastAsia" w:ascii="Times New Roman" w:hAnsi="Times New Roman" w:eastAsia="微软雅黑" w:cs="Times New Roman"/>
+                <w:bCs/>
+                <w:sz w:val="18"/>
+                <w:szCs w:val="18"/>
+                <w:lang w:eastAsia="zh-CN"/>
+              </w:rPr>
+              <w:t>dis.annotation_chinese</w:t>
+            </w:r>
+            <w:r>
+              <w:rPr>
+                <w:rFonts w:hint="eastAsia" w:ascii="Times New Roman" w:hAnsi="Times New Roman" w:eastAsia="微软雅黑" w:cs="Times New Roman"/>
+                <w:sz w:val="18"/>
+                <w:szCs w:val="18"/>
+                <w:lang w:eastAsia="zh-CN"/>
+              </w:rPr>
+              <w:t>}}</w:t>
+            </w:r>
+          </w:p>
+        </w:tc>
+      </w:tr>
+      <w:tr>
+        <w:tblPrEx>
+          <w:tblBorders>
+            <w:top w:val="single" w:color="45A3A7" w:sz="18" w:space="0"/>
+            <w:left w:val="none" w:color="auto" w:sz="0" w:space="0"/>
+            <w:bottom w:val="dotted" w:color="45A3A7" w:sz="4" w:space="0"/>
+            <w:right w:val="none" w:color="auto" w:sz="0" w:space="0"/>
+            <w:insideH w:val="dotted" w:color="45A3A7" w:sz="4" w:space="0"/>
+            <w:insideV w:val="dotted" w:color="45A3A7" w:sz="4" w:space="0"/>
+          </w:tblBorders>
+          <w:tblCellMar>
+            <w:top w:w="0" w:type="dxa"/>
+            <w:left w:w="108" w:type="dxa"/>
+            <w:bottom w:w="0" w:type="dxa"/>
+            <w:right w:w="108" w:type="dxa"/>
+          </w:tblCellMar>
+        </w:tblPrEx>
+        <w:trPr>
+          <w:trHeight w:val="494" w:hRule="atLeast"/>
+          <w:jc w:val="center"/>
+        </w:trPr>
+        <w:tc>
+          <w:tcPr>
+            <w:tcW w:w="9870" w:type="dxa"/>
+            <w:gridSpan w:val="4"/>
+            <w:tcBorders>
+              <w:top w:val="single" w:color="A4A4A4" w:sz="4" w:space="0"/>
+              <w:left w:val="nil"/>
+              <w:bottom w:val="single" w:color="A4A4A4" w:sz="4" w:space="0"/>
+              <w:right w:val="nil"/>
+            </w:tcBorders>
+            <w:vAlign w:val="center"/>
+          </w:tcPr>
+          <w:p>
+            <w:pPr>
+              <w:keepNext/>
+              <w:spacing w:before="26"/>
+              <w:jc w:val="center"/>
+              <w:rPr>
+                <w:rFonts w:ascii="Times New Roman" w:hAnsi="Times New Roman" w:eastAsia="微软雅黑" w:cs="Times New Roman"/>
+                <w:bCs/>
+                <w:sz w:val="18"/>
+                <w:szCs w:val="18"/>
+                <w:lang w:eastAsia="zh-CN"/>
+              </w:rPr>
+            </w:pPr>
+            <w:r>
+              <w:rPr>
+                <w:rFonts w:hint="eastAsia" w:ascii="Times New Roman" w:hAnsi="Times New Roman" w:eastAsia="微软雅黑" w:cs="Times New Roman"/>
+                <w:b/>
+                <w:sz w:val="18"/>
+                <w:szCs w:val="18"/>
+                <w:lang w:eastAsia="zh-CN"/>
+              </w:rPr>
+              <w:t>{%tr endfor %}</w:t>
+            </w:r>
+          </w:p>
+        </w:tc>
+      </w:tr>
+    </w:tbl>
+    <w:p>
+      <w:pPr>
+        <w:spacing w:before="26"/>
+        <w:rPr>
+          <w:rFonts w:ascii="Times New Roman" w:hAnsi="Times New Roman" w:eastAsia="微软雅黑" w:cs="Times New Roman"/>
+          <w:b/>
+          <w:sz w:val="24"/>
+          <w:szCs w:val="24"/>
+          <w:lang w:eastAsia="zh-CN"/>
+        </w:rPr>
+      </w:pPr>
+      <w:r>
+        <w:rPr>
+          <w:rFonts w:hint="eastAsia" w:ascii="Times New Roman" w:hAnsi="Times New Roman" w:eastAsia="微软雅黑" w:cs="Times New Roman"/>
+          <w:b/>
+          <w:sz w:val="24"/>
+          <w:szCs w:val="24"/>
+          <w:lang w:eastAsia="zh-CN"/>
+        </w:rPr>
+        <w:t>{% endif %}{%if tdd.clinicalTrialInformationStr!= [] %}</w:t>
+      </w:r>
+    </w:p>
+    <w:p>
+      <w:pPr>
+        <w:keepNext/>
+        <w:spacing w:before="26"/>
+        <w:rPr>
+          <w:rFonts w:ascii="Times New Roman" w:hAnsi="Times New Roman" w:eastAsia="微软雅黑" w:cs="Times New Roman"/>
+          <w:b/>
+          <w:sz w:val="24"/>
+          <w:lang w:eastAsia="zh-CN"/>
+        </w:rPr>
+      </w:pPr>
+      <w:r>
+        <w:rPr>
+          <w:rFonts w:hint="eastAsia" w:ascii="Times New Roman" w:hAnsi="Times New Roman" w:eastAsia="微软雅黑" w:cs="Times New Roman"/>
+          <w:b/>
+          <w:sz w:val="24"/>
+          <w:lang w:eastAsia="zh-CN"/>
+        </w:rPr>
+        <w:t>临床试验信息</w:t>
+      </w:r>
+    </w:p>
+    <w:tbl>
+      <w:tblPr>
+        <w:tblStyle w:val="7"/>
+        <w:tblpPr w:leftFromText="180" w:rightFromText="180" w:vertAnchor="text" w:tblpXSpec="center" w:tblpY="1"/>
+        <w:tblOverlap w:val="never"/>
+        <w:tblW w:w="9870" w:type="dxa"/>
+        <w:jc w:val="center"/>
+        <w:tblBorders>
+          <w:top w:val="single" w:color="45A3A7" w:sz="18" w:space="0"/>
+          <w:left w:val="none" w:color="auto" w:sz="0" w:space="0"/>
+          <w:bottom w:val="dotted" w:color="45A3A7" w:sz="4" w:space="0"/>
+          <w:right w:val="none" w:color="auto" w:sz="0" w:space="0"/>
+          <w:insideH w:val="dotted" w:color="45A3A7" w:sz="4" w:space="0"/>
+          <w:insideV w:val="dotted" w:color="45A3A7" w:sz="4" w:space="0"/>
+        </w:tblBorders>
+        <w:tblLayout w:type="fixed"/>
+        <w:tblCellMar>
+          <w:top w:w="0" w:type="dxa"/>
+          <w:left w:w="108" w:type="dxa"/>
+          <w:bottom w:w="0" w:type="dxa"/>
+          <w:right w:w="108" w:type="dxa"/>
+        </w:tblCellMar>
+      </w:tblPr>
+      <w:tblGrid>
+        <w:gridCol w:w="1645"/>
+        <w:gridCol w:w="3884"/>
+        <w:gridCol w:w="1246"/>
+        <w:gridCol w:w="1035"/>
+        <w:gridCol w:w="1204"/>
+        <w:gridCol w:w="856"/>
+      </w:tblGrid>
+      <w:tr>
+        <w:tblPrEx>
+          <w:tblBorders>
+            <w:top w:val="single" w:color="45A3A7" w:sz="18" w:space="0"/>
+            <w:left w:val="none" w:color="auto" w:sz="0" w:space="0"/>
+            <w:bottom w:val="dotted" w:color="45A3A7" w:sz="4" w:space="0"/>
+            <w:right w:val="none" w:color="auto" w:sz="0" w:space="0"/>
+            <w:insideH w:val="dotted" w:color="45A3A7" w:sz="4" w:space="0"/>
+            <w:insideV w:val="dotted" w:color="45A3A7" w:sz="4" w:space="0"/>
+          </w:tblBorders>
+          <w:tblCellMar>
+            <w:top w:w="0" w:type="dxa"/>
+            <w:left w:w="108" w:type="dxa"/>
+            <w:bottom w:w="0" w:type="dxa"/>
+            <w:right w:w="108" w:type="dxa"/>
+          </w:tblCellMar>
+        </w:tblPrEx>
+        <w:trPr>
+          <w:trHeight w:val="420" w:hRule="atLeast"/>
+          <w:jc w:val="center"/>
+        </w:trPr>
+        <w:tc>
+          <w:tcPr>
+            <w:tcW w:w="1645" w:type="dxa"/>
+            <w:tcBorders>
+              <w:top w:val="nil"/>
+              <w:left w:val="nil"/>
+              <w:bottom w:val="nil"/>
+              <w:right w:val="single" w:color="FFFFFF" w:sz="18" w:space="0"/>
+            </w:tcBorders>
+            <w:shd w:val="clear" w:color="auto" w:fill="62B541"/>
+            <w:vAlign w:val="center"/>
+          </w:tcPr>
+          <w:p>
+            <w:pPr>
+              <w:keepNext/>
+              <w:spacing w:before="26"/>
+              <w:jc w:val="center"/>
+              <w:rPr>
+                <w:rFonts w:ascii="Times New Roman" w:hAnsi="Times New Roman" w:eastAsia="微软雅黑" w:cs="Times New Roman"/>
+                <w:b/>
+                <w:color w:val="FFFFFF" w:themeColor="background1"/>
+                <w:sz w:val="18"/>
+                <w:szCs w:val="18"/>
+                <w:lang w:eastAsia="zh-CN"/>
+                <w14:textFill>
+                  <w14:solidFill>
+                    <w14:schemeClr w14:val="bg1"/>
+                  </w14:solidFill>
+                </w14:textFill>
+              </w:rPr>
+            </w:pPr>
+            <w:r>
+              <w:rPr>
+                <w:rFonts w:ascii="Times New Roman" w:hAnsi="Times New Roman" w:eastAsia="微软雅黑" w:cs="Times New Roman"/>
+                <w:b/>
+                <w:color w:val="FFFFFF" w:themeColor="background1"/>
+                <w:sz w:val="18"/>
+                <w:szCs w:val="18"/>
+                <w:lang w:eastAsia="zh-CN"/>
+                <w14:textFill>
+                  <w14:solidFill>
+                    <w14:schemeClr w14:val="bg1"/>
+                  </w14:solidFill>
+                </w14:textFill>
+              </w:rPr>
+              <w:t>ID</w:t>
+            </w:r>
+          </w:p>
+        </w:tc>
+        <w:tc>
+          <w:tcPr>
+            <w:tcW w:w="3884" w:type="dxa"/>
+            <w:tcBorders>
+              <w:top w:val="nil"/>
+              <w:left w:val="single" w:color="FFFFFF" w:sz="18" w:space="0"/>
+              <w:bottom w:val="nil"/>
+              <w:right w:val="single" w:color="FFFFFF" w:sz="18" w:space="0"/>
+            </w:tcBorders>
+            <w:shd w:val="clear" w:color="auto" w:fill="62B541"/>
+            <w:vAlign w:val="center"/>
+          </w:tcPr>
+          <w:p>
+            <w:pPr>
+              <w:keepNext/>
+              <w:spacing w:before="26"/>
+              <w:jc w:val="center"/>
+              <w:rPr>
+                <w:rFonts w:ascii="Times New Roman" w:hAnsi="Times New Roman" w:eastAsia="微软雅黑" w:cs="Times New Roman"/>
+                <w:b/>
+                <w:color w:val="FFFFFF" w:themeColor="background1"/>
+                <w:sz w:val="18"/>
+                <w:szCs w:val="18"/>
+                <w:lang w:eastAsia="zh-CN"/>
+                <w14:textFill>
+                  <w14:solidFill>
+                    <w14:schemeClr w14:val="bg1"/>
+                  </w14:solidFill>
+                </w14:textFill>
+              </w:rPr>
+            </w:pPr>
+            <w:r>
+              <w:rPr>
+                <w:rFonts w:ascii="Times New Roman" w:hAnsi="Times New Roman" w:eastAsia="微软雅黑" w:cs="Times New Roman"/>
+                <w:b/>
+                <w:color w:val="FFFFFF" w:themeColor="background1"/>
+                <w:sz w:val="18"/>
+                <w:szCs w:val="18"/>
+                <w:lang w:eastAsia="zh-CN"/>
+                <w14:textFill>
+                  <w14:solidFill>
+                    <w14:schemeClr w14:val="bg1"/>
+                  </w14:solidFill>
+                </w14:textFill>
+              </w:rPr>
+              <w:t>临床试验名称</w:t>
+            </w:r>
+          </w:p>
+        </w:tc>
+        <w:tc>
+          <w:tcPr>
+            <w:tcW w:w="1246" w:type="dxa"/>
+            <w:tcBorders>
+              <w:top w:val="nil"/>
+              <w:left w:val="single" w:color="FFFFFF" w:sz="18" w:space="0"/>
+              <w:bottom w:val="nil"/>
+              <w:right w:val="single" w:color="FFFFFF" w:sz="18" w:space="0"/>
+            </w:tcBorders>
+            <w:shd w:val="clear" w:color="auto" w:fill="62B541"/>
+            <w:vAlign w:val="center"/>
+          </w:tcPr>
+          <w:p>
+            <w:pPr>
+              <w:keepNext/>
+              <w:spacing w:before="26"/>
+              <w:jc w:val="center"/>
+              <w:rPr>
+                <w:rFonts w:ascii="Times New Roman" w:hAnsi="Times New Roman" w:eastAsia="微软雅黑" w:cs="Times New Roman"/>
+                <w:b/>
+                <w:color w:val="FFFFFF" w:themeColor="background1"/>
+                <w:sz w:val="18"/>
+                <w:szCs w:val="18"/>
+                <w:lang w:eastAsia="zh-CN"/>
+                <w14:textFill>
+                  <w14:solidFill>
+                    <w14:schemeClr w14:val="bg1"/>
+                  </w14:solidFill>
+                </w14:textFill>
+              </w:rPr>
+            </w:pPr>
+            <w:r>
+              <w:rPr>
+                <w:rFonts w:ascii="Times New Roman" w:hAnsi="Times New Roman" w:eastAsia="微软雅黑" w:cs="Times New Roman"/>
+                <w:b/>
+                <w:color w:val="FFFFFF" w:themeColor="background1"/>
+                <w:sz w:val="18"/>
+                <w:szCs w:val="18"/>
+                <w:lang w:eastAsia="zh-CN"/>
+                <w14:textFill>
+                  <w14:solidFill>
+                    <w14:schemeClr w14:val="bg1"/>
+                  </w14:solidFill>
+                </w14:textFill>
+              </w:rPr>
+              <w:t>肿瘤类型</w:t>
+            </w:r>
+          </w:p>
+        </w:tc>
+        <w:tc>
+          <w:tcPr>
+            <w:tcW w:w="1035" w:type="dxa"/>
+            <w:tcBorders>
+              <w:top w:val="nil"/>
+              <w:left w:val="single" w:color="FFFFFF" w:sz="18" w:space="0"/>
+              <w:bottom w:val="nil"/>
+              <w:right w:val="single" w:color="FFFFFF" w:sz="18" w:space="0"/>
+            </w:tcBorders>
+            <w:shd w:val="clear" w:color="auto" w:fill="62B541"/>
+            <w:vAlign w:val="center"/>
+          </w:tcPr>
+          <w:p>
+            <w:pPr>
+              <w:keepNext/>
+              <w:spacing w:before="26"/>
+              <w:jc w:val="center"/>
+              <w:rPr>
+                <w:rFonts w:ascii="Times New Roman" w:hAnsi="Times New Roman" w:eastAsia="微软雅黑" w:cs="Times New Roman"/>
+                <w:b/>
+                <w:color w:val="FFFFFF" w:themeColor="background1"/>
+                <w:sz w:val="18"/>
+                <w:szCs w:val="18"/>
+                <w:lang w:eastAsia="zh-CN"/>
+                <w14:textFill>
+                  <w14:solidFill>
+                    <w14:schemeClr w14:val="bg1"/>
+                  </w14:solidFill>
+                </w14:textFill>
+              </w:rPr>
+            </w:pPr>
+            <w:r>
+              <w:rPr>
+                <w:rFonts w:ascii="Times New Roman" w:hAnsi="Times New Roman" w:eastAsia="微软雅黑" w:cs="Times New Roman"/>
+                <w:b/>
+                <w:color w:val="FFFFFF" w:themeColor="background1"/>
+                <w:sz w:val="18"/>
+                <w:szCs w:val="18"/>
+                <w:lang w:eastAsia="zh-CN"/>
+                <w14:textFill>
+                  <w14:solidFill>
+                    <w14:schemeClr w14:val="bg1"/>
+                  </w14:solidFill>
+                </w14:textFill>
+              </w:rPr>
+              <w:t>阶段</w:t>
+            </w:r>
+          </w:p>
+        </w:tc>
+        <w:tc>
+          <w:tcPr>
+            <w:tcW w:w="1204" w:type="dxa"/>
+            <w:tcBorders>
+              <w:top w:val="nil"/>
+              <w:left w:val="single" w:color="FFFFFF" w:sz="18" w:space="0"/>
+              <w:bottom w:val="nil"/>
+              <w:right w:val="single" w:color="FFFFFF" w:sz="18" w:space="0"/>
+            </w:tcBorders>
+            <w:shd w:val="clear" w:color="auto" w:fill="62BC41"/>
+            <w:vAlign w:val="center"/>
+          </w:tcPr>
+          <w:p>
+            <w:pPr>
+              <w:keepNext/>
+              <w:spacing w:before="26"/>
+              <w:jc w:val="center"/>
+              <w:rPr>
+                <w:rFonts w:ascii="Times New Roman" w:hAnsi="Times New Roman" w:eastAsia="微软雅黑" w:cs="Times New Roman"/>
+                <w:b/>
+                <w:color w:val="FFFFFF" w:themeColor="background1"/>
+                <w:sz w:val="18"/>
+                <w:szCs w:val="18"/>
+                <w:lang w:eastAsia="zh-CN"/>
+                <w14:textFill>
+                  <w14:solidFill>
+                    <w14:schemeClr w14:val="bg1"/>
+                  </w14:solidFill>
+                </w14:textFill>
+              </w:rPr>
+            </w:pPr>
+            <w:r>
+              <w:rPr>
+                <w:rFonts w:ascii="Times New Roman" w:hAnsi="Times New Roman" w:eastAsia="微软雅黑" w:cs="Times New Roman"/>
+                <w:b/>
+                <w:color w:val="FFFFFF" w:themeColor="background1"/>
+                <w:sz w:val="18"/>
+                <w:szCs w:val="18"/>
+                <w:lang w:eastAsia="zh-CN"/>
+                <w14:textFill>
+                  <w14:solidFill>
+                    <w14:schemeClr w14:val="bg1"/>
+                  </w14:solidFill>
+                </w14:textFill>
+              </w:rPr>
+              <w:t>药物</w:t>
+            </w:r>
+          </w:p>
+        </w:tc>
+        <w:tc>
+          <w:tcPr>
+            <w:tcW w:w="856" w:type="dxa"/>
+            <w:tcBorders>
+              <w:top w:val="nil"/>
+              <w:left w:val="single" w:color="FFFFFF" w:sz="18" w:space="0"/>
+              <w:bottom w:val="nil"/>
+              <w:right w:val="nil"/>
+            </w:tcBorders>
+            <w:shd w:val="clear" w:color="auto" w:fill="62BC41"/>
+            <w:vAlign w:val="center"/>
+          </w:tcPr>
+          <w:p>
+            <w:pPr>
+              <w:keepNext/>
+              <w:spacing w:before="26"/>
+              <w:jc w:val="center"/>
+              <w:rPr>
+                <w:rFonts w:ascii="Times New Roman" w:hAnsi="Times New Roman" w:eastAsia="微软雅黑" w:cs="Times New Roman"/>
+                <w:b/>
+                <w:color w:val="FFFFFF" w:themeColor="background1"/>
+                <w:sz w:val="18"/>
+                <w:szCs w:val="18"/>
+                <w:lang w:eastAsia="zh-CN"/>
+                <w14:textFill>
+                  <w14:solidFill>
+                    <w14:schemeClr w14:val="bg1"/>
+                  </w14:solidFill>
+                </w14:textFill>
+              </w:rPr>
+            </w:pPr>
+            <w:r>
+              <w:rPr>
+                <w:rFonts w:ascii="Times New Roman" w:hAnsi="Times New Roman" w:eastAsia="微软雅黑" w:cs="Times New Roman"/>
+                <w:b/>
+                <w:color w:val="FFFFFF" w:themeColor="background1"/>
+                <w:sz w:val="18"/>
+                <w:szCs w:val="18"/>
+                <w:lang w:eastAsia="zh-CN"/>
+                <w14:textFill>
+                  <w14:solidFill>
+                    <w14:schemeClr w14:val="bg1"/>
+                  </w14:solidFill>
+                </w14:textFill>
+              </w:rPr>
+              <w:t>地点</w:t>
+            </w:r>
+          </w:p>
+        </w:tc>
+      </w:tr>
+      <w:tr>
+        <w:tblPrEx>
+          <w:tblBorders>
+            <w:top w:val="single" w:color="45A3A7" w:sz="18" w:space="0"/>
+            <w:left w:val="none" w:color="auto" w:sz="0" w:space="0"/>
+            <w:bottom w:val="dotted" w:color="45A3A7" w:sz="4" w:space="0"/>
+            <w:right w:val="none" w:color="auto" w:sz="0" w:space="0"/>
+            <w:insideH w:val="dotted" w:color="45A3A7" w:sz="4" w:space="0"/>
+            <w:insideV w:val="dotted" w:color="45A3A7" w:sz="4" w:space="0"/>
+          </w:tblBorders>
+          <w:tblCellMar>
+            <w:top w:w="0" w:type="dxa"/>
+            <w:left w:w="108" w:type="dxa"/>
+            <w:bottom w:w="0" w:type="dxa"/>
+            <w:right w:w="108" w:type="dxa"/>
+          </w:tblCellMar>
+        </w:tblPrEx>
+        <w:trPr>
+          <w:jc w:val="center"/>
+        </w:trPr>
+        <w:tc>
+          <w:tcPr>
+            <w:tcW w:w="9870" w:type="dxa"/>
+            <w:gridSpan w:val="6"/>
+            <w:tcBorders>
+              <w:top w:val="nil"/>
+              <w:bottom w:val="single" w:color="A4A4A4" w:sz="4" w:space="0"/>
+            </w:tcBorders>
+            <w:vAlign w:val="center"/>
+          </w:tcPr>
+          <w:p>
+            <w:pPr>
+              <w:keepNext/>
+              <w:spacing w:before="26"/>
+              <w:jc w:val="center"/>
+              <w:rPr>
+                <w:rFonts w:ascii="Times New Roman" w:hAnsi="Times New Roman" w:eastAsia="微软雅黑" w:cs="Times New Roman"/>
+                <w:bCs/>
+                <w:sz w:val="18"/>
+                <w:szCs w:val="18"/>
+                <w:lang w:eastAsia="zh-CN"/>
+              </w:rPr>
+            </w:pPr>
+            <w:r>
+              <w:rPr>
+                <w:rFonts w:hint="eastAsia" w:ascii="Times New Roman" w:hAnsi="Times New Roman" w:eastAsia="微软雅黑" w:cs="Times New Roman"/>
+                <w:b/>
+                <w:sz w:val="18"/>
+                <w:szCs w:val="18"/>
+                <w:lang w:eastAsia="zh-CN"/>
+              </w:rPr>
+              <w:t>{%tr for cti in tdd.clinicalTrialInformationStr %}</w:t>
+            </w:r>
+          </w:p>
+        </w:tc>
+      </w:tr>
+      <w:tr>
+        <w:tblPrEx>
+          <w:tblBorders>
+            <w:top w:val="single" w:color="45A3A7" w:sz="18" w:space="0"/>
+            <w:left w:val="none" w:color="auto" w:sz="0" w:space="0"/>
+            <w:bottom w:val="dotted" w:color="45A3A7" w:sz="4" w:space="0"/>
+            <w:right w:val="none" w:color="auto" w:sz="0" w:space="0"/>
+            <w:insideH w:val="dotted" w:color="45A3A7" w:sz="4" w:space="0"/>
+            <w:insideV w:val="dotted" w:color="45A3A7" w:sz="4" w:space="0"/>
+          </w:tblBorders>
+          <w:tblCellMar>
+            <w:top w:w="0" w:type="dxa"/>
+            <w:left w:w="108" w:type="dxa"/>
+            <w:bottom w:w="0" w:type="dxa"/>
+            <w:right w:w="108" w:type="dxa"/>
+          </w:tblCellMar>
+        </w:tblPrEx>
+        <w:trPr>
+          <w:jc w:val="center"/>
+        </w:trPr>
+        <w:tc>
+          <w:tcPr>
+            <w:tcW w:w="1645" w:type="dxa"/>
+            <w:tcBorders>
+              <w:top w:val="single" w:color="A4A4A4" w:sz="4" w:space="0"/>
+              <w:bottom w:val="single" w:color="A4A4A4" w:sz="4" w:space="0"/>
+              <w:right w:val="single" w:color="A4A4A4" w:sz="4" w:space="0"/>
+            </w:tcBorders>
+            <w:vAlign w:val="center"/>
+          </w:tcPr>
+          <w:p>
+            <w:pPr>
+              <w:keepNext/>
+              <w:spacing w:before="26"/>
+              <w:jc w:val="center"/>
+              <w:rPr>
+                <w:rFonts w:ascii="Times New Roman" w:hAnsi="Times New Roman" w:eastAsia="微软雅黑" w:cs="Times New Roman"/>
+                <w:bCs/>
+                <w:sz w:val="18"/>
+                <w:szCs w:val="18"/>
+                <w:lang w:eastAsia="zh-CN"/>
+              </w:rPr>
+            </w:pPr>
+            <w:r>
+              <w:rPr>
+                <w:rFonts w:hint="eastAsia" w:ascii="Times New Roman" w:hAnsi="Times New Roman" w:eastAsia="微软雅黑" w:cs="Times New Roman"/>
+                <w:bCs/>
+                <w:sz w:val="18"/>
+                <w:szCs w:val="18"/>
+                <w:lang w:eastAsia="zh-CN"/>
+              </w:rPr>
+              <w:t>{{ cti.clinical_trial_id }}</w:t>
+            </w:r>
+          </w:p>
+        </w:tc>
+        <w:tc>
+          <w:tcPr>
+            <w:tcW w:w="3884" w:type="dxa"/>
+            <w:tcBorders>
+              <w:top w:val="single" w:color="A4A4A4" w:sz="4" w:space="0"/>
+              <w:left w:val="single" w:color="A4A4A4" w:sz="4" w:space="0"/>
+              <w:bottom w:val="single" w:color="A4A4A4" w:sz="4" w:space="0"/>
+              <w:right w:val="single" w:color="A4A4A4" w:sz="4" w:space="0"/>
+            </w:tcBorders>
+            <w:vAlign w:val="center"/>
+          </w:tcPr>
+          <w:p>
+            <w:pPr>
+              <w:keepNext/>
+              <w:jc w:val="center"/>
+              <w:rPr>
+                <w:rFonts w:ascii="Times New Roman" w:hAnsi="Times New Roman" w:eastAsia="微软雅黑" w:cs="Times New Roman"/>
+                <w:bCs/>
+                <w:sz w:val="18"/>
+                <w:szCs w:val="18"/>
+                <w:lang w:eastAsia="zh-CN"/>
+              </w:rPr>
+            </w:pPr>
+            <w:r>
+              <w:rPr>
+                <w:rFonts w:hint="eastAsia" w:ascii="Times New Roman" w:hAnsi="Times New Roman" w:eastAsia="微软雅黑" w:cs="Times New Roman"/>
+                <w:bCs/>
+                <w:sz w:val="18"/>
+                <w:szCs w:val="18"/>
+                <w:lang w:eastAsia="zh-CN"/>
+              </w:rPr>
+              <w:t>{{ cti.title_chinese }}</w:t>
+            </w:r>
+          </w:p>
+        </w:tc>
+        <w:tc>
+          <w:tcPr>
+            <w:tcW w:w="1246" w:type="dxa"/>
+            <w:tcBorders>
+              <w:top w:val="single" w:color="A4A4A4" w:sz="4" w:space="0"/>
+              <w:left w:val="single" w:color="A4A4A4" w:sz="4" w:space="0"/>
+              <w:bottom w:val="single" w:color="A4A4A4" w:sz="4" w:space="0"/>
+              <w:right w:val="single" w:color="A4A4A4" w:sz="4" w:space="0"/>
+            </w:tcBorders>
+            <w:vAlign w:val="center"/>
+          </w:tcPr>
+          <w:p>
+            <w:pPr>
+              <w:keepNext/>
+              <w:spacing w:before="26"/>
+              <w:jc w:val="center"/>
+              <w:rPr>
+                <w:rFonts w:ascii="Times New Roman" w:hAnsi="Times New Roman" w:eastAsia="微软雅黑" w:cs="Times New Roman"/>
+                <w:bCs/>
+                <w:sz w:val="18"/>
+                <w:szCs w:val="18"/>
+                <w:lang w:eastAsia="zh-CN"/>
+              </w:rPr>
+            </w:pPr>
+            <w:r>
+              <w:rPr>
+                <w:rFonts w:hint="eastAsia" w:ascii="Times New Roman" w:hAnsi="Times New Roman" w:eastAsia="微软雅黑" w:cs="Times New Roman"/>
+                <w:bCs/>
+                <w:sz w:val="18"/>
+                <w:szCs w:val="18"/>
+                <w:lang w:eastAsia="zh-CN"/>
+              </w:rPr>
+              <w:t>{{ cti.condition_chinese }}</w:t>
+            </w:r>
+          </w:p>
+        </w:tc>
+        <w:tc>
+          <w:tcPr>
+            <w:tcW w:w="1035" w:type="dxa"/>
+            <w:tcBorders>
+              <w:top w:val="single" w:color="A4A4A4" w:sz="4" w:space="0"/>
+              <w:left w:val="single" w:color="A4A4A4" w:sz="4" w:space="0"/>
+              <w:bottom w:val="single" w:color="A4A4A4" w:sz="4" w:space="0"/>
+              <w:right w:val="single" w:color="A4A4A4" w:sz="4" w:space="0"/>
+            </w:tcBorders>
+            <w:vAlign w:val="center"/>
+          </w:tcPr>
+          <w:p>
+            <w:pPr>
+              <w:keepNext/>
+              <w:spacing w:before="26"/>
+              <w:jc w:val="center"/>
+              <w:rPr>
+                <w:rFonts w:ascii="Times New Roman" w:hAnsi="Times New Roman" w:eastAsia="微软雅黑" w:cs="Times New Roman"/>
+                <w:bCs/>
+                <w:sz w:val="18"/>
+                <w:szCs w:val="18"/>
+                <w:lang w:eastAsia="zh-CN"/>
+              </w:rPr>
+            </w:pPr>
+            <w:r>
+              <w:rPr>
+                <w:rFonts w:hint="eastAsia" w:ascii="Times New Roman" w:hAnsi="Times New Roman" w:eastAsia="微软雅黑" w:cs="Times New Roman"/>
+                <w:bCs/>
+                <w:sz w:val="18"/>
+                <w:szCs w:val="18"/>
+                <w:lang w:eastAsia="zh-CN"/>
+              </w:rPr>
+              <w:t>{{ cti.phase }}</w:t>
+            </w:r>
+          </w:p>
+        </w:tc>
+        <w:tc>
+          <w:tcPr>
+            <w:tcW w:w="1204" w:type="dxa"/>
+            <w:tcBorders>
+              <w:top w:val="single" w:color="A4A4A4" w:sz="4" w:space="0"/>
+              <w:left w:val="single" w:color="A4A4A4" w:sz="4" w:space="0"/>
+              <w:bottom w:val="single" w:color="A4A4A4" w:sz="4" w:space="0"/>
+              <w:right w:val="single" w:color="A4A4A4" w:sz="4" w:space="0"/>
+            </w:tcBorders>
+            <w:vAlign w:val="center"/>
+          </w:tcPr>
+          <w:p>
+            <w:pPr>
+              <w:spacing w:before="1" w:line="249" w:lineRule="auto"/>
+              <w:ind w:right="131"/>
+              <w:jc w:val="center"/>
+              <w:rPr>
+                <w:rFonts w:ascii="Times New Roman" w:hAnsi="Times New Roman" w:eastAsia="微软雅黑" w:cs="Times New Roman"/>
+                <w:sz w:val="18"/>
+                <w:szCs w:val="18"/>
+                <w:lang w:eastAsia="zh-CN"/>
+              </w:rPr>
+            </w:pPr>
+            <w:r>
+              <w:rPr>
+                <w:rFonts w:hint="eastAsia" w:ascii="Times New Roman" w:hAnsi="Times New Roman" w:eastAsia="微软雅黑" w:cs="Times New Roman"/>
+                <w:sz w:val="18"/>
+                <w:szCs w:val="18"/>
+                <w:lang w:eastAsia="zh-CN"/>
+              </w:rPr>
+              <w:t xml:space="preserve">{% for d in </w:t>
+            </w:r>
+            <w:r>
+              <w:rPr>
+                <w:rFonts w:hint="eastAsia" w:ascii="Times New Roman" w:hAnsi="Times New Roman" w:eastAsia="微软雅黑" w:cs="Times New Roman"/>
+                <w:bCs/>
+                <w:sz w:val="18"/>
+                <w:szCs w:val="18"/>
+                <w:lang w:eastAsia="zh-CN"/>
+              </w:rPr>
+              <w:t>cti.drug_name_chinese</w:t>
+            </w:r>
+            <w:r>
+              <w:rPr>
+                <w:rFonts w:hint="eastAsia" w:ascii="Times New Roman" w:hAnsi="Times New Roman" w:eastAsia="微软雅黑" w:cs="Times New Roman"/>
+                <w:sz w:val="18"/>
+                <w:szCs w:val="18"/>
+                <w:lang w:eastAsia="zh-CN"/>
+              </w:rPr>
+              <w:t xml:space="preserve"> %}{%if loop.last%}{{ d.name }}{%else%}{{ d.name }}</w:t>
+            </w:r>
+          </w:p>
+          <w:p>
+            <w:pPr>
+              <w:keepNext/>
+              <w:jc w:val="center"/>
+              <w:rPr>
+                <w:rFonts w:ascii="Times New Roman" w:hAnsi="Times New Roman" w:eastAsia="微软雅黑" w:cs="Times New Roman"/>
+                <w:sz w:val="18"/>
+                <w:szCs w:val="18"/>
+                <w:lang w:eastAsia="zh-CN"/>
+              </w:rPr>
+            </w:pPr>
+            <w:r>
+              <w:rPr>
+                <w:rFonts w:hint="eastAsia" w:ascii="Times New Roman" w:hAnsi="Times New Roman" w:eastAsia="微软雅黑" w:cs="Times New Roman"/>
+                <w:sz w:val="18"/>
+                <w:szCs w:val="18"/>
+                <w:lang w:eastAsia="zh-CN"/>
+              </w:rPr>
+              <w:t>{%endif%}{% endfor %}</w:t>
+            </w:r>
+          </w:p>
+        </w:tc>
+        <w:tc>
+          <w:tcPr>
+            <w:tcW w:w="856" w:type="dxa"/>
+            <w:tcBorders>
+              <w:top w:val="single" w:color="A4A4A4" w:sz="4" w:space="0"/>
+              <w:left w:val="single" w:color="A4A4A4" w:sz="4" w:space="0"/>
+              <w:bottom w:val="single" w:color="A4A4A4" w:sz="4" w:space="0"/>
+            </w:tcBorders>
+            <w:vAlign w:val="center"/>
+          </w:tcPr>
+          <w:p>
+            <w:pPr>
+              <w:keepNext/>
+              <w:spacing w:before="26"/>
+              <w:jc w:val="center"/>
+              <w:rPr>
+                <w:rFonts w:ascii="Times New Roman" w:hAnsi="Times New Roman" w:eastAsia="微软雅黑" w:cs="Times New Roman"/>
+                <w:bCs/>
+                <w:sz w:val="18"/>
+                <w:szCs w:val="18"/>
+                <w:lang w:eastAsia="zh-CN"/>
+              </w:rPr>
+            </w:pPr>
+            <w:r>
+              <w:rPr>
+                <w:rFonts w:hint="eastAsia" w:ascii="Times New Roman" w:hAnsi="Times New Roman" w:eastAsia="微软雅黑" w:cs="Times New Roman"/>
+                <w:bCs/>
+                <w:sz w:val="18"/>
+                <w:szCs w:val="18"/>
+                <w:lang w:eastAsia="zh-CN"/>
+              </w:rPr>
+              <w:t>{{ cti.location_chinese }}</w:t>
+            </w:r>
+          </w:p>
+        </w:tc>
+      </w:tr>
+      <w:tr>
+        <w:tblPrEx>
+          <w:tblBorders>
+            <w:top w:val="single" w:color="45A3A7" w:sz="18" w:space="0"/>
+            <w:left w:val="none" w:color="auto" w:sz="0" w:space="0"/>
+            <w:bottom w:val="dotted" w:color="45A3A7" w:sz="4" w:space="0"/>
+            <w:right w:val="none" w:color="auto" w:sz="0" w:space="0"/>
+            <w:insideH w:val="dotted" w:color="45A3A7" w:sz="4" w:space="0"/>
+            <w:insideV w:val="dotted" w:color="45A3A7" w:sz="4" w:space="0"/>
+          </w:tblBorders>
+          <w:tblCellMar>
+            <w:top w:w="0" w:type="dxa"/>
+            <w:left w:w="108" w:type="dxa"/>
+            <w:bottom w:w="0" w:type="dxa"/>
+            <w:right w:w="108" w:type="dxa"/>
+          </w:tblCellMar>
+        </w:tblPrEx>
+        <w:trPr>
+          <w:jc w:val="center"/>
+        </w:trPr>
+        <w:tc>
+          <w:tcPr>
+            <w:tcW w:w="9870" w:type="dxa"/>
+            <w:gridSpan w:val="6"/>
+            <w:tcBorders>
+              <w:top w:val="single" w:color="A4A4A4" w:sz="4" w:space="0"/>
+              <w:bottom w:val="single" w:color="A4A4A4" w:sz="4" w:space="0"/>
+            </w:tcBorders>
+            <w:vAlign w:val="center"/>
+          </w:tcPr>
+          <w:p>
+            <w:pPr>
+              <w:keepNext/>
+              <w:spacing w:before="26"/>
+              <w:jc w:val="center"/>
+              <w:rPr>
+                <w:rFonts w:ascii="Times New Roman" w:hAnsi="Times New Roman" w:eastAsia="微软雅黑" w:cs="Times New Roman"/>
+                <w:bCs/>
+                <w:sz w:val="18"/>
+                <w:szCs w:val="18"/>
+                <w:lang w:eastAsia="zh-CN"/>
+              </w:rPr>
+            </w:pPr>
+            <w:r>
+              <w:rPr>
+                <w:rFonts w:hint="eastAsia" w:ascii="Times New Roman" w:hAnsi="Times New Roman" w:eastAsia="微软雅黑" w:cs="Times New Roman"/>
+                <w:bCs/>
+                <w:sz w:val="18"/>
+                <w:szCs w:val="18"/>
+                <w:lang w:eastAsia="zh-CN"/>
+              </w:rPr>
+              <w:t>{%tr endfor %}</w:t>
+            </w:r>
+          </w:p>
+        </w:tc>
+      </w:tr>
+    </w:tbl>
+    <w:p>
+      <w:pPr>
+        <w:rPr>
+          <w:rFonts w:ascii="Times New Roman" w:hAnsi="Times New Roman" w:eastAsia="微软雅黑" w:cs="黑体"/>
+          <w:b/>
+          <w:bCs/>
+          <w:color w:val="62B541"/>
+          <w:sz w:val="32"/>
+          <w:szCs w:val="36"/>
+          <w:lang w:val="en-US" w:eastAsia="zh-CN" w:bidi="ar-SA"/>
+          <w14:shadow w14:blurRad="50800" w14:dist="38100" w14:dir="10800000" w14:sx="100000" w14:sy="100000" w14:kx="0" w14:ky="0" w14:algn="r">
+            <w14:srgbClr w14:val="62B541">
+              <w14:alpha w14:val="60000"/>
+            </w14:srgbClr>
+          </w14:shadow>
+        </w:rPr>
+      </w:pPr>
+      <w:r>
+        <w:rPr>
+          <w:rFonts w:hint="eastAsia"/>
+          <w:color w:val="auto"/>
+        </w:rPr>
+        <w:t>{% endif %}</w:t>
+      </w:r>
+      <w:r>
+        <w:rPr>
+          <w:rFonts w:hint="eastAsia" w:ascii="Times New Roman" w:hAnsi="Times New Roman" w:eastAsia="微软雅黑" w:cs="Times New Roman"/>
+          <w:b/>
+          <w:bCs w:val="0"/>
+          <w:color w:val="auto"/>
+          <w:sz w:val="24"/>
+          <w:szCs w:val="24"/>
+          <w:lang w:val="en-US" w:eastAsia="zh-CN" w:bidi="ar-SA"/>
+        </w:rPr>
+        <w:t>{% endif %}</w:t>
+      </w:r>
+      <w:r>
+        <w:rPr>
+          <w:rFonts w:hint="eastAsia"/>
+          <w:color w:val="auto"/>
+        </w:rPr>
+        <w:t>{% endfor %}</w:t>
+      </w:r>
+      <w:r>
+        <w:rPr>
+          <w:rFonts w:hint="eastAsia" w:ascii="Times New Roman" w:hAnsi="Times New Roman" w:eastAsia="微软雅黑" w:cs="Times New Roman"/>
+          <w:sz w:val="18"/>
+          <w:szCs w:val="18"/>
+          <w:lang w:val="en-US" w:eastAsia="zh-CN" w:bidi="ar"/>
+        </w:rPr>
+        <w:br w:type="page"/>
+      </w:r>
+      <w:r>
+        <w:rPr>
+          <w:rFonts w:hint="eastAsia" w:ascii="宋体" w:hAnsi="宋体" w:eastAsia="宋体" w:cs="宋体"/>
+          <w:sz w:val="24"/>
+          <w:szCs w:val="24"/>
+          <w:lang w:val="en-US" w:eastAsia="zh-CN"/>
+        </w:rPr>
+        <w:t>{% endif %}</w:t>
+      </w:r>
       <w:bookmarkEnd w:id="3"/>
       <w:bookmarkEnd w:id="4"/>
       <w:bookmarkEnd w:id="5"/>
@@ -4553,2243 +10606,520 @@
       <w:bookmarkEnd w:id="8"/>
       <w:bookmarkEnd w:id="9"/>
       <w:bookmarkEnd w:id="10"/>
+      <w:bookmarkEnd w:id="11"/>
+      <w:r>
+        <w:rPr>
+          <w:rFonts w:ascii="Times New Roman" w:hAnsi="Times New Roman" w:eastAsia="微软雅黑" w:cs="黑体"/>
+          <w:b/>
+          <w:bCs/>
+          <w:color w:val="62B541"/>
+          <w:sz w:val="32"/>
+          <w:szCs w:val="36"/>
+          <w:lang w:val="en-US" w:eastAsia="zh-CN" w:bidi="ar-SA"/>
+          <w14:shadow w14:blurRad="50800" w14:dist="38100" w14:dir="10800000" w14:sx="100000" w14:sy="100000" w14:kx="0" w14:ky="0" w14:algn="r">
+            <w14:srgbClr w14:val="62B541">
+              <w14:alpha w14:val="60000"/>
+            </w14:srgbClr>
+          </w14:shadow>
+        </w:rPr>
+        <w:t>附录</w:t>
+      </w:r>
     </w:p>
     <w:p>
       <w:pPr>
-        <w:keepNext w:val="0"/>
-        <w:keepLines w:val="0"/>
-        <w:pageBreakBefore w:val="0"/>
-        <w:widowControl/>
-        <w:kinsoku/>
-        <w:wordWrap/>
-        <w:overflowPunct/>
-        <w:topLinePunct w:val="0"/>
-        <w:autoSpaceDE/>
-        <w:autoSpaceDN/>
-        <w:bidi w:val="0"/>
-        <w:adjustRightInd/>
-        <w:snapToGrid/>
-        <w:spacing w:after="0" w:line="260" w:lineRule="auto"/>
-        <w:textAlignment w:val="auto"/>
-        <w:rPr>
-          <w:rFonts w:ascii="Times New Roman" w:hAnsi="Times New Roman" w:eastAsia="微软雅黑" w:cs="Times New Roman"/>
-          <w:bCs/>
-          <w:sz w:val="18"/>
-          <w:szCs w:val="18"/>
-          <w:shd w:val="clear" w:color="auto" w:fill="FFFFFF"/>
+        <w:pStyle w:val="3"/>
+        <w:numPr>
+          <w:ilvl w:val="255"/>
+          <w:numId w:val="0"/>
+        </w:numPr>
+        <w:jc w:val="left"/>
+        <w:rPr>
           <w:lang w:eastAsia="zh-CN"/>
         </w:rPr>
       </w:pPr>
-      <w:bookmarkStart w:id="11" w:name="_Toc24581_WPSOffice_Level1"/>
-      <w:bookmarkStart w:id="12" w:name="_Toc22167_WPSOffice_Level1"/>
-      <w:bookmarkStart w:id="13" w:name="_Toc21844_WPSOffice_Level1"/>
-      <w:bookmarkStart w:id="14" w:name="_Toc31152_WPSOffice_Level1"/>
-      <w:bookmarkStart w:id="15" w:name="_Toc6504_WPSOffice_Level1"/>
-      <w:bookmarkStart w:id="16" w:name="_Toc15930_WPSOffice_Level1"/>
-      <w:bookmarkStart w:id="17" w:name="_Toc2455_WPSOffice_Level1"/>
-      <w:bookmarkStart w:id="18" w:name="_Toc30144_WPSOffice_Level1"/>
-      <w:r>
-        <w:rPr>
-          <w:rFonts w:ascii="Times New Roman" w:hAnsi="Times New Roman" w:eastAsia="微软雅黑" w:cs="Times New Roman"/>
-          <w:b/>
-          <w:bCs/>
-          <w:color w:val="2F6791"/>
-          <w:sz w:val="24"/>
-          <w:szCs w:val="24"/>
+      <w:bookmarkStart w:id="12" w:name="_Toc17956"/>
+      <w:r>
+        <w:rPr>
+          <w:rFonts w:hint="eastAsia"/>
+          <w:color w:val="auto"/>
+          <w:sz w:val="30"/>
           <w:lang w:eastAsia="zh-CN"/>
         </w:rPr>
-        <w:t>BRAF</w:t>
-      </w:r>
-      <w:bookmarkEnd w:id="11"/>
+        <w:t>本癌种FDA/NMPA获批的其他可选靶向药物</w:t>
+      </w:r>
       <w:bookmarkEnd w:id="12"/>
-      <w:bookmarkEnd w:id="13"/>
-      <w:bookmarkEnd w:id="14"/>
-      <w:bookmarkEnd w:id="15"/>
-      <w:bookmarkEnd w:id="16"/>
-      <w:bookmarkEnd w:id="17"/>
-      <w:bookmarkEnd w:id="18"/>
     </w:p>
-    <w:p>
-      <w:pPr>
-        <w:keepNext w:val="0"/>
-        <w:keepLines w:val="0"/>
-        <w:pageBreakBefore w:val="0"/>
-        <w:widowControl/>
-        <w:kinsoku/>
-        <w:wordWrap/>
-        <w:overflowPunct/>
-        <w:topLinePunct w:val="0"/>
-        <w:autoSpaceDE/>
-        <w:autoSpaceDN/>
-        <w:bidi w:val="0"/>
-        <w:adjustRightInd/>
-        <w:snapToGrid/>
-        <w:spacing w:before="63" w:beforeLines="20" w:after="0" w:line="276" w:lineRule="auto"/>
-        <w:ind w:firstLine="360" w:firstLineChars="200"/>
-        <w:jc w:val="both"/>
-        <w:textAlignment w:val="auto"/>
-        <w:rPr>
-          <w:rFonts w:ascii="Times New Roman" w:hAnsi="Times New Roman" w:eastAsia="微软雅黑" w:cs="Times New Roman"/>
-          <w:bCs/>
-          <w:sz w:val="18"/>
-          <w:szCs w:val="18"/>
-          <w:shd w:val="clear" w:color="auto" w:fill="FFFFFF"/>
-          <w:lang w:eastAsia="zh-CN"/>
-        </w:rPr>
-      </w:pPr>
-      <w:r>
-        <w:rPr>
-          <w:rFonts w:ascii="Times New Roman" w:hAnsi="Times New Roman" w:eastAsia="微软雅黑" w:cs="Times New Roman"/>
-          <w:bCs/>
-          <w:sz w:val="18"/>
-          <w:szCs w:val="18"/>
-          <w:shd w:val="clear" w:color="auto" w:fill="FFFFFF"/>
-          <w:lang w:eastAsia="zh-CN"/>
-        </w:rPr>
-        <w:t>BRAF是丝氨酸-苏氨酸蛋白激酶家族的一员，其它成员包括ARAF、BRAF和CRAF(RAF1)。</w:t>
-      </w:r>
-    </w:p>
-    <w:p>
-      <w:pPr>
-        <w:keepNext w:val="0"/>
-        <w:keepLines w:val="0"/>
-        <w:pageBreakBefore w:val="0"/>
-        <w:widowControl/>
-        <w:kinsoku/>
-        <w:wordWrap/>
-        <w:overflowPunct/>
-        <w:topLinePunct w:val="0"/>
-        <w:autoSpaceDE/>
-        <w:autoSpaceDN/>
-        <w:bidi w:val="0"/>
-        <w:adjustRightInd/>
-        <w:snapToGrid/>
-        <w:spacing w:before="63" w:beforeLines="20" w:after="0" w:line="276" w:lineRule="auto"/>
-        <w:ind w:firstLine="360" w:firstLineChars="200"/>
-        <w:jc w:val="both"/>
-        <w:textAlignment w:val="auto"/>
-        <w:rPr>
-          <w:rFonts w:ascii="Times New Roman" w:hAnsi="Times New Roman" w:eastAsia="微软雅黑" w:cs="Times New Roman"/>
-          <w:bCs/>
-          <w:sz w:val="18"/>
-          <w:szCs w:val="18"/>
-          <w:shd w:val="clear" w:color="auto" w:fill="FFFFFF"/>
-          <w:lang w:eastAsia="zh-CN"/>
-        </w:rPr>
-      </w:pPr>
-      <w:r>
-        <w:rPr>
-          <w:rFonts w:ascii="Times New Roman" w:hAnsi="Times New Roman" w:eastAsia="微软雅黑" w:cs="Times New Roman"/>
-          <w:bCs/>
-          <w:sz w:val="18"/>
-          <w:szCs w:val="18"/>
-          <w:shd w:val="clear" w:color="auto" w:fill="FFFFFF"/>
-          <w:lang w:eastAsia="zh-CN"/>
-        </w:rPr>
-        <w:t>RAF激酶是MAP激酶信号通路级联中的中心调节者，主要通过磷酸化和激活MEK起作用，这通常需要同源或异源RAF分子构成双体。作为MAP激酶通路的部分，RAF参与众多细胞生理过程，包括增殖、分化和转录调控。临床研究表明，BRAF突变体出现于多种癌症的发病过程，如黑色素瘤、非小细胞肺癌、结直肠癌、乳头状甲状腺癌和卵巢癌等</w:t>
-      </w:r>
-      <w:r>
-        <w:rPr>
-          <w:rFonts w:hint="eastAsia" w:ascii="Times New Roman" w:hAnsi="Times New Roman" w:eastAsia="微软雅黑" w:cs="Times New Roman"/>
-          <w:bCs/>
-          <w:sz w:val="18"/>
-          <w:szCs w:val="18"/>
-          <w:shd w:val="clear" w:color="auto" w:fill="FFFFFF"/>
-          <w:lang w:eastAsia="zh-CN"/>
-        </w:rPr>
-        <w:t>[PMID: 12068308]</w:t>
-      </w:r>
-      <w:r>
-        <w:rPr>
-          <w:rFonts w:ascii="Times New Roman" w:hAnsi="Times New Roman" w:eastAsia="微软雅黑" w:cs="Times New Roman"/>
-          <w:bCs/>
-          <w:sz w:val="18"/>
-          <w:szCs w:val="18"/>
-          <w:shd w:val="clear" w:color="auto" w:fill="FFFFFF"/>
-          <w:lang w:eastAsia="zh-CN"/>
-        </w:rPr>
-        <w:t>。</w:t>
-      </w:r>
-    </w:p>
-    <w:p>
-      <w:pPr>
-        <w:spacing w:line="276" w:lineRule="auto"/>
-        <w:ind w:firstLine="360" w:firstLineChars="200"/>
-        <w:jc w:val="both"/>
-        <w:rPr>
-          <w:rFonts w:ascii="Times New Roman" w:hAnsi="Times New Roman" w:eastAsia="微软雅黑" w:cs="Times New Roman"/>
-          <w:bCs/>
-          <w:sz w:val="18"/>
-          <w:szCs w:val="18"/>
-          <w:shd w:val="clear" w:color="auto" w:fill="FFFFFF"/>
-          <w:lang w:eastAsia="zh-CN"/>
-        </w:rPr>
-      </w:pPr>
-      <w:r>
-        <w:rPr>
-          <w:rFonts w:ascii="Times New Roman" w:hAnsi="Times New Roman" w:eastAsia="微软雅黑" w:cs="Times New Roman"/>
-          <w:bCs/>
-          <w:sz w:val="18"/>
-          <w:szCs w:val="18"/>
-          <w:shd w:val="clear" w:color="auto" w:fill="FFFFFF"/>
-          <w:lang w:eastAsia="zh-CN"/>
-        </w:rPr>
-        <w:drawing>
-          <wp:anchor distT="0" distB="0" distL="0" distR="0" simplePos="0" relativeHeight="251662336" behindDoc="0" locked="0" layoutInCell="1" allowOverlap="1">
-            <wp:simplePos x="0" y="0"/>
-            <wp:positionH relativeFrom="column">
-              <wp:posOffset>2066925</wp:posOffset>
-            </wp:positionH>
-            <wp:positionV relativeFrom="paragraph">
-              <wp:posOffset>90805</wp:posOffset>
-            </wp:positionV>
-            <wp:extent cx="2809875" cy="2476500"/>
-            <wp:effectExtent l="0" t="0" r="9525" b="7620"/>
-            <wp:wrapNone/>
-            <wp:docPr id="14949" name="Picture 14949"/>
-            <wp:cNvGraphicFramePr/>
-            <a:graphic xmlns:a="http://schemas.openxmlformats.org/drawingml/2006/main">
-              <a:graphicData uri="http://schemas.openxmlformats.org/drawingml/2006/picture">
-                <pic:pic xmlns:pic="http://schemas.openxmlformats.org/drawingml/2006/picture">
-                  <pic:nvPicPr>
-                    <pic:cNvPr id="14949" name="Picture 14949"/>
-                    <pic:cNvPicPr/>
-                  </pic:nvPicPr>
-                  <pic:blipFill>
-                    <a:blip r:embed="rId6"/>
-                    <a:stretch>
-                      <a:fillRect/>
-                    </a:stretch>
-                  </pic:blipFill>
-                  <pic:spPr>
-                    <a:xfrm>
-                      <a:off x="0" y="0"/>
-                      <a:ext cx="2809875" cy="2476500"/>
-                    </a:xfrm>
-                    <a:prstGeom prst="rect">
-                      <a:avLst/>
-                    </a:prstGeom>
-                  </pic:spPr>
-                </pic:pic>
-              </a:graphicData>
-            </a:graphic>
-          </wp:anchor>
-        </w:drawing>
-      </w:r>
-    </w:p>
-    <w:p>
-      <w:pPr>
-        <w:spacing w:line="276" w:lineRule="auto"/>
-        <w:ind w:firstLine="360" w:firstLineChars="200"/>
-        <w:jc w:val="both"/>
-        <w:rPr>
-          <w:rFonts w:ascii="Times New Roman" w:hAnsi="Times New Roman" w:eastAsia="微软雅黑" w:cs="Times New Roman"/>
-          <w:bCs/>
-          <w:sz w:val="18"/>
-          <w:szCs w:val="18"/>
-          <w:shd w:val="clear" w:color="auto" w:fill="FFFFFF"/>
-          <w:lang w:eastAsia="zh-CN"/>
-        </w:rPr>
-      </w:pPr>
-    </w:p>
-    <w:p>
-      <w:pPr>
-        <w:spacing w:line="276" w:lineRule="auto"/>
-        <w:ind w:firstLine="360" w:firstLineChars="200"/>
-        <w:jc w:val="both"/>
-        <w:rPr>
-          <w:rFonts w:ascii="Times New Roman" w:hAnsi="Times New Roman" w:eastAsia="微软雅黑" w:cs="Times New Roman"/>
-          <w:bCs/>
-          <w:sz w:val="18"/>
-          <w:szCs w:val="18"/>
-          <w:shd w:val="clear" w:color="auto" w:fill="FFFFFF"/>
-          <w:lang w:eastAsia="zh-CN"/>
-        </w:rPr>
-      </w:pPr>
-    </w:p>
-    <w:p>
-      <w:pPr>
-        <w:spacing w:line="276" w:lineRule="auto"/>
-        <w:ind w:firstLine="360" w:firstLineChars="200"/>
-        <w:jc w:val="both"/>
-        <w:rPr>
-          <w:rFonts w:ascii="Times New Roman" w:hAnsi="Times New Roman" w:eastAsia="微软雅黑" w:cs="Times New Roman"/>
-          <w:bCs/>
-          <w:sz w:val="18"/>
-          <w:szCs w:val="18"/>
-          <w:shd w:val="clear" w:color="auto" w:fill="FFFFFF"/>
-          <w:lang w:eastAsia="zh-CN"/>
-        </w:rPr>
-      </w:pPr>
-    </w:p>
-    <w:p>
-      <w:pPr>
-        <w:spacing w:line="276" w:lineRule="auto"/>
-        <w:ind w:firstLine="360" w:firstLineChars="200"/>
-        <w:jc w:val="both"/>
-        <w:rPr>
-          <w:rFonts w:ascii="Times New Roman" w:hAnsi="Times New Roman" w:eastAsia="微软雅黑" w:cs="Times New Roman"/>
-          <w:bCs/>
-          <w:sz w:val="18"/>
-          <w:szCs w:val="18"/>
-          <w:shd w:val="clear" w:color="auto" w:fill="FFFFFF"/>
-          <w:lang w:eastAsia="zh-CN"/>
-        </w:rPr>
-      </w:pPr>
-    </w:p>
-    <w:p>
-      <w:pPr>
-        <w:spacing w:line="276" w:lineRule="auto"/>
-        <w:jc w:val="both"/>
-        <w:rPr>
-          <w:rFonts w:ascii="Times New Roman" w:hAnsi="Times New Roman" w:eastAsia="微软雅黑" w:cs="Times New Roman"/>
-          <w:bCs/>
-          <w:sz w:val="18"/>
-          <w:szCs w:val="18"/>
-          <w:shd w:val="clear" w:color="auto" w:fill="FFFFFF"/>
-          <w:lang w:eastAsia="zh-CN"/>
-        </w:rPr>
-      </w:pPr>
-    </w:p>
-    <w:p>
-      <w:pPr>
-        <w:spacing w:line="276" w:lineRule="auto"/>
-        <w:ind w:firstLine="360" w:firstLineChars="200"/>
+    <w:tbl>
+      <w:tblPr>
+        <w:tblStyle w:val="8"/>
+        <w:tblW w:w="9937" w:type="dxa"/>
         <w:jc w:val="center"/>
-        <w:rPr>
-          <w:rFonts w:ascii="Times New Roman" w:hAnsi="Times New Roman" w:eastAsia="微软雅黑" w:cs="Times New Roman"/>
-          <w:bCs/>
-          <w:sz w:val="18"/>
-          <w:szCs w:val="18"/>
-          <w:shd w:val="clear" w:color="auto" w:fill="FFFFFF"/>
-          <w:lang w:eastAsia="zh-CN"/>
-        </w:rPr>
-      </w:pPr>
-    </w:p>
-    <w:p>
-      <w:pPr>
-        <w:spacing w:line="276" w:lineRule="auto"/>
-        <w:ind w:firstLine="360" w:firstLineChars="200"/>
-        <w:jc w:val="center"/>
-        <w:rPr>
-          <w:rFonts w:ascii="Times New Roman" w:hAnsi="Times New Roman" w:eastAsia="微软雅黑" w:cs="Times New Roman"/>
-          <w:bCs/>
-          <w:sz w:val="18"/>
-          <w:szCs w:val="18"/>
-          <w:shd w:val="clear" w:color="auto" w:fill="FFFFFF"/>
-          <w:lang w:eastAsia="zh-CN"/>
-        </w:rPr>
-      </w:pPr>
-    </w:p>
-    <w:p>
-      <w:pPr>
-        <w:spacing w:line="276" w:lineRule="auto"/>
-        <w:ind w:firstLine="360" w:firstLineChars="200"/>
-        <w:jc w:val="center"/>
-        <w:rPr>
-          <w:rFonts w:ascii="Times New Roman" w:hAnsi="Times New Roman" w:eastAsia="微软雅黑" w:cs="Times New Roman"/>
-          <w:bCs/>
-          <w:sz w:val="18"/>
-          <w:szCs w:val="18"/>
-          <w:shd w:val="clear" w:color="auto" w:fill="FFFFFF"/>
-          <w:lang w:eastAsia="zh-CN"/>
-        </w:rPr>
-      </w:pPr>
-      <w:r>
-        <w:rPr>
-          <w:rFonts w:ascii="Times New Roman" w:hAnsi="Times New Roman" w:eastAsia="微软雅黑" w:cs="Times New Roman"/>
-          <w:bCs/>
-          <w:sz w:val="18"/>
-          <w:szCs w:val="18"/>
-          <w:shd w:val="clear" w:color="auto" w:fill="FFFFFF"/>
-          <w:lang w:eastAsia="zh-CN"/>
-        </w:rPr>
-        <w:t>图示：甲状腺癌有丝分裂原活性蛋白激酶MAPK通路的活化。图中显示，BRAF突变体（BRAF*）可直接刺激MEK。BRAF的化学抑制剂如索拉非尼等可抑制其下游信号通路传递。</w:t>
-      </w:r>
-    </w:p>
-    <w:p>
-      <w:pPr>
-        <w:spacing w:line="276" w:lineRule="auto"/>
-        <w:ind w:firstLine="360" w:firstLineChars="200"/>
-        <w:jc w:val="center"/>
-        <w:rPr>
-          <w:rFonts w:ascii="Times New Roman" w:hAnsi="Times New Roman" w:eastAsia="微软雅黑" w:cs="Times New Roman"/>
-          <w:bCs/>
-          <w:sz w:val="18"/>
-          <w:szCs w:val="18"/>
-          <w:shd w:val="clear" w:color="auto" w:fill="FFFFFF"/>
-          <w:lang w:eastAsia="zh-CN"/>
-        </w:rPr>
-      </w:pPr>
-    </w:p>
-    <w:p>
-      <w:pPr>
-        <w:keepNext w:val="0"/>
-        <w:keepLines w:val="0"/>
-        <w:pageBreakBefore w:val="0"/>
-        <w:widowControl/>
-        <w:kinsoku/>
-        <w:wordWrap/>
-        <w:overflowPunct/>
-        <w:topLinePunct w:val="0"/>
-        <w:autoSpaceDE/>
-        <w:autoSpaceDN/>
-        <w:bidi w:val="0"/>
-        <w:adjustRightInd/>
-        <w:snapToGrid/>
-        <w:spacing w:after="0" w:line="260" w:lineRule="auto"/>
-        <w:textAlignment w:val="auto"/>
-        <w:rPr>
-          <w:rFonts w:ascii="Times New Roman" w:hAnsi="Times New Roman" w:eastAsia="微软雅黑" w:cs="Times New Roman"/>
-          <w:bCs/>
-          <w:sz w:val="18"/>
-          <w:szCs w:val="18"/>
-          <w:shd w:val="clear" w:color="auto" w:fill="FFFFFF"/>
-          <w:lang w:eastAsia="zh-CN"/>
-        </w:rPr>
-      </w:pPr>
-      <w:bookmarkStart w:id="19" w:name="_Toc28180_WPSOffice_Level1"/>
-      <w:bookmarkStart w:id="20" w:name="_Toc29285_WPSOffice_Level1"/>
-      <w:bookmarkStart w:id="21" w:name="_Toc20319_WPSOffice_Level1"/>
-      <w:bookmarkStart w:id="22" w:name="_Toc12685_WPSOffice_Level1"/>
-      <w:bookmarkStart w:id="23" w:name="_Toc21686_WPSOffice_Level1"/>
-      <w:bookmarkStart w:id="24" w:name="_Toc17440_WPSOffice_Level1"/>
-      <w:bookmarkStart w:id="25" w:name="_Toc17938_WPSOffice_Level1"/>
-      <w:bookmarkStart w:id="26" w:name="_Toc3049_WPSOffice_Level1"/>
-      <w:r>
-        <w:rPr>
-          <w:rFonts w:ascii="Times New Roman" w:hAnsi="Times New Roman" w:eastAsia="微软雅黑" w:cs="Times New Roman"/>
-          <w:b/>
-          <w:bCs/>
-          <w:color w:val="2F6791"/>
-          <w:sz w:val="24"/>
-          <w:szCs w:val="24"/>
-          <w:lang w:eastAsia="zh-CN"/>
-        </w:rPr>
-        <w:t>KRAS</w:t>
-      </w:r>
-      <w:bookmarkEnd w:id="19"/>
-      <w:bookmarkEnd w:id="20"/>
-      <w:bookmarkEnd w:id="21"/>
-      <w:bookmarkEnd w:id="22"/>
-      <w:bookmarkEnd w:id="23"/>
-      <w:bookmarkEnd w:id="24"/>
-      <w:bookmarkEnd w:id="25"/>
-      <w:bookmarkEnd w:id="26"/>
-    </w:p>
-    <w:p>
-      <w:pPr>
-        <w:keepNext w:val="0"/>
-        <w:keepLines w:val="0"/>
-        <w:pageBreakBefore w:val="0"/>
-        <w:widowControl/>
-        <w:kinsoku/>
-        <w:wordWrap/>
-        <w:overflowPunct/>
-        <w:topLinePunct w:val="0"/>
-        <w:autoSpaceDE/>
-        <w:autoSpaceDN/>
-        <w:bidi w:val="0"/>
-        <w:adjustRightInd/>
-        <w:snapToGrid/>
-        <w:spacing w:before="63" w:beforeLines="20" w:after="0" w:line="276" w:lineRule="auto"/>
-        <w:ind w:firstLine="360" w:firstLineChars="200"/>
-        <w:jc w:val="both"/>
-        <w:textAlignment w:val="auto"/>
-        <w:rPr>
-          <w:rFonts w:ascii="Times New Roman" w:hAnsi="Times New Roman" w:eastAsia="微软雅黑" w:cs="Times New Roman"/>
-          <w:bCs/>
-          <w:sz w:val="18"/>
-          <w:szCs w:val="18"/>
-          <w:shd w:val="clear" w:color="auto" w:fill="FFFFFF"/>
-          <w:lang w:eastAsia="zh-CN"/>
-        </w:rPr>
-      </w:pPr>
-      <w:r>
-        <w:rPr>
-          <w:rFonts w:ascii="Times New Roman" w:hAnsi="Times New Roman" w:eastAsia="微软雅黑" w:cs="Times New Roman"/>
-          <w:bCs/>
-          <w:sz w:val="18"/>
-          <w:szCs w:val="18"/>
-          <w:shd w:val="clear" w:color="auto" w:fill="FFFFFF"/>
-          <w:lang w:eastAsia="zh-CN"/>
-        </w:rPr>
-        <w:t>已在人类鉴定出三种不同的RAS基因：KRAS基因（与Kirsten大鼠肉瘤病毒致癌基因同源）、HRAS（与哈维大鼠肉瘤病毒致癌基因同源）和NRAS（分离自人类神经母细胞瘤）。RAS基因高度同源但功能区分。RAS蛋白均为小的鸟苷酸结合调节蛋白，可由无活性的鸟苷二磷酸结合形式转化为活性鸟苷三磷酸结合形式。RAS蛋白是生长因子信号通路下游的中心调控者，因此对细胞增殖、存活和分化非常关键。RAS蛋白可激活多个下游效应物，包括与细胞存活相关的PI3K-AKT-mTOR途径，参与细胞增殖的RAS-RAF-MEK-ERK通路（图示）。</w:t>
-      </w:r>
-    </w:p>
-    <w:p>
-      <w:pPr>
-        <w:keepNext w:val="0"/>
-        <w:keepLines w:val="0"/>
-        <w:pageBreakBefore w:val="0"/>
-        <w:widowControl/>
-        <w:kinsoku/>
-        <w:wordWrap/>
-        <w:overflowPunct/>
-        <w:topLinePunct w:val="0"/>
-        <w:autoSpaceDE/>
-        <w:autoSpaceDN/>
-        <w:bidi w:val="0"/>
-        <w:adjustRightInd/>
-        <w:snapToGrid/>
-        <w:spacing w:before="63" w:beforeLines="20" w:after="0" w:line="276" w:lineRule="auto"/>
-        <w:ind w:firstLine="360" w:firstLineChars="200"/>
-        <w:jc w:val="both"/>
-        <w:textAlignment w:val="auto"/>
-        <w:rPr>
-          <w:rFonts w:ascii="Times New Roman" w:hAnsi="Times New Roman" w:eastAsia="微软雅黑" w:cs="Times New Roman"/>
-          <w:bCs/>
-          <w:sz w:val="18"/>
-          <w:szCs w:val="18"/>
-          <w:shd w:val="clear" w:color="auto" w:fill="FFFFFF"/>
-          <w:lang w:eastAsia="zh-CN"/>
-        </w:rPr>
-      </w:pPr>
-      <w:r>
-        <w:rPr>
-          <w:rFonts w:ascii="Times New Roman" w:hAnsi="Times New Roman" w:eastAsia="微软雅黑" w:cs="Times New Roman"/>
-          <w:bCs/>
-          <w:sz w:val="18"/>
-          <w:szCs w:val="18"/>
-          <w:shd w:val="clear" w:color="auto" w:fill="FFFFFF"/>
-          <w:lang w:eastAsia="zh-CN"/>
-        </w:rPr>
-        <w:t>RAS被发现可在多种癌症的发病中起作用。RAS基因的激活性突变，在缺乏生长因子信号输入的情况下亦能保持RAS的GTP酶活性持续存在，结果转化为细胞不断增殖的信号（图示）。某种RAS基因常在不同的恶性肿瘤中反复突变。KRAS基因突变特别常见于结肠癌，肺癌和胰腺癌</w:t>
-      </w:r>
-      <w:r>
-        <w:rPr>
-          <w:rFonts w:hint="eastAsia" w:ascii="Times New Roman" w:hAnsi="Times New Roman" w:eastAsia="微软雅黑" w:cs="Times New Roman"/>
-          <w:bCs/>
-          <w:sz w:val="18"/>
-          <w:szCs w:val="18"/>
-          <w:shd w:val="clear" w:color="auto" w:fill="FFFFFF"/>
-          <w:lang w:eastAsia="zh-CN"/>
-        </w:rPr>
-        <w:t>[PMID: 17384584]</w:t>
-      </w:r>
-      <w:r>
-        <w:rPr>
-          <w:rFonts w:ascii="Times New Roman" w:hAnsi="Times New Roman" w:eastAsia="微软雅黑" w:cs="Times New Roman"/>
-          <w:bCs/>
-          <w:sz w:val="18"/>
-          <w:szCs w:val="18"/>
-          <w:shd w:val="clear" w:color="auto" w:fill="FFFFFF"/>
-          <w:lang w:eastAsia="zh-CN"/>
-        </w:rPr>
-        <w:t>。</w:t>
-      </w:r>
-    </w:p>
-    <w:p>
-      <w:pPr>
-        <w:spacing w:line="276" w:lineRule="auto"/>
-        <w:ind w:firstLine="440" w:firstLineChars="200"/>
-        <w:jc w:val="both"/>
-        <w:rPr>
-          <w:rFonts w:ascii="Times New Roman" w:hAnsi="Times New Roman" w:eastAsia="微软雅黑" w:cs="Times New Roman"/>
-          <w:lang w:eastAsia="zh-CN"/>
-        </w:rPr>
-      </w:pPr>
-      <w:r>
-        <w:rPr>
-          <w:rFonts w:ascii="Times New Roman" w:hAnsi="Times New Roman" w:eastAsia="微软雅黑" w:cs="Times New Roman"/>
-          <w:lang w:eastAsia="zh-CN"/>
-        </w:rPr>
-        <w:drawing>
-          <wp:anchor distT="0" distB="0" distL="0" distR="0" simplePos="0" relativeHeight="251663360" behindDoc="0" locked="0" layoutInCell="1" allowOverlap="1">
-            <wp:simplePos x="0" y="0"/>
-            <wp:positionH relativeFrom="column">
-              <wp:posOffset>1503045</wp:posOffset>
-            </wp:positionH>
-            <wp:positionV relativeFrom="paragraph">
-              <wp:posOffset>62865</wp:posOffset>
-            </wp:positionV>
-            <wp:extent cx="3400425" cy="1771650"/>
-            <wp:effectExtent l="0" t="0" r="13335" b="11430"/>
-            <wp:wrapNone/>
-            <wp:docPr id="17294" name="Picture 17294"/>
-            <wp:cNvGraphicFramePr/>
-            <a:graphic xmlns:a="http://schemas.openxmlformats.org/drawingml/2006/main">
-              <a:graphicData uri="http://schemas.openxmlformats.org/drawingml/2006/picture">
-                <pic:pic xmlns:pic="http://schemas.openxmlformats.org/drawingml/2006/picture">
-                  <pic:nvPicPr>
-                    <pic:cNvPr id="17294" name="Picture 17294"/>
-                    <pic:cNvPicPr/>
-                  </pic:nvPicPr>
-                  <pic:blipFill>
-                    <a:blip r:embed="rId7"/>
-                    <a:stretch>
-                      <a:fillRect/>
-                    </a:stretch>
-                  </pic:blipFill>
-                  <pic:spPr>
-                    <a:xfrm>
-                      <a:off x="0" y="0"/>
-                      <a:ext cx="3400425" cy="1771650"/>
-                    </a:xfrm>
-                    <a:prstGeom prst="rect">
-                      <a:avLst/>
-                    </a:prstGeom>
-                  </pic:spPr>
-                </pic:pic>
-              </a:graphicData>
-            </a:graphic>
-          </wp:anchor>
-        </w:drawing>
-      </w:r>
-    </w:p>
-    <w:p>
-      <w:pPr>
-        <w:spacing w:line="276" w:lineRule="auto"/>
-        <w:ind w:firstLine="440" w:firstLineChars="200"/>
-        <w:jc w:val="both"/>
-        <w:rPr>
-          <w:rFonts w:ascii="Times New Roman" w:hAnsi="Times New Roman" w:eastAsia="微软雅黑" w:cs="Times New Roman"/>
-          <w:lang w:eastAsia="zh-CN"/>
-        </w:rPr>
-      </w:pPr>
-    </w:p>
-    <w:p>
-      <w:pPr>
-        <w:spacing w:line="276" w:lineRule="auto"/>
-        <w:ind w:firstLine="440" w:firstLineChars="200"/>
-        <w:jc w:val="both"/>
-        <w:rPr>
-          <w:rFonts w:ascii="Times New Roman" w:hAnsi="Times New Roman" w:eastAsia="微软雅黑" w:cs="Times New Roman"/>
-          <w:lang w:eastAsia="zh-CN"/>
-        </w:rPr>
-      </w:pPr>
-    </w:p>
-    <w:p>
-      <w:pPr>
-        <w:spacing w:line="276" w:lineRule="auto"/>
-        <w:jc w:val="both"/>
-        <w:rPr>
-          <w:rFonts w:ascii="Times New Roman" w:hAnsi="Times New Roman" w:eastAsia="微软雅黑" w:cs="Times New Roman"/>
-          <w:lang w:eastAsia="zh-CN"/>
-        </w:rPr>
-      </w:pPr>
-    </w:p>
-    <w:p>
-      <w:pPr>
-        <w:spacing w:line="276" w:lineRule="auto"/>
-        <w:jc w:val="center"/>
-        <w:rPr>
-          <w:rFonts w:ascii="Times New Roman" w:hAnsi="Times New Roman" w:eastAsia="微软雅黑" w:cs="Times New Roman"/>
-        </w:rPr>
-      </w:pPr>
-    </w:p>
-    <w:p>
-      <w:pPr>
-        <w:spacing w:line="276" w:lineRule="auto"/>
-        <w:jc w:val="center"/>
-        <w:rPr>
-          <w:rFonts w:ascii="Times New Roman" w:hAnsi="Times New Roman" w:eastAsia="微软雅黑" w:cs="Times New Roman"/>
-        </w:rPr>
-      </w:pPr>
-    </w:p>
-    <w:p>
-      <w:pPr>
-        <w:spacing w:line="276" w:lineRule="auto"/>
-        <w:jc w:val="center"/>
-        <w:rPr>
-          <w:rFonts w:ascii="Times New Roman" w:hAnsi="Times New Roman" w:eastAsia="微软雅黑" w:cs="Times New Roman"/>
-          <w:bCs/>
-          <w:sz w:val="18"/>
-          <w:szCs w:val="18"/>
-          <w:shd w:val="clear" w:color="auto" w:fill="FFFFFF"/>
-          <w:lang w:eastAsia="zh-CN"/>
-        </w:rPr>
-      </w:pPr>
-      <w:r>
-        <w:rPr>
-          <w:rFonts w:ascii="Times New Roman" w:hAnsi="Times New Roman" w:eastAsia="微软雅黑" w:cs="Times New Roman"/>
-          <w:bCs/>
-          <w:sz w:val="18"/>
-          <w:szCs w:val="18"/>
-          <w:shd w:val="clear" w:color="auto" w:fill="FFFFFF"/>
-          <w:lang w:eastAsia="zh-CN"/>
-        </w:rPr>
-        <w:t>图示：KRAS基因突变导致即使缺乏EGFR信号输入也能刺激细胞增殖</w:t>
-      </w:r>
-    </w:p>
-    <w:p>
-      <w:pPr>
-        <w:spacing w:line="276" w:lineRule="auto"/>
-        <w:jc w:val="center"/>
-        <w:rPr>
-          <w:rFonts w:ascii="Times New Roman" w:hAnsi="Times New Roman" w:eastAsia="微软雅黑" w:cs="Times New Roman"/>
-          <w:bCs/>
-          <w:sz w:val="18"/>
-          <w:szCs w:val="18"/>
-          <w:shd w:val="clear" w:color="auto" w:fill="FFFFFF"/>
-          <w:lang w:eastAsia="zh-CN"/>
-        </w:rPr>
-      </w:pPr>
-    </w:p>
-    <w:p>
-      <w:pPr>
-        <w:keepNext w:val="0"/>
-        <w:keepLines w:val="0"/>
-        <w:pageBreakBefore w:val="0"/>
-        <w:widowControl/>
-        <w:kinsoku/>
-        <w:wordWrap/>
-        <w:overflowPunct/>
-        <w:topLinePunct w:val="0"/>
-        <w:autoSpaceDE/>
-        <w:autoSpaceDN/>
-        <w:bidi w:val="0"/>
-        <w:adjustRightInd/>
-        <w:snapToGrid/>
-        <w:spacing w:after="0" w:line="260" w:lineRule="auto"/>
-        <w:textAlignment w:val="auto"/>
-        <w:rPr>
-          <w:rFonts w:ascii="Times New Roman" w:hAnsi="Times New Roman" w:eastAsia="微软雅黑" w:cs="Times New Roman"/>
-          <w:bCs/>
-          <w:sz w:val="18"/>
-          <w:szCs w:val="18"/>
-          <w:shd w:val="clear" w:color="auto" w:fill="FFFFFF"/>
-          <w:lang w:eastAsia="zh-CN"/>
-        </w:rPr>
-      </w:pPr>
-      <w:bookmarkStart w:id="27" w:name="_Toc29912_WPSOffice_Level1"/>
-      <w:bookmarkStart w:id="28" w:name="_Toc25251_WPSOffice_Level1"/>
-      <w:bookmarkStart w:id="29" w:name="_Toc18680_WPSOffice_Level1"/>
-      <w:bookmarkStart w:id="30" w:name="_Toc22326_WPSOffice_Level1"/>
-      <w:bookmarkStart w:id="31" w:name="_Toc21505_WPSOffice_Level1"/>
-      <w:bookmarkStart w:id="32" w:name="_Toc14829_WPSOffice_Level1"/>
-      <w:bookmarkStart w:id="33" w:name="_Toc7978_WPSOffice_Level1"/>
-      <w:bookmarkStart w:id="34" w:name="_Toc3149_WPSOffice_Level1"/>
-      <w:r>
-        <w:rPr>
-          <w:rFonts w:ascii="Times New Roman" w:hAnsi="Times New Roman" w:eastAsia="微软雅黑" w:cs="Times New Roman"/>
-          <w:b/>
-          <w:bCs/>
-          <w:color w:val="2F6791"/>
-          <w:sz w:val="24"/>
-          <w:szCs w:val="24"/>
-          <w:lang w:eastAsia="zh-CN"/>
-        </w:rPr>
-        <w:t>NRAS</w:t>
-      </w:r>
-      <w:bookmarkEnd w:id="27"/>
-      <w:bookmarkEnd w:id="28"/>
-      <w:bookmarkEnd w:id="29"/>
-      <w:bookmarkEnd w:id="30"/>
-      <w:bookmarkEnd w:id="31"/>
-      <w:bookmarkEnd w:id="32"/>
-      <w:bookmarkEnd w:id="33"/>
-      <w:bookmarkEnd w:id="34"/>
-    </w:p>
-    <w:p>
-      <w:pPr>
-        <w:keepNext w:val="0"/>
-        <w:keepLines w:val="0"/>
-        <w:pageBreakBefore w:val="0"/>
-        <w:widowControl/>
-        <w:kinsoku/>
-        <w:wordWrap/>
-        <w:overflowPunct/>
-        <w:topLinePunct w:val="0"/>
-        <w:autoSpaceDE/>
-        <w:autoSpaceDN/>
-        <w:bidi w:val="0"/>
-        <w:adjustRightInd/>
-        <w:snapToGrid/>
-        <w:spacing w:before="63" w:beforeLines="20" w:after="0" w:line="276" w:lineRule="auto"/>
-        <w:ind w:firstLine="360" w:firstLineChars="200"/>
-        <w:jc w:val="both"/>
-        <w:textAlignment w:val="auto"/>
-        <w:rPr>
-          <w:rFonts w:ascii="Times New Roman" w:hAnsi="Times New Roman" w:eastAsia="微软雅黑" w:cs="Times New Roman"/>
-          <w:bCs/>
-          <w:sz w:val="18"/>
-          <w:szCs w:val="18"/>
-          <w:shd w:val="clear" w:color="auto" w:fill="FFFFFF"/>
-          <w:lang w:eastAsia="zh-CN"/>
-        </w:rPr>
-      </w:pPr>
-      <w:r>
-        <w:rPr>
-          <w:rFonts w:ascii="Times New Roman" w:hAnsi="Times New Roman" w:eastAsia="微软雅黑" w:cs="Times New Roman"/>
-          <w:bCs/>
-          <w:sz w:val="18"/>
-          <w:szCs w:val="18"/>
-          <w:shd w:val="clear" w:color="auto" w:fill="FFFFFF"/>
-          <w:lang w:eastAsia="zh-CN"/>
-        </w:rPr>
-        <w:t>已在人类鉴定出三种不同的RAS基因：KRAS基因（与Kirsten大鼠肉瘤病毒致癌基因同源），HRAS（与哈维大鼠肉瘤病毒致癌基因同源），和NRAS（分离自人类神经母细胞瘤）。RAS基因高度同源但功能区分。RAS蛋白均为小的鸟苷酸结合调节蛋白，可由无活性的鸟苷二磷酸结合形式转化为活性鸟苷三磷酸结合形式。RAS蛋白是生长因子信号通路下游的中心调控者，因此对细胞增殖、存活和分化非常关键。RAS蛋白可激活多个下游效应物，包括与细胞存活相关的PI3K-AKT-mTOR途径，参与细胞增殖的RAS-RAF-MEK-ERK通路（图示）。不同的恶性肿瘤可观察到某种RAS基因的反复突变。NRAS突变特别常见于黑色素瘤、干细胞癌、髓性白血病，以及甲状腺癌</w:t>
-      </w:r>
-      <w:r>
-        <w:rPr>
-          <w:rFonts w:hint="eastAsia" w:ascii="Times New Roman" w:hAnsi="Times New Roman" w:eastAsia="微软雅黑" w:cs="Times New Roman"/>
-          <w:bCs/>
-          <w:sz w:val="18"/>
-          <w:szCs w:val="18"/>
-          <w:shd w:val="clear" w:color="auto" w:fill="FFFFFF"/>
-          <w:lang w:eastAsia="zh-CN"/>
-        </w:rPr>
-        <w:t>[PMID: 17384584; PMID: 19458705]</w:t>
-      </w:r>
-      <w:r>
-        <w:rPr>
-          <w:rFonts w:ascii="Times New Roman" w:hAnsi="Times New Roman" w:eastAsia="微软雅黑" w:cs="Times New Roman"/>
-          <w:bCs/>
-          <w:sz w:val="18"/>
-          <w:szCs w:val="18"/>
-          <w:shd w:val="clear" w:color="auto" w:fill="FFFFFF"/>
-          <w:lang w:eastAsia="zh-CN"/>
-        </w:rPr>
-        <w:t>。</w:t>
-      </w:r>
-    </w:p>
-    <w:p>
-      <w:pPr>
-        <w:spacing w:line="276" w:lineRule="auto"/>
-        <w:ind w:firstLine="440" w:firstLineChars="200"/>
-        <w:jc w:val="both"/>
-        <w:rPr>
-          <w:rFonts w:ascii="Times New Roman" w:hAnsi="Times New Roman" w:eastAsia="微软雅黑" w:cs="Times New Roman"/>
-          <w:sz w:val="17"/>
-          <w:lang w:eastAsia="zh-CN"/>
-        </w:rPr>
-      </w:pPr>
-      <w:r>
-        <w:rPr>
-          <w:rFonts w:ascii="Times New Roman" w:hAnsi="Times New Roman" w:eastAsia="微软雅黑" w:cs="Times New Roman"/>
-          <w:lang w:eastAsia="zh-CN"/>
-        </w:rPr>
-        <w:drawing>
-          <wp:anchor distT="0" distB="0" distL="114300" distR="114300" simplePos="0" relativeHeight="251664384" behindDoc="0" locked="0" layoutInCell="1" allowOverlap="1">
-            <wp:simplePos x="0" y="0"/>
-            <wp:positionH relativeFrom="margin">
-              <wp:posOffset>1093470</wp:posOffset>
-            </wp:positionH>
-            <wp:positionV relativeFrom="paragraph">
-              <wp:posOffset>104140</wp:posOffset>
-            </wp:positionV>
-            <wp:extent cx="4400550" cy="2838450"/>
-            <wp:effectExtent l="0" t="0" r="3810" b="11430"/>
-            <wp:wrapNone/>
-            <wp:docPr id="17902" name="Picture 17902"/>
-            <wp:cNvGraphicFramePr/>
-            <a:graphic xmlns:a="http://schemas.openxmlformats.org/drawingml/2006/main">
-              <a:graphicData uri="http://schemas.openxmlformats.org/drawingml/2006/picture">
-                <pic:pic xmlns:pic="http://schemas.openxmlformats.org/drawingml/2006/picture">
-                  <pic:nvPicPr>
-                    <pic:cNvPr id="17902" name="Picture 17902"/>
-                    <pic:cNvPicPr/>
-                  </pic:nvPicPr>
-                  <pic:blipFill>
-                    <a:blip r:embed="rId8">
-                      <a:extLst>
-                        <a:ext uri="{28A0092B-C50C-407E-A947-70E740481C1C}">
-                          <a14:useLocalDpi xmlns:a14="http://schemas.microsoft.com/office/drawing/2010/main" val="0"/>
-                        </a:ext>
-                      </a:extLst>
-                    </a:blip>
-                    <a:stretch>
-                      <a:fillRect/>
-                    </a:stretch>
-                  </pic:blipFill>
-                  <pic:spPr>
-                    <a:xfrm>
-                      <a:off x="0" y="0"/>
-                      <a:ext cx="4400550" cy="2838450"/>
-                    </a:xfrm>
-                    <a:prstGeom prst="rect">
-                      <a:avLst/>
-                    </a:prstGeom>
-                  </pic:spPr>
-                </pic:pic>
-              </a:graphicData>
-            </a:graphic>
-          </wp:anchor>
-        </w:drawing>
-      </w:r>
-    </w:p>
-    <w:p>
-      <w:pPr>
-        <w:spacing w:line="276" w:lineRule="auto"/>
-        <w:ind w:firstLine="340" w:firstLineChars="200"/>
-        <w:jc w:val="both"/>
-        <w:rPr>
-          <w:rFonts w:ascii="Times New Roman" w:hAnsi="Times New Roman" w:eastAsia="微软雅黑" w:cs="Times New Roman"/>
-          <w:sz w:val="17"/>
-          <w:lang w:eastAsia="zh-CN"/>
-        </w:rPr>
-      </w:pPr>
-    </w:p>
-    <w:p>
-      <w:pPr>
-        <w:spacing w:line="276" w:lineRule="auto"/>
-        <w:ind w:firstLine="440" w:firstLineChars="200"/>
-        <w:jc w:val="both"/>
-        <w:rPr>
-          <w:rFonts w:ascii="Times New Roman" w:hAnsi="Times New Roman" w:eastAsia="微软雅黑" w:cs="Times New Roman"/>
-          <w:lang w:eastAsia="zh-CN"/>
-        </w:rPr>
-      </w:pPr>
-    </w:p>
-    <w:p>
-      <w:pPr>
-        <w:spacing w:line="276" w:lineRule="auto"/>
-        <w:ind w:firstLine="440" w:firstLineChars="200"/>
-        <w:jc w:val="both"/>
-        <w:rPr>
-          <w:rFonts w:ascii="Times New Roman" w:hAnsi="Times New Roman" w:eastAsia="微软雅黑" w:cs="Times New Roman"/>
-          <w:lang w:eastAsia="zh-CN"/>
-        </w:rPr>
-      </w:pPr>
-    </w:p>
-    <w:p>
-      <w:pPr>
-        <w:spacing w:line="276" w:lineRule="auto"/>
-        <w:ind w:firstLine="440" w:firstLineChars="200"/>
-        <w:jc w:val="both"/>
-        <w:rPr>
-          <w:rFonts w:ascii="Times New Roman" w:hAnsi="Times New Roman" w:eastAsia="微软雅黑" w:cs="Times New Roman"/>
-          <w:lang w:eastAsia="zh-CN"/>
-        </w:rPr>
-      </w:pPr>
-    </w:p>
-    <w:p>
-      <w:pPr>
-        <w:spacing w:line="276" w:lineRule="auto"/>
-        <w:ind w:firstLine="440" w:firstLineChars="200"/>
-        <w:jc w:val="both"/>
-        <w:rPr>
-          <w:rFonts w:ascii="Times New Roman" w:hAnsi="Times New Roman" w:eastAsia="微软雅黑" w:cs="Times New Roman"/>
-          <w:lang w:eastAsia="zh-CN"/>
-        </w:rPr>
-      </w:pPr>
-    </w:p>
-    <w:p>
-      <w:pPr>
-        <w:spacing w:line="276" w:lineRule="auto"/>
-        <w:ind w:firstLine="440" w:firstLineChars="200"/>
-        <w:jc w:val="both"/>
-        <w:rPr>
-          <w:rFonts w:ascii="Times New Roman" w:hAnsi="Times New Roman" w:eastAsia="微软雅黑" w:cs="Times New Roman"/>
-          <w:lang w:eastAsia="zh-CN"/>
-        </w:rPr>
-      </w:pPr>
-    </w:p>
-    <w:p>
-      <w:pPr>
-        <w:spacing w:line="276" w:lineRule="auto"/>
-        <w:ind w:firstLine="440" w:firstLineChars="200"/>
-        <w:jc w:val="both"/>
-        <w:rPr>
-          <w:rFonts w:ascii="Times New Roman" w:hAnsi="Times New Roman" w:eastAsia="微软雅黑" w:cs="Times New Roman"/>
-          <w:lang w:eastAsia="zh-CN"/>
-        </w:rPr>
-      </w:pPr>
-    </w:p>
-    <w:p>
-      <w:pPr>
-        <w:spacing w:line="276" w:lineRule="auto"/>
-        <w:jc w:val="both"/>
-        <w:rPr>
-          <w:rFonts w:ascii="Times New Roman" w:hAnsi="Times New Roman" w:eastAsia="微软雅黑" w:cs="Times New Roman"/>
-          <w:lang w:eastAsia="zh-CN"/>
-        </w:rPr>
-      </w:pPr>
-    </w:p>
-    <w:p>
-      <w:pPr>
-        <w:spacing w:line="276" w:lineRule="auto"/>
-        <w:jc w:val="center"/>
-        <w:rPr>
-          <w:rFonts w:ascii="Times New Roman" w:hAnsi="Times New Roman" w:eastAsia="微软雅黑" w:cs="Times New Roman"/>
-          <w:b/>
-          <w:sz w:val="18"/>
-          <w:shd w:val="clear" w:color="auto" w:fill="FFFFFF"/>
-          <w:lang w:eastAsia="zh-CN"/>
-        </w:rPr>
-      </w:pPr>
-      <w:r>
-        <w:rPr>
-          <w:rFonts w:ascii="Times New Roman" w:hAnsi="Times New Roman" w:eastAsia="微软雅黑" w:cs="Times New Roman"/>
-          <w:bCs/>
-          <w:sz w:val="18"/>
-          <w:szCs w:val="18"/>
-          <w:shd w:val="clear" w:color="auto" w:fill="FFFFFF"/>
-          <w:lang w:eastAsia="zh-CN"/>
-        </w:rPr>
-        <w:t>图示：突变NARS导致黑色素细胞癌变</w:t>
-      </w:r>
-    </w:p>
-    <w:p>
-      <w:pPr>
-        <w:keepNext w:val="0"/>
-        <w:keepLines w:val="0"/>
-        <w:pageBreakBefore w:val="0"/>
-        <w:widowControl/>
-        <w:kinsoku/>
-        <w:wordWrap/>
-        <w:overflowPunct/>
-        <w:topLinePunct w:val="0"/>
-        <w:autoSpaceDE/>
-        <w:autoSpaceDN/>
-        <w:bidi w:val="0"/>
-        <w:adjustRightInd/>
-        <w:snapToGrid/>
-        <w:spacing w:after="0" w:line="260" w:lineRule="auto"/>
-        <w:textAlignment w:val="auto"/>
-        <w:rPr>
-          <w:rFonts w:hint="default" w:ascii="Times New Roman" w:hAnsi="Times New Roman" w:eastAsia="微软雅黑" w:cs="Times New Roman"/>
-          <w:b/>
-          <w:bCs/>
-          <w:color w:val="2F6791"/>
-          <w:sz w:val="24"/>
-          <w:szCs w:val="24"/>
-          <w:lang w:val="en-US" w:eastAsia="zh-Hans"/>
-        </w:rPr>
-      </w:pPr>
-      <w:r>
-        <w:rPr>
-          <w:rFonts w:hint="eastAsia" w:ascii="Times New Roman" w:hAnsi="Times New Roman" w:eastAsia="微软雅黑" w:cs="Times New Roman"/>
-          <w:b/>
-          <w:bCs/>
-          <w:color w:val="2F6791"/>
-          <w:sz w:val="24"/>
-          <w:szCs w:val="24"/>
-          <w:lang w:val="en-US" w:eastAsia="zh-Hans"/>
-        </w:rPr>
-        <w:t>潜在用药信息提示</w:t>
-      </w:r>
-    </w:p>
-    <w:p>
-      <w:pPr>
-        <w:keepNext w:val="0"/>
-        <w:keepLines w:val="0"/>
-        <w:pageBreakBefore w:val="0"/>
-        <w:widowControl/>
-        <w:kinsoku/>
-        <w:wordWrap/>
-        <w:overflowPunct/>
-        <w:topLinePunct w:val="0"/>
-        <w:autoSpaceDE/>
-        <w:autoSpaceDN/>
-        <w:bidi w:val="0"/>
-        <w:adjustRightInd/>
-        <w:snapToGrid/>
-        <w:spacing w:line="400" w:lineRule="exact"/>
-        <w:ind w:firstLine="356" w:firstLineChars="200"/>
-        <w:textAlignment w:val="auto"/>
-        <w:rPr>
-          <w:rFonts w:hint="eastAsia" w:ascii="Times New Roman" w:hAnsi="Times New Roman" w:eastAsia="微软雅黑" w:cs="Times New Roman"/>
-          <w:spacing w:val="-1"/>
-          <w:sz w:val="18"/>
-          <w:szCs w:val="18"/>
-          <w:lang w:eastAsia="zh-CN"/>
-        </w:rPr>
-      </w:pPr>
-      <w:r>
-        <w:rPr>
-          <w:rFonts w:hint="eastAsia" w:ascii="Times New Roman" w:hAnsi="Times New Roman" w:eastAsia="微软雅黑" w:cs="Times New Roman"/>
-          <w:spacing w:val="-1"/>
-          <w:sz w:val="18"/>
-          <w:szCs w:val="18"/>
-          <w:lang w:eastAsia="zh-CN" w:bidi="ar"/>
-        </w:rPr>
-        <w:t>肺癌中，</w:t>
-      </w:r>
-      <w:r>
-        <w:rPr>
-          <w:rFonts w:ascii="Times New Roman" w:hAnsi="Times New Roman" w:eastAsia="微软雅黑" w:cs="Times New Roman"/>
-          <w:spacing w:val="-1"/>
-          <w:sz w:val="18"/>
-          <w:szCs w:val="18"/>
-          <w:lang w:eastAsia="zh-CN" w:bidi="ar"/>
-        </w:rPr>
-        <w:t>BRAF V600E</w:t>
-      </w:r>
-      <w:r>
-        <w:rPr>
-          <w:rFonts w:hint="eastAsia" w:ascii="Times New Roman" w:hAnsi="Times New Roman" w:eastAsia="微软雅黑" w:cs="Times New Roman"/>
-          <w:spacing w:val="-1"/>
-          <w:sz w:val="18"/>
-          <w:szCs w:val="18"/>
-          <w:lang w:eastAsia="zh-CN" w:bidi="ar"/>
-        </w:rPr>
-        <w:t>突变对</w:t>
-      </w:r>
-      <w:r>
-        <w:rPr>
-          <w:rFonts w:ascii="Times New Roman" w:hAnsi="Times New Roman" w:eastAsia="微软雅黑" w:cs="Times New Roman"/>
-          <w:spacing w:val="-1"/>
-          <w:sz w:val="18"/>
-          <w:szCs w:val="18"/>
-          <w:lang w:eastAsia="zh-CN" w:bidi="ar"/>
-        </w:rPr>
-        <w:t>BRAF</w:t>
-      </w:r>
-      <w:r>
-        <w:rPr>
-          <w:rFonts w:hint="eastAsia" w:ascii="Times New Roman" w:hAnsi="Times New Roman" w:eastAsia="微软雅黑" w:cs="Times New Roman"/>
-          <w:spacing w:val="-1"/>
-          <w:sz w:val="18"/>
-          <w:szCs w:val="18"/>
-          <w:lang w:eastAsia="zh-CN" w:bidi="ar"/>
-        </w:rPr>
-        <w:t>抑制剂维莫非尼、达拉非尼敏感</w:t>
-      </w:r>
-      <w:r>
-        <w:rPr>
-          <w:rFonts w:ascii="Times New Roman" w:hAnsi="Times New Roman" w:eastAsia="微软雅黑" w:cs="Times New Roman"/>
-          <w:spacing w:val="-1"/>
-          <w:sz w:val="18"/>
-          <w:szCs w:val="18"/>
-          <w:lang w:eastAsia="zh-CN" w:bidi="ar"/>
-        </w:rPr>
-        <w:t>[PMID: 29320312; PMID: 27080216]</w:t>
-      </w:r>
-      <w:r>
-        <w:rPr>
-          <w:rFonts w:hint="eastAsia" w:ascii="Times New Roman" w:hAnsi="Times New Roman" w:eastAsia="微软雅黑" w:cs="Times New Roman"/>
-          <w:spacing w:val="-1"/>
-          <w:sz w:val="18"/>
-          <w:szCs w:val="18"/>
-          <w:lang w:eastAsia="zh-CN" w:bidi="ar"/>
-        </w:rPr>
-        <w:t>；黑色素瘤中，</w:t>
-      </w:r>
-      <w:r>
-        <w:rPr>
-          <w:rFonts w:ascii="Times New Roman" w:hAnsi="Times New Roman" w:eastAsia="微软雅黑" w:cs="Times New Roman"/>
-          <w:spacing w:val="-1"/>
-          <w:sz w:val="18"/>
-          <w:szCs w:val="18"/>
-          <w:lang w:eastAsia="zh-CN" w:bidi="ar"/>
-        </w:rPr>
-        <w:t>BRAF V600</w:t>
-      </w:r>
-      <w:r>
-        <w:rPr>
-          <w:rFonts w:hint="eastAsia" w:ascii="Times New Roman" w:hAnsi="Times New Roman" w:eastAsia="微软雅黑" w:cs="Times New Roman"/>
-          <w:spacing w:val="-1"/>
-          <w:sz w:val="18"/>
-          <w:szCs w:val="18"/>
-          <w:lang w:eastAsia="zh-CN" w:bidi="ar"/>
-        </w:rPr>
-        <w:t>突变对</w:t>
-      </w:r>
-      <w:r>
-        <w:rPr>
-          <w:rFonts w:ascii="Times New Roman" w:hAnsi="Times New Roman" w:eastAsia="微软雅黑" w:cs="Times New Roman"/>
-          <w:spacing w:val="-1"/>
-          <w:sz w:val="18"/>
-          <w:szCs w:val="18"/>
-          <w:lang w:eastAsia="zh-CN" w:bidi="ar"/>
-        </w:rPr>
-        <w:t>BRAF</w:t>
-      </w:r>
-      <w:r>
-        <w:rPr>
-          <w:rFonts w:hint="eastAsia" w:ascii="Times New Roman" w:hAnsi="Times New Roman" w:eastAsia="微软雅黑" w:cs="Times New Roman"/>
-          <w:spacing w:val="-1"/>
-          <w:sz w:val="18"/>
-          <w:szCs w:val="18"/>
-          <w:lang w:eastAsia="zh-CN" w:bidi="ar"/>
-        </w:rPr>
-        <w:t>抑制剂维莫非尼、达拉非尼敏感，携带</w:t>
-      </w:r>
-      <w:r>
-        <w:rPr>
-          <w:rFonts w:ascii="Times New Roman" w:hAnsi="Times New Roman" w:eastAsia="微软雅黑" w:cs="Times New Roman"/>
-          <w:spacing w:val="-1"/>
-          <w:sz w:val="18"/>
-          <w:szCs w:val="18"/>
-          <w:lang w:eastAsia="zh-CN" w:bidi="ar"/>
-        </w:rPr>
-        <w:t>BRAF V600</w:t>
-      </w:r>
-      <w:r>
-        <w:rPr>
-          <w:rFonts w:hint="eastAsia" w:ascii="Times New Roman" w:hAnsi="Times New Roman" w:eastAsia="微软雅黑" w:cs="Times New Roman"/>
-          <w:spacing w:val="-1"/>
-          <w:sz w:val="18"/>
-          <w:szCs w:val="18"/>
-          <w:lang w:eastAsia="zh-CN" w:bidi="ar"/>
-        </w:rPr>
-        <w:t>突变的患者对贝美替尼敏感，</w:t>
-      </w:r>
-      <w:r>
-        <w:rPr>
-          <w:rFonts w:ascii="Times New Roman" w:hAnsi="Times New Roman" w:eastAsia="微软雅黑" w:cs="Times New Roman"/>
-          <w:spacing w:val="-1"/>
-          <w:sz w:val="18"/>
-          <w:szCs w:val="18"/>
-          <w:lang w:eastAsia="zh-CN" w:bidi="ar"/>
-        </w:rPr>
-        <w:t>BRAF V600E/K</w:t>
-      </w:r>
-      <w:r>
-        <w:rPr>
-          <w:rFonts w:hint="eastAsia" w:ascii="Times New Roman" w:hAnsi="Times New Roman" w:eastAsia="微软雅黑" w:cs="Times New Roman"/>
-          <w:spacing w:val="-1"/>
-          <w:sz w:val="18"/>
-          <w:szCs w:val="18"/>
-          <w:lang w:eastAsia="zh-CN" w:bidi="ar"/>
-        </w:rPr>
-        <w:t>突变的患者对康奈非尼</w:t>
-      </w:r>
-      <w:r>
-        <w:rPr>
-          <w:rFonts w:ascii="Times New Roman" w:hAnsi="Times New Roman" w:eastAsia="微软雅黑" w:cs="Times New Roman"/>
-          <w:spacing w:val="-1"/>
-          <w:sz w:val="18"/>
-          <w:szCs w:val="18"/>
-          <w:lang w:eastAsia="zh-CN" w:bidi="ar"/>
-        </w:rPr>
-        <w:t>+</w:t>
-      </w:r>
-      <w:r>
-        <w:rPr>
-          <w:rFonts w:hint="eastAsia" w:ascii="Times New Roman" w:hAnsi="Times New Roman" w:eastAsia="微软雅黑" w:cs="Times New Roman"/>
-          <w:spacing w:val="-1"/>
-          <w:sz w:val="18"/>
-          <w:szCs w:val="18"/>
-          <w:lang w:eastAsia="zh-CN" w:bidi="ar"/>
-        </w:rPr>
-        <w:t>贝美替尼</w:t>
-      </w:r>
-      <w:r>
-        <w:rPr>
-          <w:rFonts w:ascii="Times New Roman" w:hAnsi="Times New Roman" w:eastAsia="微软雅黑" w:cs="Times New Roman"/>
-          <w:spacing w:val="-1"/>
-          <w:sz w:val="18"/>
-          <w:szCs w:val="18"/>
-          <w:lang w:eastAsia="zh-CN" w:bidi="ar"/>
-        </w:rPr>
-        <w:t>[J Clin Oncol. 2013; 31(suppl 15): abstr 9029); PMID: 29573941]</w:t>
-      </w:r>
-      <w:r>
-        <w:rPr>
-          <w:rFonts w:hint="eastAsia" w:ascii="Times New Roman" w:hAnsi="Times New Roman" w:eastAsia="微软雅黑" w:cs="Times New Roman"/>
-          <w:spacing w:val="-1"/>
-          <w:sz w:val="18"/>
-          <w:szCs w:val="18"/>
-          <w:lang w:eastAsia="zh-CN" w:bidi="ar"/>
-        </w:rPr>
-        <w:t>、考比替尼</w:t>
-      </w:r>
-      <w:r>
-        <w:rPr>
-          <w:rFonts w:ascii="Times New Roman" w:hAnsi="Times New Roman" w:eastAsia="微软雅黑" w:cs="Times New Roman"/>
-          <w:spacing w:val="-1"/>
-          <w:sz w:val="18"/>
-          <w:szCs w:val="18"/>
-          <w:lang w:eastAsia="zh-CN" w:bidi="ar"/>
-        </w:rPr>
-        <w:t>+</w:t>
-      </w:r>
-      <w:r>
-        <w:rPr>
-          <w:rFonts w:hint="eastAsia" w:ascii="Times New Roman" w:hAnsi="Times New Roman" w:eastAsia="微软雅黑" w:cs="Times New Roman"/>
-          <w:spacing w:val="-1"/>
-          <w:sz w:val="18"/>
-          <w:szCs w:val="18"/>
-          <w:lang w:eastAsia="zh-CN" w:bidi="ar"/>
-        </w:rPr>
-        <w:t>维莫非尼</w:t>
-      </w:r>
-      <w:r>
-        <w:rPr>
-          <w:rFonts w:ascii="Times New Roman" w:hAnsi="Times New Roman" w:eastAsia="微软雅黑" w:cs="Times New Roman"/>
-          <w:spacing w:val="-1"/>
-          <w:sz w:val="18"/>
-          <w:szCs w:val="18"/>
-          <w:lang w:eastAsia="zh-CN" w:bidi="ar"/>
-        </w:rPr>
-        <w:t xml:space="preserve"> [PMID: 25265494; PMID: 27480103]</w:t>
-      </w:r>
-      <w:r>
-        <w:rPr>
-          <w:rFonts w:hint="eastAsia" w:ascii="Times New Roman" w:hAnsi="Times New Roman" w:eastAsia="微软雅黑" w:cs="Times New Roman"/>
-          <w:spacing w:val="-1"/>
-          <w:sz w:val="18"/>
-          <w:szCs w:val="18"/>
-          <w:lang w:eastAsia="zh-CN" w:bidi="ar"/>
-        </w:rPr>
-        <w:t>、曲美替尼</w:t>
-      </w:r>
-      <w:r>
-        <w:rPr>
-          <w:rFonts w:ascii="Times New Roman" w:hAnsi="Times New Roman" w:eastAsia="微软雅黑" w:cs="Times New Roman"/>
-          <w:spacing w:val="-1"/>
-          <w:sz w:val="18"/>
-          <w:szCs w:val="18"/>
-          <w:lang w:eastAsia="zh-CN" w:bidi="ar"/>
-        </w:rPr>
-        <w:t>+</w:t>
-      </w:r>
-      <w:r>
-        <w:rPr>
-          <w:rFonts w:hint="eastAsia" w:ascii="Times New Roman" w:hAnsi="Times New Roman" w:eastAsia="微软雅黑" w:cs="Times New Roman"/>
-          <w:spacing w:val="-1"/>
-          <w:sz w:val="18"/>
-          <w:szCs w:val="18"/>
-          <w:lang w:eastAsia="zh-CN" w:bidi="ar"/>
-        </w:rPr>
-        <w:t>达拉非尼</w:t>
-      </w:r>
-      <w:r>
-        <w:rPr>
-          <w:rFonts w:ascii="Times New Roman" w:hAnsi="Times New Roman" w:eastAsia="微软雅黑" w:cs="Times New Roman"/>
-          <w:spacing w:val="-1"/>
-          <w:sz w:val="18"/>
-          <w:szCs w:val="18"/>
-          <w:lang w:eastAsia="zh-CN" w:bidi="ar"/>
-        </w:rPr>
-        <w:t>[PMID: 26811525]</w:t>
-      </w:r>
-      <w:r>
-        <w:rPr>
-          <w:rFonts w:hint="eastAsia" w:ascii="Times New Roman" w:hAnsi="Times New Roman" w:eastAsia="微软雅黑" w:cs="Times New Roman"/>
-          <w:spacing w:val="-1"/>
-          <w:sz w:val="18"/>
-          <w:szCs w:val="18"/>
-          <w:lang w:eastAsia="zh-CN" w:bidi="ar"/>
-        </w:rPr>
-        <w:t>、阿替利珠单抗</w:t>
-      </w:r>
-      <w:r>
-        <w:rPr>
-          <w:rFonts w:ascii="Times New Roman" w:hAnsi="Times New Roman" w:eastAsia="微软雅黑" w:cs="Times New Roman"/>
-          <w:spacing w:val="-1"/>
-          <w:sz w:val="18"/>
-          <w:szCs w:val="18"/>
-          <w:lang w:eastAsia="zh-CN" w:bidi="ar"/>
-        </w:rPr>
-        <w:t>+</w:t>
-      </w:r>
-      <w:r>
-        <w:rPr>
-          <w:rFonts w:hint="eastAsia" w:ascii="Times New Roman" w:hAnsi="Times New Roman" w:eastAsia="微软雅黑" w:cs="Times New Roman"/>
-          <w:spacing w:val="-1"/>
-          <w:sz w:val="18"/>
-          <w:szCs w:val="18"/>
-          <w:lang w:eastAsia="zh-CN" w:bidi="ar"/>
-        </w:rPr>
-        <w:t>考比替尼</w:t>
-      </w:r>
-      <w:r>
-        <w:rPr>
-          <w:rFonts w:ascii="Times New Roman" w:hAnsi="Times New Roman" w:eastAsia="微软雅黑" w:cs="Times New Roman"/>
-          <w:spacing w:val="-1"/>
-          <w:sz w:val="18"/>
-          <w:szCs w:val="18"/>
-          <w:lang w:eastAsia="zh-CN" w:bidi="ar"/>
-        </w:rPr>
-        <w:t>+</w:t>
-      </w:r>
-      <w:r>
-        <w:rPr>
-          <w:rFonts w:hint="eastAsia" w:ascii="Times New Roman" w:hAnsi="Times New Roman" w:eastAsia="微软雅黑" w:cs="Times New Roman"/>
-          <w:spacing w:val="-1"/>
-          <w:sz w:val="18"/>
-          <w:szCs w:val="18"/>
-          <w:lang w:eastAsia="zh-CN" w:bidi="ar"/>
-        </w:rPr>
-        <w:t>维莫非尼敏感</w:t>
-      </w:r>
-      <w:r>
-        <w:rPr>
-          <w:rFonts w:ascii="Times New Roman" w:hAnsi="Times New Roman" w:eastAsia="微软雅黑" w:cs="Times New Roman"/>
-          <w:spacing w:val="-1"/>
-          <w:sz w:val="18"/>
-          <w:szCs w:val="18"/>
-          <w:lang w:eastAsia="zh-CN" w:bidi="ar"/>
-        </w:rPr>
-        <w:t>[PMID: 32534646]</w:t>
-      </w:r>
-      <w:r>
-        <w:rPr>
-          <w:rFonts w:hint="eastAsia" w:ascii="Times New Roman" w:hAnsi="Times New Roman" w:eastAsia="微软雅黑" w:cs="Times New Roman"/>
-          <w:spacing w:val="-1"/>
-          <w:sz w:val="18"/>
-          <w:szCs w:val="18"/>
-          <w:lang w:eastAsia="zh-CN" w:bidi="ar"/>
-        </w:rPr>
-        <w:t>；在结直肠癌中，</w:t>
-      </w:r>
-      <w:r>
-        <w:rPr>
-          <w:rFonts w:ascii="Times New Roman" w:hAnsi="Times New Roman" w:eastAsia="微软雅黑" w:cs="Times New Roman"/>
-          <w:spacing w:val="-1"/>
-          <w:sz w:val="18"/>
-          <w:szCs w:val="18"/>
-          <w:lang w:eastAsia="zh-CN" w:bidi="ar"/>
-        </w:rPr>
-        <w:t>BRAF V600E</w:t>
-      </w:r>
-      <w:r>
-        <w:rPr>
-          <w:rFonts w:hint="eastAsia" w:ascii="Times New Roman" w:hAnsi="Times New Roman" w:eastAsia="微软雅黑" w:cs="Times New Roman"/>
-          <w:spacing w:val="-1"/>
-          <w:sz w:val="18"/>
-          <w:szCs w:val="18"/>
-          <w:lang w:eastAsia="zh-CN" w:bidi="ar"/>
-        </w:rPr>
-        <w:t>突变的患者对康奈非尼</w:t>
-      </w:r>
-      <w:r>
-        <w:rPr>
-          <w:rFonts w:ascii="Times New Roman" w:hAnsi="Times New Roman" w:eastAsia="微软雅黑" w:cs="Times New Roman"/>
-          <w:spacing w:val="-1"/>
-          <w:sz w:val="18"/>
-          <w:szCs w:val="18"/>
-          <w:lang w:eastAsia="zh-CN" w:bidi="ar"/>
-        </w:rPr>
-        <w:t>+</w:t>
-      </w:r>
-      <w:r>
-        <w:rPr>
-          <w:rFonts w:hint="eastAsia" w:ascii="Times New Roman" w:hAnsi="Times New Roman" w:eastAsia="微软雅黑" w:cs="Times New Roman"/>
-          <w:spacing w:val="-1"/>
-          <w:sz w:val="18"/>
-          <w:szCs w:val="18"/>
-          <w:lang w:eastAsia="zh-CN" w:bidi="ar"/>
-        </w:rPr>
-        <w:t>帕尼单抗、康奈非尼</w:t>
-      </w:r>
-      <w:r>
-        <w:rPr>
-          <w:rFonts w:ascii="Times New Roman" w:hAnsi="Times New Roman" w:eastAsia="微软雅黑" w:cs="Times New Roman"/>
-          <w:spacing w:val="-1"/>
-          <w:sz w:val="18"/>
-          <w:szCs w:val="18"/>
-          <w:lang w:eastAsia="zh-CN" w:bidi="ar"/>
-        </w:rPr>
-        <w:t>+</w:t>
-      </w:r>
-      <w:r>
-        <w:rPr>
-          <w:rFonts w:hint="eastAsia" w:ascii="Times New Roman" w:hAnsi="Times New Roman" w:eastAsia="微软雅黑" w:cs="Times New Roman"/>
-          <w:spacing w:val="-1"/>
-          <w:sz w:val="18"/>
-          <w:szCs w:val="18"/>
-          <w:lang w:eastAsia="zh-CN" w:bidi="ar"/>
-        </w:rPr>
-        <w:t>西妥昔单抗、康奈非尼</w:t>
-      </w:r>
-      <w:r>
-        <w:rPr>
-          <w:rFonts w:ascii="Times New Roman" w:hAnsi="Times New Roman" w:eastAsia="微软雅黑" w:cs="Times New Roman"/>
-          <w:spacing w:val="-1"/>
-          <w:sz w:val="18"/>
-          <w:szCs w:val="18"/>
-          <w:lang w:eastAsia="zh-CN" w:bidi="ar"/>
-        </w:rPr>
-        <w:t>+</w:t>
-      </w:r>
-      <w:r>
-        <w:rPr>
-          <w:rFonts w:hint="eastAsia" w:ascii="Times New Roman" w:hAnsi="Times New Roman" w:eastAsia="微软雅黑" w:cs="Times New Roman"/>
-          <w:spacing w:val="-1"/>
-          <w:sz w:val="18"/>
-          <w:szCs w:val="18"/>
-          <w:lang w:eastAsia="zh-CN" w:bidi="ar"/>
-        </w:rPr>
-        <w:t>贝美替尼</w:t>
-      </w:r>
-      <w:r>
-        <w:rPr>
-          <w:rFonts w:ascii="Times New Roman" w:hAnsi="Times New Roman" w:eastAsia="微软雅黑" w:cs="Times New Roman"/>
-          <w:spacing w:val="-1"/>
-          <w:sz w:val="18"/>
-          <w:szCs w:val="18"/>
-          <w:lang w:eastAsia="zh-CN" w:bidi="ar"/>
-        </w:rPr>
-        <w:t>+</w:t>
-      </w:r>
-      <w:r>
-        <w:rPr>
-          <w:rFonts w:hint="eastAsia" w:ascii="Times New Roman" w:hAnsi="Times New Roman" w:eastAsia="微软雅黑" w:cs="Times New Roman"/>
-          <w:spacing w:val="-1"/>
-          <w:sz w:val="18"/>
-          <w:szCs w:val="18"/>
-          <w:lang w:eastAsia="zh-CN" w:bidi="ar"/>
-        </w:rPr>
-        <w:t>西妥昔单抗、</w:t>
-      </w:r>
-      <w:r>
-        <w:rPr>
-          <w:rFonts w:hint="eastAsia" w:ascii="Times New Roman" w:hAnsi="Times New Roman" w:eastAsia="微软雅黑" w:cs="Times New Roman"/>
-          <w:spacing w:val="-1"/>
-          <w:sz w:val="18"/>
-          <w:szCs w:val="18"/>
-          <w:lang w:eastAsia="zh-CN"/>
-        </w:rPr>
-        <w:t>维莫非尼+伊立替康+西妥昔单抗</w:t>
-      </w:r>
-      <w:r>
-        <w:rPr>
-          <w:rFonts w:hint="eastAsia" w:ascii="Times New Roman" w:hAnsi="Times New Roman" w:eastAsia="微软雅黑" w:cs="Times New Roman"/>
-          <w:spacing w:val="-1"/>
-          <w:sz w:val="18"/>
-          <w:szCs w:val="18"/>
-          <w:lang w:eastAsia="zh-CN" w:bidi="ar"/>
-        </w:rPr>
-        <w:t>敏感</w:t>
-      </w:r>
-      <w:r>
-        <w:rPr>
-          <w:rFonts w:ascii="Times New Roman" w:hAnsi="Times New Roman" w:eastAsia="微软雅黑" w:cs="Times New Roman"/>
-          <w:spacing w:val="-1"/>
-          <w:sz w:val="18"/>
-          <w:szCs w:val="18"/>
-          <w:lang w:eastAsia="zh-CN" w:bidi="ar"/>
-        </w:rPr>
-        <w:t>[PMID: 30892987; PMID:</w:t>
-      </w:r>
-      <w:r>
-        <w:rPr>
-          <w:rFonts w:hint="eastAsia" w:ascii="Times New Roman" w:hAnsi="Times New Roman" w:eastAsia="微软雅黑" w:cs="Times New Roman"/>
-          <w:spacing w:val="-1"/>
-          <w:sz w:val="18"/>
-          <w:szCs w:val="18"/>
-          <w:lang w:eastAsia="zh-CN" w:bidi="ar"/>
-        </w:rPr>
-        <w:t xml:space="preserve"> </w:t>
-      </w:r>
-      <w:r>
-        <w:rPr>
-          <w:rFonts w:ascii="Times New Roman" w:hAnsi="Times New Roman" w:eastAsia="微软雅黑" w:cs="Times New Roman"/>
-          <w:spacing w:val="-1"/>
-          <w:sz w:val="18"/>
-          <w:szCs w:val="18"/>
-          <w:lang w:eastAsia="zh-CN" w:bidi="ar"/>
-        </w:rPr>
-        <w:t xml:space="preserve">31566309; </w:t>
-      </w:r>
-      <w:r>
-        <w:rPr>
-          <w:rFonts w:ascii="Times New Roman" w:hAnsi="Times New Roman" w:eastAsia="微软雅黑" w:cs="Times New Roman"/>
-          <w:sz w:val="18"/>
-          <w:szCs w:val="18"/>
-          <w:lang w:eastAsia="zh-CN" w:bidi="ar"/>
-        </w:rPr>
-        <w:t>J Clin Oncol. 2020; 38(suppl 4): abstr 8</w:t>
-      </w:r>
-      <w:r>
-        <w:rPr>
-          <w:rFonts w:hint="eastAsia" w:ascii="Times New Roman" w:hAnsi="Times New Roman" w:eastAsia="微软雅黑" w:cs="Times New Roman"/>
-          <w:sz w:val="18"/>
-          <w:szCs w:val="18"/>
-          <w:lang w:eastAsia="zh-CN" w:bidi="ar"/>
-        </w:rPr>
-        <w:t xml:space="preserve">; </w:t>
-      </w:r>
-      <w:r>
-        <w:rPr>
-          <w:rFonts w:hint="eastAsia" w:ascii="Times New Roman" w:hAnsi="Times New Roman" w:eastAsia="微软雅黑" w:cs="Times New Roman"/>
-          <w:spacing w:val="-1"/>
-          <w:sz w:val="18"/>
-          <w:szCs w:val="18"/>
-          <w:lang w:eastAsia="zh-CN"/>
-        </w:rPr>
-        <w:t>PMID: 33356422</w:t>
-      </w:r>
-      <w:r>
-        <w:rPr>
-          <w:rFonts w:ascii="Times New Roman" w:hAnsi="Times New Roman" w:eastAsia="微软雅黑" w:cs="Times New Roman"/>
-          <w:spacing w:val="-1"/>
-          <w:sz w:val="18"/>
-          <w:szCs w:val="18"/>
-          <w:lang w:eastAsia="zh-CN" w:bidi="ar"/>
-        </w:rPr>
-        <w:t>]</w:t>
-      </w:r>
-      <w:r>
-        <w:rPr>
-          <w:rFonts w:hint="eastAsia" w:ascii="Times New Roman" w:hAnsi="Times New Roman" w:eastAsia="微软雅黑" w:cs="Times New Roman"/>
-          <w:spacing w:val="-1"/>
-          <w:sz w:val="18"/>
-          <w:szCs w:val="18"/>
-          <w:lang w:eastAsia="zh-CN" w:bidi="ar"/>
-        </w:rPr>
-        <w:t>，携带</w:t>
-      </w:r>
-      <w:r>
-        <w:rPr>
-          <w:rFonts w:ascii="Times New Roman" w:hAnsi="Times New Roman" w:eastAsia="微软雅黑" w:cs="Times New Roman"/>
-          <w:spacing w:val="-1"/>
-          <w:sz w:val="18"/>
-          <w:szCs w:val="18"/>
-          <w:lang w:eastAsia="zh-CN" w:bidi="ar"/>
-        </w:rPr>
-        <w:t>B</w:t>
-      </w:r>
-      <w:r>
-        <w:rPr>
-          <w:rFonts w:ascii="Times New Roman" w:hAnsi="Times New Roman" w:eastAsia="微软雅黑" w:cs="Times New Roman"/>
-          <w:color w:val="000000"/>
-          <w:spacing w:val="-1"/>
-          <w:sz w:val="18"/>
-          <w:szCs w:val="18"/>
-          <w:lang w:eastAsia="zh-CN" w:bidi="ar"/>
-        </w:rPr>
-        <w:t>RAF V600</w:t>
-      </w:r>
-      <w:r>
-        <w:rPr>
-          <w:rFonts w:hint="eastAsia" w:ascii="Times New Roman" w:hAnsi="Times New Roman" w:eastAsia="微软雅黑" w:cs="Times New Roman"/>
-          <w:color w:val="000000"/>
-          <w:spacing w:val="-1"/>
-          <w:sz w:val="18"/>
-          <w:szCs w:val="18"/>
-          <w:lang w:eastAsia="zh-CN" w:bidi="ar"/>
-        </w:rPr>
-        <w:t>的患者对维莫非尼</w:t>
-      </w:r>
-      <w:r>
-        <w:rPr>
-          <w:rFonts w:ascii="Times New Roman" w:hAnsi="Times New Roman" w:eastAsia="微软雅黑" w:cs="Times New Roman"/>
-          <w:color w:val="000000"/>
-          <w:spacing w:val="-1"/>
-          <w:sz w:val="18"/>
-          <w:szCs w:val="18"/>
-          <w:lang w:eastAsia="zh-CN" w:bidi="ar"/>
-        </w:rPr>
-        <w:t>+</w:t>
-      </w:r>
-      <w:r>
-        <w:rPr>
-          <w:rFonts w:hint="eastAsia" w:ascii="Times New Roman" w:hAnsi="Times New Roman" w:eastAsia="微软雅黑" w:cs="Times New Roman"/>
-          <w:color w:val="000000"/>
-          <w:spacing w:val="-1"/>
-          <w:sz w:val="18"/>
-          <w:szCs w:val="18"/>
-          <w:lang w:eastAsia="zh-CN" w:bidi="ar"/>
-        </w:rPr>
-        <w:t>西妥昔单抗敏感</w:t>
-      </w:r>
-      <w:r>
-        <w:rPr>
-          <w:rFonts w:ascii="Times New Roman" w:hAnsi="Times New Roman" w:eastAsia="微软雅黑" w:cs="Times New Roman"/>
-          <w:color w:val="000000"/>
-          <w:spacing w:val="-1"/>
-          <w:sz w:val="18"/>
-          <w:szCs w:val="18"/>
-          <w:lang w:eastAsia="zh-CN" w:bidi="ar"/>
-        </w:rPr>
-        <w:t>[PMID: 26287849]</w:t>
-      </w:r>
-      <w:r>
-        <w:rPr>
-          <w:rFonts w:hint="eastAsia" w:ascii="Times New Roman" w:hAnsi="Times New Roman" w:eastAsia="微软雅黑" w:cs="Times New Roman"/>
-          <w:spacing w:val="-1"/>
-          <w:sz w:val="18"/>
-          <w:szCs w:val="18"/>
-          <w:lang w:eastAsia="zh-CN" w:bidi="ar"/>
-        </w:rPr>
-        <w:t>，携带</w:t>
-      </w:r>
-      <w:r>
-        <w:rPr>
-          <w:rFonts w:ascii="Times New Roman" w:hAnsi="Times New Roman" w:eastAsia="微软雅黑" w:cs="Times New Roman"/>
-          <w:spacing w:val="-1"/>
-          <w:sz w:val="18"/>
-          <w:szCs w:val="18"/>
-          <w:lang w:eastAsia="zh-CN" w:bidi="ar"/>
-        </w:rPr>
-        <w:t>BRAF V600</w:t>
-      </w:r>
-      <w:r>
-        <w:rPr>
-          <w:rFonts w:hint="eastAsia" w:ascii="Times New Roman" w:hAnsi="Times New Roman" w:eastAsia="微软雅黑" w:cs="Times New Roman"/>
-          <w:spacing w:val="-1"/>
-          <w:sz w:val="18"/>
-          <w:szCs w:val="18"/>
-          <w:lang w:eastAsia="zh-CN" w:bidi="ar"/>
-        </w:rPr>
-        <w:t>的患者使用帕尼单抗、西妥昔单抗产生耐药性</w:t>
-      </w:r>
-      <w:r>
-        <w:rPr>
-          <w:rFonts w:ascii="Times New Roman" w:hAnsi="Times New Roman" w:eastAsia="微软雅黑" w:cs="Times New Roman"/>
-          <w:spacing w:val="-1"/>
-          <w:sz w:val="18"/>
-          <w:szCs w:val="18"/>
-          <w:lang w:eastAsia="zh-CN" w:bidi="ar"/>
-        </w:rPr>
-        <w:t>[PMID: 25673558]</w:t>
-      </w:r>
-      <w:r>
-        <w:rPr>
-          <w:rFonts w:hint="eastAsia" w:ascii="Times New Roman" w:hAnsi="Times New Roman" w:eastAsia="微软雅黑" w:cs="Times New Roman"/>
-          <w:spacing w:val="-1"/>
-          <w:sz w:val="18"/>
-          <w:szCs w:val="18"/>
-          <w:lang w:eastAsia="zh-CN" w:bidi="ar"/>
-        </w:rPr>
-        <w:t>；在非小细胞肺癌中，达拉非尼联合曲美替尼可作为具有</w:t>
-      </w:r>
-      <w:r>
-        <w:rPr>
-          <w:rFonts w:ascii="Times New Roman" w:hAnsi="Times New Roman" w:eastAsia="微软雅黑" w:cs="Times New Roman"/>
-          <w:spacing w:val="-1"/>
-          <w:sz w:val="18"/>
-          <w:szCs w:val="18"/>
-          <w:lang w:eastAsia="zh-CN" w:bidi="ar"/>
-        </w:rPr>
-        <w:t>BRAF V600E</w:t>
-      </w:r>
-      <w:r>
-        <w:rPr>
-          <w:rFonts w:hint="eastAsia" w:ascii="Times New Roman" w:hAnsi="Times New Roman" w:eastAsia="微软雅黑" w:cs="Times New Roman"/>
-          <w:spacing w:val="-1"/>
-          <w:sz w:val="18"/>
-          <w:szCs w:val="18"/>
-          <w:lang w:eastAsia="zh-CN" w:bidi="ar"/>
-        </w:rPr>
-        <w:t>突变的非小细胞肺癌患者的一线治疗方案，联合治疗不耐受的患者建议使用单药达拉非尼或维莫非尼进行治疗</w:t>
-      </w:r>
-      <w:r>
-        <w:rPr>
-          <w:rFonts w:ascii="Times New Roman" w:hAnsi="Times New Roman" w:eastAsia="微软雅黑" w:cs="Times New Roman"/>
-          <w:spacing w:val="-1"/>
-          <w:sz w:val="18"/>
-          <w:szCs w:val="18"/>
-          <w:lang w:eastAsia="zh-CN" w:bidi="ar"/>
-        </w:rPr>
-        <w:t>[</w:t>
-      </w:r>
-      <w:r>
-        <w:rPr>
-          <w:rFonts w:ascii="Times New Roman" w:hAnsi="Times New Roman" w:eastAsia="Segoe UI" w:cs="Times New Roman"/>
-          <w:color w:val="212121"/>
-          <w:sz w:val="18"/>
-          <w:szCs w:val="18"/>
-          <w:shd w:val="clear" w:color="auto" w:fill="FFFFFF"/>
-          <w:lang w:eastAsia="zh-CN" w:bidi="ar"/>
-        </w:rPr>
-        <w:t>PMID:</w:t>
-      </w:r>
-      <w:r>
-        <w:rPr>
-          <w:rFonts w:hint="eastAsia" w:ascii="Times New Roman" w:hAnsi="Times New Roman" w:eastAsia="Segoe UI" w:cs="Times New Roman"/>
-          <w:color w:val="212121"/>
-          <w:sz w:val="18"/>
-          <w:szCs w:val="18"/>
-          <w:shd w:val="clear" w:color="auto" w:fill="FFFFFF"/>
-          <w:lang w:eastAsia="zh-CN" w:bidi="ar"/>
-        </w:rPr>
-        <w:t xml:space="preserve"> </w:t>
-      </w:r>
-      <w:r>
-        <w:rPr>
-          <w:rStyle w:val="9"/>
-          <w:rFonts w:ascii="Times New Roman" w:hAnsi="Times New Roman" w:eastAsia="Segoe UI" w:cs="Times New Roman"/>
-          <w:b w:val="0"/>
-          <w:color w:val="212121"/>
-          <w:sz w:val="18"/>
-          <w:szCs w:val="18"/>
-          <w:shd w:val="clear" w:color="auto" w:fill="FFFFFF"/>
-          <w:lang w:eastAsia="zh-CN" w:bidi="ar"/>
-        </w:rPr>
-        <w:t>28919011</w:t>
-      </w:r>
-      <w:r>
-        <w:rPr>
-          <w:rFonts w:ascii="Times New Roman" w:hAnsi="Times New Roman" w:eastAsia="微软雅黑" w:cs="Times New Roman"/>
-          <w:spacing w:val="-1"/>
-          <w:sz w:val="18"/>
-          <w:szCs w:val="18"/>
-          <w:lang w:eastAsia="zh-CN" w:bidi="ar"/>
-        </w:rPr>
-        <w:t>]</w:t>
-      </w:r>
-      <w:r>
-        <w:rPr>
-          <w:rFonts w:hint="eastAsia" w:ascii="Times New Roman" w:hAnsi="Times New Roman" w:eastAsia="微软雅黑" w:cs="Times New Roman"/>
-          <w:spacing w:val="-1"/>
-          <w:sz w:val="18"/>
-          <w:szCs w:val="18"/>
-          <w:lang w:eastAsia="zh-CN" w:bidi="ar"/>
-        </w:rPr>
-        <w:t>；</w:t>
-      </w:r>
-      <w:r>
-        <w:rPr>
-          <w:rFonts w:hint="eastAsia" w:ascii="Times New Roman" w:hAnsi="Times New Roman" w:eastAsia="微软雅黑" w:cs="Times New Roman"/>
-          <w:spacing w:val="-1"/>
-          <w:sz w:val="18"/>
-          <w:szCs w:val="18"/>
-          <w:lang w:eastAsia="zh-CN"/>
-        </w:rPr>
-        <w:t>在胶质瘤中，携带</w:t>
-      </w:r>
-      <w:r>
-        <w:rPr>
-          <w:rFonts w:ascii="Times New Roman" w:hAnsi="Times New Roman" w:eastAsia="微软雅黑" w:cs="Times New Roman"/>
-          <w:spacing w:val="-1"/>
-          <w:sz w:val="18"/>
-          <w:szCs w:val="18"/>
-          <w:lang w:eastAsia="zh-CN"/>
-        </w:rPr>
-        <w:t>BRAF V600</w:t>
-      </w:r>
-      <w:r>
-        <w:rPr>
-          <w:rFonts w:hint="eastAsia" w:ascii="Times New Roman" w:hAnsi="Times New Roman" w:eastAsia="微软雅黑" w:cs="Times New Roman"/>
-          <w:spacing w:val="-1"/>
-          <w:sz w:val="18"/>
-          <w:szCs w:val="18"/>
-          <w:lang w:eastAsia="zh-CN"/>
-        </w:rPr>
-        <w:t>激活突变和BRAF融合突变的</w:t>
-      </w:r>
-      <w:r>
-        <w:rPr>
-          <w:rFonts w:ascii="Times New Roman" w:hAnsi="Times New Roman" w:eastAsia="微软雅黑" w:cs="Times New Roman"/>
-          <w:spacing w:val="-1"/>
-          <w:sz w:val="18"/>
-          <w:szCs w:val="18"/>
-          <w:lang w:eastAsia="zh-CN"/>
-        </w:rPr>
-        <w:t>患者</w:t>
-      </w:r>
-      <w:r>
-        <w:rPr>
-          <w:rFonts w:hint="eastAsia" w:ascii="Times New Roman" w:hAnsi="Times New Roman" w:eastAsia="微软雅黑" w:cs="Times New Roman"/>
-          <w:spacing w:val="-1"/>
-          <w:sz w:val="18"/>
-          <w:szCs w:val="18"/>
-          <w:lang w:eastAsia="zh-CN"/>
-        </w:rPr>
-        <w:t>对司美替尼敏感</w:t>
-      </w:r>
-      <w:r>
-        <w:rPr>
-          <w:rFonts w:ascii="Times New Roman" w:hAnsi="Times New Roman" w:eastAsia="微软雅黑" w:cs="Times New Roman"/>
-          <w:spacing w:val="-1"/>
-          <w:sz w:val="18"/>
-          <w:szCs w:val="18"/>
-          <w:lang w:eastAsia="zh-CN" w:bidi="ar"/>
-        </w:rPr>
-        <w:t>[</w:t>
-      </w:r>
-      <w:r>
-        <w:rPr>
-          <w:rFonts w:hint="eastAsia" w:ascii="Times New Roman" w:hAnsi="Times New Roman" w:eastAsia="微软雅黑" w:cs="Times New Roman"/>
-          <w:spacing w:val="-1"/>
-          <w:sz w:val="18"/>
-          <w:szCs w:val="18"/>
-          <w:lang w:eastAsia="zh-CN" w:bidi="ar"/>
-        </w:rPr>
-        <w:t>PMID: 31151904</w:t>
-      </w:r>
-      <w:r>
-        <w:rPr>
-          <w:rFonts w:ascii="Times New Roman" w:hAnsi="Times New Roman" w:eastAsia="微软雅黑" w:cs="Times New Roman"/>
-          <w:spacing w:val="-1"/>
-          <w:sz w:val="18"/>
-          <w:szCs w:val="18"/>
-          <w:lang w:eastAsia="zh-CN" w:bidi="ar"/>
-        </w:rPr>
-        <w:t>]</w:t>
-      </w:r>
-      <w:r>
-        <w:rPr>
-          <w:rFonts w:hint="eastAsia" w:ascii="Times New Roman" w:hAnsi="Times New Roman" w:eastAsia="微软雅黑" w:cs="Times New Roman"/>
-          <w:spacing w:val="-1"/>
-          <w:sz w:val="18"/>
-          <w:szCs w:val="18"/>
-          <w:lang w:eastAsia="zh-CN"/>
-        </w:rPr>
-        <w:t>。</w:t>
-      </w:r>
-    </w:p>
-    <w:p>
-      <w:pPr>
-        <w:keepNext w:val="0"/>
-        <w:keepLines w:val="0"/>
-        <w:pageBreakBefore w:val="0"/>
-        <w:widowControl/>
-        <w:kinsoku/>
-        <w:wordWrap/>
-        <w:overflowPunct/>
-        <w:topLinePunct w:val="0"/>
-        <w:autoSpaceDE/>
-        <w:autoSpaceDN/>
-        <w:bidi w:val="0"/>
-        <w:adjustRightInd/>
-        <w:snapToGrid/>
-        <w:spacing w:line="400" w:lineRule="exact"/>
-        <w:ind w:firstLine="356" w:firstLineChars="200"/>
-        <w:textAlignment w:val="auto"/>
-        <w:rPr>
-          <w:rFonts w:hint="eastAsia" w:ascii="Times New Roman" w:hAnsi="Times New Roman" w:eastAsia="微软雅黑" w:cs="Times New Roman"/>
-          <w:spacing w:val="-1"/>
-          <w:sz w:val="18"/>
-          <w:szCs w:val="18"/>
-          <w:lang w:eastAsia="zh-Hans"/>
-        </w:rPr>
-      </w:pPr>
-      <w:r>
-        <w:rPr>
-          <w:rFonts w:hint="eastAsia" w:ascii="Times New Roman" w:hAnsi="Times New Roman" w:eastAsia="微软雅黑" w:cs="Times New Roman"/>
-          <w:spacing w:val="-1"/>
-          <w:sz w:val="18"/>
-          <w:szCs w:val="18"/>
-          <w:lang w:eastAsia="zh-CN" w:bidi="ar"/>
-        </w:rPr>
-        <w:t>结直肠癌中，</w:t>
-      </w:r>
-      <w:r>
-        <w:rPr>
-          <w:rFonts w:ascii="Times New Roman" w:hAnsi="Times New Roman" w:eastAsia="微软雅黑" w:cs="Times New Roman"/>
-          <w:spacing w:val="-1"/>
-          <w:sz w:val="18"/>
-          <w:szCs w:val="18"/>
-          <w:lang w:eastAsia="zh-CN" w:bidi="ar"/>
-        </w:rPr>
-        <w:t>KRAS</w:t>
-      </w:r>
-      <w:r>
-        <w:rPr>
-          <w:rFonts w:hint="eastAsia" w:ascii="Times New Roman" w:hAnsi="Times New Roman" w:eastAsia="微软雅黑" w:cs="Times New Roman"/>
-          <w:spacing w:val="-1"/>
-          <w:sz w:val="18"/>
-          <w:szCs w:val="18"/>
-          <w:lang w:eastAsia="zh-CN" w:bidi="ar"/>
-        </w:rPr>
-        <w:t>野生型对</w:t>
-      </w:r>
-      <w:r>
-        <w:rPr>
-          <w:rFonts w:ascii="Times New Roman" w:hAnsi="Times New Roman" w:eastAsia="微软雅黑" w:cs="Times New Roman"/>
-          <w:spacing w:val="-1"/>
-          <w:sz w:val="18"/>
-          <w:szCs w:val="18"/>
-          <w:lang w:eastAsia="zh-CN" w:bidi="ar"/>
-        </w:rPr>
-        <w:t>EGFR</w:t>
-      </w:r>
-      <w:r>
-        <w:rPr>
-          <w:rFonts w:hint="eastAsia" w:ascii="Times New Roman" w:hAnsi="Times New Roman" w:eastAsia="微软雅黑" w:cs="Times New Roman"/>
-          <w:spacing w:val="-1"/>
-          <w:sz w:val="18"/>
-          <w:szCs w:val="18"/>
-          <w:lang w:eastAsia="zh-CN" w:bidi="ar"/>
-        </w:rPr>
-        <w:t>抗体类药物西妥昔单抗和帕尼单抗敏感</w:t>
-      </w:r>
-      <w:r>
-        <w:rPr>
-          <w:rFonts w:ascii="Times New Roman" w:hAnsi="Times New Roman" w:eastAsia="微软雅黑" w:cs="Times New Roman"/>
-          <w:spacing w:val="-1"/>
-          <w:sz w:val="18"/>
-          <w:szCs w:val="18"/>
-          <w:lang w:eastAsia="zh-CN" w:bidi="ar"/>
-        </w:rPr>
-        <w:t>[PMID: 18202412; PMID: 18316791]</w:t>
-      </w:r>
-      <w:r>
-        <w:rPr>
-          <w:rFonts w:hint="eastAsia" w:ascii="Times New Roman" w:hAnsi="Times New Roman" w:eastAsia="微软雅黑" w:cs="Times New Roman"/>
-          <w:spacing w:val="-1"/>
-          <w:sz w:val="18"/>
-          <w:szCs w:val="18"/>
-          <w:lang w:eastAsia="zh-CN" w:bidi="ar"/>
-        </w:rPr>
-        <w:t>，</w:t>
-      </w:r>
-      <w:r>
-        <w:rPr>
-          <w:rFonts w:ascii="Times New Roman" w:hAnsi="Times New Roman" w:eastAsia="微软雅黑" w:cs="Times New Roman"/>
-          <w:spacing w:val="-1"/>
-          <w:sz w:val="18"/>
-          <w:szCs w:val="18"/>
-          <w:lang w:eastAsia="zh-CN" w:bidi="ar"/>
-        </w:rPr>
-        <w:t>12</w:t>
-      </w:r>
-      <w:r>
-        <w:rPr>
-          <w:rFonts w:hint="eastAsia" w:ascii="Times New Roman" w:hAnsi="Times New Roman" w:eastAsia="微软雅黑" w:cs="Times New Roman"/>
-          <w:spacing w:val="-1"/>
-          <w:sz w:val="18"/>
-          <w:szCs w:val="18"/>
-          <w:lang w:eastAsia="zh-CN" w:bidi="ar"/>
-        </w:rPr>
-        <w:t>、</w:t>
-      </w:r>
-      <w:r>
-        <w:rPr>
-          <w:rFonts w:ascii="Times New Roman" w:hAnsi="Times New Roman" w:eastAsia="微软雅黑" w:cs="Times New Roman"/>
-          <w:spacing w:val="-1"/>
-          <w:sz w:val="18"/>
-          <w:szCs w:val="18"/>
-          <w:lang w:eastAsia="zh-CN" w:bidi="ar"/>
-        </w:rPr>
-        <w:t>13</w:t>
-      </w:r>
-      <w:r>
-        <w:rPr>
-          <w:rFonts w:hint="eastAsia" w:ascii="Times New Roman" w:hAnsi="Times New Roman" w:eastAsia="微软雅黑" w:cs="Times New Roman"/>
-          <w:spacing w:val="-1"/>
-          <w:sz w:val="18"/>
-          <w:szCs w:val="18"/>
-          <w:lang w:eastAsia="zh-CN" w:bidi="ar"/>
-        </w:rPr>
-        <w:t>密码子突变导致</w:t>
-      </w:r>
-      <w:r>
-        <w:rPr>
-          <w:rFonts w:ascii="Times New Roman" w:hAnsi="Times New Roman" w:eastAsia="微软雅黑" w:cs="Times New Roman"/>
-          <w:spacing w:val="-1"/>
-          <w:sz w:val="18"/>
-          <w:szCs w:val="18"/>
-          <w:lang w:eastAsia="zh-CN" w:bidi="ar"/>
-        </w:rPr>
-        <w:t>KRAS</w:t>
-      </w:r>
-      <w:r>
-        <w:rPr>
-          <w:rFonts w:hint="eastAsia" w:ascii="Times New Roman" w:hAnsi="Times New Roman" w:eastAsia="微软雅黑" w:cs="Times New Roman"/>
-          <w:spacing w:val="-1"/>
-          <w:sz w:val="18"/>
-          <w:szCs w:val="18"/>
-          <w:lang w:eastAsia="zh-CN" w:bidi="ar"/>
-        </w:rPr>
-        <w:t>信号通路持续激活，可能无法从</w:t>
-      </w:r>
-      <w:r>
-        <w:rPr>
-          <w:rFonts w:ascii="Times New Roman" w:hAnsi="Times New Roman" w:eastAsia="微软雅黑" w:cs="Times New Roman"/>
-          <w:spacing w:val="-1"/>
-          <w:sz w:val="18"/>
-          <w:szCs w:val="18"/>
-          <w:lang w:eastAsia="zh-CN" w:bidi="ar"/>
-        </w:rPr>
-        <w:t>EGFR</w:t>
-      </w:r>
-      <w:r>
-        <w:rPr>
-          <w:rFonts w:hint="eastAsia" w:ascii="Times New Roman" w:hAnsi="Times New Roman" w:eastAsia="微软雅黑" w:cs="Times New Roman"/>
-          <w:spacing w:val="-1"/>
-          <w:sz w:val="18"/>
-          <w:szCs w:val="18"/>
-          <w:lang w:eastAsia="zh-CN" w:bidi="ar"/>
-        </w:rPr>
-        <w:t>抗体类药物获益；肺癌中，</w:t>
-      </w:r>
-      <w:r>
-        <w:rPr>
-          <w:rFonts w:ascii="Times New Roman" w:hAnsi="Times New Roman" w:eastAsia="微软雅黑" w:cs="Times New Roman"/>
-          <w:spacing w:val="-1"/>
-          <w:sz w:val="18"/>
-          <w:szCs w:val="18"/>
-          <w:lang w:eastAsia="zh-CN" w:bidi="ar"/>
-        </w:rPr>
-        <w:t>12</w:t>
-      </w:r>
-      <w:r>
-        <w:rPr>
-          <w:rFonts w:hint="eastAsia" w:ascii="Times New Roman" w:hAnsi="Times New Roman" w:eastAsia="微软雅黑" w:cs="Times New Roman"/>
-          <w:spacing w:val="-1"/>
-          <w:sz w:val="18"/>
-          <w:szCs w:val="18"/>
-          <w:lang w:eastAsia="zh-CN" w:bidi="ar"/>
-        </w:rPr>
-        <w:t>、</w:t>
-      </w:r>
-      <w:r>
-        <w:rPr>
-          <w:rFonts w:ascii="Times New Roman" w:hAnsi="Times New Roman" w:eastAsia="微软雅黑" w:cs="Times New Roman"/>
-          <w:spacing w:val="-1"/>
-          <w:sz w:val="18"/>
-          <w:szCs w:val="18"/>
-          <w:lang w:eastAsia="zh-CN" w:bidi="ar"/>
-        </w:rPr>
-        <w:t>13</w:t>
-      </w:r>
-      <w:r>
-        <w:rPr>
-          <w:rFonts w:hint="eastAsia" w:ascii="Times New Roman" w:hAnsi="Times New Roman" w:eastAsia="微软雅黑" w:cs="Times New Roman"/>
-          <w:spacing w:val="-1"/>
-          <w:sz w:val="18"/>
-          <w:szCs w:val="18"/>
-          <w:lang w:eastAsia="zh-CN" w:bidi="ar"/>
-        </w:rPr>
-        <w:t>密码子突变对</w:t>
-      </w:r>
-      <w:r>
-        <w:rPr>
-          <w:rFonts w:ascii="Times New Roman" w:hAnsi="Times New Roman" w:eastAsia="微软雅黑" w:cs="Times New Roman"/>
-          <w:spacing w:val="-1"/>
-          <w:sz w:val="18"/>
-          <w:szCs w:val="18"/>
-          <w:lang w:eastAsia="zh-CN" w:bidi="ar"/>
-        </w:rPr>
-        <w:t>EGFR TKI</w:t>
-      </w:r>
-      <w:r>
-        <w:rPr>
-          <w:rFonts w:hint="eastAsia" w:ascii="Times New Roman" w:hAnsi="Times New Roman" w:eastAsia="微软雅黑" w:cs="Times New Roman"/>
-          <w:spacing w:val="-1"/>
-          <w:sz w:val="18"/>
-          <w:szCs w:val="18"/>
-          <w:lang w:eastAsia="zh-CN" w:bidi="ar"/>
-        </w:rPr>
-        <w:t>（吉非替尼、厄洛替尼、埃克替尼、阿法替尼等）的敏感性降低</w:t>
-      </w:r>
-      <w:r>
-        <w:rPr>
-          <w:rFonts w:ascii="Times New Roman" w:hAnsi="Times New Roman" w:eastAsia="微软雅黑" w:cs="Times New Roman"/>
-          <w:spacing w:val="-1"/>
-          <w:sz w:val="18"/>
-          <w:szCs w:val="18"/>
-          <w:lang w:eastAsia="zh-CN" w:bidi="ar"/>
-        </w:rPr>
-        <w:t>[</w:t>
-      </w:r>
-      <w:r>
-        <w:rPr>
-          <w:rFonts w:ascii="Times New Roman" w:hAnsi="Times New Roman" w:cs="Times New Roman"/>
-          <w:sz w:val="18"/>
-          <w:szCs w:val="18"/>
-          <w:shd w:val="clear" w:color="auto" w:fill="FFFFFF"/>
-          <w:lang w:eastAsia="zh-CN" w:bidi="ar"/>
-        </w:rPr>
-        <w:t xml:space="preserve">PMID: 18349398; PMID: 23401440; </w:t>
-      </w:r>
-      <w:r>
-        <w:rPr>
-          <w:rFonts w:ascii="Times New Roman" w:hAnsi="Times New Roman" w:eastAsia="Segoe UI" w:cs="Times New Roman"/>
-          <w:sz w:val="18"/>
-          <w:szCs w:val="18"/>
-          <w:shd w:val="clear" w:color="auto" w:fill="FFFFFF"/>
-          <w:lang w:eastAsia="zh-CN" w:bidi="ar"/>
-        </w:rPr>
-        <w:t>PMID:</w:t>
-      </w:r>
-      <w:r>
-        <w:rPr>
-          <w:rFonts w:hint="eastAsia" w:ascii="Times New Roman" w:hAnsi="Times New Roman" w:eastAsia="Segoe UI" w:cs="Times New Roman"/>
-          <w:sz w:val="18"/>
-          <w:szCs w:val="18"/>
-          <w:shd w:val="clear" w:color="auto" w:fill="FFFFFF"/>
-          <w:lang w:eastAsia="zh-CN" w:bidi="ar"/>
-        </w:rPr>
-        <w:t xml:space="preserve"> </w:t>
-      </w:r>
-      <w:r>
-        <w:rPr>
-          <w:rStyle w:val="9"/>
-          <w:rFonts w:ascii="Times New Roman" w:hAnsi="Times New Roman" w:eastAsia="Segoe UI" w:cs="Times New Roman"/>
-          <w:b w:val="0"/>
-          <w:sz w:val="18"/>
-          <w:szCs w:val="18"/>
-          <w:shd w:val="clear" w:color="auto" w:fill="FFFFFF"/>
-          <w:lang w:eastAsia="zh-CN" w:bidi="ar"/>
-        </w:rPr>
-        <w:t>18024870</w:t>
-      </w:r>
-      <w:r>
-        <w:rPr>
-          <w:rFonts w:ascii="Times New Roman" w:hAnsi="Times New Roman" w:eastAsia="微软雅黑" w:cs="Times New Roman"/>
-          <w:spacing w:val="-1"/>
-          <w:sz w:val="18"/>
-          <w:szCs w:val="18"/>
-          <w:lang w:eastAsia="zh-CN" w:bidi="ar"/>
-        </w:rPr>
-        <w:t>]</w:t>
-      </w:r>
-      <w:r>
-        <w:rPr>
-          <w:rFonts w:hint="eastAsia" w:ascii="Times New Roman" w:hAnsi="Times New Roman" w:eastAsia="微软雅黑" w:cs="Times New Roman"/>
-          <w:spacing w:val="-1"/>
-          <w:sz w:val="18"/>
-          <w:szCs w:val="18"/>
-          <w:lang w:eastAsia="zh-CN" w:bidi="ar"/>
-        </w:rPr>
-        <w:t>；</w:t>
-      </w:r>
-      <w:r>
-        <w:rPr>
-          <w:rFonts w:hint="eastAsia" w:ascii="Times New Roman" w:hAnsi="Times New Roman" w:eastAsia="微软雅黑" w:cs="Times New Roman"/>
-          <w:spacing w:val="-1"/>
-          <w:sz w:val="18"/>
-          <w:szCs w:val="18"/>
-          <w:lang w:eastAsia="zh-CN"/>
-        </w:rPr>
-        <w:t>非小细胞肺癌中，KRAS G12C突变的患者对</w:t>
-      </w:r>
-      <w:r>
-        <w:rPr>
-          <w:rFonts w:hint="eastAsia" w:ascii="Times New Roman" w:hAnsi="Times New Roman" w:eastAsia="微软雅黑" w:cs="Times New Roman"/>
-          <w:spacing w:val="-1"/>
-          <w:sz w:val="18"/>
-          <w:szCs w:val="18"/>
-        </w:rPr>
-        <w:t>Sotorasib</w:t>
-      </w:r>
-      <w:r>
-        <w:rPr>
-          <w:rFonts w:hint="eastAsia" w:ascii="Times New Roman" w:hAnsi="Times New Roman" w:eastAsia="微软雅黑" w:cs="Times New Roman"/>
-          <w:spacing w:val="-1"/>
-          <w:sz w:val="18"/>
-          <w:szCs w:val="18"/>
-          <w:lang w:eastAsia="zh-CN"/>
-        </w:rPr>
-        <w:t>敏感[PMID: 32955176]</w:t>
-      </w:r>
-      <w:r>
-        <w:rPr>
-          <w:rFonts w:hint="eastAsia" w:ascii="Times New Roman" w:hAnsi="Times New Roman" w:eastAsia="微软雅黑" w:cs="Times New Roman"/>
-          <w:spacing w:val="-1"/>
-          <w:sz w:val="18"/>
-          <w:szCs w:val="18"/>
-          <w:lang w:eastAsia="zh-Hans"/>
-        </w:rPr>
-        <w:t>。</w:t>
-      </w:r>
-    </w:p>
-    <w:p>
-      <w:pPr>
-        <w:keepNext w:val="0"/>
-        <w:keepLines w:val="0"/>
-        <w:pageBreakBefore w:val="0"/>
-        <w:widowControl/>
-        <w:kinsoku/>
-        <w:wordWrap/>
-        <w:overflowPunct/>
-        <w:topLinePunct w:val="0"/>
-        <w:autoSpaceDE/>
-        <w:autoSpaceDN/>
-        <w:bidi w:val="0"/>
-        <w:adjustRightInd/>
-        <w:snapToGrid/>
-        <w:spacing w:line="400" w:lineRule="exact"/>
-        <w:ind w:firstLine="356" w:firstLineChars="200"/>
-        <w:textAlignment w:val="auto"/>
-        <w:rPr>
-          <w:rFonts w:hint="eastAsia" w:ascii="Times New Roman" w:hAnsi="Times New Roman" w:eastAsia="微软雅黑" w:cs="Times New Roman"/>
-          <w:spacing w:val="-1"/>
-          <w:sz w:val="18"/>
-          <w:szCs w:val="18"/>
-          <w:lang w:val="en-US" w:eastAsia="zh-Hans"/>
-        </w:rPr>
-      </w:pPr>
-      <w:r>
-        <w:rPr>
-          <w:rFonts w:hint="eastAsia" w:ascii="Times New Roman" w:hAnsi="Times New Roman" w:eastAsia="微软雅黑" w:cs="Times New Roman"/>
-          <w:spacing w:val="-1"/>
-          <w:sz w:val="18"/>
-          <w:szCs w:val="18"/>
-          <w:lang w:val="en-US" w:eastAsia="zh-Hans"/>
-        </w:rPr>
-        <w:t>结直肠癌中，NRAS野生型对西妥昔单抗[PMID: 30463680]、帕尼单抗（EGFR单抗）[PMID: 29587749; PMID: 29737864]敏感性增加；黑色素瘤中，NRAS突变的患者对贝美替尼敏感[PMID: 28284557]。</w:t>
-      </w:r>
-    </w:p>
+        <w:tblBorders>
+          <w:top w:val="single" w:color="A4A4A4" w:sz="4" w:space="0"/>
+          <w:left w:val="none" w:color="auto" w:sz="0" w:space="0"/>
+          <w:bottom w:val="single" w:color="A4A4A4" w:sz="4" w:space="0"/>
+          <w:right w:val="none" w:color="auto" w:sz="0" w:space="0"/>
+          <w:insideH w:val="single" w:color="A4A4A4" w:sz="4" w:space="0"/>
+          <w:insideV w:val="single" w:color="A4A4A4" w:sz="4" w:space="0"/>
+        </w:tblBorders>
+        <w:tblLayout w:type="fixed"/>
+        <w:tblCellMar>
+          <w:top w:w="0" w:type="dxa"/>
+          <w:left w:w="113" w:type="dxa"/>
+          <w:bottom w:w="0" w:type="dxa"/>
+          <w:right w:w="113" w:type="dxa"/>
+        </w:tblCellMar>
+      </w:tblPr>
+      <w:tblGrid>
+        <w:gridCol w:w="1210"/>
+        <w:gridCol w:w="1210"/>
+        <w:gridCol w:w="6124"/>
+        <w:gridCol w:w="1393"/>
+      </w:tblGrid>
+      <w:tr>
+        <w:tblPrEx>
+          <w:tblBorders>
+            <w:top w:val="single" w:color="A4A4A4" w:sz="4" w:space="0"/>
+            <w:left w:val="none" w:color="auto" w:sz="0" w:space="0"/>
+            <w:bottom w:val="single" w:color="A4A4A4" w:sz="4" w:space="0"/>
+            <w:right w:val="none" w:color="auto" w:sz="0" w:space="0"/>
+            <w:insideH w:val="single" w:color="A4A4A4" w:sz="4" w:space="0"/>
+            <w:insideV w:val="single" w:color="A4A4A4" w:sz="4" w:space="0"/>
+          </w:tblBorders>
+          <w:tblCellMar>
+            <w:top w:w="0" w:type="dxa"/>
+            <w:left w:w="113" w:type="dxa"/>
+            <w:bottom w:w="0" w:type="dxa"/>
+            <w:right w:w="113" w:type="dxa"/>
+          </w:tblCellMar>
+        </w:tblPrEx>
+        <w:trPr>
+          <w:trHeight w:val="567" w:hRule="atLeast"/>
+          <w:jc w:val="center"/>
+        </w:trPr>
+        <w:tc>
+          <w:tcPr>
+            <w:tcW w:w="1210" w:type="dxa"/>
+            <w:tcBorders>
+              <w:top w:val="nil"/>
+              <w:bottom w:val="nil"/>
+              <w:right w:val="single" w:color="FFFFFF" w:sz="18" w:space="0"/>
+            </w:tcBorders>
+            <w:shd w:val="clear" w:color="auto" w:fill="62BC41"/>
+            <w:vAlign w:val="center"/>
+          </w:tcPr>
+          <w:p>
+            <w:pPr>
+              <w:pStyle w:val="13"/>
+              <w:jc w:val="center"/>
+              <w:rPr>
+                <w:rFonts w:ascii="Times New Roman" w:hAnsi="Times New Roman" w:eastAsia="微软雅黑" w:cs="Times New Roman"/>
+                <w:b/>
+                <w:color w:val="FFFFFF" w:themeColor="background1"/>
+                <w:sz w:val="21"/>
+                <w:szCs w:val="21"/>
+                <w14:textFill>
+                  <w14:solidFill>
+                    <w14:schemeClr w14:val="bg1"/>
+                  </w14:solidFill>
+                </w14:textFill>
+              </w:rPr>
+            </w:pPr>
+            <w:r>
+              <w:rPr>
+                <w:rFonts w:ascii="Times New Roman" w:hAnsi="Times New Roman" w:eastAsia="微软雅黑" w:cs="Times New Roman"/>
+                <w:b/>
+                <w:color w:val="FFFFFF" w:themeColor="background1"/>
+                <w:sz w:val="21"/>
+                <w:szCs w:val="21"/>
+                <w14:textFill>
+                  <w14:solidFill>
+                    <w14:schemeClr w14:val="bg1"/>
+                  </w14:solidFill>
+                </w14:textFill>
+              </w:rPr>
+              <w:t>癌种</w:t>
+            </w:r>
+          </w:p>
+        </w:tc>
+        <w:tc>
+          <w:tcPr>
+            <w:tcW w:w="1210" w:type="dxa"/>
+            <w:tcBorders>
+              <w:top w:val="nil"/>
+              <w:left w:val="single" w:color="FFFFFF" w:sz="18" w:space="0"/>
+              <w:bottom w:val="nil"/>
+              <w:right w:val="single" w:color="FFFFFF" w:sz="18" w:space="0"/>
+            </w:tcBorders>
+            <w:shd w:val="clear" w:color="auto" w:fill="62BC41"/>
+            <w:vAlign w:val="center"/>
+          </w:tcPr>
+          <w:p>
+            <w:pPr>
+              <w:pStyle w:val="13"/>
+              <w:jc w:val="center"/>
+              <w:rPr>
+                <w:rFonts w:ascii="Times New Roman" w:hAnsi="Times New Roman" w:eastAsia="微软雅黑" w:cs="Times New Roman"/>
+                <w:b/>
+                <w:color w:val="FFFFFF" w:themeColor="background1"/>
+                <w:sz w:val="21"/>
+                <w:szCs w:val="21"/>
+                <w14:textFill>
+                  <w14:solidFill>
+                    <w14:schemeClr w14:val="bg1"/>
+                  </w14:solidFill>
+                </w14:textFill>
+              </w:rPr>
+            </w:pPr>
+            <w:r>
+              <w:rPr>
+                <w:rFonts w:ascii="Times New Roman" w:hAnsi="Times New Roman" w:eastAsia="微软雅黑" w:cs="Times New Roman"/>
+                <w:b/>
+                <w:color w:val="FFFFFF" w:themeColor="background1"/>
+                <w:sz w:val="21"/>
+                <w:szCs w:val="21"/>
+                <w14:textFill>
+                  <w14:solidFill>
+                    <w14:schemeClr w14:val="bg1"/>
+                  </w14:solidFill>
+                </w14:textFill>
+              </w:rPr>
+              <w:t>药物</w:t>
+            </w:r>
+          </w:p>
+        </w:tc>
+        <w:tc>
+          <w:tcPr>
+            <w:tcW w:w="6124" w:type="dxa"/>
+            <w:tcBorders>
+              <w:top w:val="nil"/>
+              <w:left w:val="single" w:color="FFFFFF" w:sz="18" w:space="0"/>
+              <w:bottom w:val="nil"/>
+              <w:right w:val="single" w:color="FFFFFF" w:sz="18" w:space="0"/>
+            </w:tcBorders>
+            <w:shd w:val="clear" w:color="auto" w:fill="62BC41"/>
+            <w:vAlign w:val="center"/>
+          </w:tcPr>
+          <w:p>
+            <w:pPr>
+              <w:pStyle w:val="13"/>
+              <w:jc w:val="center"/>
+              <w:rPr>
+                <w:rFonts w:ascii="Times New Roman" w:hAnsi="Times New Roman" w:eastAsia="微软雅黑" w:cs="Times New Roman"/>
+                <w:b/>
+                <w:color w:val="FFFFFF" w:themeColor="background1"/>
+                <w:sz w:val="21"/>
+                <w:szCs w:val="21"/>
+                <w14:textFill>
+                  <w14:solidFill>
+                    <w14:schemeClr w14:val="bg1"/>
+                  </w14:solidFill>
+                </w14:textFill>
+              </w:rPr>
+            </w:pPr>
+            <w:r>
+              <w:rPr>
+                <w:rFonts w:ascii="Times New Roman" w:hAnsi="Times New Roman" w:eastAsia="微软雅黑" w:cs="Times New Roman"/>
+                <w:b/>
+                <w:color w:val="FFFFFF" w:themeColor="background1"/>
+                <w:sz w:val="21"/>
+                <w:szCs w:val="21"/>
+                <w14:textFill>
+                  <w14:solidFill>
+                    <w14:schemeClr w14:val="bg1"/>
+                  </w14:solidFill>
+                </w14:textFill>
+              </w:rPr>
+              <w:t>获批适应症</w:t>
+            </w:r>
+          </w:p>
+        </w:tc>
+        <w:tc>
+          <w:tcPr>
+            <w:tcW w:w="1393" w:type="dxa"/>
+            <w:tcBorders>
+              <w:top w:val="nil"/>
+              <w:left w:val="single" w:color="FFFFFF" w:sz="18" w:space="0"/>
+              <w:bottom w:val="nil"/>
+            </w:tcBorders>
+            <w:shd w:val="clear" w:color="auto" w:fill="62BC41"/>
+            <w:vAlign w:val="center"/>
+          </w:tcPr>
+          <w:p>
+            <w:pPr>
+              <w:pStyle w:val="13"/>
+              <w:jc w:val="center"/>
+              <w:rPr>
+                <w:rFonts w:ascii="Times New Roman" w:hAnsi="Times New Roman" w:eastAsia="微软雅黑" w:cs="Times New Roman"/>
+                <w:b/>
+                <w:color w:val="FFFFFF" w:themeColor="background1"/>
+                <w:sz w:val="21"/>
+                <w:szCs w:val="21"/>
+                <w14:textFill>
+                  <w14:solidFill>
+                    <w14:schemeClr w14:val="bg1"/>
+                  </w14:solidFill>
+                </w14:textFill>
+              </w:rPr>
+            </w:pPr>
+            <w:r>
+              <w:rPr>
+                <w:rFonts w:ascii="Times New Roman" w:hAnsi="Times New Roman" w:eastAsia="微软雅黑" w:cs="Times New Roman"/>
+                <w:b/>
+                <w:color w:val="FFFFFF" w:themeColor="background1"/>
+                <w:sz w:val="21"/>
+                <w:szCs w:val="21"/>
+                <w14:textFill>
+                  <w14:solidFill>
+                    <w14:schemeClr w14:val="bg1"/>
+                  </w14:solidFill>
+                </w14:textFill>
+              </w:rPr>
+              <w:t>获批机构</w:t>
+            </w:r>
+          </w:p>
+        </w:tc>
+      </w:tr>
+      <w:tr>
+        <w:tblPrEx>
+          <w:tblBorders>
+            <w:top w:val="single" w:color="A4A4A4" w:sz="4" w:space="0"/>
+            <w:left w:val="none" w:color="auto" w:sz="0" w:space="0"/>
+            <w:bottom w:val="single" w:color="A4A4A4" w:sz="4" w:space="0"/>
+            <w:right w:val="none" w:color="auto" w:sz="0" w:space="0"/>
+            <w:insideH w:val="single" w:color="A4A4A4" w:sz="4" w:space="0"/>
+            <w:insideV w:val="single" w:color="A4A4A4" w:sz="4" w:space="0"/>
+          </w:tblBorders>
+          <w:tblCellMar>
+            <w:top w:w="0" w:type="dxa"/>
+            <w:left w:w="113" w:type="dxa"/>
+            <w:bottom w:w="0" w:type="dxa"/>
+            <w:right w:w="113" w:type="dxa"/>
+          </w:tblCellMar>
+        </w:tblPrEx>
+        <w:trPr>
+          <w:jc w:val="center"/>
+        </w:trPr>
+        <w:tc>
+          <w:tcPr>
+            <w:tcW w:w="9937" w:type="dxa"/>
+            <w:gridSpan w:val="4"/>
+            <w:vAlign w:val="center"/>
+          </w:tcPr>
+          <w:p>
+            <w:pPr>
+              <w:widowControl/>
+              <w:snapToGrid w:val="0"/>
+              <w:jc w:val="center"/>
+              <w:textAlignment w:val="center"/>
+              <w:rPr>
+                <w:rFonts w:ascii="Times New Roman" w:hAnsi="Times New Roman" w:eastAsia="微软雅黑" w:cs="Times New Roman"/>
+                <w:sz w:val="21"/>
+                <w:szCs w:val="21"/>
+                <w:lang w:eastAsia="zh-CN"/>
+              </w:rPr>
+            </w:pPr>
+            <w:r>
+              <w:rPr>
+                <w:rFonts w:hint="eastAsia" w:ascii="Times New Roman" w:hAnsi="Times New Roman" w:eastAsia="微软雅黑" w:cs="Times New Roman"/>
+                <w:sz w:val="21"/>
+                <w:szCs w:val="21"/>
+                <w:lang w:eastAsia="zh-CN"/>
+              </w:rPr>
+              <w:t>{%tr for add in approvedDrugData %}</w:t>
+            </w:r>
+          </w:p>
+        </w:tc>
+      </w:tr>
+      <w:tr>
+        <w:tblPrEx>
+          <w:tblBorders>
+            <w:top w:val="single" w:color="A4A4A4" w:sz="4" w:space="0"/>
+            <w:left w:val="none" w:color="auto" w:sz="0" w:space="0"/>
+            <w:bottom w:val="single" w:color="A4A4A4" w:sz="4" w:space="0"/>
+            <w:right w:val="none" w:color="auto" w:sz="0" w:space="0"/>
+            <w:insideH w:val="single" w:color="A4A4A4" w:sz="4" w:space="0"/>
+            <w:insideV w:val="single" w:color="A4A4A4" w:sz="4" w:space="0"/>
+          </w:tblBorders>
+          <w:tblCellMar>
+            <w:top w:w="0" w:type="dxa"/>
+            <w:left w:w="113" w:type="dxa"/>
+            <w:bottom w:w="0" w:type="dxa"/>
+            <w:right w:w="113" w:type="dxa"/>
+          </w:tblCellMar>
+        </w:tblPrEx>
+        <w:trPr>
+          <w:jc w:val="center"/>
+        </w:trPr>
+        <w:tc>
+          <w:tcPr>
+            <w:tcW w:w="1210" w:type="dxa"/>
+            <w:vAlign w:val="center"/>
+          </w:tcPr>
+          <w:p>
+            <w:pPr>
+              <w:widowControl/>
+              <w:snapToGrid w:val="0"/>
+              <w:jc w:val="center"/>
+              <w:textAlignment w:val="center"/>
+              <w:rPr>
+                <w:rFonts w:ascii="Times New Roman" w:hAnsi="Times New Roman" w:eastAsia="微软雅黑" w:cs="Times New Roman"/>
+                <w:sz w:val="21"/>
+                <w:szCs w:val="21"/>
+                <w:lang w:eastAsia="zh-CN"/>
+              </w:rPr>
+            </w:pPr>
+            <w:r>
+              <w:rPr>
+                <w:rFonts w:hint="eastAsia" w:ascii="Times New Roman" w:hAnsi="Times New Roman" w:eastAsia="微软雅黑" w:cs="Times New Roman"/>
+                <w:sz w:val="21"/>
+                <w:szCs w:val="21"/>
+                <w:lang w:eastAsia="zh-CN"/>
+              </w:rPr>
+              <w:t>{{ add.disease }}</w:t>
+            </w:r>
+          </w:p>
+        </w:tc>
+        <w:tc>
+          <w:tcPr>
+            <w:tcW w:w="1210" w:type="dxa"/>
+            <w:vAlign w:val="center"/>
+          </w:tcPr>
+          <w:p>
+            <w:pPr>
+              <w:widowControl/>
+              <w:snapToGrid w:val="0"/>
+              <w:jc w:val="center"/>
+              <w:textAlignment w:val="center"/>
+              <w:rPr>
+                <w:rFonts w:ascii="Times New Roman" w:hAnsi="Times New Roman" w:eastAsia="微软雅黑" w:cs="Times New Roman"/>
+                <w:sz w:val="21"/>
+                <w:szCs w:val="21"/>
+                <w:lang w:eastAsia="zh-CN"/>
+              </w:rPr>
+            </w:pPr>
+            <w:r>
+              <w:rPr>
+                <w:rFonts w:hint="eastAsia" w:ascii="Times New Roman" w:hAnsi="Times New Roman" w:eastAsia="微软雅黑" w:cs="Times New Roman"/>
+                <w:sz w:val="21"/>
+                <w:szCs w:val="21"/>
+                <w:lang w:eastAsia="zh-CN"/>
+              </w:rPr>
+              <w:t>{{ add.drug }}</w:t>
+            </w:r>
+          </w:p>
+        </w:tc>
+        <w:tc>
+          <w:tcPr>
+            <w:tcW w:w="6124" w:type="dxa"/>
+            <w:vAlign w:val="center"/>
+          </w:tcPr>
+          <w:p>
+            <w:pPr>
+              <w:widowControl/>
+              <w:snapToGrid w:val="0"/>
+              <w:jc w:val="left"/>
+              <w:textAlignment w:val="center"/>
+              <w:rPr>
+                <w:rFonts w:ascii="Times New Roman" w:hAnsi="Times New Roman" w:eastAsia="微软雅黑" w:cs="Times New Roman"/>
+                <w:sz w:val="21"/>
+                <w:szCs w:val="21"/>
+                <w:lang w:eastAsia="zh-CN"/>
+              </w:rPr>
+            </w:pPr>
+            <w:r>
+              <w:rPr>
+                <w:rFonts w:hint="eastAsia" w:ascii="Times New Roman" w:hAnsi="Times New Roman" w:eastAsia="微软雅黑" w:cs="Times New Roman"/>
+                <w:sz w:val="21"/>
+                <w:szCs w:val="21"/>
+                <w:lang w:eastAsia="zh-CN"/>
+              </w:rPr>
+              <w:t>{{ add.indication }}</w:t>
+            </w:r>
+          </w:p>
+        </w:tc>
+        <w:tc>
+          <w:tcPr>
+            <w:tcW w:w="1393" w:type="dxa"/>
+            <w:vAlign w:val="center"/>
+          </w:tcPr>
+          <w:p>
+            <w:pPr>
+              <w:widowControl/>
+              <w:snapToGrid w:val="0"/>
+              <w:jc w:val="center"/>
+              <w:textAlignment w:val="center"/>
+              <w:rPr>
+                <w:rFonts w:ascii="Times New Roman" w:hAnsi="Times New Roman" w:eastAsia="微软雅黑" w:cs="Times New Roman"/>
+                <w:sz w:val="21"/>
+                <w:szCs w:val="21"/>
+                <w:lang w:eastAsia="zh-CN"/>
+              </w:rPr>
+            </w:pPr>
+            <w:r>
+              <w:rPr>
+                <w:rFonts w:hint="eastAsia" w:ascii="Times New Roman" w:hAnsi="Times New Roman" w:eastAsia="微软雅黑" w:cs="Times New Roman"/>
+                <w:sz w:val="21"/>
+                <w:szCs w:val="21"/>
+                <w:lang w:eastAsia="zh-CN"/>
+              </w:rPr>
+              <w:t>{{ add.institution }}</w:t>
+            </w:r>
+          </w:p>
+        </w:tc>
+      </w:tr>
+      <w:tr>
+        <w:tblPrEx>
+          <w:tblBorders>
+            <w:top w:val="single" w:color="A4A4A4" w:sz="4" w:space="0"/>
+            <w:left w:val="none" w:color="auto" w:sz="0" w:space="0"/>
+            <w:bottom w:val="single" w:color="A4A4A4" w:sz="4" w:space="0"/>
+            <w:right w:val="none" w:color="auto" w:sz="0" w:space="0"/>
+            <w:insideH w:val="single" w:color="A4A4A4" w:sz="4" w:space="0"/>
+            <w:insideV w:val="single" w:color="A4A4A4" w:sz="4" w:space="0"/>
+          </w:tblBorders>
+          <w:tblCellMar>
+            <w:top w:w="0" w:type="dxa"/>
+            <w:left w:w="113" w:type="dxa"/>
+            <w:bottom w:w="0" w:type="dxa"/>
+            <w:right w:w="113" w:type="dxa"/>
+          </w:tblCellMar>
+        </w:tblPrEx>
+        <w:trPr>
+          <w:jc w:val="center"/>
+        </w:trPr>
+        <w:tc>
+          <w:tcPr>
+            <w:tcW w:w="9937" w:type="dxa"/>
+            <w:gridSpan w:val="4"/>
+            <w:vAlign w:val="center"/>
+          </w:tcPr>
+          <w:p>
+            <w:pPr>
+              <w:widowControl/>
+              <w:snapToGrid w:val="0"/>
+              <w:jc w:val="center"/>
+              <w:textAlignment w:val="center"/>
+              <w:rPr>
+                <w:rFonts w:ascii="Times New Roman" w:hAnsi="Times New Roman" w:eastAsia="微软雅黑" w:cs="Times New Roman"/>
+                <w:sz w:val="21"/>
+                <w:szCs w:val="21"/>
+                <w:lang w:eastAsia="zh-CN"/>
+              </w:rPr>
+            </w:pPr>
+            <w:r>
+              <w:rPr>
+                <w:rFonts w:hint="eastAsia" w:ascii="Times New Roman" w:hAnsi="Times New Roman" w:eastAsia="微软雅黑" w:cs="Times New Roman"/>
+                <w:sz w:val="21"/>
+                <w:szCs w:val="21"/>
+                <w:lang w:eastAsia="zh-CN"/>
+              </w:rPr>
+              <w:t>{%tr endfor %}</w:t>
+            </w:r>
+          </w:p>
+        </w:tc>
+      </w:tr>
+    </w:tbl>
     <w:p>
       <w:pPr>
         <w:spacing w:line="400" w:lineRule="exact"/>
@@ -7021,6 +11351,120 @@
     </w:lvl>
   </w:abstractNum>
   <w:abstractNum w:abstractNumId="3">
+    <w:nsid w:val="64416983"/>
+    <w:multiLevelType w:val="multilevel"/>
+    <w:tmpl w:val="64416983"/>
+    <w:lvl w:ilvl="0" w:tentative="0">
+      <w:start w:val="1"/>
+      <w:numFmt w:val="bullet"/>
+      <w:pStyle w:val="3"/>
+      <w:lvlText w:val=""/>
+      <w:lvlJc w:val="left"/>
+      <w:pPr>
+        <w:ind w:left="832" w:hanging="420"/>
+      </w:pPr>
+      <w:rPr>
+        <w:rFonts w:hint="default" w:ascii="Wingdings" w:hAnsi="Wingdings"/>
+      </w:rPr>
+    </w:lvl>
+    <w:lvl w:ilvl="1" w:tentative="0">
+      <w:start w:val="1"/>
+      <w:numFmt w:val="bullet"/>
+      <w:lvlText w:val=""/>
+      <w:lvlJc w:val="left"/>
+      <w:pPr>
+        <w:ind w:left="1252" w:hanging="420"/>
+      </w:pPr>
+      <w:rPr>
+        <w:rFonts w:hint="default" w:ascii="Wingdings" w:hAnsi="Wingdings"/>
+      </w:rPr>
+    </w:lvl>
+    <w:lvl w:ilvl="2" w:tentative="0">
+      <w:start w:val="1"/>
+      <w:numFmt w:val="bullet"/>
+      <w:lvlText w:val=""/>
+      <w:lvlJc w:val="left"/>
+      <w:pPr>
+        <w:ind w:left="1672" w:hanging="420"/>
+      </w:pPr>
+      <w:rPr>
+        <w:rFonts w:hint="default" w:ascii="Wingdings" w:hAnsi="Wingdings"/>
+      </w:rPr>
+    </w:lvl>
+    <w:lvl w:ilvl="3" w:tentative="0">
+      <w:start w:val="1"/>
+      <w:numFmt w:val="bullet"/>
+      <w:lvlText w:val=""/>
+      <w:lvlJc w:val="left"/>
+      <w:pPr>
+        <w:ind w:left="2092" w:hanging="420"/>
+      </w:pPr>
+      <w:rPr>
+        <w:rFonts w:hint="default" w:ascii="Wingdings" w:hAnsi="Wingdings"/>
+      </w:rPr>
+    </w:lvl>
+    <w:lvl w:ilvl="4" w:tentative="0">
+      <w:start w:val="1"/>
+      <w:numFmt w:val="bullet"/>
+      <w:lvlText w:val=""/>
+      <w:lvlJc w:val="left"/>
+      <w:pPr>
+        <w:ind w:left="2512" w:hanging="420"/>
+      </w:pPr>
+      <w:rPr>
+        <w:rFonts w:hint="default" w:ascii="Wingdings" w:hAnsi="Wingdings"/>
+      </w:rPr>
+    </w:lvl>
+    <w:lvl w:ilvl="5" w:tentative="0">
+      <w:start w:val="1"/>
+      <w:numFmt w:val="bullet"/>
+      <w:lvlText w:val=""/>
+      <w:lvlJc w:val="left"/>
+      <w:pPr>
+        <w:ind w:left="2932" w:hanging="420"/>
+      </w:pPr>
+      <w:rPr>
+        <w:rFonts w:hint="default" w:ascii="Wingdings" w:hAnsi="Wingdings"/>
+      </w:rPr>
+    </w:lvl>
+    <w:lvl w:ilvl="6" w:tentative="0">
+      <w:start w:val="1"/>
+      <w:numFmt w:val="bullet"/>
+      <w:lvlText w:val=""/>
+      <w:lvlJc w:val="left"/>
+      <w:pPr>
+        <w:ind w:left="3352" w:hanging="420"/>
+      </w:pPr>
+      <w:rPr>
+        <w:rFonts w:hint="default" w:ascii="Wingdings" w:hAnsi="Wingdings"/>
+      </w:rPr>
+    </w:lvl>
+    <w:lvl w:ilvl="7" w:tentative="0">
+      <w:start w:val="1"/>
+      <w:numFmt w:val="bullet"/>
+      <w:lvlText w:val=""/>
+      <w:lvlJc w:val="left"/>
+      <w:pPr>
+        <w:ind w:left="3772" w:hanging="420"/>
+      </w:pPr>
+      <w:rPr>
+        <w:rFonts w:hint="default" w:ascii="Wingdings" w:hAnsi="Wingdings"/>
+      </w:rPr>
+    </w:lvl>
+    <w:lvl w:ilvl="8" w:tentative="0">
+      <w:start w:val="1"/>
+      <w:numFmt w:val="bullet"/>
+      <w:lvlText w:val=""/>
+      <w:lvlJc w:val="left"/>
+      <w:pPr>
+        <w:ind w:left="4192" w:hanging="420"/>
+      </w:pPr>
+      <w:rPr>
+        <w:rFonts w:hint="default" w:ascii="Wingdings" w:hAnsi="Wingdings"/>
+      </w:rPr>
+    </w:lvl>
+  </w:abstractNum>
+  <w:abstractNum w:abstractNumId="4">
     <w:nsid w:val="746B1D0F"/>
     <w:multiLevelType w:val="singleLevel"/>
     <w:tmpl w:val="746B1D0F"/>
@@ -7041,13 +11485,16 @@
     <w:abstractNumId w:val="2"/>
   </w:num>
   <w:num w:numId="2">
+    <w:abstractNumId w:val="3"/>
+  </w:num>
+  <w:num w:numId="3">
     <w:abstractNumId w:val="1"/>
   </w:num>
-  <w:num w:numId="3">
+  <w:num w:numId="4">
     <w:abstractNumId w:val="0"/>
   </w:num>
-  <w:num w:numId="4">
-    <w:abstractNumId w:val="3"/>
+  <w:num w:numId="5">
+    <w:abstractNumId w:val="4"/>
   </w:num>
 </w:numbering>
 </file>
@@ -7065,7 +11512,7 @@
   <w:latentStyles w:count="260" w:defQFormat="0" w:defUnhideWhenUsed="1" w:defSemiHidden="1" w:defUIPriority="99" w:defLockedState="0">
     <w:lsdException w:qFormat="1" w:unhideWhenUsed="0" w:uiPriority="0" w:semiHidden="0" w:name="Normal"/>
     <w:lsdException w:qFormat="1" w:unhideWhenUsed="0" w:uiPriority="1" w:semiHidden="0" w:name="heading 1"/>
-    <w:lsdException w:qFormat="1" w:uiPriority="9" w:name="heading 2"/>
+    <w:lsdException w:qFormat="1" w:unhideWhenUsed="0" w:uiPriority="1" w:semiHidden="0" w:name="heading 2"/>
     <w:lsdException w:qFormat="1" w:uiPriority="9" w:name="heading 3"/>
     <w:lsdException w:qFormat="1" w:uiPriority="9" w:name="heading 4"/>
     <w:lsdException w:qFormat="1" w:uiPriority="9" w:name="heading 5"/>
@@ -7095,7 +11542,7 @@
     <w:lsdException w:uiPriority="99" w:name="footnote text"/>
     <w:lsdException w:uiPriority="99" w:name="annotation text"/>
     <w:lsdException w:qFormat="1" w:uiPriority="99" w:semiHidden="0" w:name="header"/>
-    <w:lsdException w:uiPriority="99" w:semiHidden="0" w:name="footer"/>
+    <w:lsdException w:qFormat="1" w:uiPriority="99" w:semiHidden="0" w:name="footer"/>
     <w:lsdException w:uiPriority="99" w:name="index heading"/>
     <w:lsdException w:qFormat="1" w:uiPriority="35" w:name="caption"/>
     <w:lsdException w:uiPriority="99" w:name="table of figures"/>
@@ -7166,7 +11613,7 @@
     <w:lsdException w:uiPriority="99" w:name="HTML Sample"/>
     <w:lsdException w:uiPriority="99" w:name="HTML Typewriter"/>
     <w:lsdException w:uiPriority="99" w:name="HTML Variable"/>
-    <w:lsdException w:uiPriority="99" w:name="Normal Table"/>
+    <w:lsdException w:qFormat="1" w:uiPriority="99" w:name="Normal Table"/>
     <w:lsdException w:uiPriority="99" w:name="annotation subject"/>
     <w:lsdException w:uiPriority="99" w:name="Table Simple 1"/>
     <w:lsdException w:uiPriority="99" w:name="Table Simple 2"/>
@@ -7211,7 +11658,7 @@
     <w:lsdException w:uiPriority="99" w:name="Table Web 2"/>
     <w:lsdException w:uiPriority="99" w:name="Table Web 3"/>
     <w:lsdException w:uiPriority="99" w:name="Balloon Text"/>
-    <w:lsdException w:unhideWhenUsed="0" w:uiPriority="39" w:semiHidden="0" w:name="Table Grid"/>
+    <w:lsdException w:qFormat="1" w:unhideWhenUsed="0" w:uiPriority="39" w:semiHidden="0" w:name="Table Grid"/>
     <w:lsdException w:uiPriority="99" w:name="Table Theme"/>
     <w:lsdException w:unhideWhenUsed="0" w:uiPriority="60" w:semiHidden="0" w:name="Light Shading"/>
     <w:lsdException w:unhideWhenUsed="0" w:uiPriority="61" w:semiHidden="0" w:name="Light List"/>
@@ -7350,17 +11797,41 @@
       <w:lang w:eastAsia="zh-CN"/>
     </w:rPr>
   </w:style>
-  <w:style w:type="character" w:default="1" w:styleId="8">
+  <w:style w:type="paragraph" w:styleId="3">
+    <w:name w:val="heading 2"/>
+    <w:basedOn w:val="1"/>
+    <w:next w:val="1"/>
+    <w:qFormat/>
+    <w:uiPriority w:val="1"/>
+    <w:pPr>
+      <w:numPr>
+        <w:ilvl w:val="0"/>
+        <w:numId w:val="2"/>
+      </w:numPr>
+      <w:jc w:val="center"/>
+      <w:outlineLvl w:val="1"/>
+    </w:pPr>
+    <w:rPr>
+      <w:rFonts w:ascii="Times New Roman" w:hAnsi="Times New Roman" w:eastAsia="微软雅黑" w:cs="黑体"/>
+      <w:b/>
+      <w:bCs/>
+      <w:color w:val="62B541"/>
+      <w:sz w:val="30"/>
+      <w:szCs w:val="30"/>
+    </w:rPr>
+  </w:style>
+  <w:style w:type="character" w:default="1" w:styleId="9">
     <w:name w:val="Default Paragraph Font"/>
     <w:semiHidden/>
     <w:unhideWhenUsed/>
     <w:qFormat/>
     <w:uiPriority w:val="1"/>
   </w:style>
-  <w:style w:type="table" w:default="1" w:styleId="6">
+  <w:style w:type="table" w:default="1" w:styleId="7">
     <w:name w:val="Normal Table"/>
     <w:semiHidden/>
     <w:unhideWhenUsed/>
+    <w:qFormat/>
     <w:uiPriority w:val="99"/>
     <w:tblPr>
       <w:tblCellMar>
@@ -7371,11 +11842,12 @@
       </w:tblCellMar>
     </w:tblPr>
   </w:style>
-  <w:style w:type="paragraph" w:styleId="3">
+  <w:style w:type="paragraph" w:styleId="4">
     <w:name w:val="footer"/>
     <w:basedOn w:val="1"/>
-    <w:link w:val="11"/>
+    <w:link w:val="12"/>
     <w:unhideWhenUsed/>
+    <w:qFormat/>
     <w:uiPriority w:val="99"/>
     <w:pPr>
       <w:tabs>
@@ -7389,10 +11861,10 @@
       <w:szCs w:val="18"/>
     </w:rPr>
   </w:style>
-  <w:style w:type="paragraph" w:styleId="4">
+  <w:style w:type="paragraph" w:styleId="5">
     <w:name w:val="header"/>
     <w:basedOn w:val="1"/>
-    <w:link w:val="10"/>
+    <w:link w:val="11"/>
     <w:unhideWhenUsed/>
     <w:qFormat/>
     <w:uiPriority w:val="99"/>
@@ -7412,7 +11884,7 @@
       <w:szCs w:val="18"/>
     </w:rPr>
   </w:style>
-  <w:style w:type="paragraph" w:styleId="5">
+  <w:style w:type="paragraph" w:styleId="6">
     <w:name w:val="Normal (Web)"/>
     <w:basedOn w:val="1"/>
     <w:unhideWhenUsed/>
@@ -7427,9 +11899,10 @@
       <w:szCs w:val="24"/>
     </w:rPr>
   </w:style>
-  <w:style w:type="table" w:styleId="7">
+  <w:style w:type="table" w:styleId="8">
     <w:name w:val="Table Grid"/>
-    <w:basedOn w:val="6"/>
+    <w:basedOn w:val="7"/>
+    <w:qFormat/>
     <w:uiPriority w:val="39"/>
     <w:tblPr>
       <w:tblBorders>
@@ -7448,18 +11921,29 @@
       </w:tblCellMar>
     </w:tblPr>
   </w:style>
-  <w:style w:type="character" w:styleId="9">
+  <w:style w:type="character" w:styleId="10">
     <w:name w:val="Strong"/>
-    <w:basedOn w:val="8"/>
+    <w:basedOn w:val="9"/>
     <w:qFormat/>
     <w:uiPriority w:val="0"/>
     <w:rPr>
       <w:b/>
     </w:rPr>
   </w:style>
-  <w:style w:type="character" w:customStyle="1" w:styleId="10">
+  <w:style w:type="character" w:customStyle="1" w:styleId="11">
     <w:name w:val="页眉 Char"/>
-    <w:basedOn w:val="8"/>
+    <w:basedOn w:val="9"/>
+    <w:link w:val="5"/>
+    <w:qFormat/>
+    <w:uiPriority w:val="99"/>
+    <w:rPr>
+      <w:sz w:val="18"/>
+      <w:szCs w:val="18"/>
+    </w:rPr>
+  </w:style>
+  <w:style w:type="character" w:customStyle="1" w:styleId="12">
+    <w:name w:val="页脚 Char"/>
+    <w:basedOn w:val="9"/>
     <w:link w:val="4"/>
     <w:qFormat/>
     <w:uiPriority w:val="99"/>
@@ -7468,18 +11952,7 @@
       <w:szCs w:val="18"/>
     </w:rPr>
   </w:style>
-  <w:style w:type="character" w:customStyle="1" w:styleId="11">
-    <w:name w:val="页脚 Char"/>
-    <w:basedOn w:val="8"/>
-    <w:link w:val="3"/>
-    <w:qFormat/>
-    <w:uiPriority w:val="99"/>
-    <w:rPr>
-      <w:sz w:val="18"/>
-      <w:szCs w:val="18"/>
-    </w:rPr>
-  </w:style>
-  <w:style w:type="paragraph" w:customStyle="1" w:styleId="12">
+  <w:style w:type="paragraph" w:customStyle="1" w:styleId="13">
     <w:name w:val="Table Paragraph"/>
     <w:basedOn w:val="1"/>
     <w:qFormat/>
@@ -7752,9 +12225,7 @@
 
 <file path=customXml/item1.xml><?xml version="1.0" encoding="utf-8"?>
 <s:customData xmlns="http://www.wps.cn/officeDocument/2013/wpsCustomData" xmlns:s="http://www.wps.cn/officeDocument/2013/wpsCustomData">
-  <customSectProps>
-    <customSectPr/>
-  </customSectProps>
+  <customSectProps/>
   <customShpExts>
     <customShpInfo spid="_x0000_s1026" textRotate="1"/>
   </customShpExts>

--- a/WebContent/docx/KRAS_NRAS_BRAF基因报告模板.docx
+++ b/WebContent/docx/KRAS_NRAS_BRAF基因报告模板.docx
@@ -239,11 +239,25 @@
     </w:p>
     <w:p>
       <w:pPr>
+        <w:keepNext w:val="0"/>
+        <w:keepLines w:val="0"/>
+        <w:pageBreakBefore w:val="0"/>
+        <w:widowControl/>
         <w:tabs>
           <w:tab w:val="left" w:pos="6765"/>
         </w:tabs>
-        <w:spacing w:line="168" w:lineRule="auto"/>
+        <w:kinsoku/>
+        <w:wordWrap/>
+        <w:overflowPunct/>
+        <w:topLinePunct w:val="0"/>
+        <w:autoSpaceDE/>
+        <w:autoSpaceDN/>
+        <w:bidi w:val="0"/>
+        <w:adjustRightInd/>
+        <w:snapToGrid/>
+        <w:spacing w:after="0" w:line="168" w:lineRule="auto"/>
         <w:jc w:val="center"/>
+        <w:textAlignment w:val="auto"/>
         <w:rPr>
           <w:rFonts w:ascii="Times New Roman" w:hAnsi="Times New Roman" w:eastAsia="微软雅黑" w:cs="微软雅黑"/>
           <w:sz w:val="36"/>
@@ -439,8 +453,8 @@
     <w:tbl>
       <w:tblPr>
         <w:tblStyle w:val="7"/>
-        <w:tblW w:w="4850" w:type="pct"/>
-        <w:tblInd w:w="159" w:type="dxa"/>
+        <w:tblW w:w="5000" w:type="pct"/>
+        <w:jc w:val="center"/>
         <w:tblBorders>
           <w:top w:val="single" w:color="auto" w:sz="12" w:space="0"/>
           <w:left w:val="none" w:color="auto" w:sz="0" w:space="0"/>
@@ -458,9 +472,9 @@
         </w:tblCellMar>
       </w:tblPr>
       <w:tblGrid>
-        <w:gridCol w:w="3392"/>
-        <w:gridCol w:w="3489"/>
-        <w:gridCol w:w="3481"/>
+        <w:gridCol w:w="3243"/>
+        <w:gridCol w:w="3372"/>
+        <w:gridCol w:w="3467"/>
       </w:tblGrid>
       <w:tr>
         <w:tblPrEx>
@@ -482,10 +496,11 @@
         <w:trPr>
           <w:cantSplit/>
           <w:trHeight w:val="454" w:hRule="atLeast"/>
+          <w:jc w:val="center"/>
         </w:trPr>
         <w:tc>
           <w:tcPr>
-            <w:tcW w:w="1636" w:type="pct"/>
+            <w:tcW w:w="1608" w:type="pct"/>
             <w:tcBorders>
               <w:tl2br w:val="nil"/>
               <w:tr2bl w:val="nil"/>
@@ -531,7 +546,7 @@
         </w:tc>
         <w:tc>
           <w:tcPr>
-            <w:tcW w:w="1683" w:type="pct"/>
+            <w:tcW w:w="1672" w:type="pct"/>
             <w:tcBorders>
               <w:tl2br w:val="nil"/>
               <w:tr2bl w:val="nil"/>
@@ -577,7 +592,7 @@
         </w:tc>
         <w:tc>
           <w:tcPr>
-            <w:tcW w:w="1679" w:type="pct"/>
+            <w:tcW w:w="1719" w:type="pct"/>
             <w:tcBorders>
               <w:tl2br w:val="nil"/>
               <w:tr2bl w:val="nil"/>
@@ -642,10 +657,11 @@
         <w:trPr>
           <w:cantSplit/>
           <w:trHeight w:val="454" w:hRule="atLeast"/>
+          <w:jc w:val="center"/>
         </w:trPr>
         <w:tc>
           <w:tcPr>
-            <w:tcW w:w="1636" w:type="pct"/>
+            <w:tcW w:w="1608" w:type="pct"/>
             <w:tcBorders>
               <w:tl2br w:val="nil"/>
               <w:tr2bl w:val="nil"/>
@@ -691,7 +707,7 @@
         </w:tc>
         <w:tc>
           <w:tcPr>
-            <w:tcW w:w="1683" w:type="pct"/>
+            <w:tcW w:w="1672" w:type="pct"/>
             <w:tcBorders>
               <w:tl2br w:val="nil"/>
               <w:tr2bl w:val="nil"/>
@@ -737,7 +753,7 @@
         </w:tc>
         <w:tc>
           <w:tcPr>
-            <w:tcW w:w="1679" w:type="pct"/>
+            <w:tcW w:w="1719" w:type="pct"/>
             <w:tcBorders>
               <w:tl2br w:val="nil"/>
               <w:tr2bl w:val="nil"/>
@@ -802,10 +818,11 @@
         <w:trPr>
           <w:cantSplit/>
           <w:trHeight w:val="454" w:hRule="atLeast"/>
+          <w:jc w:val="center"/>
         </w:trPr>
         <w:tc>
           <w:tcPr>
-            <w:tcW w:w="1636" w:type="pct"/>
+            <w:tcW w:w="1608" w:type="pct"/>
             <w:tcBorders>
               <w:tl2br w:val="nil"/>
               <w:tr2bl w:val="nil"/>
@@ -851,7 +868,7 @@
         </w:tc>
         <w:tc>
           <w:tcPr>
-            <w:tcW w:w="1683" w:type="pct"/>
+            <w:tcW w:w="1672" w:type="pct"/>
             <w:tcBorders>
               <w:tl2br w:val="nil"/>
               <w:tr2bl w:val="nil"/>
@@ -897,7 +914,7 @@
         </w:tc>
         <w:tc>
           <w:tcPr>
-            <w:tcW w:w="1679" w:type="pct"/>
+            <w:tcW w:w="1719" w:type="pct"/>
             <w:tcBorders>
               <w:tl2br w:val="nil"/>
               <w:tr2bl w:val="nil"/>
@@ -962,10 +979,11 @@
         <w:trPr>
           <w:cantSplit/>
           <w:trHeight w:val="454" w:hRule="atLeast"/>
+          <w:jc w:val="center"/>
         </w:trPr>
         <w:tc>
           <w:tcPr>
-            <w:tcW w:w="1636" w:type="pct"/>
+            <w:tcW w:w="1608" w:type="pct"/>
             <w:tcBorders>
               <w:tl2br w:val="nil"/>
               <w:tr2bl w:val="nil"/>
@@ -1011,7 +1029,7 @@
         </w:tc>
         <w:tc>
           <w:tcPr>
-            <w:tcW w:w="1683" w:type="pct"/>
+            <w:tcW w:w="1672" w:type="pct"/>
             <w:tcBorders>
               <w:tl2br w:val="nil"/>
               <w:tr2bl w:val="nil"/>
@@ -1043,7 +1061,6 @@
               </w:rPr>
               <w:t>标本类型：</w:t>
             </w:r>
-            <w:bookmarkStart w:id="0" w:name="OLE_LINK12"/>
             <w:r>
               <w:rPr>
                 <w:rFonts w:hint="eastAsia" w:ascii="Times New Roman" w:hAnsi="Times New Roman" w:eastAsia="微软雅黑" w:cs="微软雅黑"/>
@@ -1055,12 +1072,11 @@
               </w:rPr>
               <w:t>{{ specimentype }}</w:t>
             </w:r>
-            <w:bookmarkEnd w:id="0"/>
-          </w:p>
-        </w:tc>
-        <w:tc>
-          <w:tcPr>
-            <w:tcW w:w="1679" w:type="pct"/>
+          </w:p>
+        </w:tc>
+        <w:tc>
+          <w:tcPr>
+            <w:tcW w:w="1719" w:type="pct"/>
             <w:tcBorders>
               <w:tl2br w:val="nil"/>
               <w:tr2bl w:val="nil"/>
@@ -1125,10 +1141,11 @@
         <w:trPr>
           <w:cantSplit/>
           <w:trHeight w:val="454" w:hRule="atLeast"/>
+          <w:jc w:val="center"/>
         </w:trPr>
         <w:tc>
           <w:tcPr>
-            <w:tcW w:w="1636" w:type="pct"/>
+            <w:tcW w:w="1608" w:type="pct"/>
             <w:tcBorders>
               <w:tl2br w:val="nil"/>
               <w:tr2bl w:val="nil"/>
@@ -1174,7 +1191,7 @@
         </w:tc>
         <w:tc>
           <w:tcPr>
-            <w:tcW w:w="1683" w:type="pct"/>
+            <w:tcW w:w="1672" w:type="pct"/>
             <w:tcBorders>
               <w:tl2br w:val="nil"/>
               <w:tr2bl w:val="nil"/>
@@ -1204,25 +1221,13 @@
                 <w:sz w:val="24"/>
                 <w:szCs w:val="24"/>
               </w:rPr>
-              <w:t>订单编号：</w:t>
-            </w:r>
-            <w:bookmarkStart w:id="1" w:name="OLE_LINK4"/>
-            <w:r>
-              <w:rPr>
-                <w:rFonts w:ascii="Times New Roman" w:hAnsi="Times New Roman" w:eastAsia="微软雅黑" w:cs="微软雅黑"/>
-                <w:bCs/>
-                <w:color w:val="000000"/>
-                <w:sz w:val="24"/>
-                <w:szCs w:val="24"/>
-              </w:rPr>
-              <w:t>-</w:t>
-            </w:r>
-            <w:bookmarkEnd w:id="1"/>
-          </w:p>
-        </w:tc>
-        <w:tc>
-          <w:tcPr>
-            <w:tcW w:w="1679" w:type="pct"/>
+              <w:t>订单编号：-</w:t>
+            </w:r>
+          </w:p>
+        </w:tc>
+        <w:tc>
+          <w:tcPr>
+            <w:tcW w:w="1719" w:type="pct"/>
             <w:tcBorders>
               <w:tl2br w:val="nil"/>
               <w:tr2bl w:val="nil"/>
@@ -1270,11 +1275,26 @@
     </w:tbl>
     <w:p>
       <w:pPr>
+        <w:keepNext w:val="0"/>
+        <w:keepLines w:val="0"/>
+        <w:pageBreakBefore w:val="0"/>
+        <w:widowControl/>
         <w:numPr>
           <w:ilvl w:val="0"/>
           <w:numId w:val="4"/>
         </w:numPr>
-        <w:spacing w:line="400" w:lineRule="exact"/>
+        <w:kinsoku/>
+        <w:wordWrap/>
+        <w:overflowPunct/>
+        <w:topLinePunct w:val="0"/>
+        <w:autoSpaceDE/>
+        <w:autoSpaceDN/>
+        <w:bidi w:val="0"/>
+        <w:adjustRightInd/>
+        <w:snapToGrid/>
+        <w:spacing w:after="0" w:line="400" w:lineRule="exact"/>
+        <w:ind w:left="420" w:hanging="420"/>
+        <w:textAlignment w:val="auto"/>
         <w:rPr>
           <w:rFonts w:ascii="Times New Roman" w:hAnsi="Times New Roman" w:eastAsia="微软雅黑" w:cs="微软雅黑"/>
           <w:b/>
@@ -1312,11 +1332,26 @@
     </w:p>
     <w:p>
       <w:pPr>
+        <w:keepNext w:val="0"/>
+        <w:keepLines w:val="0"/>
+        <w:pageBreakBefore w:val="0"/>
+        <w:widowControl/>
         <w:numPr>
           <w:ilvl w:val="0"/>
           <w:numId w:val="4"/>
         </w:numPr>
-        <w:spacing w:line="400" w:lineRule="exact"/>
+        <w:kinsoku/>
+        <w:wordWrap/>
+        <w:overflowPunct/>
+        <w:topLinePunct w:val="0"/>
+        <w:autoSpaceDE/>
+        <w:autoSpaceDN/>
+        <w:bidi w:val="0"/>
+        <w:adjustRightInd/>
+        <w:snapToGrid/>
+        <w:spacing w:after="0" w:line="400" w:lineRule="exact"/>
+        <w:ind w:left="420" w:hanging="420"/>
+        <w:textAlignment w:val="auto"/>
         <w:rPr>
           <w:rFonts w:ascii="Times New Roman" w:hAnsi="Times New Roman" w:eastAsia="微软雅黑" w:cs="微软雅黑"/>
           <w:b/>
@@ -1347,11 +1382,26 @@
     </w:p>
     <w:p>
       <w:pPr>
+        <w:keepNext w:val="0"/>
+        <w:keepLines w:val="0"/>
+        <w:pageBreakBefore w:val="0"/>
+        <w:widowControl/>
         <w:numPr>
           <w:ilvl w:val="0"/>
           <w:numId w:val="4"/>
         </w:numPr>
-        <w:spacing w:line="400" w:lineRule="exact"/>
+        <w:kinsoku/>
+        <w:wordWrap/>
+        <w:overflowPunct/>
+        <w:topLinePunct w:val="0"/>
+        <w:autoSpaceDE/>
+        <w:autoSpaceDN/>
+        <w:bidi w:val="0"/>
+        <w:adjustRightInd/>
+        <w:snapToGrid/>
+        <w:spacing w:after="0" w:line="400" w:lineRule="exact"/>
+        <w:ind w:left="420" w:hanging="420"/>
+        <w:textAlignment w:val="auto"/>
         <w:rPr>
           <w:rFonts w:ascii="Times New Roman" w:hAnsi="Times New Roman" w:eastAsia="微软雅黑" w:cs="微软雅黑"/>
           <w:b/>
@@ -1383,11 +1433,11 @@
         </w:tblCellMar>
       </w:tblPr>
       <w:tblGrid>
-        <w:gridCol w:w="5262"/>
-        <w:gridCol w:w="831"/>
-        <w:gridCol w:w="1727"/>
-        <w:gridCol w:w="838"/>
-        <w:gridCol w:w="1756"/>
+        <w:gridCol w:w="4960"/>
+        <w:gridCol w:w="784"/>
+        <w:gridCol w:w="1628"/>
+        <w:gridCol w:w="790"/>
+        <w:gridCol w:w="1655"/>
       </w:tblGrid>
       <w:tr>
         <w:tblPrEx>
@@ -1748,12 +1798,12 @@
         </w:tblCellMar>
       </w:tblPr>
       <w:tblGrid>
-        <w:gridCol w:w="1444"/>
-        <w:gridCol w:w="1444"/>
-        <w:gridCol w:w="1444"/>
-        <w:gridCol w:w="1802"/>
-        <w:gridCol w:w="1469"/>
-        <w:gridCol w:w="2549"/>
+        <w:gridCol w:w="1361"/>
+        <w:gridCol w:w="1361"/>
+        <w:gridCol w:w="1362"/>
+        <w:gridCol w:w="1699"/>
+        <w:gridCol w:w="1385"/>
+        <w:gridCol w:w="2402"/>
       </w:tblGrid>
       <w:tr>
         <w:tblPrEx>
@@ -1789,15 +1839,6 @@
                 <w:szCs w:val="28"/>
               </w:rPr>
             </w:pPr>
-            <w:r>
-              <w:rPr>
-                <w:rFonts w:ascii="Times New Roman" w:hAnsi="Times New Roman" w:eastAsia="微软雅黑" w:cs="微软雅黑"/>
-                <w:b/>
-                <w:sz w:val="28"/>
-                <w:szCs w:val="28"/>
-              </w:rPr>
-              <w:t>检测人：</w:t>
-            </w:r>
           </w:p>
         </w:tc>
         <w:tc>
@@ -1842,25 +1883,6 @@
                 <w:szCs w:val="28"/>
               </w:rPr>
             </w:pPr>
-            <w:r>
-              <w:rPr>
-                <w:rFonts w:ascii="Times New Roman" w:hAnsi="Times New Roman" w:eastAsia="微软雅黑" w:cs="微软雅黑"/>
-                <w:b/>
-                <w:sz w:val="28"/>
-                <w:szCs w:val="28"/>
-              </w:rPr>
-              <w:t>复核人</w:t>
-            </w:r>
-            <w:r>
-              <w:rPr>
-                <w:rFonts w:hint="eastAsia" w:ascii="Times New Roman" w:hAnsi="Times New Roman" w:eastAsia="微软雅黑" w:cs="微软雅黑"/>
-                <w:b/>
-                <w:sz w:val="28"/>
-                <w:szCs w:val="28"/>
-                <w:lang w:eastAsia="zh-CN"/>
-              </w:rPr>
-              <w:t>：</w:t>
-            </w:r>
           </w:p>
         </w:tc>
         <w:tc>
@@ -1973,10 +1995,10 @@
         </w:tblCellMar>
       </w:tblPr>
       <w:tblGrid>
-        <w:gridCol w:w="1024"/>
-        <w:gridCol w:w="1534"/>
-        <w:gridCol w:w="1227"/>
-        <w:gridCol w:w="6895"/>
+        <w:gridCol w:w="966"/>
+        <w:gridCol w:w="1448"/>
+        <w:gridCol w:w="1158"/>
+        <w:gridCol w:w="6508"/>
       </w:tblGrid>
       <w:tr>
         <w:tblPrEx>
@@ -5011,11 +5033,26 @@
     <w:p>
       <w:pPr>
         <w:pStyle w:val="2"/>
+        <w:keepNext w:val="0"/>
+        <w:keepLines w:val="0"/>
+        <w:pageBreakBefore w:val="0"/>
+        <w:widowControl/>
         <w:numPr>
           <w:ilvl w:val="255"/>
           <w:numId w:val="0"/>
         </w:numPr>
+        <w:kinsoku/>
+        <w:wordWrap/>
+        <w:overflowPunct/>
+        <w:topLinePunct w:val="0"/>
+        <w:autoSpaceDE/>
+        <w:autoSpaceDN/>
+        <w:bidi w:val="0"/>
+        <w:adjustRightInd/>
+        <w:snapToGrid/>
+        <w:spacing w:after="0" w:line="240" w:lineRule="auto"/>
         <w:jc w:val="left"/>
+        <w:textAlignment w:val="auto"/>
         <w:rPr>
           <w:rFonts w:hint="default" w:ascii="宋体" w:hAnsi="宋体" w:eastAsia="宋体" w:cs="宋体"/>
           <w:sz w:val="24"/>
@@ -5023,16 +5060,6 @@
           <w:lang w:val="en-US" w:eastAsia="zh-CN"/>
         </w:rPr>
       </w:pPr>
-      <w:bookmarkStart w:id="2" w:name="_Toc149837264"/>
-      <w:bookmarkStart w:id="3" w:name="_Toc12505"/>
-      <w:bookmarkStart w:id="4" w:name="_Toc21764_WPSOffice_Level1"/>
-      <w:bookmarkStart w:id="5" w:name="_Toc16594"/>
-      <w:bookmarkStart w:id="6" w:name="_Toc22658"/>
-      <w:bookmarkStart w:id="7" w:name="_Toc1707_WPSOffice_Level1"/>
-      <w:bookmarkStart w:id="8" w:name="_Toc27302"/>
-      <w:bookmarkStart w:id="9" w:name="_Toc28240"/>
-      <w:bookmarkStart w:id="10" w:name="_Toc2409"/>
-      <w:bookmarkStart w:id="11" w:name="_Toc13196_WPSOffice_Level1"/>
       <w:r>
         <w:rPr>
           <w:rFonts w:ascii="宋体" w:hAnsi="宋体" w:eastAsia="宋体" w:cs="宋体"/>
@@ -5702,18 +5729,680 @@
         </w:rPr>
         <w:t xml:space="preserve"> </w:t>
       </w:r>
+      <w:r>
+        <w:rPr>
+          <w:rFonts w:hint="eastAsia" w:ascii="Times New Roman" w:hAnsi="Times New Roman" w:eastAsia="微软雅黑" w:cs="Times New Roman"/>
+          <w:b/>
+          <w:bCs w:val="0"/>
+          <w:color w:val="auto"/>
+          <w:kern w:val="2"/>
+          <w:sz w:val="24"/>
+          <w:szCs w:val="24"/>
+          <w:lang w:val="en-US" w:eastAsia="zh-CN" w:bidi="ar-SA"/>
+        </w:rPr>
+        <w:t xml:space="preserve">{% for tdd in BodyDrugNoComplexStr %}{% if </w:t>
+      </w:r>
+      <w:r>
+        <w:rPr>
+          <w:rFonts w:hint="eastAsia" w:cs="Times New Roman"/>
+          <w:b/>
+          <w:bCs w:val="0"/>
+          <w:color w:val="auto"/>
+          <w:kern w:val="2"/>
+          <w:sz w:val="24"/>
+          <w:szCs w:val="24"/>
+          <w:lang w:val="en-US" w:eastAsia="zh-CN" w:bidi="ar-SA"/>
+        </w:rPr>
+        <w:t>(</w:t>
+      </w:r>
+      <w:r>
+        <w:rPr>
+          <w:rFonts w:hint="eastAsia" w:ascii="Times New Roman" w:hAnsi="Times New Roman" w:eastAsia="微软雅黑" w:cs="Times New Roman"/>
+          <w:b/>
+          <w:bCs w:val="0"/>
+          <w:color w:val="auto"/>
+          <w:kern w:val="2"/>
+          <w:sz w:val="24"/>
+          <w:szCs w:val="24"/>
+          <w:lang w:val="en-US" w:eastAsia="zh-CN" w:bidi="ar-SA"/>
+        </w:rPr>
+        <w:t xml:space="preserve">tdd.gene == </w:t>
+      </w:r>
+      <w:r>
+        <w:rPr>
+          <w:rFonts w:hint="default" w:cs="Times New Roman"/>
+          <w:b/>
+          <w:bCs w:val="0"/>
+          <w:color w:val="auto"/>
+          <w:kern w:val="2"/>
+          <w:sz w:val="24"/>
+          <w:szCs w:val="24"/>
+          <w:lang w:val="en-US" w:eastAsia="zh-CN" w:bidi="ar-SA"/>
+        </w:rPr>
+        <w:t>‘</w:t>
+      </w:r>
+      <w:r>
+        <w:rPr>
+          <w:rFonts w:hint="eastAsia" w:cs="Times New Roman"/>
+          <w:b/>
+          <w:bCs w:val="0"/>
+          <w:color w:val="auto"/>
+          <w:kern w:val="2"/>
+          <w:sz w:val="24"/>
+          <w:szCs w:val="24"/>
+          <w:lang w:val="en-US" w:eastAsia="zh-CN" w:bidi="ar-SA"/>
+        </w:rPr>
+        <w:t>KRAS</w:t>
+      </w:r>
+      <w:r>
+        <w:rPr>
+          <w:rFonts w:hint="default" w:cs="Times New Roman"/>
+          <w:b/>
+          <w:bCs w:val="0"/>
+          <w:color w:val="auto"/>
+          <w:kern w:val="2"/>
+          <w:sz w:val="24"/>
+          <w:szCs w:val="24"/>
+          <w:lang w:val="en-US" w:eastAsia="zh-CN" w:bidi="ar-SA"/>
+        </w:rPr>
+        <w:t>’</w:t>
+      </w:r>
+      <w:r>
+        <w:rPr>
+          <w:rFonts w:hint="eastAsia" w:cs="Times New Roman"/>
+          <w:b/>
+          <w:bCs w:val="0"/>
+          <w:color w:val="auto"/>
+          <w:kern w:val="2"/>
+          <w:sz w:val="24"/>
+          <w:szCs w:val="24"/>
+          <w:lang w:val="en-US" w:eastAsia="zh-CN" w:bidi="ar-SA"/>
+        </w:rPr>
+        <w:t xml:space="preserve"> and (</w:t>
+      </w:r>
+      <w:r>
+        <w:rPr>
+          <w:rFonts w:hint="default" w:cs="Times New Roman"/>
+          <w:b/>
+          <w:bCs w:val="0"/>
+          <w:color w:val="auto"/>
+          <w:kern w:val="2"/>
+          <w:sz w:val="24"/>
+          <w:szCs w:val="24"/>
+          <w:lang w:val="en-US" w:eastAsia="zh-CN" w:bidi="ar-SA"/>
+        </w:rPr>
+        <w:t>‘</w:t>
+      </w:r>
+      <w:r>
+        <w:rPr>
+          <w:rFonts w:hint="eastAsia" w:cs="Times New Roman"/>
+          <w:b/>
+          <w:bCs w:val="0"/>
+          <w:color w:val="auto"/>
+          <w:kern w:val="2"/>
+          <w:sz w:val="24"/>
+          <w:szCs w:val="24"/>
+          <w:lang w:val="en-US" w:eastAsia="zh-CN" w:bidi="ar-SA"/>
+        </w:rPr>
+        <w:t>G12C</w:t>
+      </w:r>
+      <w:r>
+        <w:rPr>
+          <w:rFonts w:hint="default" w:cs="Times New Roman"/>
+          <w:b/>
+          <w:bCs w:val="0"/>
+          <w:color w:val="auto"/>
+          <w:kern w:val="2"/>
+          <w:sz w:val="24"/>
+          <w:szCs w:val="24"/>
+          <w:lang w:val="en-US" w:eastAsia="zh-CN" w:bidi="ar-SA"/>
+        </w:rPr>
+        <w:t>’</w:t>
+      </w:r>
+      <w:r>
+        <w:rPr>
+          <w:rFonts w:hint="eastAsia" w:cs="Times New Roman"/>
+          <w:b/>
+          <w:bCs w:val="0"/>
+          <w:color w:val="auto"/>
+          <w:kern w:val="2"/>
+          <w:sz w:val="24"/>
+          <w:szCs w:val="24"/>
+          <w:lang w:val="en-US" w:eastAsia="zh-CN" w:bidi="ar-SA"/>
+        </w:rPr>
+        <w:t xml:space="preserve"> in tdd.ori_variant or </w:t>
+      </w:r>
+      <w:r>
+        <w:rPr>
+          <w:rFonts w:hint="default" w:cs="Times New Roman"/>
+          <w:b/>
+          <w:bCs w:val="0"/>
+          <w:color w:val="auto"/>
+          <w:kern w:val="2"/>
+          <w:sz w:val="24"/>
+          <w:szCs w:val="24"/>
+          <w:lang w:val="en-US" w:eastAsia="zh-CN" w:bidi="ar-SA"/>
+        </w:rPr>
+        <w:t>‘</w:t>
+      </w:r>
+      <w:r>
+        <w:rPr>
+          <w:rFonts w:hint="eastAsia" w:cs="Times New Roman"/>
+          <w:b/>
+          <w:bCs w:val="0"/>
+          <w:color w:val="auto"/>
+          <w:kern w:val="2"/>
+          <w:sz w:val="24"/>
+          <w:szCs w:val="24"/>
+          <w:lang w:val="en-US" w:eastAsia="zh-CN" w:bidi="ar-SA"/>
+        </w:rPr>
+        <w:t>G12S</w:t>
+      </w:r>
+      <w:r>
+        <w:rPr>
+          <w:rFonts w:hint="default" w:cs="Times New Roman"/>
+          <w:b/>
+          <w:bCs w:val="0"/>
+          <w:color w:val="auto"/>
+          <w:kern w:val="2"/>
+          <w:sz w:val="24"/>
+          <w:szCs w:val="24"/>
+          <w:lang w:val="en-US" w:eastAsia="zh-CN" w:bidi="ar-SA"/>
+        </w:rPr>
+        <w:t>’</w:t>
+      </w:r>
+      <w:r>
+        <w:rPr>
+          <w:rFonts w:hint="eastAsia" w:cs="Times New Roman"/>
+          <w:b/>
+          <w:bCs w:val="0"/>
+          <w:color w:val="auto"/>
+          <w:kern w:val="2"/>
+          <w:sz w:val="24"/>
+          <w:szCs w:val="24"/>
+          <w:lang w:val="en-US" w:eastAsia="zh-CN" w:bidi="ar-SA"/>
+        </w:rPr>
+        <w:t xml:space="preserve"> in tdd.ori_variant or </w:t>
+      </w:r>
+      <w:r>
+        <w:rPr>
+          <w:rFonts w:hint="default" w:cs="Times New Roman"/>
+          <w:b/>
+          <w:bCs w:val="0"/>
+          <w:color w:val="auto"/>
+          <w:kern w:val="2"/>
+          <w:sz w:val="24"/>
+          <w:szCs w:val="24"/>
+          <w:lang w:val="en-US" w:eastAsia="zh-CN" w:bidi="ar-SA"/>
+        </w:rPr>
+        <w:t>‘</w:t>
+      </w:r>
+      <w:r>
+        <w:rPr>
+          <w:rFonts w:hint="eastAsia" w:cs="Times New Roman"/>
+          <w:b/>
+          <w:bCs w:val="0"/>
+          <w:color w:val="auto"/>
+          <w:kern w:val="2"/>
+          <w:sz w:val="24"/>
+          <w:szCs w:val="24"/>
+          <w:lang w:val="en-US" w:eastAsia="zh-CN" w:bidi="ar-SA"/>
+        </w:rPr>
+        <w:t>G12R</w:t>
+      </w:r>
+      <w:r>
+        <w:rPr>
+          <w:rFonts w:hint="default" w:cs="Times New Roman"/>
+          <w:b/>
+          <w:bCs w:val="0"/>
+          <w:color w:val="auto"/>
+          <w:kern w:val="2"/>
+          <w:sz w:val="24"/>
+          <w:szCs w:val="24"/>
+          <w:lang w:val="en-US" w:eastAsia="zh-CN" w:bidi="ar-SA"/>
+        </w:rPr>
+        <w:t>’</w:t>
+      </w:r>
+      <w:r>
+        <w:rPr>
+          <w:rFonts w:hint="eastAsia" w:cs="Times New Roman"/>
+          <w:b/>
+          <w:bCs w:val="0"/>
+          <w:color w:val="auto"/>
+          <w:kern w:val="2"/>
+          <w:sz w:val="24"/>
+          <w:szCs w:val="24"/>
+          <w:lang w:val="en-US" w:eastAsia="zh-CN" w:bidi="ar-SA"/>
+        </w:rPr>
+        <w:t xml:space="preserve"> in tdd.ori_variant or </w:t>
+      </w:r>
+      <w:r>
+        <w:rPr>
+          <w:rFonts w:hint="default" w:cs="Times New Roman"/>
+          <w:b/>
+          <w:bCs w:val="0"/>
+          <w:color w:val="auto"/>
+          <w:kern w:val="2"/>
+          <w:sz w:val="24"/>
+          <w:szCs w:val="24"/>
+          <w:lang w:val="en-US" w:eastAsia="zh-CN" w:bidi="ar-SA"/>
+        </w:rPr>
+        <w:t>‘</w:t>
+      </w:r>
+      <w:r>
+        <w:rPr>
+          <w:rFonts w:hint="eastAsia" w:cs="Times New Roman"/>
+          <w:b/>
+          <w:bCs w:val="0"/>
+          <w:color w:val="auto"/>
+          <w:kern w:val="2"/>
+          <w:sz w:val="24"/>
+          <w:szCs w:val="24"/>
+          <w:lang w:val="en-US" w:eastAsia="zh-CN" w:bidi="ar-SA"/>
+        </w:rPr>
+        <w:t>G12V</w:t>
+      </w:r>
+      <w:r>
+        <w:rPr>
+          <w:rFonts w:hint="default" w:cs="Times New Roman"/>
+          <w:b/>
+          <w:bCs w:val="0"/>
+          <w:color w:val="auto"/>
+          <w:kern w:val="2"/>
+          <w:sz w:val="24"/>
+          <w:szCs w:val="24"/>
+          <w:lang w:val="en-US" w:eastAsia="zh-CN" w:bidi="ar-SA"/>
+        </w:rPr>
+        <w:t>’</w:t>
+      </w:r>
+      <w:r>
+        <w:rPr>
+          <w:rFonts w:hint="eastAsia" w:cs="Times New Roman"/>
+          <w:b/>
+          <w:bCs w:val="0"/>
+          <w:color w:val="auto"/>
+          <w:kern w:val="2"/>
+          <w:sz w:val="24"/>
+          <w:szCs w:val="24"/>
+          <w:lang w:val="en-US" w:eastAsia="zh-CN" w:bidi="ar-SA"/>
+        </w:rPr>
+        <w:t xml:space="preserve"> in tdd.ori_variant or </w:t>
+      </w:r>
+      <w:r>
+        <w:rPr>
+          <w:rFonts w:hint="default" w:cs="Times New Roman"/>
+          <w:b/>
+          <w:bCs w:val="0"/>
+          <w:color w:val="auto"/>
+          <w:kern w:val="2"/>
+          <w:sz w:val="24"/>
+          <w:szCs w:val="24"/>
+          <w:lang w:val="en-US" w:eastAsia="zh-CN" w:bidi="ar-SA"/>
+        </w:rPr>
+        <w:t>‘</w:t>
+      </w:r>
+      <w:r>
+        <w:rPr>
+          <w:rFonts w:hint="eastAsia" w:cs="Times New Roman"/>
+          <w:b/>
+          <w:bCs w:val="0"/>
+          <w:color w:val="auto"/>
+          <w:kern w:val="2"/>
+          <w:sz w:val="24"/>
+          <w:szCs w:val="24"/>
+          <w:lang w:val="en-US" w:eastAsia="zh-CN" w:bidi="ar-SA"/>
+        </w:rPr>
+        <w:t>G12D</w:t>
+      </w:r>
+      <w:r>
+        <w:rPr>
+          <w:rFonts w:hint="default" w:cs="Times New Roman"/>
+          <w:b/>
+          <w:bCs w:val="0"/>
+          <w:color w:val="auto"/>
+          <w:kern w:val="2"/>
+          <w:sz w:val="24"/>
+          <w:szCs w:val="24"/>
+          <w:lang w:val="en-US" w:eastAsia="zh-CN" w:bidi="ar-SA"/>
+        </w:rPr>
+        <w:t>’</w:t>
+      </w:r>
+      <w:r>
+        <w:rPr>
+          <w:rFonts w:hint="eastAsia" w:cs="Times New Roman"/>
+          <w:b/>
+          <w:bCs w:val="0"/>
+          <w:color w:val="auto"/>
+          <w:kern w:val="2"/>
+          <w:sz w:val="24"/>
+          <w:szCs w:val="24"/>
+          <w:lang w:val="en-US" w:eastAsia="zh-CN" w:bidi="ar-SA"/>
+        </w:rPr>
+        <w:t xml:space="preserve"> in tdd.ori_variant or </w:t>
+      </w:r>
+      <w:r>
+        <w:rPr>
+          <w:rFonts w:hint="default" w:cs="Times New Roman"/>
+          <w:b/>
+          <w:bCs w:val="0"/>
+          <w:color w:val="auto"/>
+          <w:kern w:val="2"/>
+          <w:sz w:val="24"/>
+          <w:szCs w:val="24"/>
+          <w:lang w:val="en-US" w:eastAsia="zh-CN" w:bidi="ar-SA"/>
+        </w:rPr>
+        <w:t>‘</w:t>
+      </w:r>
+      <w:r>
+        <w:rPr>
+          <w:rFonts w:hint="eastAsia" w:cs="Times New Roman"/>
+          <w:b/>
+          <w:bCs w:val="0"/>
+          <w:color w:val="auto"/>
+          <w:kern w:val="2"/>
+          <w:sz w:val="24"/>
+          <w:szCs w:val="24"/>
+          <w:lang w:val="en-US" w:eastAsia="zh-CN" w:bidi="ar-SA"/>
+        </w:rPr>
+        <w:t>G12A</w:t>
+      </w:r>
+      <w:r>
+        <w:rPr>
+          <w:rFonts w:hint="default" w:cs="Times New Roman"/>
+          <w:b/>
+          <w:bCs w:val="0"/>
+          <w:color w:val="auto"/>
+          <w:kern w:val="2"/>
+          <w:sz w:val="24"/>
+          <w:szCs w:val="24"/>
+          <w:lang w:val="en-US" w:eastAsia="zh-CN" w:bidi="ar-SA"/>
+        </w:rPr>
+        <w:t>’</w:t>
+      </w:r>
+      <w:r>
+        <w:rPr>
+          <w:rFonts w:hint="eastAsia" w:cs="Times New Roman"/>
+          <w:b/>
+          <w:bCs w:val="0"/>
+          <w:color w:val="auto"/>
+          <w:kern w:val="2"/>
+          <w:sz w:val="24"/>
+          <w:szCs w:val="24"/>
+          <w:lang w:val="en-US" w:eastAsia="zh-CN" w:bidi="ar-SA"/>
+        </w:rPr>
+        <w:t xml:space="preserve"> in tdd.ori_variant or </w:t>
+      </w:r>
+      <w:r>
+        <w:rPr>
+          <w:rFonts w:hint="default" w:cs="Times New Roman"/>
+          <w:b/>
+          <w:bCs w:val="0"/>
+          <w:color w:val="auto"/>
+          <w:kern w:val="2"/>
+          <w:sz w:val="24"/>
+          <w:szCs w:val="24"/>
+          <w:lang w:val="en-US" w:eastAsia="zh-CN" w:bidi="ar-SA"/>
+        </w:rPr>
+        <w:t>‘</w:t>
+      </w:r>
+      <w:r>
+        <w:rPr>
+          <w:rFonts w:hint="eastAsia" w:cs="Times New Roman"/>
+          <w:b/>
+          <w:bCs w:val="0"/>
+          <w:color w:val="auto"/>
+          <w:kern w:val="2"/>
+          <w:sz w:val="24"/>
+          <w:szCs w:val="24"/>
+          <w:lang w:val="en-US" w:eastAsia="zh-CN" w:bidi="ar-SA"/>
+        </w:rPr>
+        <w:t>G13D</w:t>
+      </w:r>
+      <w:r>
+        <w:rPr>
+          <w:rFonts w:hint="default" w:cs="Times New Roman"/>
+          <w:b/>
+          <w:bCs w:val="0"/>
+          <w:color w:val="auto"/>
+          <w:kern w:val="2"/>
+          <w:sz w:val="24"/>
+          <w:szCs w:val="24"/>
+          <w:lang w:val="en-US" w:eastAsia="zh-CN" w:bidi="ar-SA"/>
+        </w:rPr>
+        <w:t>’</w:t>
+      </w:r>
+      <w:r>
+        <w:rPr>
+          <w:rFonts w:hint="eastAsia" w:cs="Times New Roman"/>
+          <w:b/>
+          <w:bCs w:val="0"/>
+          <w:color w:val="auto"/>
+          <w:kern w:val="2"/>
+          <w:sz w:val="24"/>
+          <w:szCs w:val="24"/>
+          <w:lang w:val="en-US" w:eastAsia="zh-CN" w:bidi="ar-SA"/>
+        </w:rPr>
+        <w:t xml:space="preserve"> in tdd.ori_variant)) or (tdd .gene == </w:t>
+      </w:r>
+      <w:r>
+        <w:rPr>
+          <w:rFonts w:hint="default" w:cs="Times New Roman"/>
+          <w:b/>
+          <w:bCs w:val="0"/>
+          <w:color w:val="auto"/>
+          <w:kern w:val="2"/>
+          <w:sz w:val="24"/>
+          <w:szCs w:val="24"/>
+          <w:lang w:val="en-US" w:eastAsia="zh-CN" w:bidi="ar-SA"/>
+        </w:rPr>
+        <w:t>‘</w:t>
+      </w:r>
+      <w:r>
+        <w:rPr>
+          <w:rFonts w:hint="eastAsia" w:cs="Times New Roman"/>
+          <w:b/>
+          <w:bCs w:val="0"/>
+          <w:color w:val="auto"/>
+          <w:kern w:val="2"/>
+          <w:sz w:val="24"/>
+          <w:szCs w:val="24"/>
+          <w:lang w:val="en-US" w:eastAsia="zh-CN" w:bidi="ar-SA"/>
+        </w:rPr>
+        <w:t>NRAS</w:t>
+      </w:r>
+      <w:r>
+        <w:rPr>
+          <w:rFonts w:hint="default" w:cs="Times New Roman"/>
+          <w:b/>
+          <w:bCs w:val="0"/>
+          <w:color w:val="auto"/>
+          <w:kern w:val="2"/>
+          <w:sz w:val="24"/>
+          <w:szCs w:val="24"/>
+          <w:lang w:val="en-US" w:eastAsia="zh-CN" w:bidi="ar-SA"/>
+        </w:rPr>
+        <w:t>’</w:t>
+      </w:r>
+      <w:r>
+        <w:rPr>
+          <w:rFonts w:hint="eastAsia" w:cs="Times New Roman"/>
+          <w:b/>
+          <w:bCs w:val="0"/>
+          <w:color w:val="auto"/>
+          <w:kern w:val="2"/>
+          <w:sz w:val="24"/>
+          <w:szCs w:val="24"/>
+          <w:lang w:val="en-US" w:eastAsia="zh-CN" w:bidi="ar-SA"/>
+        </w:rPr>
+        <w:t>and (</w:t>
+      </w:r>
+      <w:r>
+        <w:rPr>
+          <w:rFonts w:ascii="宋体" w:hAnsi="宋体" w:eastAsia="宋体" w:cs="宋体"/>
+          <w:kern w:val="2"/>
+          <w:sz w:val="24"/>
+          <w:szCs w:val="24"/>
+        </w:rPr>
+        <w:t>'G12D' in tdd.ori_variant or 'G13R' in tdd.ori_variant or 'G13D' in tdd.ori_variant or 'G13V' in tdd.ori_variant or 'A59D' in tdd.ori_variant or 'Q61R' in tdd.ori_variant or 'K117N' in tdd.ori_variant or 'A146T' in tdd.ori_variant</w:t>
+      </w:r>
+      <w:r>
+        <w:rPr>
+          <w:rFonts w:hint="eastAsia" w:cs="Times New Roman"/>
+          <w:b/>
+          <w:bCs w:val="0"/>
+          <w:color w:val="auto"/>
+          <w:kern w:val="2"/>
+          <w:sz w:val="24"/>
+          <w:szCs w:val="24"/>
+          <w:lang w:val="en-US" w:eastAsia="zh-CN" w:bidi="ar-SA"/>
+        </w:rPr>
+        <w:t xml:space="preserve">)) or (tdd.gene == </w:t>
+      </w:r>
+      <w:r>
+        <w:rPr>
+          <w:rFonts w:hint="default" w:cs="Times New Roman"/>
+          <w:b/>
+          <w:bCs w:val="0"/>
+          <w:color w:val="auto"/>
+          <w:kern w:val="2"/>
+          <w:sz w:val="24"/>
+          <w:szCs w:val="24"/>
+          <w:lang w:val="en-US" w:eastAsia="zh-CN" w:bidi="ar-SA"/>
+        </w:rPr>
+        <w:t>‘</w:t>
+      </w:r>
+      <w:r>
+        <w:rPr>
+          <w:rFonts w:hint="eastAsia" w:cs="Times New Roman"/>
+          <w:b/>
+          <w:bCs w:val="0"/>
+          <w:color w:val="auto"/>
+          <w:kern w:val="2"/>
+          <w:sz w:val="24"/>
+          <w:szCs w:val="24"/>
+          <w:lang w:val="en-US" w:eastAsia="zh-CN" w:bidi="ar-SA"/>
+        </w:rPr>
+        <w:t>BRAF</w:t>
+      </w:r>
+      <w:r>
+        <w:rPr>
+          <w:rFonts w:hint="default" w:cs="Times New Roman"/>
+          <w:b/>
+          <w:bCs w:val="0"/>
+          <w:color w:val="auto"/>
+          <w:kern w:val="2"/>
+          <w:sz w:val="24"/>
+          <w:szCs w:val="24"/>
+          <w:lang w:val="en-US" w:eastAsia="zh-CN" w:bidi="ar-SA"/>
+        </w:rPr>
+        <w:t>’</w:t>
+      </w:r>
+      <w:r>
+        <w:rPr>
+          <w:rFonts w:hint="eastAsia" w:cs="Times New Roman"/>
+          <w:b/>
+          <w:bCs w:val="0"/>
+          <w:color w:val="auto"/>
+          <w:kern w:val="2"/>
+          <w:sz w:val="24"/>
+          <w:szCs w:val="24"/>
+          <w:lang w:val="en-US" w:eastAsia="zh-CN" w:bidi="ar-SA"/>
+        </w:rPr>
+        <w:t xml:space="preserve"> and </w:t>
+      </w:r>
+      <w:r>
+        <w:rPr>
+          <w:rFonts w:hint="default" w:cs="Times New Roman"/>
+          <w:b/>
+          <w:bCs w:val="0"/>
+          <w:color w:val="auto"/>
+          <w:kern w:val="2"/>
+          <w:sz w:val="24"/>
+          <w:szCs w:val="24"/>
+          <w:lang w:val="en-US" w:eastAsia="zh-CN" w:bidi="ar-SA"/>
+        </w:rPr>
+        <w:t>‘</w:t>
+      </w:r>
+      <w:r>
+        <w:rPr>
+          <w:rFonts w:hint="eastAsia" w:cs="Times New Roman"/>
+          <w:b/>
+          <w:bCs w:val="0"/>
+          <w:color w:val="auto"/>
+          <w:kern w:val="2"/>
+          <w:sz w:val="24"/>
+          <w:szCs w:val="24"/>
+          <w:lang w:val="en-US" w:eastAsia="zh-CN" w:bidi="ar-SA"/>
+        </w:rPr>
+        <w:t>V600E</w:t>
+      </w:r>
+      <w:r>
+        <w:rPr>
+          <w:rFonts w:hint="default" w:cs="Times New Roman"/>
+          <w:b/>
+          <w:bCs w:val="0"/>
+          <w:color w:val="auto"/>
+          <w:kern w:val="2"/>
+          <w:sz w:val="24"/>
+          <w:szCs w:val="24"/>
+          <w:lang w:val="en-US" w:eastAsia="zh-CN" w:bidi="ar-SA"/>
+        </w:rPr>
+        <w:t>’</w:t>
+      </w:r>
+      <w:r>
+        <w:rPr>
+          <w:rFonts w:hint="eastAsia" w:cs="Times New Roman"/>
+          <w:b/>
+          <w:bCs w:val="0"/>
+          <w:color w:val="auto"/>
+          <w:kern w:val="2"/>
+          <w:sz w:val="24"/>
+          <w:szCs w:val="24"/>
+          <w:lang w:val="en-US" w:eastAsia="zh-CN" w:bidi="ar-SA"/>
+        </w:rPr>
+        <w:t xml:space="preserve"> in tdd.ori_variant)</w:t>
+      </w:r>
+      <w:r>
+        <w:rPr>
+          <w:rFonts w:hint="eastAsia" w:ascii="Times New Roman" w:hAnsi="Times New Roman" w:eastAsia="微软雅黑" w:cs="Times New Roman"/>
+          <w:b/>
+          <w:bCs w:val="0"/>
+          <w:color w:val="auto"/>
+          <w:kern w:val="2"/>
+          <w:sz w:val="24"/>
+          <w:szCs w:val="24"/>
+          <w:lang w:val="en-US" w:eastAsia="zh-CN" w:bidi="ar-SA"/>
+        </w:rPr>
+        <w:t>%}</w:t>
+      </w:r>
     </w:p>
     <w:p>
       <w:pPr>
+        <w:keepNext w:val="0"/>
+        <w:keepLines w:val="0"/>
+        <w:pageBreakBefore w:val="0"/>
+        <w:widowControl w:val="0"/>
         <w:numPr>
           <w:ilvl w:val="255"/>
           <w:numId w:val="0"/>
         </w:numPr>
+        <w:kinsoku/>
+        <w:wordWrap/>
+        <w:overflowPunct/>
+        <w:topLinePunct w:val="0"/>
+        <w:autoSpaceDE/>
+        <w:autoSpaceDN/>
+        <w:bidi w:val="0"/>
+        <w:adjustRightInd/>
+        <w:snapToGrid/>
+        <w:spacing w:before="157" w:beforeLines="50" w:after="0" w:line="240" w:lineRule="auto"/>
         <w:jc w:val="left"/>
+        <w:textAlignment w:val="auto"/>
         <w:outlineLvl w:val="9"/>
         <w:rPr>
           <w:rFonts w:ascii="Times New Roman" w:hAnsi="Times New Roman" w:eastAsia="微软雅黑" w:cs="Times New Roman"/>
           <w:b/>
+          <w:kern w:val="2"/>
           <w:sz w:val="24"/>
           <w:szCs w:val="24"/>
           <w:lang w:eastAsia="zh-CN"/>
@@ -5723,615 +6412,7 @@
         <w:rPr>
           <w:rFonts w:hint="eastAsia" w:ascii="Times New Roman" w:hAnsi="Times New Roman" w:eastAsia="微软雅黑" w:cs="Times New Roman"/>
           <w:b/>
-          <w:bCs w:val="0"/>
-          <w:color w:val="auto"/>
-          <w:sz w:val="24"/>
-          <w:szCs w:val="24"/>
-          <w:lang w:val="en-US" w:eastAsia="zh-CN" w:bidi="ar-SA"/>
-        </w:rPr>
-        <w:t>{% for tdd in BodyDrugNoComplexStr %}</w:t>
-      </w:r>
-      <w:bookmarkEnd w:id="2"/>
-      <w:r>
-        <w:rPr>
-          <w:rFonts w:hint="eastAsia" w:ascii="Times New Roman" w:hAnsi="Times New Roman" w:eastAsia="微软雅黑" w:cs="Times New Roman"/>
-          <w:b/>
-          <w:bCs w:val="0"/>
-          <w:color w:val="auto"/>
-          <w:sz w:val="24"/>
-          <w:szCs w:val="24"/>
-          <w:lang w:val="en-US" w:eastAsia="zh-CN" w:bidi="ar-SA"/>
-        </w:rPr>
-        <w:t xml:space="preserve">{% if </w:t>
-      </w:r>
-      <w:r>
-        <w:rPr>
-          <w:rFonts w:hint="eastAsia" w:cs="Times New Roman"/>
-          <w:b/>
-          <w:bCs w:val="0"/>
-          <w:color w:val="auto"/>
-          <w:sz w:val="24"/>
-          <w:szCs w:val="24"/>
-          <w:lang w:val="en-US" w:eastAsia="zh-CN" w:bidi="ar-SA"/>
-        </w:rPr>
-        <w:t>(</w:t>
-      </w:r>
-      <w:r>
-        <w:rPr>
-          <w:rFonts w:hint="eastAsia" w:ascii="Times New Roman" w:hAnsi="Times New Roman" w:eastAsia="微软雅黑" w:cs="Times New Roman"/>
-          <w:b/>
-          <w:bCs w:val="0"/>
-          <w:color w:val="auto"/>
-          <w:sz w:val="24"/>
-          <w:szCs w:val="24"/>
-          <w:lang w:val="en-US" w:eastAsia="zh-CN" w:bidi="ar-SA"/>
-        </w:rPr>
-        <w:t xml:space="preserve">tdd.gene == </w:t>
-      </w:r>
-      <w:r>
-        <w:rPr>
-          <w:rFonts w:hint="default" w:cs="Times New Roman"/>
-          <w:b/>
-          <w:bCs w:val="0"/>
-          <w:color w:val="auto"/>
-          <w:sz w:val="24"/>
-          <w:szCs w:val="24"/>
-          <w:lang w:val="en-US" w:eastAsia="zh-CN" w:bidi="ar-SA"/>
-        </w:rPr>
-        <w:t>‘</w:t>
-      </w:r>
-      <w:r>
-        <w:rPr>
-          <w:rFonts w:hint="eastAsia" w:cs="Times New Roman"/>
-          <w:b/>
-          <w:bCs w:val="0"/>
-          <w:color w:val="auto"/>
-          <w:sz w:val="24"/>
-          <w:szCs w:val="24"/>
-          <w:lang w:val="en-US" w:eastAsia="zh-CN" w:bidi="ar-SA"/>
-        </w:rPr>
-        <w:t>KRAS</w:t>
-      </w:r>
-      <w:r>
-        <w:rPr>
-          <w:rFonts w:hint="default" w:cs="Times New Roman"/>
-          <w:b/>
-          <w:bCs w:val="0"/>
-          <w:color w:val="auto"/>
-          <w:sz w:val="24"/>
-          <w:szCs w:val="24"/>
-          <w:lang w:val="en-US" w:eastAsia="zh-CN" w:bidi="ar-SA"/>
-        </w:rPr>
-        <w:t>’</w:t>
-      </w:r>
-      <w:r>
-        <w:rPr>
-          <w:rFonts w:hint="eastAsia" w:cs="Times New Roman"/>
-          <w:b/>
-          <w:bCs w:val="0"/>
-          <w:color w:val="auto"/>
-          <w:sz w:val="24"/>
-          <w:szCs w:val="24"/>
-          <w:lang w:val="en-US" w:eastAsia="zh-CN" w:bidi="ar-SA"/>
-        </w:rPr>
-        <w:t xml:space="preserve"> and (</w:t>
-      </w:r>
-      <w:r>
-        <w:rPr>
-          <w:rFonts w:hint="default" w:cs="Times New Roman"/>
-          <w:b/>
-          <w:bCs w:val="0"/>
-          <w:color w:val="auto"/>
-          <w:sz w:val="24"/>
-          <w:szCs w:val="24"/>
-          <w:lang w:val="en-US" w:eastAsia="zh-CN" w:bidi="ar-SA"/>
-        </w:rPr>
-        <w:t>‘</w:t>
-      </w:r>
-      <w:r>
-        <w:rPr>
-          <w:rFonts w:hint="eastAsia" w:cs="Times New Roman"/>
-          <w:b/>
-          <w:bCs w:val="0"/>
-          <w:color w:val="auto"/>
-          <w:sz w:val="24"/>
-          <w:szCs w:val="24"/>
-          <w:lang w:val="en-US" w:eastAsia="zh-CN" w:bidi="ar-SA"/>
-        </w:rPr>
-        <w:t>G12C</w:t>
-      </w:r>
-      <w:r>
-        <w:rPr>
-          <w:rFonts w:hint="default" w:cs="Times New Roman"/>
-          <w:b/>
-          <w:bCs w:val="0"/>
-          <w:color w:val="auto"/>
-          <w:sz w:val="24"/>
-          <w:szCs w:val="24"/>
-          <w:lang w:val="en-US" w:eastAsia="zh-CN" w:bidi="ar-SA"/>
-        </w:rPr>
-        <w:t>’</w:t>
-      </w:r>
-      <w:r>
-        <w:rPr>
-          <w:rFonts w:hint="eastAsia" w:cs="Times New Roman"/>
-          <w:b/>
-          <w:bCs w:val="0"/>
-          <w:color w:val="auto"/>
-          <w:sz w:val="24"/>
-          <w:szCs w:val="24"/>
-          <w:lang w:val="en-US" w:eastAsia="zh-CN" w:bidi="ar-SA"/>
-        </w:rPr>
-        <w:t xml:space="preserve"> in tdd.ori_variant or </w:t>
-      </w:r>
-      <w:r>
-        <w:rPr>
-          <w:rFonts w:hint="default" w:cs="Times New Roman"/>
-          <w:b/>
-          <w:bCs w:val="0"/>
-          <w:color w:val="auto"/>
-          <w:sz w:val="24"/>
-          <w:szCs w:val="24"/>
-          <w:lang w:val="en-US" w:eastAsia="zh-CN" w:bidi="ar-SA"/>
-        </w:rPr>
-        <w:t>‘</w:t>
-      </w:r>
-      <w:r>
-        <w:rPr>
-          <w:rFonts w:hint="eastAsia" w:cs="Times New Roman"/>
-          <w:b/>
-          <w:bCs w:val="0"/>
-          <w:color w:val="auto"/>
-          <w:sz w:val="24"/>
-          <w:szCs w:val="24"/>
-          <w:lang w:val="en-US" w:eastAsia="zh-CN" w:bidi="ar-SA"/>
-        </w:rPr>
-        <w:t>G12S</w:t>
-      </w:r>
-      <w:r>
-        <w:rPr>
-          <w:rFonts w:hint="default" w:cs="Times New Roman"/>
-          <w:b/>
-          <w:bCs w:val="0"/>
-          <w:color w:val="auto"/>
-          <w:sz w:val="24"/>
-          <w:szCs w:val="24"/>
-          <w:lang w:val="en-US" w:eastAsia="zh-CN" w:bidi="ar-SA"/>
-        </w:rPr>
-        <w:t>’</w:t>
-      </w:r>
-      <w:r>
-        <w:rPr>
-          <w:rFonts w:hint="eastAsia" w:cs="Times New Roman"/>
-          <w:b/>
-          <w:bCs w:val="0"/>
-          <w:color w:val="auto"/>
-          <w:sz w:val="24"/>
-          <w:szCs w:val="24"/>
-          <w:lang w:val="en-US" w:eastAsia="zh-CN" w:bidi="ar-SA"/>
-        </w:rPr>
-        <w:t xml:space="preserve"> in tdd.ori_variant or </w:t>
-      </w:r>
-      <w:r>
-        <w:rPr>
-          <w:rFonts w:hint="default" w:cs="Times New Roman"/>
-          <w:b/>
-          <w:bCs w:val="0"/>
-          <w:color w:val="auto"/>
-          <w:sz w:val="24"/>
-          <w:szCs w:val="24"/>
-          <w:lang w:val="en-US" w:eastAsia="zh-CN" w:bidi="ar-SA"/>
-        </w:rPr>
-        <w:t>‘</w:t>
-      </w:r>
-      <w:r>
-        <w:rPr>
-          <w:rFonts w:hint="eastAsia" w:cs="Times New Roman"/>
-          <w:b/>
-          <w:bCs w:val="0"/>
-          <w:color w:val="auto"/>
-          <w:sz w:val="24"/>
-          <w:szCs w:val="24"/>
-          <w:lang w:val="en-US" w:eastAsia="zh-CN" w:bidi="ar-SA"/>
-        </w:rPr>
-        <w:t>G12R</w:t>
-      </w:r>
-      <w:r>
-        <w:rPr>
-          <w:rFonts w:hint="default" w:cs="Times New Roman"/>
-          <w:b/>
-          <w:bCs w:val="0"/>
-          <w:color w:val="auto"/>
-          <w:sz w:val="24"/>
-          <w:szCs w:val="24"/>
-          <w:lang w:val="en-US" w:eastAsia="zh-CN" w:bidi="ar-SA"/>
-        </w:rPr>
-        <w:t>’</w:t>
-      </w:r>
-      <w:r>
-        <w:rPr>
-          <w:rFonts w:hint="eastAsia" w:cs="Times New Roman"/>
-          <w:b/>
-          <w:bCs w:val="0"/>
-          <w:color w:val="auto"/>
-          <w:sz w:val="24"/>
-          <w:szCs w:val="24"/>
-          <w:lang w:val="en-US" w:eastAsia="zh-CN" w:bidi="ar-SA"/>
-        </w:rPr>
-        <w:t xml:space="preserve"> in tdd.ori_variant or </w:t>
-      </w:r>
-      <w:r>
-        <w:rPr>
-          <w:rFonts w:hint="default" w:cs="Times New Roman"/>
-          <w:b/>
-          <w:bCs w:val="0"/>
-          <w:color w:val="auto"/>
-          <w:sz w:val="24"/>
-          <w:szCs w:val="24"/>
-          <w:lang w:val="en-US" w:eastAsia="zh-CN" w:bidi="ar-SA"/>
-        </w:rPr>
-        <w:t>‘</w:t>
-      </w:r>
-      <w:r>
-        <w:rPr>
-          <w:rFonts w:hint="eastAsia" w:cs="Times New Roman"/>
-          <w:b/>
-          <w:bCs w:val="0"/>
-          <w:color w:val="auto"/>
-          <w:sz w:val="24"/>
-          <w:szCs w:val="24"/>
-          <w:lang w:val="en-US" w:eastAsia="zh-CN" w:bidi="ar-SA"/>
-        </w:rPr>
-        <w:t>G12V</w:t>
-      </w:r>
-      <w:r>
-        <w:rPr>
-          <w:rFonts w:hint="default" w:cs="Times New Roman"/>
-          <w:b/>
-          <w:bCs w:val="0"/>
-          <w:color w:val="auto"/>
-          <w:sz w:val="24"/>
-          <w:szCs w:val="24"/>
-          <w:lang w:val="en-US" w:eastAsia="zh-CN" w:bidi="ar-SA"/>
-        </w:rPr>
-        <w:t>’</w:t>
-      </w:r>
-      <w:r>
-        <w:rPr>
-          <w:rFonts w:hint="eastAsia" w:cs="Times New Roman"/>
-          <w:b/>
-          <w:bCs w:val="0"/>
-          <w:color w:val="auto"/>
-          <w:sz w:val="24"/>
-          <w:szCs w:val="24"/>
-          <w:lang w:val="en-US" w:eastAsia="zh-CN" w:bidi="ar-SA"/>
-        </w:rPr>
-        <w:t xml:space="preserve"> in tdd.ori_variant or </w:t>
-      </w:r>
-      <w:r>
-        <w:rPr>
-          <w:rFonts w:hint="default" w:cs="Times New Roman"/>
-          <w:b/>
-          <w:bCs w:val="0"/>
-          <w:color w:val="auto"/>
-          <w:sz w:val="24"/>
-          <w:szCs w:val="24"/>
-          <w:lang w:val="en-US" w:eastAsia="zh-CN" w:bidi="ar-SA"/>
-        </w:rPr>
-        <w:t>‘</w:t>
-      </w:r>
-      <w:r>
-        <w:rPr>
-          <w:rFonts w:hint="eastAsia" w:cs="Times New Roman"/>
-          <w:b/>
-          <w:bCs w:val="0"/>
-          <w:color w:val="auto"/>
-          <w:sz w:val="24"/>
-          <w:szCs w:val="24"/>
-          <w:lang w:val="en-US" w:eastAsia="zh-CN" w:bidi="ar-SA"/>
-        </w:rPr>
-        <w:t>G12D</w:t>
-      </w:r>
-      <w:r>
-        <w:rPr>
-          <w:rFonts w:hint="default" w:cs="Times New Roman"/>
-          <w:b/>
-          <w:bCs w:val="0"/>
-          <w:color w:val="auto"/>
-          <w:sz w:val="24"/>
-          <w:szCs w:val="24"/>
-          <w:lang w:val="en-US" w:eastAsia="zh-CN" w:bidi="ar-SA"/>
-        </w:rPr>
-        <w:t>’</w:t>
-      </w:r>
-      <w:r>
-        <w:rPr>
-          <w:rFonts w:hint="eastAsia" w:cs="Times New Roman"/>
-          <w:b/>
-          <w:bCs w:val="0"/>
-          <w:color w:val="auto"/>
-          <w:sz w:val="24"/>
-          <w:szCs w:val="24"/>
-          <w:lang w:val="en-US" w:eastAsia="zh-CN" w:bidi="ar-SA"/>
-        </w:rPr>
-        <w:t xml:space="preserve"> in tdd.ori_variant or </w:t>
-      </w:r>
-      <w:r>
-        <w:rPr>
-          <w:rFonts w:hint="default" w:cs="Times New Roman"/>
-          <w:b/>
-          <w:bCs w:val="0"/>
-          <w:color w:val="auto"/>
-          <w:sz w:val="24"/>
-          <w:szCs w:val="24"/>
-          <w:lang w:val="en-US" w:eastAsia="zh-CN" w:bidi="ar-SA"/>
-        </w:rPr>
-        <w:t>‘</w:t>
-      </w:r>
-      <w:r>
-        <w:rPr>
-          <w:rFonts w:hint="eastAsia" w:cs="Times New Roman"/>
-          <w:b/>
-          <w:bCs w:val="0"/>
-          <w:color w:val="auto"/>
-          <w:sz w:val="24"/>
-          <w:szCs w:val="24"/>
-          <w:lang w:val="en-US" w:eastAsia="zh-CN" w:bidi="ar-SA"/>
-        </w:rPr>
-        <w:t>G12A</w:t>
-      </w:r>
-      <w:r>
-        <w:rPr>
-          <w:rFonts w:hint="default" w:cs="Times New Roman"/>
-          <w:b/>
-          <w:bCs w:val="0"/>
-          <w:color w:val="auto"/>
-          <w:sz w:val="24"/>
-          <w:szCs w:val="24"/>
-          <w:lang w:val="en-US" w:eastAsia="zh-CN" w:bidi="ar-SA"/>
-        </w:rPr>
-        <w:t>’</w:t>
-      </w:r>
-      <w:r>
-        <w:rPr>
-          <w:rFonts w:hint="eastAsia" w:cs="Times New Roman"/>
-          <w:b/>
-          <w:bCs w:val="0"/>
-          <w:color w:val="auto"/>
-          <w:sz w:val="24"/>
-          <w:szCs w:val="24"/>
-          <w:lang w:val="en-US" w:eastAsia="zh-CN" w:bidi="ar-SA"/>
-        </w:rPr>
-        <w:t xml:space="preserve"> in tdd.ori_variant or </w:t>
-      </w:r>
-      <w:r>
-        <w:rPr>
-          <w:rFonts w:hint="default" w:cs="Times New Roman"/>
-          <w:b/>
-          <w:bCs w:val="0"/>
-          <w:color w:val="auto"/>
-          <w:sz w:val="24"/>
-          <w:szCs w:val="24"/>
-          <w:lang w:val="en-US" w:eastAsia="zh-CN" w:bidi="ar-SA"/>
-        </w:rPr>
-        <w:t>‘</w:t>
-      </w:r>
-      <w:r>
-        <w:rPr>
-          <w:rFonts w:hint="eastAsia" w:cs="Times New Roman"/>
-          <w:b/>
-          <w:bCs w:val="0"/>
-          <w:color w:val="auto"/>
-          <w:sz w:val="24"/>
-          <w:szCs w:val="24"/>
-          <w:lang w:val="en-US" w:eastAsia="zh-CN" w:bidi="ar-SA"/>
-        </w:rPr>
-        <w:t>G13D</w:t>
-      </w:r>
-      <w:r>
-        <w:rPr>
-          <w:rFonts w:hint="default" w:cs="Times New Roman"/>
-          <w:b/>
-          <w:bCs w:val="0"/>
-          <w:color w:val="auto"/>
-          <w:sz w:val="24"/>
-          <w:szCs w:val="24"/>
-          <w:lang w:val="en-US" w:eastAsia="zh-CN" w:bidi="ar-SA"/>
-        </w:rPr>
-        <w:t>’</w:t>
-      </w:r>
-      <w:r>
-        <w:rPr>
-          <w:rFonts w:hint="eastAsia" w:cs="Times New Roman"/>
-          <w:b/>
-          <w:bCs w:val="0"/>
-          <w:color w:val="auto"/>
-          <w:sz w:val="24"/>
-          <w:szCs w:val="24"/>
-          <w:lang w:val="en-US" w:eastAsia="zh-CN" w:bidi="ar-SA"/>
-        </w:rPr>
-        <w:t xml:space="preserve"> in tdd.ori_variant)) or (tdd .gene == </w:t>
-      </w:r>
-      <w:r>
-        <w:rPr>
-          <w:rFonts w:hint="default" w:cs="Times New Roman"/>
-          <w:b/>
-          <w:bCs w:val="0"/>
-          <w:color w:val="auto"/>
-          <w:sz w:val="24"/>
-          <w:szCs w:val="24"/>
-          <w:lang w:val="en-US" w:eastAsia="zh-CN" w:bidi="ar-SA"/>
-        </w:rPr>
-        <w:t>‘</w:t>
-      </w:r>
-      <w:r>
-        <w:rPr>
-          <w:rFonts w:hint="eastAsia" w:cs="Times New Roman"/>
-          <w:b/>
-          <w:bCs w:val="0"/>
-          <w:color w:val="auto"/>
-          <w:sz w:val="24"/>
-          <w:szCs w:val="24"/>
-          <w:lang w:val="en-US" w:eastAsia="zh-CN" w:bidi="ar-SA"/>
-        </w:rPr>
-        <w:t>NRAS</w:t>
-      </w:r>
-      <w:r>
-        <w:rPr>
-          <w:rFonts w:hint="default" w:cs="Times New Roman"/>
-          <w:b/>
-          <w:bCs w:val="0"/>
-          <w:color w:val="auto"/>
-          <w:sz w:val="24"/>
-          <w:szCs w:val="24"/>
-          <w:lang w:val="en-US" w:eastAsia="zh-CN" w:bidi="ar-SA"/>
-        </w:rPr>
-        <w:t>’</w:t>
-      </w:r>
-      <w:r>
-        <w:rPr>
-          <w:rFonts w:hint="eastAsia" w:cs="Times New Roman"/>
-          <w:b/>
-          <w:bCs w:val="0"/>
-          <w:color w:val="auto"/>
-          <w:sz w:val="24"/>
-          <w:szCs w:val="24"/>
-          <w:lang w:val="en-US" w:eastAsia="zh-CN" w:bidi="ar-SA"/>
-        </w:rPr>
-        <w:t>and (</w:t>
-      </w:r>
-      <w:r>
-        <w:rPr>
-          <w:rFonts w:ascii="宋体" w:hAnsi="宋体" w:eastAsia="宋体" w:cs="宋体"/>
-          <w:sz w:val="24"/>
-          <w:szCs w:val="24"/>
-        </w:rPr>
-        <w:t>'G12D' in tdd.ori_variant or 'G13R' in tdd.ori_variant or 'G13D' in tdd.ori_variant or 'G13V' in tdd.ori_variant or 'A59D' in tdd.ori_variant or 'Q61R' in tdd.ori_variant or 'K117N' in tdd.ori_variant or 'A146T' in tdd.ori_variant</w:t>
-      </w:r>
-      <w:r>
-        <w:rPr>
-          <w:rFonts w:hint="eastAsia" w:cs="Times New Roman"/>
-          <w:b/>
-          <w:bCs w:val="0"/>
-          <w:color w:val="auto"/>
-          <w:sz w:val="24"/>
-          <w:szCs w:val="24"/>
-          <w:lang w:val="en-US" w:eastAsia="zh-CN" w:bidi="ar-SA"/>
-        </w:rPr>
-        <w:t xml:space="preserve">)) or (tdd.gene == </w:t>
-      </w:r>
-      <w:r>
-        <w:rPr>
-          <w:rFonts w:hint="default" w:cs="Times New Roman"/>
-          <w:b/>
-          <w:bCs w:val="0"/>
-          <w:color w:val="auto"/>
-          <w:sz w:val="24"/>
-          <w:szCs w:val="24"/>
-          <w:lang w:val="en-US" w:eastAsia="zh-CN" w:bidi="ar-SA"/>
-        </w:rPr>
-        <w:t>‘</w:t>
-      </w:r>
-      <w:r>
-        <w:rPr>
-          <w:rFonts w:hint="eastAsia" w:cs="Times New Roman"/>
-          <w:b/>
-          <w:bCs w:val="0"/>
-          <w:color w:val="auto"/>
-          <w:sz w:val="24"/>
-          <w:szCs w:val="24"/>
-          <w:lang w:val="en-US" w:eastAsia="zh-CN" w:bidi="ar-SA"/>
-        </w:rPr>
-        <w:t>BRAF</w:t>
-      </w:r>
-      <w:r>
-        <w:rPr>
-          <w:rFonts w:hint="default" w:cs="Times New Roman"/>
-          <w:b/>
-          <w:bCs w:val="0"/>
-          <w:color w:val="auto"/>
-          <w:sz w:val="24"/>
-          <w:szCs w:val="24"/>
-          <w:lang w:val="en-US" w:eastAsia="zh-CN" w:bidi="ar-SA"/>
-        </w:rPr>
-        <w:t>’</w:t>
-      </w:r>
-      <w:r>
-        <w:rPr>
-          <w:rFonts w:hint="eastAsia" w:cs="Times New Roman"/>
-          <w:b/>
-          <w:bCs w:val="0"/>
-          <w:color w:val="auto"/>
-          <w:sz w:val="24"/>
-          <w:szCs w:val="24"/>
-          <w:lang w:val="en-US" w:eastAsia="zh-CN" w:bidi="ar-SA"/>
-        </w:rPr>
-        <w:t xml:space="preserve"> and </w:t>
-      </w:r>
-      <w:r>
-        <w:rPr>
-          <w:rFonts w:hint="default" w:cs="Times New Roman"/>
-          <w:b/>
-          <w:bCs w:val="0"/>
-          <w:color w:val="auto"/>
-          <w:sz w:val="24"/>
-          <w:szCs w:val="24"/>
-          <w:lang w:val="en-US" w:eastAsia="zh-CN" w:bidi="ar-SA"/>
-        </w:rPr>
-        <w:t>‘</w:t>
-      </w:r>
-      <w:r>
-        <w:rPr>
-          <w:rFonts w:hint="eastAsia" w:cs="Times New Roman"/>
-          <w:b/>
-          <w:bCs w:val="0"/>
-          <w:color w:val="auto"/>
-          <w:sz w:val="24"/>
-          <w:szCs w:val="24"/>
-          <w:lang w:val="en-US" w:eastAsia="zh-CN" w:bidi="ar-SA"/>
-        </w:rPr>
-        <w:t>V600E</w:t>
-      </w:r>
-      <w:r>
-        <w:rPr>
-          <w:rFonts w:hint="default" w:cs="Times New Roman"/>
-          <w:b/>
-          <w:bCs w:val="0"/>
-          <w:color w:val="auto"/>
-          <w:sz w:val="24"/>
-          <w:szCs w:val="24"/>
-          <w:lang w:val="en-US" w:eastAsia="zh-CN" w:bidi="ar-SA"/>
-        </w:rPr>
-        <w:t>’</w:t>
-      </w:r>
-      <w:r>
-        <w:rPr>
-          <w:rFonts w:hint="eastAsia" w:cs="Times New Roman"/>
-          <w:b/>
-          <w:bCs w:val="0"/>
-          <w:color w:val="auto"/>
-          <w:sz w:val="24"/>
-          <w:szCs w:val="24"/>
-          <w:lang w:val="en-US" w:eastAsia="zh-CN" w:bidi="ar-SA"/>
-        </w:rPr>
-        <w:t xml:space="preserve"> in tdd.ori_variant)</w:t>
-      </w:r>
-      <w:r>
-        <w:rPr>
-          <w:rFonts w:hint="eastAsia" w:ascii="Times New Roman" w:hAnsi="Times New Roman" w:eastAsia="微软雅黑" w:cs="Times New Roman"/>
-          <w:b/>
-          <w:bCs w:val="0"/>
-          <w:color w:val="auto"/>
-          <w:sz w:val="24"/>
-          <w:szCs w:val="24"/>
-          <w:lang w:val="en-US" w:eastAsia="zh-CN" w:bidi="ar-SA"/>
-        </w:rPr>
-        <w:t>%}</w:t>
-      </w:r>
-      <w:r>
-        <w:rPr>
-          <w:rFonts w:hint="eastAsia" w:ascii="Times New Roman" w:hAnsi="Times New Roman" w:eastAsia="微软雅黑" w:cs="Times New Roman"/>
-          <w:b/>
+          <w:kern w:val="2"/>
           <w:sz w:val="24"/>
           <w:szCs w:val="24"/>
           <w:lang w:eastAsia="zh-CN"/>
@@ -6404,12 +6485,14 @@
           <w:p>
             <w:pPr>
               <w:keepNext/>
-              <w:spacing w:before="26"/>
+              <w:widowControl w:val="0"/>
+              <w:spacing w:before="26" w:after="0" w:line="240" w:lineRule="auto"/>
               <w:jc w:val="center"/>
               <w:rPr>
                 <w:rFonts w:ascii="Times New Roman" w:hAnsi="Times New Roman" w:eastAsia="微软雅黑" w:cs="Times New Roman"/>
                 <w:b/>
                 <w:color w:val="FFFFFF" w:themeColor="background1"/>
+                <w:kern w:val="2"/>
                 <w:sz w:val="18"/>
                 <w:szCs w:val="18"/>
                 <w:lang w:eastAsia="zh-CN"/>
@@ -6425,6 +6508,7 @@
                 <w:rFonts w:ascii="Times New Roman" w:hAnsi="Times New Roman" w:eastAsia="微软雅黑" w:cs="Times New Roman"/>
                 <w:b/>
                 <w:color w:val="FFFFFF" w:themeColor="background1"/>
+                <w:kern w:val="2"/>
                 <w:sz w:val="18"/>
                 <w:szCs w:val="18"/>
                 <w:lang w:eastAsia="zh-CN"/>
@@ -6452,11 +6536,13 @@
           <w:p>
             <w:pPr>
               <w:keepNext/>
-              <w:spacing w:before="26"/>
+              <w:widowControl w:val="0"/>
+              <w:spacing w:before="26" w:after="0" w:line="240" w:lineRule="auto"/>
               <w:jc w:val="center"/>
               <w:rPr>
                 <w:rFonts w:hint="default" w:ascii="Times New Roman" w:hAnsi="Times New Roman" w:eastAsia="微软雅黑" w:cs="Times New Roman"/>
                 <w:bCs/>
+                <w:kern w:val="2"/>
                 <w:sz w:val="18"/>
                 <w:szCs w:val="18"/>
                 <w:lang w:val="en-US" w:eastAsia="zh-CN"/>
@@ -6466,6 +6552,7 @@
               <w:rPr>
                 <w:rFonts w:hint="eastAsia" w:ascii="Times New Roman" w:hAnsi="Times New Roman" w:eastAsia="微软雅黑" w:cs="Times New Roman"/>
                 <w:bCs/>
+                <w:kern w:val="2"/>
                 <w:sz w:val="18"/>
                 <w:szCs w:val="18"/>
                 <w:lang w:eastAsia="zh-CN"/>
@@ -6476,6 +6563,7 @@
               <w:rPr>
                 <w:rFonts w:hint="eastAsia" w:ascii="Times New Roman" w:hAnsi="Times New Roman" w:eastAsia="微软雅黑" w:cs="Times New Roman"/>
                 <w:bCs/>
+                <w:kern w:val="2"/>
                 <w:sz w:val="18"/>
                 <w:szCs w:val="18"/>
                 <w:lang w:val="en-US" w:eastAsia="zh-CN"/>
@@ -6486,6 +6574,7 @@
               <w:rPr>
                 <w:rFonts w:hint="eastAsia" w:ascii="Times New Roman" w:hAnsi="Times New Roman" w:eastAsia="微软雅黑" w:cs="Times New Roman"/>
                 <w:bCs/>
+                <w:kern w:val="2"/>
                 <w:sz w:val="18"/>
                 <w:szCs w:val="18"/>
                 <w:lang w:eastAsia="zh-CN"/>
@@ -6496,6 +6585,7 @@
               <w:rPr>
                 <w:rFonts w:hint="eastAsia" w:ascii="Times New Roman" w:hAnsi="Times New Roman" w:eastAsia="微软雅黑" w:cs="Times New Roman"/>
                 <w:bCs/>
+                <w:kern w:val="2"/>
                 <w:sz w:val="18"/>
                 <w:szCs w:val="18"/>
                 <w:lang w:val="en-US" w:eastAsia="zh-CN"/>
@@ -6506,6 +6596,7 @@
               <w:rPr>
                 <w:rFonts w:hint="eastAsia" w:ascii="Times New Roman" w:hAnsi="Times New Roman" w:eastAsia="微软雅黑" w:cs="Times New Roman"/>
                 <w:bCs/>
+                <w:kern w:val="2"/>
                 <w:sz w:val="18"/>
                 <w:szCs w:val="18"/>
                 <w:lang w:eastAsia="zh-CN"/>
@@ -6516,6 +6607,7 @@
               <w:rPr>
                 <w:rFonts w:hint="eastAsia" w:ascii="Times New Roman" w:hAnsi="Times New Roman" w:eastAsia="微软雅黑" w:cs="Times New Roman"/>
                 <w:bCs/>
+                <w:kern w:val="2"/>
                 <w:sz w:val="18"/>
                 <w:szCs w:val="18"/>
                 <w:lang w:val="en-US" w:eastAsia="zh-CN"/>
@@ -6526,6 +6618,7 @@
               <w:rPr>
                 <w:rFonts w:hint="eastAsia" w:ascii="Times New Roman" w:hAnsi="Times New Roman" w:eastAsia="微软雅黑" w:cs="Times New Roman"/>
                 <w:bCs/>
+                <w:kern w:val="2"/>
                 <w:sz w:val="18"/>
                 <w:szCs w:val="18"/>
                 <w:lang w:eastAsia="zh-CN"/>
@@ -6571,22 +6664,25 @@
           </w:tcPr>
           <w:p>
             <w:pPr>
-              <w:spacing w:before="1" w:line="250" w:lineRule="auto"/>
+              <w:widowControl w:val="0"/>
+              <w:spacing w:before="1" w:after="0" w:line="250" w:lineRule="auto"/>
               <w:jc w:val="center"/>
               <w:rPr>
                 <w:rFonts w:ascii="Times New Roman" w:hAnsi="Times New Roman" w:eastAsia="微软雅黑" w:cs="Times New Roman"/>
-                <w:sz w:val="18"/>
-                <w:szCs w:val="18"/>
-                <w:lang w:eastAsia="zh-CN"/>
-              </w:rPr>
-            </w:pPr>
-            <w:bookmarkStart w:id="13" w:name="_GoBack"/>
-            <w:bookmarkEnd w:id="13"/>
+                <w:kern w:val="2"/>
+                <w:sz w:val="18"/>
+                <w:szCs w:val="18"/>
+                <w:lang w:eastAsia="zh-CN"/>
+              </w:rPr>
+            </w:pPr>
+            <w:bookmarkStart w:id="1" w:name="_GoBack"/>
+            <w:bookmarkEnd w:id="1"/>
             <w:r>
               <w:rPr>
                 <w:rFonts w:ascii="Times New Roman" w:hAnsi="Times New Roman" w:eastAsia="微软雅黑" w:cs="Times New Roman"/>
                 <w:b/>
                 <w:color w:val="FFFFFF" w:themeColor="background1"/>
+                <w:kern w:val="2"/>
                 <w:sz w:val="18"/>
                 <w:szCs w:val="18"/>
                 <w:lang w:eastAsia="zh-CN"/>
@@ -6614,12 +6710,14 @@
           </w:tcPr>
           <w:p>
             <w:pPr>
-              <w:spacing w:before="1" w:line="250" w:lineRule="auto"/>
+              <w:widowControl w:val="0"/>
+              <w:spacing w:before="1" w:after="0" w:line="250" w:lineRule="auto"/>
               <w:jc w:val="center"/>
               <w:rPr>
                 <w:rFonts w:ascii="Times New Roman" w:hAnsi="Times New Roman" w:eastAsia="微软雅黑" w:cs="Times New Roman"/>
                 <w:b/>
                 <w:color w:val="FFFFFF" w:themeColor="background1"/>
+                <w:kern w:val="2"/>
                 <w:sz w:val="18"/>
                 <w:szCs w:val="18"/>
                 <w:lang w:eastAsia="zh-CN"/>
@@ -6635,6 +6733,7 @@
                 <w:rFonts w:ascii="Times New Roman" w:hAnsi="Times New Roman" w:eastAsia="微软雅黑" w:cs="Times New Roman"/>
                 <w:b/>
                 <w:color w:val="FFFFFF" w:themeColor="background1"/>
+                <w:kern w:val="2"/>
                 <w:sz w:val="18"/>
                 <w:szCs w:val="18"/>
                 <w:lang w:eastAsia="zh-CN"/>
@@ -6662,12 +6761,14 @@
           </w:tcPr>
           <w:p>
             <w:pPr>
-              <w:spacing w:before="1" w:line="250" w:lineRule="auto"/>
+              <w:widowControl w:val="0"/>
+              <w:spacing w:before="1" w:after="0" w:line="250" w:lineRule="auto"/>
               <w:jc w:val="center"/>
               <w:rPr>
                 <w:rFonts w:ascii="Times New Roman" w:hAnsi="Times New Roman" w:eastAsia="微软雅黑" w:cs="Times New Roman"/>
                 <w:b/>
                 <w:color w:val="FFFFFF" w:themeColor="background1"/>
+                <w:kern w:val="2"/>
                 <w:sz w:val="18"/>
                 <w:szCs w:val="18"/>
                 <w:lang w:eastAsia="zh-CN"/>
@@ -6681,6 +6782,7 @@
             <w:r>
               <w:rPr>
                 <w:rFonts w:ascii="Times New Roman" w:hAnsi="Times New Roman" w:eastAsia="微软雅黑" w:cs="Times New Roman"/>
+                <w:kern w:val="2"/>
                 <w:sz w:val="18"/>
                 <w:szCs w:val="18"/>
                 <w:lang w:eastAsia="zh-CN"/>
@@ -6690,6 +6792,7 @@
             <w:r>
               <w:rPr>
                 <w:rFonts w:hint="eastAsia" w:ascii="Times New Roman" w:hAnsi="Times New Roman" w:eastAsia="微软雅黑" w:cs="Times New Roman"/>
+                <w:kern w:val="2"/>
                 <w:sz w:val="18"/>
                 <w:szCs w:val="18"/>
                 <w:lang w:eastAsia="zh-CN"/>
@@ -6699,6 +6802,7 @@
             <w:r>
               <w:rPr>
                 <w:rFonts w:ascii="Times New Roman" w:hAnsi="Times New Roman" w:eastAsia="微软雅黑" w:cs="Times New Roman"/>
+                <w:kern w:val="2"/>
                 <w:sz w:val="18"/>
                 <w:szCs w:val="18"/>
                 <w:lang w:eastAsia="zh-CN"/>
@@ -6708,6 +6812,7 @@
             <w:r>
               <w:rPr>
                 <w:rFonts w:hint="eastAsia" w:ascii="Times New Roman" w:hAnsi="Times New Roman" w:eastAsia="微软雅黑" w:cs="Times New Roman"/>
+                <w:kern w:val="2"/>
                 <w:sz w:val="18"/>
                 <w:szCs w:val="18"/>
                 <w:lang w:eastAsia="zh-CN"/>
@@ -6717,6 +6822,7 @@
             <w:r>
               <w:rPr>
                 <w:rFonts w:ascii="Times New Roman" w:hAnsi="Times New Roman" w:eastAsia="微软雅黑" w:cs="Times New Roman"/>
+                <w:kern w:val="2"/>
                 <w:sz w:val="18"/>
                 <w:szCs w:val="18"/>
                 <w:lang w:eastAsia="zh-CN"/>
@@ -6762,12 +6868,14 @@
           </w:tcPr>
           <w:p>
             <w:pPr>
-              <w:spacing w:before="1" w:line="250" w:lineRule="auto"/>
+              <w:widowControl w:val="0"/>
+              <w:spacing w:before="1" w:after="0" w:line="250" w:lineRule="auto"/>
               <w:jc w:val="center"/>
               <w:rPr>
                 <w:rFonts w:ascii="Times New Roman" w:hAnsi="Times New Roman" w:eastAsia="微软雅黑" w:cs="Times New Roman"/>
                 <w:b/>
                 <w:color w:val="FFFFFF" w:themeColor="background1"/>
+                <w:kern w:val="2"/>
                 <w:sz w:val="18"/>
                 <w:szCs w:val="18"/>
                 <w:lang w:eastAsia="zh-CN"/>
@@ -6794,12 +6902,14 @@
           </w:tcPr>
           <w:p>
             <w:pPr>
-              <w:spacing w:before="1" w:line="250" w:lineRule="auto"/>
+              <w:widowControl w:val="0"/>
+              <w:spacing w:before="1" w:after="0" w:line="250" w:lineRule="auto"/>
               <w:jc w:val="center"/>
               <w:rPr>
                 <w:rFonts w:ascii="Times New Roman" w:hAnsi="Times New Roman" w:eastAsia="微软雅黑" w:cs="Times New Roman"/>
                 <w:b/>
                 <w:color w:val="FFFFFF" w:themeColor="background1"/>
+                <w:kern w:val="2"/>
                 <w:sz w:val="18"/>
                 <w:szCs w:val="18"/>
                 <w:lang w:eastAsia="zh-CN"/>
@@ -6815,6 +6925,7 @@
                 <w:rFonts w:ascii="Times New Roman" w:hAnsi="Times New Roman" w:eastAsia="微软雅黑" w:cs="Times New Roman"/>
                 <w:b/>
                 <w:color w:val="FFFFFF" w:themeColor="background1"/>
+                <w:kern w:val="2"/>
                 <w:sz w:val="18"/>
                 <w:szCs w:val="18"/>
                 <w:lang w:eastAsia="zh-CN"/>
@@ -6843,12 +6954,14 @@
           <w:p>
             <w:pPr>
               <w:keepNext/>
-              <w:spacing w:before="26"/>
+              <w:widowControl w:val="0"/>
+              <w:spacing w:before="26" w:after="0" w:line="240" w:lineRule="auto"/>
               <w:jc w:val="center"/>
               <w:rPr>
                 <w:rFonts w:ascii="Times New Roman" w:hAnsi="Times New Roman" w:eastAsia="微软雅黑" w:cs="Times New Roman"/>
                 <w:b/>
                 <w:color w:val="FFFFFF" w:themeColor="background1"/>
+                <w:kern w:val="2"/>
                 <w:sz w:val="18"/>
                 <w:szCs w:val="18"/>
                 <w:lang w:eastAsia="zh-CN"/>
@@ -6862,6 +6975,7 @@
             <w:r>
               <w:rPr>
                 <w:rFonts w:ascii="Times New Roman" w:hAnsi="Times New Roman" w:eastAsia="微软雅黑" w:cs="Times New Roman"/>
+                <w:kern w:val="2"/>
                 <w:sz w:val="18"/>
                 <w:szCs w:val="18"/>
                 <w:lang w:eastAsia="zh-CN"/>
@@ -6871,6 +6985,7 @@
             <w:r>
               <w:rPr>
                 <w:rFonts w:hint="eastAsia" w:ascii="Times New Roman" w:hAnsi="Times New Roman" w:eastAsia="微软雅黑" w:cs="Times New Roman"/>
+                <w:kern w:val="2"/>
                 <w:sz w:val="18"/>
                 <w:szCs w:val="18"/>
                 <w:lang w:eastAsia="zh-CN"/>
@@ -6880,6 +6995,7 @@
             <w:r>
               <w:rPr>
                 <w:rFonts w:ascii="Times New Roman" w:hAnsi="Times New Roman" w:eastAsia="微软雅黑" w:cs="Times New Roman"/>
+                <w:kern w:val="2"/>
                 <w:sz w:val="18"/>
                 <w:szCs w:val="18"/>
                 <w:lang w:eastAsia="zh-CN"/>
@@ -6889,6 +7005,7 @@
             <w:r>
               <w:rPr>
                 <w:rFonts w:hint="eastAsia" w:ascii="Times New Roman" w:hAnsi="Times New Roman" w:eastAsia="微软雅黑" w:cs="Times New Roman"/>
+                <w:kern w:val="2"/>
                 <w:sz w:val="18"/>
                 <w:szCs w:val="18"/>
                 <w:lang w:eastAsia="zh-CN"/>
@@ -6898,6 +7015,7 @@
             <w:r>
               <w:rPr>
                 <w:rFonts w:ascii="Times New Roman" w:hAnsi="Times New Roman" w:eastAsia="微软雅黑" w:cs="Times New Roman"/>
+                <w:kern w:val="2"/>
                 <w:sz w:val="18"/>
                 <w:szCs w:val="18"/>
                 <w:lang w:eastAsia="zh-CN"/>
@@ -6943,12 +7061,14 @@
           </w:tcPr>
           <w:p>
             <w:pPr>
-              <w:spacing w:before="1" w:line="250" w:lineRule="auto"/>
+              <w:widowControl w:val="0"/>
+              <w:spacing w:before="1" w:after="0" w:line="250" w:lineRule="auto"/>
               <w:jc w:val="center"/>
               <w:rPr>
                 <w:rFonts w:ascii="Times New Roman" w:hAnsi="Times New Roman" w:eastAsia="微软雅黑" w:cs="Times New Roman"/>
                 <w:b/>
                 <w:color w:val="FFFFFF" w:themeColor="background1"/>
+                <w:kern w:val="2"/>
                 <w:sz w:val="18"/>
                 <w:szCs w:val="18"/>
                 <w:lang w:eastAsia="zh-CN"/>
@@ -6975,12 +7095,14 @@
           </w:tcPr>
           <w:p>
             <w:pPr>
-              <w:spacing w:before="1" w:line="250" w:lineRule="auto"/>
+              <w:widowControl w:val="0"/>
+              <w:spacing w:before="1" w:after="0" w:line="250" w:lineRule="auto"/>
               <w:jc w:val="center"/>
               <w:rPr>
                 <w:rFonts w:ascii="Times New Roman" w:hAnsi="Times New Roman" w:eastAsia="微软雅黑" w:cs="Times New Roman"/>
                 <w:b/>
                 <w:color w:val="FFFFFF" w:themeColor="background1"/>
+                <w:kern w:val="2"/>
                 <w:sz w:val="18"/>
                 <w:szCs w:val="18"/>
                 <w:lang w:eastAsia="zh-CN"/>
@@ -6996,6 +7118,7 @@
                 <w:rFonts w:ascii="Times New Roman" w:hAnsi="Times New Roman" w:eastAsia="微软雅黑" w:cs="Times New Roman"/>
                 <w:b/>
                 <w:color w:val="FFFFFF" w:themeColor="background1"/>
+                <w:kern w:val="2"/>
                 <w:sz w:val="18"/>
                 <w:szCs w:val="18"/>
                 <w:lang w:eastAsia="zh-CN"/>
@@ -7024,12 +7147,14 @@
           <w:p>
             <w:pPr>
               <w:keepNext/>
-              <w:spacing w:before="26"/>
+              <w:widowControl w:val="0"/>
+              <w:spacing w:before="26" w:after="0" w:line="240" w:lineRule="auto"/>
               <w:jc w:val="center"/>
               <w:rPr>
                 <w:rFonts w:ascii="Times New Roman" w:hAnsi="Times New Roman" w:eastAsia="微软雅黑" w:cs="Times New Roman"/>
                 <w:b/>
                 <w:color w:val="FFFFFF" w:themeColor="background1"/>
+                <w:kern w:val="2"/>
                 <w:sz w:val="18"/>
                 <w:szCs w:val="18"/>
                 <w:lang w:eastAsia="zh-CN"/>
@@ -7043,6 +7168,7 @@
             <w:r>
               <w:rPr>
                 <w:rFonts w:ascii="Times New Roman" w:hAnsi="Times New Roman" w:eastAsia="微软雅黑" w:cs="Times New Roman"/>
+                <w:kern w:val="2"/>
                 <w:sz w:val="18"/>
                 <w:szCs w:val="18"/>
                 <w:lang w:eastAsia="zh-CN"/>
@@ -7052,6 +7178,7 @@
             <w:r>
               <w:rPr>
                 <w:rFonts w:hint="eastAsia" w:ascii="Times New Roman" w:hAnsi="Times New Roman" w:eastAsia="微软雅黑" w:cs="Times New Roman"/>
+                <w:kern w:val="2"/>
                 <w:sz w:val="18"/>
                 <w:szCs w:val="18"/>
                 <w:lang w:eastAsia="zh-CN"/>
@@ -7061,6 +7188,7 @@
             <w:r>
               <w:rPr>
                 <w:rFonts w:ascii="Times New Roman" w:hAnsi="Times New Roman" w:eastAsia="微软雅黑" w:cs="Times New Roman"/>
+                <w:kern w:val="2"/>
                 <w:sz w:val="18"/>
                 <w:szCs w:val="18"/>
                 <w:lang w:eastAsia="zh-CN"/>
@@ -7070,6 +7198,7 @@
             <w:r>
               <w:rPr>
                 <w:rFonts w:hint="eastAsia" w:ascii="Times New Roman" w:hAnsi="Times New Roman" w:eastAsia="微软雅黑" w:cs="Times New Roman"/>
+                <w:kern w:val="2"/>
                 <w:sz w:val="18"/>
                 <w:szCs w:val="18"/>
                 <w:lang w:eastAsia="zh-CN"/>
@@ -7079,6 +7208,7 @@
             <w:r>
               <w:rPr>
                 <w:rFonts w:ascii="Times New Roman" w:hAnsi="Times New Roman" w:eastAsia="微软雅黑" w:cs="Times New Roman"/>
+                <w:kern w:val="2"/>
                 <w:sz w:val="18"/>
                 <w:szCs w:val="18"/>
                 <w:lang w:eastAsia="zh-CN"/>
@@ -7124,12 +7254,14 @@
           </w:tcPr>
           <w:p>
             <w:pPr>
-              <w:spacing w:before="1" w:line="250" w:lineRule="auto"/>
+              <w:widowControl w:val="0"/>
+              <w:spacing w:before="1" w:after="0" w:line="250" w:lineRule="auto"/>
               <w:jc w:val="center"/>
               <w:rPr>
                 <w:rFonts w:ascii="Times New Roman" w:hAnsi="Times New Roman" w:eastAsia="微软雅黑" w:cs="Times New Roman"/>
                 <w:b/>
                 <w:color w:val="FFFFFF" w:themeColor="background1"/>
+                <w:kern w:val="2"/>
                 <w:sz w:val="18"/>
                 <w:szCs w:val="18"/>
                 <w:lang w:eastAsia="zh-CN"/>
@@ -7156,12 +7288,14 @@
           </w:tcPr>
           <w:p>
             <w:pPr>
-              <w:spacing w:before="1" w:line="250" w:lineRule="auto"/>
+              <w:widowControl w:val="0"/>
+              <w:spacing w:before="1" w:after="0" w:line="250" w:lineRule="auto"/>
               <w:jc w:val="center"/>
               <w:rPr>
                 <w:rFonts w:ascii="Times New Roman" w:hAnsi="Times New Roman" w:eastAsia="微软雅黑" w:cs="Times New Roman"/>
                 <w:b/>
                 <w:color w:val="FFFFFF" w:themeColor="background1"/>
+                <w:kern w:val="2"/>
                 <w:sz w:val="18"/>
                 <w:szCs w:val="18"/>
                 <w:lang w:eastAsia="zh-CN"/>
@@ -7177,6 +7311,7 @@
                 <w:rFonts w:hint="eastAsia" w:ascii="Times New Roman" w:hAnsi="Times New Roman" w:eastAsia="微软雅黑" w:cs="Times New Roman"/>
                 <w:b/>
                 <w:color w:val="FFFFFF" w:themeColor="background1"/>
+                <w:kern w:val="2"/>
                 <w:sz w:val="18"/>
                 <w:szCs w:val="18"/>
                 <w:lang w:eastAsia="zh-CN"/>
@@ -7193,6 +7328,7 @@
                 <w:rFonts w:ascii="Times New Roman" w:hAnsi="Times New Roman" w:eastAsia="微软雅黑" w:cs="Times New Roman"/>
                 <w:b/>
                 <w:color w:val="FFFFFF" w:themeColor="background1"/>
+                <w:kern w:val="2"/>
                 <w:sz w:val="18"/>
                 <w:szCs w:val="18"/>
                 <w:lang w:eastAsia="zh-CN"/>
@@ -7221,12 +7357,14 @@
           <w:p>
             <w:pPr>
               <w:keepNext/>
-              <w:spacing w:before="26"/>
+              <w:widowControl w:val="0"/>
+              <w:spacing w:before="26" w:after="0" w:line="240" w:lineRule="auto"/>
               <w:jc w:val="center"/>
               <w:rPr>
                 <w:rFonts w:ascii="Times New Roman" w:hAnsi="Times New Roman" w:eastAsia="微软雅黑" w:cs="Times New Roman"/>
                 <w:b/>
                 <w:color w:val="FFFFFF" w:themeColor="background1"/>
+                <w:kern w:val="2"/>
                 <w:sz w:val="18"/>
                 <w:szCs w:val="18"/>
                 <w:lang w:eastAsia="zh-CN"/>
@@ -7240,6 +7378,7 @@
             <w:r>
               <w:rPr>
                 <w:rFonts w:ascii="Times New Roman" w:hAnsi="Times New Roman" w:eastAsia="微软雅黑" w:cs="Times New Roman"/>
+                <w:kern w:val="2"/>
                 <w:sz w:val="18"/>
                 <w:szCs w:val="18"/>
                 <w:lang w:eastAsia="zh-CN"/>
@@ -7249,6 +7388,7 @@
             <w:r>
               <w:rPr>
                 <w:rFonts w:hint="eastAsia" w:ascii="Times New Roman" w:hAnsi="Times New Roman" w:eastAsia="微软雅黑" w:cs="Times New Roman"/>
+                <w:kern w:val="2"/>
                 <w:sz w:val="18"/>
                 <w:szCs w:val="18"/>
                 <w:lang w:eastAsia="zh-CN"/>
@@ -7258,6 +7398,7 @@
             <w:r>
               <w:rPr>
                 <w:rFonts w:ascii="Times New Roman" w:hAnsi="Times New Roman" w:eastAsia="微软雅黑" w:cs="Times New Roman"/>
+                <w:kern w:val="2"/>
                 <w:sz w:val="18"/>
                 <w:szCs w:val="18"/>
                 <w:lang w:eastAsia="zh-CN"/>
@@ -7267,6 +7408,7 @@
             <w:r>
               <w:rPr>
                 <w:rFonts w:hint="eastAsia" w:ascii="Times New Roman" w:hAnsi="Times New Roman" w:eastAsia="微软雅黑" w:cs="Times New Roman"/>
+                <w:kern w:val="2"/>
                 <w:sz w:val="18"/>
                 <w:szCs w:val="18"/>
                 <w:lang w:eastAsia="zh-CN"/>
@@ -7276,6 +7418,7 @@
             <w:r>
               <w:rPr>
                 <w:rFonts w:ascii="Times New Roman" w:hAnsi="Times New Roman" w:eastAsia="微软雅黑" w:cs="Times New Roman"/>
+                <w:kern w:val="2"/>
                 <w:sz w:val="18"/>
                 <w:szCs w:val="18"/>
                 <w:lang w:eastAsia="zh-CN"/>
@@ -7285,6 +7428,7 @@
             <w:r>
               <w:rPr>
                 <w:rFonts w:hint="eastAsia" w:ascii="Times New Roman" w:hAnsi="Times New Roman" w:eastAsia="微软雅黑" w:cs="Times New Roman"/>
+                <w:kern w:val="2"/>
                 <w:sz w:val="18"/>
                 <w:szCs w:val="18"/>
                 <w:lang w:eastAsia="zh-CN"/>
@@ -7294,6 +7438,7 @@
             <w:r>
               <w:rPr>
                 <w:rFonts w:ascii="Times New Roman" w:hAnsi="Times New Roman" w:eastAsia="微软雅黑" w:cs="Times New Roman"/>
+                <w:kern w:val="2"/>
                 <w:sz w:val="18"/>
                 <w:szCs w:val="18"/>
                 <w:lang w:eastAsia="zh-CN"/>
@@ -7303,6 +7448,7 @@
             <w:r>
               <w:rPr>
                 <w:rFonts w:hint="eastAsia" w:ascii="Times New Roman" w:hAnsi="Times New Roman" w:eastAsia="微软雅黑" w:cs="Times New Roman"/>
+                <w:kern w:val="2"/>
                 <w:sz w:val="18"/>
                 <w:szCs w:val="18"/>
                 <w:lang w:eastAsia="zh-CN"/>
@@ -7312,6 +7458,7 @@
             <w:r>
               <w:rPr>
                 <w:rFonts w:ascii="Times New Roman" w:hAnsi="Times New Roman" w:eastAsia="微软雅黑" w:cs="Times New Roman"/>
+                <w:kern w:val="2"/>
                 <w:sz w:val="18"/>
                 <w:szCs w:val="18"/>
                 <w:lang w:eastAsia="zh-CN"/>
@@ -7357,12 +7504,14 @@
           <w:p>
             <w:pPr>
               <w:keepNext/>
-              <w:spacing w:before="26"/>
+              <w:widowControl w:val="0"/>
+              <w:spacing w:before="26" w:after="0" w:line="240" w:lineRule="auto"/>
               <w:jc w:val="center"/>
               <w:rPr>
                 <w:rFonts w:ascii="Times New Roman" w:hAnsi="Times New Roman" w:eastAsia="微软雅黑" w:cs="Times New Roman"/>
                 <w:b/>
                 <w:color w:val="FFFFFF" w:themeColor="background1"/>
+                <w:kern w:val="2"/>
                 <w:sz w:val="18"/>
                 <w:szCs w:val="18"/>
                 <w:lang w:eastAsia="zh-CN"/>
@@ -7378,6 +7527,7 @@
                 <w:rFonts w:ascii="Times New Roman" w:hAnsi="Times New Roman" w:eastAsia="微软雅黑" w:cs="Times New Roman"/>
                 <w:b/>
                 <w:color w:val="FFFFFF" w:themeColor="background1"/>
+                <w:kern w:val="2"/>
                 <w:sz w:val="18"/>
                 <w:szCs w:val="18"/>
                 <w:lang w:eastAsia="zh-CN"/>
@@ -7406,12 +7556,14 @@
           <w:p>
             <w:pPr>
               <w:keepNext/>
-              <w:spacing w:before="26"/>
+              <w:widowControl w:val="0"/>
+              <w:spacing w:before="26" w:after="0" w:line="240" w:lineRule="auto"/>
               <w:jc w:val="center"/>
               <w:rPr>
                 <w:rFonts w:ascii="Times New Roman" w:hAnsi="Times New Roman" w:eastAsia="微软雅黑" w:cs="Times New Roman"/>
                 <w:b/>
                 <w:color w:val="FFFFFF" w:themeColor="background1"/>
+                <w:kern w:val="2"/>
                 <w:sz w:val="18"/>
                 <w:szCs w:val="18"/>
                 <w:lang w:eastAsia="zh-CN"/>
@@ -7427,6 +7579,7 @@
                 <w:rFonts w:ascii="Times New Roman" w:hAnsi="Times New Roman" w:eastAsia="微软雅黑" w:cs="Times New Roman"/>
                 <w:b/>
                 <w:color w:val="FFFFFF" w:themeColor="background1"/>
+                <w:kern w:val="2"/>
                 <w:sz w:val="18"/>
                 <w:szCs w:val="18"/>
                 <w:lang w:eastAsia="zh-CN"/>
@@ -7455,18 +7608,21 @@
           <w:p>
             <w:pPr>
               <w:keepNext/>
-              <w:spacing w:before="26"/>
+              <w:widowControl w:val="0"/>
+              <w:spacing w:before="26" w:after="0" w:line="240" w:lineRule="auto"/>
               <w:jc w:val="center"/>
               <w:rPr>
                 <w:rFonts w:ascii="Times New Roman" w:hAnsi="Times New Roman" w:eastAsia="微软雅黑" w:cs="Times New Roman"/>
-                <w:sz w:val="18"/>
-                <w:szCs w:val="18"/>
-                <w:lang w:eastAsia="zh-CN"/>
-              </w:rPr>
-            </w:pPr>
-            <w:r>
-              <w:rPr>
-                <w:rFonts w:ascii="Times New Roman" w:hAnsi="Times New Roman" w:eastAsia="微软雅黑" w:cs="Times New Roman"/>
+                <w:kern w:val="2"/>
+                <w:sz w:val="18"/>
+                <w:szCs w:val="18"/>
+                <w:lang w:eastAsia="zh-CN"/>
+              </w:rPr>
+            </w:pPr>
+            <w:r>
+              <w:rPr>
+                <w:rFonts w:ascii="Times New Roman" w:hAnsi="Times New Roman" w:eastAsia="微软雅黑" w:cs="Times New Roman"/>
+                <w:kern w:val="2"/>
                 <w:sz w:val="18"/>
                 <w:szCs w:val="18"/>
                 <w:lang w:eastAsia="zh-CN"/>
@@ -7476,6 +7632,7 @@
             <w:r>
               <w:rPr>
                 <w:rFonts w:hint="eastAsia" w:ascii="Times New Roman" w:hAnsi="Times New Roman" w:eastAsia="微软雅黑" w:cs="Times New Roman"/>
+                <w:kern w:val="2"/>
                 <w:sz w:val="18"/>
                 <w:szCs w:val="18"/>
                 <w:lang w:eastAsia="zh-CN"/>
@@ -7485,6 +7642,7 @@
             <w:r>
               <w:rPr>
                 <w:rFonts w:ascii="Times New Roman" w:hAnsi="Times New Roman" w:eastAsia="微软雅黑" w:cs="Times New Roman"/>
+                <w:kern w:val="2"/>
                 <w:sz w:val="18"/>
                 <w:szCs w:val="18"/>
                 <w:lang w:eastAsia="zh-CN"/>
@@ -7494,6 +7652,7 @@
             <w:r>
               <w:rPr>
                 <w:rFonts w:hint="eastAsia" w:ascii="Times New Roman" w:hAnsi="Times New Roman" w:eastAsia="微软雅黑" w:cs="Times New Roman"/>
+                <w:kern w:val="2"/>
                 <w:sz w:val="18"/>
                 <w:szCs w:val="18"/>
                 <w:lang w:eastAsia="zh-CN"/>
@@ -7503,6 +7662,7 @@
             <w:r>
               <w:rPr>
                 <w:rFonts w:ascii="Times New Roman" w:hAnsi="Times New Roman" w:eastAsia="微软雅黑" w:cs="Times New Roman"/>
+                <w:kern w:val="2"/>
                 <w:sz w:val="18"/>
                 <w:szCs w:val="18"/>
                 <w:lang w:eastAsia="zh-CN"/>
@@ -7512,6 +7672,7 @@
             <w:r>
               <w:rPr>
                 <w:rFonts w:hint="eastAsia" w:ascii="Times New Roman" w:hAnsi="Times New Roman" w:eastAsia="微软雅黑" w:cs="Times New Roman"/>
+                <w:kern w:val="2"/>
                 <w:sz w:val="18"/>
                 <w:szCs w:val="18"/>
                 <w:lang w:eastAsia="zh-CN"/>
@@ -7521,6 +7682,7 @@
             <w:r>
               <w:rPr>
                 <w:rFonts w:ascii="Times New Roman" w:hAnsi="Times New Roman" w:eastAsia="微软雅黑" w:cs="Times New Roman"/>
+                <w:kern w:val="2"/>
                 <w:sz w:val="18"/>
                 <w:szCs w:val="18"/>
                 <w:lang w:eastAsia="zh-CN"/>
@@ -7530,6 +7692,7 @@
             <w:r>
               <w:rPr>
                 <w:rFonts w:hint="eastAsia" w:ascii="Times New Roman" w:hAnsi="Times New Roman" w:eastAsia="微软雅黑" w:cs="Times New Roman"/>
+                <w:kern w:val="2"/>
                 <w:sz w:val="18"/>
                 <w:szCs w:val="18"/>
                 <w:lang w:eastAsia="zh-CN"/>
@@ -7539,6 +7702,7 @@
             <w:r>
               <w:rPr>
                 <w:rFonts w:ascii="Times New Roman" w:hAnsi="Times New Roman" w:eastAsia="微软雅黑" w:cs="Times New Roman"/>
+                <w:kern w:val="2"/>
                 <w:sz w:val="18"/>
                 <w:szCs w:val="18"/>
                 <w:lang w:eastAsia="zh-CN"/>
@@ -7583,12 +7747,14 @@
           <w:p>
             <w:pPr>
               <w:keepNext/>
-              <w:spacing w:before="26"/>
+              <w:widowControl w:val="0"/>
+              <w:spacing w:before="26" w:after="0" w:line="240" w:lineRule="auto"/>
               <w:jc w:val="center"/>
               <w:rPr>
                 <w:rFonts w:ascii="Times New Roman" w:hAnsi="Times New Roman" w:eastAsia="微软雅黑" w:cs="Times New Roman"/>
                 <w:b/>
                 <w:color w:val="FFFFFF" w:themeColor="background1"/>
+                <w:kern w:val="2"/>
                 <w:sz w:val="18"/>
                 <w:szCs w:val="18"/>
                 <w:lang w:eastAsia="zh-CN"/>
@@ -7616,12 +7782,14 @@
           <w:p>
             <w:pPr>
               <w:keepNext/>
-              <w:spacing w:before="26"/>
+              <w:widowControl w:val="0"/>
+              <w:spacing w:before="26" w:after="0" w:line="240" w:lineRule="auto"/>
               <w:jc w:val="center"/>
               <w:rPr>
                 <w:rFonts w:ascii="Times New Roman" w:hAnsi="Times New Roman" w:eastAsia="微软雅黑" w:cs="Times New Roman"/>
                 <w:b/>
                 <w:color w:val="FFFFFF" w:themeColor="background1"/>
+                <w:kern w:val="2"/>
                 <w:sz w:val="18"/>
                 <w:szCs w:val="18"/>
                 <w:lang w:eastAsia="zh-CN"/>
@@ -7637,6 +7805,7 @@
                 <w:rFonts w:ascii="Times New Roman" w:hAnsi="Times New Roman" w:eastAsia="微软雅黑" w:cs="Times New Roman"/>
                 <w:b/>
                 <w:color w:val="FFFFFF" w:themeColor="background1"/>
+                <w:kern w:val="2"/>
                 <w:sz w:val="18"/>
                 <w:szCs w:val="18"/>
                 <w:lang w:eastAsia="zh-CN"/>
@@ -7665,18 +7834,21 @@
           <w:p>
             <w:pPr>
               <w:keepNext/>
-              <w:spacing w:before="26"/>
+              <w:widowControl w:val="0"/>
+              <w:spacing w:before="26" w:after="0" w:line="240" w:lineRule="auto"/>
               <w:jc w:val="center"/>
               <w:rPr>
                 <w:rFonts w:ascii="Times New Roman" w:hAnsi="Times New Roman" w:eastAsia="微软雅黑" w:cs="Times New Roman"/>
-                <w:sz w:val="18"/>
-                <w:szCs w:val="18"/>
-                <w:lang w:eastAsia="zh-CN"/>
-              </w:rPr>
-            </w:pPr>
-            <w:r>
-              <w:rPr>
-                <w:rFonts w:ascii="Times New Roman" w:hAnsi="Times New Roman" w:eastAsia="微软雅黑" w:cs="Times New Roman"/>
+                <w:kern w:val="2"/>
+                <w:sz w:val="18"/>
+                <w:szCs w:val="18"/>
+                <w:lang w:eastAsia="zh-CN"/>
+              </w:rPr>
+            </w:pPr>
+            <w:r>
+              <w:rPr>
+                <w:rFonts w:ascii="Times New Roman" w:hAnsi="Times New Roman" w:eastAsia="微软雅黑" w:cs="Times New Roman"/>
+                <w:kern w:val="2"/>
                 <w:sz w:val="18"/>
                 <w:szCs w:val="18"/>
                 <w:lang w:eastAsia="zh-CN"/>
@@ -7686,6 +7858,7 @@
             <w:r>
               <w:rPr>
                 <w:rFonts w:hint="eastAsia" w:ascii="Times New Roman" w:hAnsi="Times New Roman" w:eastAsia="微软雅黑" w:cs="Times New Roman"/>
+                <w:kern w:val="2"/>
                 <w:sz w:val="18"/>
                 <w:szCs w:val="18"/>
                 <w:lang w:eastAsia="zh-CN"/>
@@ -7695,6 +7868,7 @@
             <w:r>
               <w:rPr>
                 <w:rFonts w:ascii="Times New Roman" w:hAnsi="Times New Roman" w:eastAsia="微软雅黑" w:cs="Times New Roman"/>
+                <w:kern w:val="2"/>
                 <w:sz w:val="18"/>
                 <w:szCs w:val="18"/>
                 <w:lang w:eastAsia="zh-CN"/>
@@ -7704,6 +7878,7 @@
             <w:r>
               <w:rPr>
                 <w:rFonts w:hint="eastAsia" w:ascii="Times New Roman" w:hAnsi="Times New Roman" w:eastAsia="微软雅黑" w:cs="Times New Roman"/>
+                <w:kern w:val="2"/>
                 <w:sz w:val="18"/>
                 <w:szCs w:val="18"/>
                 <w:lang w:eastAsia="zh-CN"/>
@@ -7713,6 +7888,7 @@
             <w:r>
               <w:rPr>
                 <w:rFonts w:ascii="Times New Roman" w:hAnsi="Times New Roman" w:eastAsia="微软雅黑" w:cs="Times New Roman"/>
+                <w:kern w:val="2"/>
                 <w:sz w:val="18"/>
                 <w:szCs w:val="18"/>
                 <w:lang w:eastAsia="zh-CN"/>
@@ -7722,6 +7898,7 @@
             <w:r>
               <w:rPr>
                 <w:rFonts w:hint="eastAsia" w:ascii="Times New Roman" w:hAnsi="Times New Roman" w:eastAsia="微软雅黑" w:cs="Times New Roman"/>
+                <w:kern w:val="2"/>
                 <w:sz w:val="18"/>
                 <w:szCs w:val="18"/>
                 <w:lang w:eastAsia="zh-CN"/>
@@ -7731,6 +7908,7 @@
             <w:r>
               <w:rPr>
                 <w:rFonts w:ascii="Times New Roman" w:hAnsi="Times New Roman" w:eastAsia="微软雅黑" w:cs="Times New Roman"/>
+                <w:kern w:val="2"/>
                 <w:sz w:val="18"/>
                 <w:szCs w:val="18"/>
                 <w:lang w:eastAsia="zh-CN"/>
@@ -7740,6 +7918,7 @@
             <w:r>
               <w:rPr>
                 <w:rFonts w:hint="eastAsia" w:ascii="Times New Roman" w:hAnsi="Times New Roman" w:eastAsia="微软雅黑" w:cs="Times New Roman"/>
+                <w:kern w:val="2"/>
                 <w:sz w:val="18"/>
                 <w:szCs w:val="18"/>
                 <w:lang w:eastAsia="zh-CN"/>
@@ -7749,6 +7928,7 @@
             <w:r>
               <w:rPr>
                 <w:rFonts w:ascii="Times New Roman" w:hAnsi="Times New Roman" w:eastAsia="微软雅黑" w:cs="Times New Roman"/>
+                <w:kern w:val="2"/>
                 <w:sz w:val="18"/>
                 <w:szCs w:val="18"/>
                 <w:lang w:eastAsia="zh-CN"/>
@@ -7793,12 +7973,14 @@
           <w:p>
             <w:pPr>
               <w:keepNext/>
-              <w:spacing w:before="26"/>
+              <w:widowControl w:val="0"/>
+              <w:spacing w:before="26" w:after="0" w:line="240" w:lineRule="auto"/>
               <w:jc w:val="center"/>
               <w:rPr>
                 <w:rFonts w:ascii="Times New Roman" w:hAnsi="Times New Roman" w:eastAsia="微软雅黑" w:cs="Times New Roman"/>
                 <w:b/>
                 <w:color w:val="FFFFFF" w:themeColor="background1"/>
+                <w:kern w:val="2"/>
                 <w:sz w:val="18"/>
                 <w:szCs w:val="18"/>
                 <w:lang w:eastAsia="zh-CN"/>
@@ -7826,12 +8008,14 @@
           <w:p>
             <w:pPr>
               <w:keepNext/>
-              <w:spacing w:before="26"/>
+              <w:widowControl w:val="0"/>
+              <w:spacing w:before="26" w:after="0" w:line="240" w:lineRule="auto"/>
               <w:jc w:val="center"/>
               <w:rPr>
                 <w:rFonts w:ascii="Times New Roman" w:hAnsi="Times New Roman" w:eastAsia="微软雅黑" w:cs="Times New Roman"/>
                 <w:b/>
                 <w:color w:val="FFFFFF" w:themeColor="background1"/>
+                <w:kern w:val="2"/>
                 <w:sz w:val="18"/>
                 <w:szCs w:val="18"/>
                 <w:lang w:eastAsia="zh-CN"/>
@@ -7847,6 +8031,7 @@
                 <w:rFonts w:ascii="Times New Roman" w:hAnsi="Times New Roman" w:eastAsia="微软雅黑" w:cs="Times New Roman"/>
                 <w:b/>
                 <w:color w:val="FFFFFF" w:themeColor="background1"/>
+                <w:kern w:val="2"/>
                 <w:sz w:val="18"/>
                 <w:szCs w:val="18"/>
                 <w:lang w:eastAsia="zh-CN"/>
@@ -7875,18 +8060,21 @@
           <w:p>
             <w:pPr>
               <w:keepNext/>
-              <w:spacing w:before="26"/>
+              <w:widowControl w:val="0"/>
+              <w:spacing w:before="26" w:after="0" w:line="240" w:lineRule="auto"/>
               <w:jc w:val="center"/>
               <w:rPr>
                 <w:rFonts w:ascii="Times New Roman" w:hAnsi="Times New Roman" w:eastAsia="微软雅黑" w:cs="Times New Roman"/>
-                <w:sz w:val="18"/>
-                <w:szCs w:val="18"/>
-                <w:lang w:eastAsia="zh-CN"/>
-              </w:rPr>
-            </w:pPr>
-            <w:r>
-              <w:rPr>
-                <w:rFonts w:ascii="Times New Roman" w:hAnsi="Times New Roman" w:eastAsia="微软雅黑" w:cs="Times New Roman"/>
+                <w:kern w:val="2"/>
+                <w:sz w:val="18"/>
+                <w:szCs w:val="18"/>
+                <w:lang w:eastAsia="zh-CN"/>
+              </w:rPr>
+            </w:pPr>
+            <w:r>
+              <w:rPr>
+                <w:rFonts w:ascii="Times New Roman" w:hAnsi="Times New Roman" w:eastAsia="微软雅黑" w:cs="Times New Roman"/>
+                <w:kern w:val="2"/>
                 <w:sz w:val="18"/>
                 <w:szCs w:val="18"/>
                 <w:lang w:eastAsia="zh-CN"/>
@@ -7896,6 +8084,7 @@
             <w:r>
               <w:rPr>
                 <w:rFonts w:hint="eastAsia" w:ascii="Times New Roman" w:hAnsi="Times New Roman" w:eastAsia="微软雅黑" w:cs="Times New Roman"/>
+                <w:kern w:val="2"/>
                 <w:sz w:val="18"/>
                 <w:szCs w:val="18"/>
                 <w:lang w:eastAsia="zh-CN"/>
@@ -7905,6 +8094,7 @@
             <w:r>
               <w:rPr>
                 <w:rFonts w:ascii="Times New Roman" w:hAnsi="Times New Roman" w:eastAsia="微软雅黑" w:cs="Times New Roman"/>
+                <w:kern w:val="2"/>
                 <w:sz w:val="18"/>
                 <w:szCs w:val="18"/>
                 <w:lang w:eastAsia="zh-CN"/>
@@ -7914,6 +8104,7 @@
             <w:r>
               <w:rPr>
                 <w:rFonts w:hint="eastAsia" w:ascii="Times New Roman" w:hAnsi="Times New Roman" w:eastAsia="微软雅黑" w:cs="Times New Roman"/>
+                <w:kern w:val="2"/>
                 <w:sz w:val="18"/>
                 <w:szCs w:val="18"/>
                 <w:lang w:eastAsia="zh-CN"/>
@@ -7923,6 +8114,7 @@
             <w:r>
               <w:rPr>
                 <w:rFonts w:ascii="Times New Roman" w:hAnsi="Times New Roman" w:eastAsia="微软雅黑" w:cs="Times New Roman"/>
+                <w:kern w:val="2"/>
                 <w:sz w:val="18"/>
                 <w:szCs w:val="18"/>
                 <w:lang w:eastAsia="zh-CN"/>
@@ -7932,6 +8124,7 @@
             <w:r>
               <w:rPr>
                 <w:rFonts w:hint="eastAsia" w:ascii="Times New Roman" w:hAnsi="Times New Roman" w:eastAsia="微软雅黑" w:cs="Times New Roman"/>
+                <w:kern w:val="2"/>
                 <w:sz w:val="18"/>
                 <w:szCs w:val="18"/>
                 <w:lang w:eastAsia="zh-CN"/>
@@ -7941,6 +8134,7 @@
             <w:r>
               <w:rPr>
                 <w:rFonts w:ascii="Times New Roman" w:hAnsi="Times New Roman" w:eastAsia="微软雅黑" w:cs="Times New Roman"/>
+                <w:kern w:val="2"/>
                 <w:sz w:val="18"/>
                 <w:szCs w:val="18"/>
                 <w:lang w:eastAsia="zh-CN"/>
@@ -7950,6 +8144,7 @@
             <w:r>
               <w:rPr>
                 <w:rFonts w:hint="eastAsia" w:ascii="Times New Roman" w:hAnsi="Times New Roman" w:eastAsia="微软雅黑" w:cs="Times New Roman"/>
+                <w:kern w:val="2"/>
                 <w:sz w:val="18"/>
                 <w:szCs w:val="18"/>
                 <w:lang w:eastAsia="zh-CN"/>
@@ -7959,6 +8154,7 @@
             <w:r>
               <w:rPr>
                 <w:rFonts w:ascii="Times New Roman" w:hAnsi="Times New Roman" w:eastAsia="微软雅黑" w:cs="Times New Roman"/>
+                <w:kern w:val="2"/>
                 <w:sz w:val="18"/>
                 <w:szCs w:val="18"/>
                 <w:lang w:eastAsia="zh-CN"/>
@@ -8004,12 +8200,14 @@
           <w:p>
             <w:pPr>
               <w:keepNext/>
-              <w:spacing w:before="26"/>
+              <w:widowControl w:val="0"/>
+              <w:spacing w:before="26" w:after="0" w:line="240" w:lineRule="auto"/>
               <w:jc w:val="center"/>
               <w:rPr>
                 <w:rFonts w:ascii="Times New Roman" w:hAnsi="Times New Roman" w:eastAsia="微软雅黑" w:cs="Times New Roman"/>
                 <w:b/>
                 <w:color w:val="FFFFFF" w:themeColor="background1"/>
+                <w:kern w:val="2"/>
                 <w:sz w:val="18"/>
                 <w:szCs w:val="18"/>
                 <w:lang w:eastAsia="zh-CN"/>
@@ -8037,12 +8235,14 @@
           <w:p>
             <w:pPr>
               <w:keepNext/>
-              <w:spacing w:before="26"/>
+              <w:widowControl w:val="0"/>
+              <w:spacing w:before="26" w:after="0" w:line="240" w:lineRule="auto"/>
               <w:jc w:val="center"/>
               <w:rPr>
                 <w:rFonts w:ascii="Times New Roman" w:hAnsi="Times New Roman" w:eastAsia="微软雅黑" w:cs="Times New Roman"/>
                 <w:b/>
                 <w:color w:val="FFFFFF" w:themeColor="background1"/>
+                <w:kern w:val="2"/>
                 <w:sz w:val="18"/>
                 <w:szCs w:val="18"/>
                 <w:lang w:eastAsia="zh-CN"/>
@@ -8058,6 +8258,7 @@
                 <w:rFonts w:hint="eastAsia" w:ascii="Times New Roman" w:hAnsi="Times New Roman" w:eastAsia="微软雅黑" w:cs="Times New Roman"/>
                 <w:b/>
                 <w:color w:val="FFFFFF" w:themeColor="background1"/>
+                <w:kern w:val="2"/>
                 <w:sz w:val="18"/>
                 <w:szCs w:val="18"/>
                 <w:lang w:eastAsia="zh-CN"/>
@@ -8074,6 +8275,7 @@
                 <w:rFonts w:ascii="Times New Roman" w:hAnsi="Times New Roman" w:eastAsia="微软雅黑" w:cs="Times New Roman"/>
                 <w:b/>
                 <w:color w:val="FFFFFF" w:themeColor="background1"/>
+                <w:kern w:val="2"/>
                 <w:sz w:val="18"/>
                 <w:szCs w:val="18"/>
                 <w:lang w:eastAsia="zh-CN"/>
@@ -8102,18 +8304,21 @@
           <w:p>
             <w:pPr>
               <w:keepNext/>
-              <w:spacing w:before="26"/>
+              <w:widowControl w:val="0"/>
+              <w:spacing w:before="26" w:after="0" w:line="240" w:lineRule="auto"/>
               <w:jc w:val="center"/>
               <w:rPr>
                 <w:rFonts w:ascii="Times New Roman" w:hAnsi="Times New Roman" w:eastAsia="微软雅黑" w:cs="Times New Roman"/>
-                <w:sz w:val="18"/>
-                <w:szCs w:val="18"/>
-                <w:lang w:eastAsia="zh-CN"/>
-              </w:rPr>
-            </w:pPr>
-            <w:r>
-              <w:rPr>
-                <w:rFonts w:ascii="Times New Roman" w:hAnsi="Times New Roman" w:eastAsia="微软雅黑" w:cs="Times New Roman"/>
+                <w:kern w:val="2"/>
+                <w:sz w:val="18"/>
+                <w:szCs w:val="18"/>
+                <w:lang w:eastAsia="zh-CN"/>
+              </w:rPr>
+            </w:pPr>
+            <w:r>
+              <w:rPr>
+                <w:rFonts w:ascii="Times New Roman" w:hAnsi="Times New Roman" w:eastAsia="微软雅黑" w:cs="Times New Roman"/>
+                <w:kern w:val="2"/>
                 <w:sz w:val="18"/>
                 <w:szCs w:val="18"/>
                 <w:lang w:eastAsia="zh-CN"/>
@@ -8123,6 +8328,7 @@
             <w:r>
               <w:rPr>
                 <w:rFonts w:hint="eastAsia" w:ascii="Times New Roman" w:hAnsi="Times New Roman" w:eastAsia="微软雅黑" w:cs="Times New Roman"/>
+                <w:kern w:val="2"/>
                 <w:sz w:val="18"/>
                 <w:szCs w:val="18"/>
                 <w:lang w:eastAsia="zh-CN"/>
@@ -8132,6 +8338,7 @@
             <w:r>
               <w:rPr>
                 <w:rFonts w:ascii="Times New Roman" w:hAnsi="Times New Roman" w:eastAsia="微软雅黑" w:cs="Times New Roman"/>
+                <w:kern w:val="2"/>
                 <w:sz w:val="18"/>
                 <w:szCs w:val="18"/>
                 <w:lang w:eastAsia="zh-CN"/>
@@ -8141,6 +8348,7 @@
             <w:r>
               <w:rPr>
                 <w:rFonts w:hint="eastAsia" w:ascii="Times New Roman" w:hAnsi="Times New Roman" w:eastAsia="微软雅黑" w:cs="Times New Roman"/>
+                <w:kern w:val="2"/>
                 <w:sz w:val="18"/>
                 <w:szCs w:val="18"/>
                 <w:lang w:eastAsia="zh-CN"/>
@@ -8150,6 +8358,7 @@
             <w:r>
               <w:rPr>
                 <w:rFonts w:ascii="Times New Roman" w:hAnsi="Times New Roman" w:eastAsia="微软雅黑" w:cs="Times New Roman"/>
+                <w:kern w:val="2"/>
                 <w:sz w:val="18"/>
                 <w:szCs w:val="18"/>
                 <w:lang w:eastAsia="zh-CN"/>
@@ -8159,6 +8368,7 @@
             <w:r>
               <w:rPr>
                 <w:rFonts w:hint="eastAsia" w:ascii="Times New Roman" w:hAnsi="Times New Roman" w:eastAsia="微软雅黑" w:cs="Times New Roman"/>
+                <w:kern w:val="2"/>
                 <w:sz w:val="18"/>
                 <w:szCs w:val="18"/>
                 <w:lang w:eastAsia="zh-CN"/>
@@ -8168,6 +8378,7 @@
             <w:r>
               <w:rPr>
                 <w:rFonts w:ascii="Times New Roman" w:hAnsi="Times New Roman" w:eastAsia="微软雅黑" w:cs="Times New Roman"/>
+                <w:kern w:val="2"/>
                 <w:sz w:val="18"/>
                 <w:szCs w:val="18"/>
                 <w:lang w:eastAsia="zh-CN"/>
@@ -8177,6 +8388,7 @@
             <w:r>
               <w:rPr>
                 <w:rFonts w:hint="eastAsia" w:ascii="Times New Roman" w:hAnsi="Times New Roman" w:eastAsia="微软雅黑" w:cs="Times New Roman"/>
+                <w:kern w:val="2"/>
                 <w:sz w:val="18"/>
                 <w:szCs w:val="18"/>
                 <w:lang w:eastAsia="zh-CN"/>
@@ -8186,6 +8398,7 @@
             <w:r>
               <w:rPr>
                 <w:rFonts w:ascii="Times New Roman" w:hAnsi="Times New Roman" w:eastAsia="微软雅黑" w:cs="Times New Roman"/>
+                <w:kern w:val="2"/>
                 <w:sz w:val="18"/>
                 <w:szCs w:val="18"/>
                 <w:lang w:eastAsia="zh-CN"/>
@@ -8230,12 +8443,14 @@
           <w:p>
             <w:pPr>
               <w:keepNext/>
-              <w:spacing w:before="26"/>
+              <w:widowControl w:val="0"/>
+              <w:spacing w:before="26" w:after="0" w:line="240" w:lineRule="auto"/>
               <w:jc w:val="center"/>
               <w:rPr>
                 <w:rFonts w:ascii="Times New Roman" w:hAnsi="Times New Roman" w:eastAsia="微软雅黑" w:cs="Times New Roman"/>
                 <w:b/>
                 <w:color w:val="FFFFFF" w:themeColor="background1"/>
+                <w:kern w:val="2"/>
                 <w:sz w:val="18"/>
                 <w:szCs w:val="18"/>
                 <w:lang w:eastAsia="zh-CN"/>
@@ -8251,6 +8466,7 @@
                 <w:rFonts w:hint="eastAsia" w:ascii="Times New Roman" w:hAnsi="Times New Roman" w:eastAsia="微软雅黑" w:cs="Times New Roman"/>
                 <w:b/>
                 <w:color w:val="FFFFFF" w:themeColor="background1"/>
+                <w:kern w:val="2"/>
                 <w:sz w:val="18"/>
                 <w:szCs w:val="18"/>
                 <w:lang w:eastAsia="zh-CN"/>
@@ -8278,9 +8494,12 @@
           <w:p>
             <w:pPr>
               <w:keepNext/>
-              <w:spacing w:before="26"/>
-              <w:rPr>
-                <w:rFonts w:ascii="Times New Roman" w:hAnsi="Times New Roman" w:eastAsia="微软雅黑" w:cs="Times New Roman"/>
+              <w:widowControl w:val="0"/>
+              <w:spacing w:before="26" w:after="0" w:line="240" w:lineRule="auto"/>
+              <w:jc w:val="both"/>
+              <w:rPr>
+                <w:rFonts w:ascii="Times New Roman" w:hAnsi="Times New Roman" w:eastAsia="微软雅黑" w:cs="Times New Roman"/>
+                <w:kern w:val="2"/>
                 <w:sz w:val="18"/>
                 <w:szCs w:val="18"/>
                 <w:lang w:eastAsia="zh-CN"/>
@@ -8289,6 +8508,7 @@
             <w:r>
               <w:rPr>
                 <w:rFonts w:hint="eastAsia" w:ascii="Times New Roman" w:hAnsi="Times New Roman" w:eastAsia="微软雅黑" w:cs="Times New Roman"/>
+                <w:kern w:val="2"/>
                 <w:sz w:val="18"/>
                 <w:szCs w:val="18"/>
                 <w:lang w:eastAsia="zh-CN"/>
@@ -8298,6 +8518,7 @@
             <w:r>
               <w:rPr>
                 <w:rFonts w:ascii="Times New Roman" w:hAnsi="Times New Roman" w:eastAsia="微软雅黑" w:cs="Times New Roman"/>
+                <w:kern w:val="2"/>
                 <w:sz w:val="18"/>
                 <w:szCs w:val="18"/>
                 <w:lang w:eastAsia="zh-CN"/>
@@ -8307,6 +8528,7 @@
             <w:r>
               <w:rPr>
                 <w:rFonts w:hint="eastAsia" w:ascii="Times New Roman" w:hAnsi="Times New Roman" w:eastAsia="微软雅黑" w:cs="Times New Roman"/>
+                <w:kern w:val="2"/>
                 <w:sz w:val="18"/>
                 <w:szCs w:val="18"/>
                 <w:lang w:eastAsia="zh-CN"/>
@@ -8318,6 +8540,7 @@
                 <w:rFonts w:hint="eastAsia" w:ascii="Times New Roman" w:hAnsi="Times New Roman" w:eastAsia="微软雅黑" w:cs="Times New Roman"/>
                 <w:b/>
                 <w:bCs/>
+                <w:kern w:val="2"/>
                 <w:sz w:val="18"/>
                 <w:szCs w:val="18"/>
                 <w:lang w:eastAsia="zh-CN"/>
@@ -8327,6 +8550,7 @@
             <w:r>
               <w:rPr>
                 <w:rFonts w:hint="eastAsia" w:ascii="Times New Roman" w:hAnsi="Times New Roman" w:eastAsia="微软雅黑" w:cs="Times New Roman"/>
+                <w:kern w:val="2"/>
                 <w:sz w:val="18"/>
                 <w:szCs w:val="18"/>
                 <w:lang w:eastAsia="zh-CN"/>
@@ -8336,6 +8560,7 @@
             <w:r>
               <w:rPr>
                 <w:rFonts w:hint="eastAsia" w:ascii="Times New Roman" w:hAnsi="Times New Roman" w:eastAsia="微软雅黑" w:cs="Times New Roman"/>
+                <w:kern w:val="2"/>
                 <w:sz w:val="18"/>
                 <w:szCs w:val="18"/>
                 <w:lang w:val="en-US" w:eastAsia="zh-CN"/>
@@ -8345,6 +8570,7 @@
             <w:r>
               <w:rPr>
                 <w:rFonts w:hint="eastAsia" w:ascii="Times New Roman" w:hAnsi="Times New Roman" w:eastAsia="微软雅黑" w:cs="Times New Roman"/>
+                <w:kern w:val="2"/>
                 <w:sz w:val="18"/>
                 <w:szCs w:val="18"/>
                 <w:lang w:eastAsia="zh-CN"/>
@@ -8356,6 +8582,7 @@
                 <w:rFonts w:hint="eastAsia" w:ascii="Times New Roman" w:hAnsi="Times New Roman" w:eastAsia="微软雅黑" w:cs="Times New Roman"/>
                 <w:b/>
                 <w:bCs/>
+                <w:kern w:val="2"/>
                 <w:sz w:val="18"/>
                 <w:szCs w:val="18"/>
                 <w:lang w:eastAsia="zh-CN"/>
@@ -8365,6 +8592,7 @@
             <w:r>
               <w:rPr>
                 <w:rFonts w:hint="eastAsia" w:ascii="Times New Roman" w:hAnsi="Times New Roman" w:eastAsia="微软雅黑" w:cs="Times New Roman"/>
+                <w:kern w:val="2"/>
                 <w:sz w:val="18"/>
                 <w:szCs w:val="18"/>
                 <w:lang w:eastAsia="zh-CN"/>
@@ -8375,9 +8603,12 @@
           <w:p>
             <w:pPr>
               <w:keepNext/>
-              <w:spacing w:before="26"/>
-              <w:rPr>
-                <w:rFonts w:ascii="Times New Roman" w:hAnsi="Times New Roman" w:eastAsia="微软雅黑" w:cs="Times New Roman"/>
+              <w:widowControl w:val="0"/>
+              <w:spacing w:before="26" w:after="0" w:line="240" w:lineRule="auto"/>
+              <w:jc w:val="both"/>
+              <w:rPr>
+                <w:rFonts w:ascii="Times New Roman" w:hAnsi="Times New Roman" w:eastAsia="微软雅黑" w:cs="Times New Roman"/>
+                <w:kern w:val="2"/>
                 <w:sz w:val="18"/>
                 <w:szCs w:val="18"/>
                 <w:lang w:eastAsia="zh-CN"/>
@@ -8386,6 +8617,7 @@
             <w:r>
               <w:rPr>
                 <w:rFonts w:hint="eastAsia" w:ascii="Times New Roman" w:hAnsi="Times New Roman" w:eastAsia="微软雅黑" w:cs="Times New Roman"/>
+                <w:kern w:val="2"/>
                 <w:sz w:val="18"/>
                 <w:szCs w:val="18"/>
                 <w:lang w:eastAsia="zh-CN"/>
@@ -8398,10 +8630,13 @@
     </w:tbl>
     <w:p>
       <w:pPr>
-        <w:spacing w:before="26"/>
+        <w:widowControl w:val="0"/>
+        <w:spacing w:before="26" w:after="0" w:line="240" w:lineRule="auto"/>
+        <w:jc w:val="both"/>
         <w:rPr>
           <w:rFonts w:ascii="Times New Roman" w:hAnsi="Times New Roman" w:eastAsia="微软雅黑" w:cs="Times New Roman"/>
           <w:b/>
+          <w:kern w:val="2"/>
           <w:sz w:val="24"/>
           <w:szCs w:val="24"/>
           <w:lang w:eastAsia="zh-CN"/>
@@ -8411,6 +8646,7 @@
         <w:rPr>
           <w:rFonts w:hint="eastAsia" w:ascii="Times New Roman" w:hAnsi="Times New Roman" w:eastAsia="微软雅黑" w:cs="Times New Roman"/>
           <w:b/>
+          <w:kern w:val="2"/>
           <w:sz w:val="24"/>
           <w:szCs w:val="24"/>
           <w:lang w:eastAsia="zh-CN"/>
@@ -8421,11 +8657,15 @@
     <w:p>
       <w:pPr>
         <w:keepNext/>
-        <w:spacing w:before="26"/>
+        <w:widowControl w:val="0"/>
+        <w:spacing w:before="26" w:after="0" w:line="240" w:lineRule="auto"/>
+        <w:jc w:val="both"/>
         <w:rPr>
           <w:rFonts w:ascii="Times New Roman" w:hAnsi="Times New Roman" w:eastAsia="微软雅黑" w:cs="Times New Roman"/>
           <w:b/>
+          <w:kern w:val="2"/>
           <w:sz w:val="24"/>
+          <w:szCs w:val="24"/>
           <w:lang w:eastAsia="zh-CN"/>
         </w:rPr>
       </w:pPr>
@@ -8433,7 +8673,9 @@
         <w:rPr>
           <w:rFonts w:ascii="Times New Roman" w:hAnsi="Times New Roman" w:eastAsia="微软雅黑" w:cs="Times New Roman"/>
           <w:b/>
+          <w:kern w:val="2"/>
           <w:sz w:val="24"/>
+          <w:szCs w:val="24"/>
           <w:lang w:eastAsia="zh-CN"/>
         </w:rPr>
         <w:t>潜在受益药物研究信息：</w:t>
@@ -8504,11 +8746,14 @@
           <w:p>
             <w:pPr>
               <w:keepNext/>
+              <w:widowControl w:val="0"/>
+              <w:spacing w:after="0" w:line="240" w:lineRule="auto"/>
               <w:jc w:val="center"/>
               <w:rPr>
                 <w:rFonts w:ascii="Times New Roman" w:hAnsi="Times New Roman" w:eastAsia="微软雅黑" w:cs="Times New Roman"/>
                 <w:b/>
                 <w:color w:val="FFFFFF" w:themeColor="background1"/>
+                <w:kern w:val="2"/>
                 <w:sz w:val="18"/>
                 <w:szCs w:val="18"/>
                 <w:lang w:eastAsia="zh-CN"/>
@@ -8524,6 +8769,7 @@
                 <w:rFonts w:ascii="Times New Roman" w:hAnsi="Times New Roman" w:eastAsia="微软雅黑" w:cs="Times New Roman"/>
                 <w:b/>
                 <w:color w:val="FFFFFF" w:themeColor="background1"/>
+                <w:kern w:val="2"/>
                 <w:sz w:val="18"/>
                 <w:szCs w:val="18"/>
                 <w:lang w:eastAsia="zh-CN"/>
@@ -8552,11 +8798,14 @@
           <w:p>
             <w:pPr>
               <w:keepNext/>
+              <w:widowControl w:val="0"/>
+              <w:spacing w:after="0" w:line="240" w:lineRule="auto"/>
               <w:jc w:val="center"/>
               <w:rPr>
                 <w:rFonts w:ascii="Times New Roman" w:hAnsi="Times New Roman" w:eastAsia="微软雅黑" w:cs="Times New Roman"/>
                 <w:b/>
                 <w:color w:val="FFFFFF" w:themeColor="background1"/>
+                <w:kern w:val="2"/>
                 <w:sz w:val="18"/>
                 <w:szCs w:val="18"/>
                 <w:lang w:eastAsia="zh-CN"/>
@@ -8572,6 +8821,7 @@
                 <w:rFonts w:ascii="Times New Roman" w:hAnsi="Times New Roman" w:eastAsia="微软雅黑" w:cs="Times New Roman"/>
                 <w:b/>
                 <w:color w:val="FFFFFF" w:themeColor="background1"/>
+                <w:kern w:val="2"/>
                 <w:sz w:val="18"/>
                 <w:szCs w:val="18"/>
                 <w:lang w:eastAsia="zh-CN"/>
@@ -8600,11 +8850,14 @@
           <w:p>
             <w:pPr>
               <w:keepNext/>
+              <w:widowControl w:val="0"/>
+              <w:spacing w:after="0" w:line="240" w:lineRule="auto"/>
               <w:jc w:val="center"/>
               <w:rPr>
                 <w:rFonts w:ascii="Times New Roman" w:hAnsi="Times New Roman" w:eastAsia="微软雅黑" w:cs="Times New Roman"/>
                 <w:b/>
                 <w:color w:val="FFFFFF" w:themeColor="background1"/>
+                <w:kern w:val="2"/>
                 <w:sz w:val="18"/>
                 <w:szCs w:val="18"/>
                 <w:lang w:eastAsia="zh-CN"/>
@@ -8620,6 +8873,7 @@
                 <w:rFonts w:ascii="Times New Roman" w:hAnsi="Times New Roman" w:eastAsia="微软雅黑" w:cs="Times New Roman"/>
                 <w:b/>
                 <w:color w:val="FFFFFF" w:themeColor="background1"/>
+                <w:kern w:val="2"/>
                 <w:sz w:val="18"/>
                 <w:szCs w:val="18"/>
                 <w:lang w:eastAsia="zh-CN"/>
@@ -8636,6 +8890,7 @@
                 <w:rFonts w:hint="eastAsia" w:ascii="Times New Roman" w:hAnsi="Times New Roman" w:eastAsia="微软雅黑" w:cs="Times New Roman"/>
                 <w:b/>
                 <w:color w:val="FFFFFF" w:themeColor="background1"/>
+                <w:kern w:val="2"/>
                 <w:sz w:val="18"/>
                 <w:szCs w:val="18"/>
                 <w:lang w:eastAsia="zh-CN"/>
@@ -8664,11 +8919,14 @@
           <w:p>
             <w:pPr>
               <w:keepNext/>
+              <w:widowControl w:val="0"/>
+              <w:spacing w:after="0" w:line="240" w:lineRule="auto"/>
               <w:jc w:val="center"/>
               <w:rPr>
                 <w:rFonts w:ascii="Times New Roman" w:hAnsi="Times New Roman" w:eastAsia="微软雅黑" w:cs="Times New Roman"/>
                 <w:b/>
                 <w:color w:val="FFFFFF" w:themeColor="background1"/>
+                <w:kern w:val="2"/>
                 <w:sz w:val="18"/>
                 <w:szCs w:val="18"/>
                 <w:lang w:eastAsia="zh-CN"/>
@@ -8684,6 +8942,7 @@
                 <w:rFonts w:ascii="Times New Roman" w:hAnsi="Times New Roman" w:eastAsia="微软雅黑" w:cs="Times New Roman"/>
                 <w:b/>
                 <w:color w:val="FFFFFF" w:themeColor="background1"/>
+                <w:kern w:val="2"/>
                 <w:sz w:val="18"/>
                 <w:szCs w:val="18"/>
                 <w:lang w:eastAsia="zh-CN"/>
@@ -8734,11 +8993,13 @@
           <w:p>
             <w:pPr>
               <w:keepNext/>
-              <w:spacing w:before="26"/>
+              <w:widowControl w:val="0"/>
+              <w:spacing w:before="26" w:after="0" w:line="240" w:lineRule="auto"/>
               <w:jc w:val="center"/>
               <w:rPr>
                 <w:rFonts w:ascii="Times New Roman" w:hAnsi="Times New Roman" w:eastAsia="微软雅黑" w:cs="Times New Roman"/>
                 <w:bCs/>
+                <w:kern w:val="2"/>
                 <w:sz w:val="18"/>
                 <w:szCs w:val="18"/>
                 <w:highlight w:val="yellow"/>
@@ -8749,6 +9010,7 @@
               <w:rPr>
                 <w:rFonts w:hint="eastAsia" w:ascii="Times New Roman" w:hAnsi="Times New Roman" w:eastAsia="微软雅黑" w:cs="Times New Roman"/>
                 <w:b/>
+                <w:kern w:val="2"/>
                 <w:sz w:val="18"/>
                 <w:szCs w:val="18"/>
                 <w:lang w:eastAsia="zh-CN"/>
@@ -8792,12 +9054,14 @@
           </w:tcPr>
           <w:p>
             <w:pPr>
-              <w:spacing w:before="1" w:line="249" w:lineRule="auto"/>
+              <w:widowControl w:val="0"/>
+              <w:spacing w:before="1" w:after="0" w:line="249" w:lineRule="auto"/>
               <w:ind w:right="131"/>
               <w:jc w:val="center"/>
               <w:rPr>
                 <w:rFonts w:ascii="Times New Roman" w:hAnsi="Times New Roman" w:eastAsia="微软雅黑" w:cs="Times New Roman"/>
                 <w:b/>
+                <w:kern w:val="2"/>
                 <w:sz w:val="18"/>
                 <w:szCs w:val="18"/>
                 <w:highlight w:val="yellow"/>
@@ -8806,6 +9070,7 @@
             <w:r>
               <w:rPr>
                 <w:rFonts w:ascii="Times New Roman" w:hAnsi="Times New Roman" w:eastAsia="微软雅黑" w:cs="Times New Roman"/>
+                <w:kern w:val="2"/>
                 <w:sz w:val="18"/>
                 <w:szCs w:val="18"/>
                 <w:lang w:eastAsia="zh-CN"/>
@@ -8816,6 +9081,7 @@
               <w:rPr>
                 <w:rFonts w:ascii="Times New Roman" w:hAnsi="Times New Roman" w:eastAsia="微软雅黑" w:cs="Times New Roman"/>
                 <w:bCs/>
+                <w:kern w:val="2"/>
                 <w:sz w:val="18"/>
                 <w:szCs w:val="18"/>
                 <w:lang w:eastAsia="zh-CN"/>
@@ -8826,6 +9092,7 @@
               <w:rPr>
                 <w:rFonts w:hint="eastAsia" w:ascii="Times New Roman" w:hAnsi="Times New Roman" w:eastAsia="微软雅黑" w:cs="Times New Roman"/>
                 <w:bCs/>
+                <w:kern w:val="2"/>
                 <w:sz w:val="18"/>
                 <w:szCs w:val="18"/>
                 <w:lang w:eastAsia="zh-CN"/>
@@ -8835,6 +9102,7 @@
             <w:r>
               <w:rPr>
                 <w:rFonts w:ascii="Times New Roman" w:hAnsi="Times New Roman" w:eastAsia="微软雅黑" w:cs="Times New Roman"/>
+                <w:kern w:val="2"/>
                 <w:sz w:val="18"/>
                 <w:szCs w:val="18"/>
                 <w:lang w:eastAsia="zh-CN"/>
@@ -8857,11 +9125,13 @@
           <w:p>
             <w:pPr>
               <w:keepNext/>
-              <w:spacing w:before="26"/>
+              <w:widowControl w:val="0"/>
+              <w:spacing w:before="26" w:after="0" w:line="240" w:lineRule="auto"/>
               <w:jc w:val="center"/>
               <w:rPr>
                 <w:rFonts w:ascii="Times New Roman" w:hAnsi="Times New Roman" w:eastAsia="微软雅黑" w:cs="Times New Roman"/>
                 <w:bCs/>
+                <w:kern w:val="2"/>
                 <w:sz w:val="18"/>
                 <w:szCs w:val="18"/>
                 <w:highlight w:val="yellow"/>
@@ -8871,6 +9141,7 @@
             <w:r>
               <w:rPr>
                 <w:rFonts w:hint="eastAsia" w:ascii="Times New Roman" w:hAnsi="Times New Roman" w:eastAsia="微软雅黑" w:cs="Times New Roman"/>
+                <w:kern w:val="2"/>
                 <w:sz w:val="18"/>
                 <w:szCs w:val="18"/>
                 <w:lang w:eastAsia="zh-CN"/>
@@ -8881,6 +9152,7 @@
               <w:rPr>
                 <w:rFonts w:hint="eastAsia" w:ascii="Times New Roman" w:hAnsi="Times New Roman" w:eastAsia="微软雅黑" w:cs="Times New Roman"/>
                 <w:bCs/>
+                <w:kern w:val="2"/>
                 <w:sz w:val="18"/>
                 <w:szCs w:val="18"/>
                 <w:lang w:eastAsia="zh-CN"/>
@@ -8890,6 +9162,7 @@
             <w:r>
               <w:rPr>
                 <w:rFonts w:hint="eastAsia" w:ascii="Times New Roman" w:hAnsi="Times New Roman" w:eastAsia="微软雅黑" w:cs="Times New Roman"/>
+                <w:kern w:val="2"/>
                 <w:sz w:val="18"/>
                 <w:szCs w:val="18"/>
                 <w:lang w:eastAsia="zh-CN"/>
@@ -8912,11 +9185,13 @@
           <w:p>
             <w:pPr>
               <w:keepNext/>
-              <w:spacing w:before="26"/>
+              <w:widowControl w:val="0"/>
+              <w:spacing w:before="26" w:after="0" w:line="240" w:lineRule="auto"/>
               <w:jc w:val="center"/>
               <w:rPr>
                 <w:rFonts w:ascii="Times New Roman" w:hAnsi="Times New Roman" w:eastAsia="微软雅黑" w:cs="Times New Roman"/>
                 <w:bCs/>
+                <w:kern w:val="2"/>
                 <w:sz w:val="18"/>
                 <w:szCs w:val="18"/>
                 <w:highlight w:val="yellow"/>
@@ -8926,6 +9201,7 @@
             <w:r>
               <w:rPr>
                 <w:rFonts w:hint="eastAsia" w:ascii="Times New Roman" w:hAnsi="Times New Roman" w:eastAsia="微软雅黑" w:cs="Times New Roman"/>
+                <w:kern w:val="2"/>
                 <w:sz w:val="18"/>
                 <w:szCs w:val="18"/>
                 <w:lang w:eastAsia="zh-CN"/>
@@ -8936,6 +9212,7 @@
               <w:rPr>
                 <w:rFonts w:hint="eastAsia" w:ascii="Times New Roman" w:hAnsi="Times New Roman" w:eastAsia="微软雅黑" w:cs="Times New Roman"/>
                 <w:bCs/>
+                <w:kern w:val="2"/>
                 <w:sz w:val="18"/>
                 <w:szCs w:val="18"/>
                 <w:lang w:eastAsia="zh-CN"/>
@@ -8945,6 +9222,7 @@
             <w:r>
               <w:rPr>
                 <w:rFonts w:hint="eastAsia" w:ascii="Times New Roman" w:hAnsi="Times New Roman" w:eastAsia="微软雅黑" w:cs="Times New Roman"/>
+                <w:kern w:val="2"/>
                 <w:sz w:val="18"/>
                 <w:szCs w:val="18"/>
                 <w:lang w:eastAsia="zh-CN"/>
@@ -8967,11 +9245,13 @@
           <w:p>
             <w:pPr>
               <w:keepNext/>
-              <w:spacing w:before="26"/>
+              <w:widowControl w:val="0"/>
+              <w:spacing w:before="26" w:after="0" w:line="240" w:lineRule="auto"/>
               <w:jc w:val="center"/>
               <w:rPr>
                 <w:rFonts w:ascii="Times New Roman" w:hAnsi="Times New Roman" w:eastAsia="微软雅黑" w:cs="Times New Roman"/>
                 <w:bCs/>
+                <w:kern w:val="2"/>
                 <w:sz w:val="18"/>
                 <w:szCs w:val="18"/>
                 <w:highlight w:val="yellow"/>
@@ -8981,6 +9261,7 @@
             <w:r>
               <w:rPr>
                 <w:rFonts w:hint="eastAsia" w:ascii="Times New Roman" w:hAnsi="Times New Roman" w:eastAsia="微软雅黑" w:cs="Times New Roman"/>
+                <w:kern w:val="2"/>
                 <w:sz w:val="18"/>
                 <w:szCs w:val="18"/>
                 <w:lang w:eastAsia="zh-CN"/>
@@ -8991,6 +9272,7 @@
               <w:rPr>
                 <w:rFonts w:hint="eastAsia" w:ascii="Times New Roman" w:hAnsi="Times New Roman" w:eastAsia="微软雅黑" w:cs="Times New Roman"/>
                 <w:bCs/>
+                <w:kern w:val="2"/>
                 <w:sz w:val="18"/>
                 <w:szCs w:val="18"/>
                 <w:lang w:eastAsia="zh-CN"/>
@@ -9000,6 +9282,7 @@
             <w:r>
               <w:rPr>
                 <w:rFonts w:hint="eastAsia" w:ascii="Times New Roman" w:hAnsi="Times New Roman" w:eastAsia="微软雅黑" w:cs="Times New Roman"/>
+                <w:kern w:val="2"/>
                 <w:sz w:val="18"/>
                 <w:szCs w:val="18"/>
                 <w:lang w:eastAsia="zh-CN"/>
@@ -9045,11 +9328,13 @@
           <w:p>
             <w:pPr>
               <w:keepNext/>
-              <w:spacing w:before="26"/>
+              <w:widowControl w:val="0"/>
+              <w:spacing w:before="26" w:after="0" w:line="240" w:lineRule="auto"/>
               <w:jc w:val="center"/>
               <w:rPr>
                 <w:rFonts w:ascii="Times New Roman" w:hAnsi="Times New Roman" w:eastAsia="微软雅黑" w:cs="Times New Roman"/>
                 <w:bCs/>
+                <w:kern w:val="2"/>
                 <w:sz w:val="18"/>
                 <w:szCs w:val="18"/>
                 <w:lang w:eastAsia="zh-CN"/>
@@ -9059,6 +9344,7 @@
               <w:rPr>
                 <w:rFonts w:hint="eastAsia" w:ascii="Times New Roman" w:hAnsi="Times New Roman" w:eastAsia="微软雅黑" w:cs="Times New Roman"/>
                 <w:b/>
+                <w:kern w:val="2"/>
                 <w:sz w:val="18"/>
                 <w:szCs w:val="18"/>
                 <w:lang w:eastAsia="zh-CN"/>
@@ -9071,10 +9357,13 @@
     </w:tbl>
     <w:p>
       <w:pPr>
-        <w:spacing w:before="26"/>
+        <w:widowControl w:val="0"/>
+        <w:spacing w:before="26" w:after="0" w:line="240" w:lineRule="auto"/>
+        <w:jc w:val="both"/>
         <w:rPr>
           <w:rFonts w:ascii="Times New Roman" w:hAnsi="Times New Roman" w:eastAsia="微软雅黑" w:cs="Times New Roman"/>
           <w:b/>
+          <w:kern w:val="2"/>
           <w:sz w:val="24"/>
           <w:szCs w:val="24"/>
           <w:lang w:eastAsia="zh-CN"/>
@@ -9084,6 +9373,7 @@
         <w:rPr>
           <w:rFonts w:hint="eastAsia" w:ascii="Times New Roman" w:hAnsi="Times New Roman" w:eastAsia="微软雅黑" w:cs="Times New Roman"/>
           <w:b/>
+          <w:kern w:val="2"/>
           <w:sz w:val="24"/>
           <w:szCs w:val="24"/>
           <w:lang w:eastAsia="zh-CN"/>
@@ -9094,11 +9384,15 @@
     <w:p>
       <w:pPr>
         <w:keepNext/>
-        <w:spacing w:before="26"/>
+        <w:widowControl w:val="0"/>
+        <w:spacing w:before="26" w:after="0" w:line="240" w:lineRule="auto"/>
+        <w:jc w:val="both"/>
         <w:rPr>
           <w:rFonts w:ascii="Times New Roman" w:hAnsi="Times New Roman" w:eastAsia="微软雅黑" w:cs="Times New Roman"/>
           <w:b/>
+          <w:kern w:val="2"/>
           <w:sz w:val="24"/>
+          <w:szCs w:val="24"/>
           <w:lang w:eastAsia="zh-CN"/>
         </w:rPr>
       </w:pPr>
@@ -9106,7 +9400,9 @@
         <w:rPr>
           <w:rFonts w:hint="eastAsia" w:ascii="Times New Roman" w:hAnsi="Times New Roman" w:eastAsia="微软雅黑" w:cs="Times New Roman"/>
           <w:b/>
+          <w:kern w:val="2"/>
           <w:sz w:val="24"/>
+          <w:szCs w:val="24"/>
           <w:lang w:eastAsia="zh-CN"/>
         </w:rPr>
         <w:t>潜在耐药研究信息：</w:t>
@@ -9177,11 +9473,14 @@
           <w:p>
             <w:pPr>
               <w:keepNext/>
+              <w:widowControl w:val="0"/>
+              <w:spacing w:after="0" w:line="240" w:lineRule="auto"/>
               <w:jc w:val="center"/>
               <w:rPr>
                 <w:rFonts w:ascii="Times New Roman" w:hAnsi="Times New Roman" w:eastAsia="微软雅黑" w:cs="Times New Roman"/>
                 <w:b/>
                 <w:color w:val="FFFFFF" w:themeColor="background1"/>
+                <w:kern w:val="2"/>
                 <w:sz w:val="18"/>
                 <w:szCs w:val="18"/>
                 <w:lang w:eastAsia="zh-CN"/>
@@ -9197,6 +9496,7 @@
                 <w:rFonts w:ascii="Times New Roman" w:hAnsi="Times New Roman" w:eastAsia="微软雅黑" w:cs="Times New Roman"/>
                 <w:b/>
                 <w:color w:val="FFFFFF" w:themeColor="background1"/>
+                <w:kern w:val="2"/>
                 <w:sz w:val="18"/>
                 <w:szCs w:val="18"/>
                 <w:lang w:eastAsia="zh-CN"/>
@@ -9225,11 +9525,14 @@
           <w:p>
             <w:pPr>
               <w:keepNext/>
+              <w:widowControl w:val="0"/>
+              <w:spacing w:after="0" w:line="240" w:lineRule="auto"/>
               <w:jc w:val="center"/>
               <w:rPr>
                 <w:rFonts w:ascii="Times New Roman" w:hAnsi="Times New Roman" w:eastAsia="微软雅黑" w:cs="Times New Roman"/>
                 <w:b/>
                 <w:color w:val="FFFFFF" w:themeColor="background1"/>
+                <w:kern w:val="2"/>
                 <w:sz w:val="18"/>
                 <w:szCs w:val="18"/>
                 <w:lang w:eastAsia="zh-CN"/>
@@ -9245,6 +9548,7 @@
                 <w:rFonts w:ascii="Times New Roman" w:hAnsi="Times New Roman" w:eastAsia="微软雅黑" w:cs="Times New Roman"/>
                 <w:b/>
                 <w:color w:val="FFFFFF" w:themeColor="background1"/>
+                <w:kern w:val="2"/>
                 <w:sz w:val="18"/>
                 <w:szCs w:val="18"/>
                 <w:lang w:eastAsia="zh-CN"/>
@@ -9273,11 +9577,14 @@
           <w:p>
             <w:pPr>
               <w:keepNext/>
+              <w:widowControl w:val="0"/>
+              <w:spacing w:after="0" w:line="240" w:lineRule="auto"/>
               <w:jc w:val="center"/>
               <w:rPr>
                 <w:rFonts w:ascii="Times New Roman" w:hAnsi="Times New Roman" w:eastAsia="微软雅黑" w:cs="Times New Roman"/>
                 <w:b/>
                 <w:color w:val="FFFFFF" w:themeColor="background1"/>
+                <w:kern w:val="2"/>
                 <w:sz w:val="18"/>
                 <w:szCs w:val="18"/>
                 <w:lang w:eastAsia="zh-CN"/>
@@ -9293,6 +9600,7 @@
                 <w:rFonts w:ascii="Times New Roman" w:hAnsi="Times New Roman" w:eastAsia="微软雅黑" w:cs="Times New Roman"/>
                 <w:b/>
                 <w:color w:val="FFFFFF" w:themeColor="background1"/>
+                <w:kern w:val="2"/>
                 <w:sz w:val="18"/>
                 <w:szCs w:val="18"/>
                 <w:lang w:eastAsia="zh-CN"/>
@@ -9309,6 +9617,7 @@
                 <w:rFonts w:hint="eastAsia" w:ascii="Times New Roman" w:hAnsi="Times New Roman" w:eastAsia="微软雅黑" w:cs="Times New Roman"/>
                 <w:b/>
                 <w:color w:val="FFFFFF" w:themeColor="background1"/>
+                <w:kern w:val="2"/>
                 <w:sz w:val="18"/>
                 <w:szCs w:val="18"/>
                 <w:lang w:eastAsia="zh-CN"/>
@@ -9337,11 +9646,14 @@
           <w:p>
             <w:pPr>
               <w:keepNext/>
+              <w:widowControl w:val="0"/>
+              <w:spacing w:after="0" w:line="240" w:lineRule="auto"/>
               <w:jc w:val="center"/>
               <w:rPr>
                 <w:rFonts w:ascii="Times New Roman" w:hAnsi="Times New Roman" w:eastAsia="微软雅黑" w:cs="Times New Roman"/>
                 <w:b/>
                 <w:color w:val="FFFFFF" w:themeColor="background1"/>
+                <w:kern w:val="2"/>
                 <w:sz w:val="18"/>
                 <w:szCs w:val="18"/>
                 <w:lang w:eastAsia="zh-CN"/>
@@ -9357,6 +9669,7 @@
                 <w:rFonts w:ascii="Times New Roman" w:hAnsi="Times New Roman" w:eastAsia="微软雅黑" w:cs="Times New Roman"/>
                 <w:b/>
                 <w:color w:val="FFFFFF" w:themeColor="background1"/>
+                <w:kern w:val="2"/>
                 <w:sz w:val="18"/>
                 <w:szCs w:val="18"/>
                 <w:lang w:eastAsia="zh-CN"/>
@@ -9407,11 +9720,13 @@
           <w:p>
             <w:pPr>
               <w:keepNext/>
-              <w:spacing w:before="26"/>
+              <w:widowControl w:val="0"/>
+              <w:spacing w:before="26" w:after="0" w:line="240" w:lineRule="auto"/>
               <w:jc w:val="center"/>
               <w:rPr>
                 <w:rFonts w:ascii="Times New Roman" w:hAnsi="Times New Roman" w:eastAsia="微软雅黑" w:cs="Times New Roman"/>
                 <w:bCs/>
+                <w:kern w:val="2"/>
                 <w:sz w:val="18"/>
                 <w:szCs w:val="18"/>
                 <w:highlight w:val="yellow"/>
@@ -9422,6 +9737,7 @@
               <w:rPr>
                 <w:rFonts w:hint="eastAsia" w:ascii="Times New Roman" w:hAnsi="Times New Roman" w:eastAsia="微软雅黑" w:cs="Times New Roman"/>
                 <w:b/>
+                <w:kern w:val="2"/>
                 <w:sz w:val="18"/>
                 <w:szCs w:val="18"/>
                 <w:lang w:eastAsia="zh-CN"/>
@@ -9432,6 +9748,7 @@
               <w:rPr>
                 <w:rFonts w:ascii="Times New Roman" w:hAnsi="Times New Roman" w:eastAsia="微软雅黑" w:cs="Times New Roman"/>
                 <w:b/>
+                <w:kern w:val="2"/>
                 <w:sz w:val="18"/>
                 <w:szCs w:val="18"/>
                 <w:lang w:eastAsia="zh-CN"/>
@@ -9442,6 +9759,7 @@
               <w:rPr>
                 <w:rFonts w:hint="eastAsia" w:ascii="Times New Roman" w:hAnsi="Times New Roman" w:eastAsia="微软雅黑" w:cs="Times New Roman"/>
                 <w:b/>
+                <w:kern w:val="2"/>
                 <w:sz w:val="18"/>
                 <w:szCs w:val="18"/>
                 <w:lang w:eastAsia="zh-CN"/>
@@ -9485,12 +9803,14 @@
           </w:tcPr>
           <w:p>
             <w:pPr>
-              <w:spacing w:before="1" w:line="249" w:lineRule="auto"/>
+              <w:widowControl w:val="0"/>
+              <w:spacing w:before="1" w:after="0" w:line="249" w:lineRule="auto"/>
               <w:ind w:right="131"/>
               <w:jc w:val="center"/>
               <w:rPr>
                 <w:rFonts w:ascii="Times New Roman" w:hAnsi="Times New Roman" w:eastAsia="微软雅黑" w:cs="Times New Roman"/>
                 <w:b/>
+                <w:kern w:val="2"/>
                 <w:sz w:val="18"/>
                 <w:szCs w:val="18"/>
                 <w:highlight w:val="yellow"/>
@@ -9499,6 +9819,7 @@
             <w:r>
               <w:rPr>
                 <w:rFonts w:ascii="Times New Roman" w:hAnsi="Times New Roman" w:eastAsia="微软雅黑" w:cs="Times New Roman"/>
+                <w:kern w:val="2"/>
                 <w:sz w:val="18"/>
                 <w:szCs w:val="18"/>
                 <w:lang w:eastAsia="zh-CN"/>
@@ -9509,6 +9830,7 @@
               <w:rPr>
                 <w:rFonts w:ascii="Times New Roman" w:hAnsi="Times New Roman" w:eastAsia="微软雅黑" w:cs="Times New Roman"/>
                 <w:bCs/>
+                <w:kern w:val="2"/>
                 <w:sz w:val="18"/>
                 <w:szCs w:val="18"/>
                 <w:lang w:eastAsia="zh-CN"/>
@@ -9519,6 +9841,7 @@
               <w:rPr>
                 <w:rFonts w:hint="eastAsia" w:ascii="Times New Roman" w:hAnsi="Times New Roman" w:eastAsia="微软雅黑" w:cs="Times New Roman"/>
                 <w:bCs/>
+                <w:kern w:val="2"/>
                 <w:sz w:val="18"/>
                 <w:szCs w:val="18"/>
                 <w:lang w:eastAsia="zh-CN"/>
@@ -9528,6 +9851,7 @@
             <w:r>
               <w:rPr>
                 <w:rFonts w:ascii="Times New Roman" w:hAnsi="Times New Roman" w:eastAsia="微软雅黑" w:cs="Times New Roman"/>
+                <w:kern w:val="2"/>
                 <w:sz w:val="18"/>
                 <w:szCs w:val="18"/>
                 <w:lang w:eastAsia="zh-CN"/>
@@ -9550,11 +9874,13 @@
           <w:p>
             <w:pPr>
               <w:keepNext/>
-              <w:spacing w:before="26"/>
+              <w:widowControl w:val="0"/>
+              <w:spacing w:before="26" w:after="0" w:line="240" w:lineRule="auto"/>
               <w:jc w:val="center"/>
               <w:rPr>
                 <w:rFonts w:ascii="Times New Roman" w:hAnsi="Times New Roman" w:eastAsia="微软雅黑" w:cs="Times New Roman"/>
                 <w:bCs/>
+                <w:kern w:val="2"/>
                 <w:sz w:val="18"/>
                 <w:szCs w:val="18"/>
                 <w:highlight w:val="yellow"/>
@@ -9564,6 +9890,7 @@
             <w:r>
               <w:rPr>
                 <w:rFonts w:hint="eastAsia" w:ascii="Times New Roman" w:hAnsi="Times New Roman" w:eastAsia="微软雅黑" w:cs="Times New Roman"/>
+                <w:kern w:val="2"/>
                 <w:sz w:val="18"/>
                 <w:szCs w:val="18"/>
                 <w:lang w:eastAsia="zh-CN"/>
@@ -9574,6 +9901,7 @@
               <w:rPr>
                 <w:rFonts w:hint="eastAsia" w:ascii="Times New Roman" w:hAnsi="Times New Roman" w:eastAsia="微软雅黑" w:cs="Times New Roman"/>
                 <w:bCs/>
+                <w:kern w:val="2"/>
                 <w:sz w:val="18"/>
                 <w:szCs w:val="18"/>
                 <w:lang w:eastAsia="zh-CN"/>
@@ -9583,6 +9911,7 @@
             <w:r>
               <w:rPr>
                 <w:rFonts w:hint="eastAsia" w:ascii="Times New Roman" w:hAnsi="Times New Roman" w:eastAsia="微软雅黑" w:cs="Times New Roman"/>
+                <w:kern w:val="2"/>
                 <w:sz w:val="18"/>
                 <w:szCs w:val="18"/>
                 <w:lang w:eastAsia="zh-CN"/>
@@ -9605,11 +9934,13 @@
           <w:p>
             <w:pPr>
               <w:keepNext/>
-              <w:spacing w:before="26"/>
+              <w:widowControl w:val="0"/>
+              <w:spacing w:before="26" w:after="0" w:line="240" w:lineRule="auto"/>
               <w:jc w:val="center"/>
               <w:rPr>
                 <w:rFonts w:ascii="Times New Roman" w:hAnsi="Times New Roman" w:eastAsia="微软雅黑" w:cs="Times New Roman"/>
                 <w:bCs/>
+                <w:kern w:val="2"/>
                 <w:sz w:val="18"/>
                 <w:szCs w:val="18"/>
                 <w:highlight w:val="yellow"/>
@@ -9619,6 +9950,7 @@
             <w:r>
               <w:rPr>
                 <w:rFonts w:hint="eastAsia" w:ascii="Times New Roman" w:hAnsi="Times New Roman" w:eastAsia="微软雅黑" w:cs="Times New Roman"/>
+                <w:kern w:val="2"/>
                 <w:sz w:val="18"/>
                 <w:szCs w:val="18"/>
                 <w:lang w:eastAsia="zh-CN"/>
@@ -9629,6 +9961,7 @@
               <w:rPr>
                 <w:rFonts w:hint="eastAsia" w:ascii="Times New Roman" w:hAnsi="Times New Roman" w:eastAsia="微软雅黑" w:cs="Times New Roman"/>
                 <w:bCs/>
+                <w:kern w:val="2"/>
                 <w:sz w:val="18"/>
                 <w:szCs w:val="18"/>
                 <w:lang w:eastAsia="zh-CN"/>
@@ -9638,6 +9971,7 @@
             <w:r>
               <w:rPr>
                 <w:rFonts w:hint="eastAsia" w:ascii="Times New Roman" w:hAnsi="Times New Roman" w:eastAsia="微软雅黑" w:cs="Times New Roman"/>
+                <w:kern w:val="2"/>
                 <w:sz w:val="18"/>
                 <w:szCs w:val="18"/>
                 <w:lang w:eastAsia="zh-CN"/>
@@ -9660,11 +9994,13 @@
           <w:p>
             <w:pPr>
               <w:keepNext/>
-              <w:spacing w:before="26"/>
+              <w:widowControl w:val="0"/>
+              <w:spacing w:before="26" w:after="0" w:line="240" w:lineRule="auto"/>
               <w:jc w:val="center"/>
               <w:rPr>
                 <w:rFonts w:ascii="Times New Roman" w:hAnsi="Times New Roman" w:eastAsia="微软雅黑" w:cs="Times New Roman"/>
                 <w:bCs/>
+                <w:kern w:val="2"/>
                 <w:sz w:val="18"/>
                 <w:szCs w:val="18"/>
                 <w:highlight w:val="yellow"/>
@@ -9674,6 +10010,7 @@
             <w:r>
               <w:rPr>
                 <w:rFonts w:hint="eastAsia" w:ascii="Times New Roman" w:hAnsi="Times New Roman" w:eastAsia="微软雅黑" w:cs="Times New Roman"/>
+                <w:kern w:val="2"/>
                 <w:sz w:val="18"/>
                 <w:szCs w:val="18"/>
                 <w:lang w:eastAsia="zh-CN"/>
@@ -9684,6 +10021,7 @@
               <w:rPr>
                 <w:rFonts w:hint="eastAsia" w:ascii="Times New Roman" w:hAnsi="Times New Roman" w:eastAsia="微软雅黑" w:cs="Times New Roman"/>
                 <w:bCs/>
+                <w:kern w:val="2"/>
                 <w:sz w:val="18"/>
                 <w:szCs w:val="18"/>
                 <w:lang w:eastAsia="zh-CN"/>
@@ -9693,6 +10031,7 @@
             <w:r>
               <w:rPr>
                 <w:rFonts w:hint="eastAsia" w:ascii="Times New Roman" w:hAnsi="Times New Roman" w:eastAsia="微软雅黑" w:cs="Times New Roman"/>
+                <w:kern w:val="2"/>
                 <w:sz w:val="18"/>
                 <w:szCs w:val="18"/>
                 <w:lang w:eastAsia="zh-CN"/>
@@ -9738,11 +10077,13 @@
           <w:p>
             <w:pPr>
               <w:keepNext/>
-              <w:spacing w:before="26"/>
+              <w:widowControl w:val="0"/>
+              <w:spacing w:before="26" w:after="0" w:line="240" w:lineRule="auto"/>
               <w:jc w:val="center"/>
               <w:rPr>
                 <w:rFonts w:ascii="Times New Roman" w:hAnsi="Times New Roman" w:eastAsia="微软雅黑" w:cs="Times New Roman"/>
                 <w:bCs/>
+                <w:kern w:val="2"/>
                 <w:sz w:val="18"/>
                 <w:szCs w:val="18"/>
                 <w:lang w:eastAsia="zh-CN"/>
@@ -9752,6 +10093,7 @@
               <w:rPr>
                 <w:rFonts w:hint="eastAsia" w:ascii="Times New Roman" w:hAnsi="Times New Roman" w:eastAsia="微软雅黑" w:cs="Times New Roman"/>
                 <w:b/>
+                <w:kern w:val="2"/>
                 <w:sz w:val="18"/>
                 <w:szCs w:val="18"/>
                 <w:lang w:eastAsia="zh-CN"/>
@@ -9764,10 +10106,13 @@
     </w:tbl>
     <w:p>
       <w:pPr>
-        <w:spacing w:before="26"/>
+        <w:widowControl w:val="0"/>
+        <w:spacing w:before="26" w:after="0" w:line="240" w:lineRule="auto"/>
+        <w:jc w:val="both"/>
         <w:rPr>
           <w:rFonts w:ascii="Times New Roman" w:hAnsi="Times New Roman" w:eastAsia="微软雅黑" w:cs="Times New Roman"/>
           <w:b/>
+          <w:kern w:val="2"/>
           <w:sz w:val="24"/>
           <w:szCs w:val="24"/>
           <w:lang w:eastAsia="zh-CN"/>
@@ -9777,6 +10122,7 @@
         <w:rPr>
           <w:rFonts w:hint="eastAsia" w:ascii="Times New Roman" w:hAnsi="Times New Roman" w:eastAsia="微软雅黑" w:cs="Times New Roman"/>
           <w:b/>
+          <w:kern w:val="2"/>
           <w:sz w:val="24"/>
           <w:szCs w:val="24"/>
           <w:lang w:eastAsia="zh-CN"/>
@@ -9787,11 +10133,15 @@
     <w:p>
       <w:pPr>
         <w:keepNext/>
-        <w:spacing w:before="26"/>
+        <w:widowControl w:val="0"/>
+        <w:spacing w:before="26" w:after="0" w:line="240" w:lineRule="auto"/>
+        <w:jc w:val="both"/>
         <w:rPr>
           <w:rFonts w:ascii="Times New Roman" w:hAnsi="Times New Roman" w:eastAsia="微软雅黑" w:cs="Times New Roman"/>
           <w:b/>
+          <w:kern w:val="2"/>
           <w:sz w:val="24"/>
+          <w:szCs w:val="24"/>
           <w:lang w:eastAsia="zh-CN"/>
         </w:rPr>
       </w:pPr>
@@ -9799,7 +10149,9 @@
         <w:rPr>
           <w:rFonts w:hint="eastAsia" w:ascii="Times New Roman" w:hAnsi="Times New Roman" w:eastAsia="微软雅黑" w:cs="Times New Roman"/>
           <w:b/>
+          <w:kern w:val="2"/>
           <w:sz w:val="24"/>
+          <w:szCs w:val="24"/>
           <w:lang w:eastAsia="zh-CN"/>
         </w:rPr>
         <w:t>临床试验信息</w:t>
@@ -9872,12 +10224,14 @@
           <w:p>
             <w:pPr>
               <w:keepNext/>
-              <w:spacing w:before="26"/>
+              <w:widowControl w:val="0"/>
+              <w:spacing w:before="26" w:after="0" w:line="240" w:lineRule="auto"/>
               <w:jc w:val="center"/>
               <w:rPr>
                 <w:rFonts w:ascii="Times New Roman" w:hAnsi="Times New Roman" w:eastAsia="微软雅黑" w:cs="Times New Roman"/>
                 <w:b/>
                 <w:color w:val="FFFFFF" w:themeColor="background1"/>
+                <w:kern w:val="2"/>
                 <w:sz w:val="18"/>
                 <w:szCs w:val="18"/>
                 <w:lang w:eastAsia="zh-CN"/>
@@ -9893,6 +10247,7 @@
                 <w:rFonts w:ascii="Times New Roman" w:hAnsi="Times New Roman" w:eastAsia="微软雅黑" w:cs="Times New Roman"/>
                 <w:b/>
                 <w:color w:val="FFFFFF" w:themeColor="background1"/>
+                <w:kern w:val="2"/>
                 <w:sz w:val="18"/>
                 <w:szCs w:val="18"/>
                 <w:lang w:eastAsia="zh-CN"/>
@@ -9921,12 +10276,14 @@
           <w:p>
             <w:pPr>
               <w:keepNext/>
-              <w:spacing w:before="26"/>
+              <w:widowControl w:val="0"/>
+              <w:spacing w:before="26" w:after="0" w:line="240" w:lineRule="auto"/>
               <w:jc w:val="center"/>
               <w:rPr>
                 <w:rFonts w:ascii="Times New Roman" w:hAnsi="Times New Roman" w:eastAsia="微软雅黑" w:cs="Times New Roman"/>
                 <w:b/>
                 <w:color w:val="FFFFFF" w:themeColor="background1"/>
+                <w:kern w:val="2"/>
                 <w:sz w:val="18"/>
                 <w:szCs w:val="18"/>
                 <w:lang w:eastAsia="zh-CN"/>
@@ -9942,6 +10299,7 @@
                 <w:rFonts w:ascii="Times New Roman" w:hAnsi="Times New Roman" w:eastAsia="微软雅黑" w:cs="Times New Roman"/>
                 <w:b/>
                 <w:color w:val="FFFFFF" w:themeColor="background1"/>
+                <w:kern w:val="2"/>
                 <w:sz w:val="18"/>
                 <w:szCs w:val="18"/>
                 <w:lang w:eastAsia="zh-CN"/>
@@ -9970,12 +10328,14 @@
           <w:p>
             <w:pPr>
               <w:keepNext/>
-              <w:spacing w:before="26"/>
+              <w:widowControl w:val="0"/>
+              <w:spacing w:before="26" w:after="0" w:line="240" w:lineRule="auto"/>
               <w:jc w:val="center"/>
               <w:rPr>
                 <w:rFonts w:ascii="Times New Roman" w:hAnsi="Times New Roman" w:eastAsia="微软雅黑" w:cs="Times New Roman"/>
                 <w:b/>
                 <w:color w:val="FFFFFF" w:themeColor="background1"/>
+                <w:kern w:val="2"/>
                 <w:sz w:val="18"/>
                 <w:szCs w:val="18"/>
                 <w:lang w:eastAsia="zh-CN"/>
@@ -9991,6 +10351,7 @@
                 <w:rFonts w:ascii="Times New Roman" w:hAnsi="Times New Roman" w:eastAsia="微软雅黑" w:cs="Times New Roman"/>
                 <w:b/>
                 <w:color w:val="FFFFFF" w:themeColor="background1"/>
+                <w:kern w:val="2"/>
                 <w:sz w:val="18"/>
                 <w:szCs w:val="18"/>
                 <w:lang w:eastAsia="zh-CN"/>
@@ -10019,12 +10380,14 @@
           <w:p>
             <w:pPr>
               <w:keepNext/>
-              <w:spacing w:before="26"/>
+              <w:widowControl w:val="0"/>
+              <w:spacing w:before="26" w:after="0" w:line="240" w:lineRule="auto"/>
               <w:jc w:val="center"/>
               <w:rPr>
                 <w:rFonts w:ascii="Times New Roman" w:hAnsi="Times New Roman" w:eastAsia="微软雅黑" w:cs="Times New Roman"/>
                 <w:b/>
                 <w:color w:val="FFFFFF" w:themeColor="background1"/>
+                <w:kern w:val="2"/>
                 <w:sz w:val="18"/>
                 <w:szCs w:val="18"/>
                 <w:lang w:eastAsia="zh-CN"/>
@@ -10040,6 +10403,7 @@
                 <w:rFonts w:ascii="Times New Roman" w:hAnsi="Times New Roman" w:eastAsia="微软雅黑" w:cs="Times New Roman"/>
                 <w:b/>
                 <w:color w:val="FFFFFF" w:themeColor="background1"/>
+                <w:kern w:val="2"/>
                 <w:sz w:val="18"/>
                 <w:szCs w:val="18"/>
                 <w:lang w:eastAsia="zh-CN"/>
@@ -10068,12 +10432,14 @@
           <w:p>
             <w:pPr>
               <w:keepNext/>
-              <w:spacing w:before="26"/>
+              <w:widowControl w:val="0"/>
+              <w:spacing w:before="26" w:after="0" w:line="240" w:lineRule="auto"/>
               <w:jc w:val="center"/>
               <w:rPr>
                 <w:rFonts w:ascii="Times New Roman" w:hAnsi="Times New Roman" w:eastAsia="微软雅黑" w:cs="Times New Roman"/>
                 <w:b/>
                 <w:color w:val="FFFFFF" w:themeColor="background1"/>
+                <w:kern w:val="2"/>
                 <w:sz w:val="18"/>
                 <w:szCs w:val="18"/>
                 <w:lang w:eastAsia="zh-CN"/>
@@ -10089,6 +10455,7 @@
                 <w:rFonts w:ascii="Times New Roman" w:hAnsi="Times New Roman" w:eastAsia="微软雅黑" w:cs="Times New Roman"/>
                 <w:b/>
                 <w:color w:val="FFFFFF" w:themeColor="background1"/>
+                <w:kern w:val="2"/>
                 <w:sz w:val="18"/>
                 <w:szCs w:val="18"/>
                 <w:lang w:eastAsia="zh-CN"/>
@@ -10117,12 +10484,14 @@
           <w:p>
             <w:pPr>
               <w:keepNext/>
-              <w:spacing w:before="26"/>
+              <w:widowControl w:val="0"/>
+              <w:spacing w:before="26" w:after="0" w:line="240" w:lineRule="auto"/>
               <w:jc w:val="center"/>
               <w:rPr>
                 <w:rFonts w:ascii="Times New Roman" w:hAnsi="Times New Roman" w:eastAsia="微软雅黑" w:cs="Times New Roman"/>
                 <w:b/>
                 <w:color w:val="FFFFFF" w:themeColor="background1"/>
+                <w:kern w:val="2"/>
                 <w:sz w:val="18"/>
                 <w:szCs w:val="18"/>
                 <w:lang w:eastAsia="zh-CN"/>
@@ -10138,6 +10507,7 @@
                 <w:rFonts w:ascii="Times New Roman" w:hAnsi="Times New Roman" w:eastAsia="微软雅黑" w:cs="Times New Roman"/>
                 <w:b/>
                 <w:color w:val="FFFFFF" w:themeColor="background1"/>
+                <w:kern w:val="2"/>
                 <w:sz w:val="18"/>
                 <w:szCs w:val="18"/>
                 <w:lang w:eastAsia="zh-CN"/>
@@ -10185,11 +10555,13 @@
           <w:p>
             <w:pPr>
               <w:keepNext/>
-              <w:spacing w:before="26"/>
+              <w:widowControl w:val="0"/>
+              <w:spacing w:before="26" w:after="0" w:line="240" w:lineRule="auto"/>
               <w:jc w:val="center"/>
               <w:rPr>
                 <w:rFonts w:ascii="Times New Roman" w:hAnsi="Times New Roman" w:eastAsia="微软雅黑" w:cs="Times New Roman"/>
                 <w:bCs/>
+                <w:kern w:val="2"/>
                 <w:sz w:val="18"/>
                 <w:szCs w:val="18"/>
                 <w:lang w:eastAsia="zh-CN"/>
@@ -10199,6 +10571,7 @@
               <w:rPr>
                 <w:rFonts w:hint="eastAsia" w:ascii="Times New Roman" w:hAnsi="Times New Roman" w:eastAsia="微软雅黑" w:cs="Times New Roman"/>
                 <w:b/>
+                <w:kern w:val="2"/>
                 <w:sz w:val="18"/>
                 <w:szCs w:val="18"/>
                 <w:lang w:eastAsia="zh-CN"/>
@@ -10241,11 +10614,13 @@
           <w:p>
             <w:pPr>
               <w:keepNext/>
-              <w:spacing w:before="26"/>
+              <w:widowControl w:val="0"/>
+              <w:spacing w:before="26" w:after="0" w:line="240" w:lineRule="auto"/>
               <w:jc w:val="center"/>
               <w:rPr>
                 <w:rFonts w:ascii="Times New Roman" w:hAnsi="Times New Roman" w:eastAsia="微软雅黑" w:cs="Times New Roman"/>
                 <w:bCs/>
+                <w:kern w:val="2"/>
                 <w:sz w:val="18"/>
                 <w:szCs w:val="18"/>
                 <w:lang w:eastAsia="zh-CN"/>
@@ -10255,6 +10630,7 @@
               <w:rPr>
                 <w:rFonts w:hint="eastAsia" w:ascii="Times New Roman" w:hAnsi="Times New Roman" w:eastAsia="微软雅黑" w:cs="Times New Roman"/>
                 <w:bCs/>
+                <w:kern w:val="2"/>
                 <w:sz w:val="18"/>
                 <w:szCs w:val="18"/>
                 <w:lang w:eastAsia="zh-CN"/>
@@ -10277,10 +10653,13 @@
           <w:p>
             <w:pPr>
               <w:keepNext/>
+              <w:widowControl w:val="0"/>
+              <w:spacing w:after="0" w:line="240" w:lineRule="auto"/>
               <w:jc w:val="center"/>
               <w:rPr>
                 <w:rFonts w:ascii="Times New Roman" w:hAnsi="Times New Roman" w:eastAsia="微软雅黑" w:cs="Times New Roman"/>
                 <w:bCs/>
+                <w:kern w:val="2"/>
                 <w:sz w:val="18"/>
                 <w:szCs w:val="18"/>
                 <w:lang w:eastAsia="zh-CN"/>
@@ -10290,6 +10669,7 @@
               <w:rPr>
                 <w:rFonts w:hint="eastAsia" w:ascii="Times New Roman" w:hAnsi="Times New Roman" w:eastAsia="微软雅黑" w:cs="Times New Roman"/>
                 <w:bCs/>
+                <w:kern w:val="2"/>
                 <w:sz w:val="18"/>
                 <w:szCs w:val="18"/>
                 <w:lang w:eastAsia="zh-CN"/>
@@ -10312,11 +10692,13 @@
           <w:p>
             <w:pPr>
               <w:keepNext/>
-              <w:spacing w:before="26"/>
+              <w:widowControl w:val="0"/>
+              <w:spacing w:before="26" w:after="0" w:line="240" w:lineRule="auto"/>
               <w:jc w:val="center"/>
               <w:rPr>
                 <w:rFonts w:ascii="Times New Roman" w:hAnsi="Times New Roman" w:eastAsia="微软雅黑" w:cs="Times New Roman"/>
                 <w:bCs/>
+                <w:kern w:val="2"/>
                 <w:sz w:val="18"/>
                 <w:szCs w:val="18"/>
                 <w:lang w:eastAsia="zh-CN"/>
@@ -10326,6 +10708,7 @@
               <w:rPr>
                 <w:rFonts w:hint="eastAsia" w:ascii="Times New Roman" w:hAnsi="Times New Roman" w:eastAsia="微软雅黑" w:cs="Times New Roman"/>
                 <w:bCs/>
+                <w:kern w:val="2"/>
                 <w:sz w:val="18"/>
                 <w:szCs w:val="18"/>
                 <w:lang w:eastAsia="zh-CN"/>
@@ -10348,11 +10731,13 @@
           <w:p>
             <w:pPr>
               <w:keepNext/>
-              <w:spacing w:before="26"/>
+              <w:widowControl w:val="0"/>
+              <w:spacing w:before="26" w:after="0" w:line="240" w:lineRule="auto"/>
               <w:jc w:val="center"/>
               <w:rPr>
                 <w:rFonts w:ascii="Times New Roman" w:hAnsi="Times New Roman" w:eastAsia="微软雅黑" w:cs="Times New Roman"/>
                 <w:bCs/>
+                <w:kern w:val="2"/>
                 <w:sz w:val="18"/>
                 <w:szCs w:val="18"/>
                 <w:lang w:eastAsia="zh-CN"/>
@@ -10362,6 +10747,7 @@
               <w:rPr>
                 <w:rFonts w:hint="eastAsia" w:ascii="Times New Roman" w:hAnsi="Times New Roman" w:eastAsia="微软雅黑" w:cs="Times New Roman"/>
                 <w:bCs/>
+                <w:kern w:val="2"/>
                 <w:sz w:val="18"/>
                 <w:szCs w:val="18"/>
                 <w:lang w:eastAsia="zh-CN"/>
@@ -10383,11 +10769,13 @@
           </w:tcPr>
           <w:p>
             <w:pPr>
-              <w:spacing w:before="1" w:line="249" w:lineRule="auto"/>
+              <w:widowControl w:val="0"/>
+              <w:spacing w:before="1" w:after="0" w:line="249" w:lineRule="auto"/>
               <w:ind w:right="131"/>
               <w:jc w:val="center"/>
               <w:rPr>
                 <w:rFonts w:ascii="Times New Roman" w:hAnsi="Times New Roman" w:eastAsia="微软雅黑" w:cs="Times New Roman"/>
+                <w:kern w:val="2"/>
                 <w:sz w:val="18"/>
                 <w:szCs w:val="18"/>
                 <w:lang w:eastAsia="zh-CN"/>
@@ -10396,6 +10784,7 @@
             <w:r>
               <w:rPr>
                 <w:rFonts w:hint="eastAsia" w:ascii="Times New Roman" w:hAnsi="Times New Roman" w:eastAsia="微软雅黑" w:cs="Times New Roman"/>
+                <w:kern w:val="2"/>
                 <w:sz w:val="18"/>
                 <w:szCs w:val="18"/>
                 <w:lang w:eastAsia="zh-CN"/>
@@ -10406,6 +10795,7 @@
               <w:rPr>
                 <w:rFonts w:hint="eastAsia" w:ascii="Times New Roman" w:hAnsi="Times New Roman" w:eastAsia="微软雅黑" w:cs="Times New Roman"/>
                 <w:bCs/>
+                <w:kern w:val="2"/>
                 <w:sz w:val="18"/>
                 <w:szCs w:val="18"/>
                 <w:lang w:eastAsia="zh-CN"/>
@@ -10415,6 +10805,7 @@
             <w:r>
               <w:rPr>
                 <w:rFonts w:hint="eastAsia" w:ascii="Times New Roman" w:hAnsi="Times New Roman" w:eastAsia="微软雅黑" w:cs="Times New Roman"/>
+                <w:kern w:val="2"/>
                 <w:sz w:val="18"/>
                 <w:szCs w:val="18"/>
                 <w:lang w:eastAsia="zh-CN"/>
@@ -10425,9 +10816,12 @@
           <w:p>
             <w:pPr>
               <w:keepNext/>
+              <w:widowControl w:val="0"/>
+              <w:spacing w:after="0" w:line="240" w:lineRule="auto"/>
               <w:jc w:val="center"/>
               <w:rPr>
                 <w:rFonts w:ascii="Times New Roman" w:hAnsi="Times New Roman" w:eastAsia="微软雅黑" w:cs="Times New Roman"/>
+                <w:kern w:val="2"/>
                 <w:sz w:val="18"/>
                 <w:szCs w:val="18"/>
                 <w:lang w:eastAsia="zh-CN"/>
@@ -10436,6 +10830,7 @@
             <w:r>
               <w:rPr>
                 <w:rFonts w:hint="eastAsia" w:ascii="Times New Roman" w:hAnsi="Times New Roman" w:eastAsia="微软雅黑" w:cs="Times New Roman"/>
+                <w:kern w:val="2"/>
                 <w:sz w:val="18"/>
                 <w:szCs w:val="18"/>
                 <w:lang w:eastAsia="zh-CN"/>
@@ -10457,11 +10852,13 @@
           <w:p>
             <w:pPr>
               <w:keepNext/>
-              <w:spacing w:before="26"/>
+              <w:widowControl w:val="0"/>
+              <w:spacing w:before="26" w:after="0" w:line="240" w:lineRule="auto"/>
               <w:jc w:val="center"/>
               <w:rPr>
                 <w:rFonts w:ascii="Times New Roman" w:hAnsi="Times New Roman" w:eastAsia="微软雅黑" w:cs="Times New Roman"/>
                 <w:bCs/>
+                <w:kern w:val="2"/>
                 <w:sz w:val="18"/>
                 <w:szCs w:val="18"/>
                 <w:lang w:eastAsia="zh-CN"/>
@@ -10471,6 +10868,7 @@
               <w:rPr>
                 <w:rFonts w:hint="eastAsia" w:ascii="Times New Roman" w:hAnsi="Times New Roman" w:eastAsia="微软雅黑" w:cs="Times New Roman"/>
                 <w:bCs/>
+                <w:kern w:val="2"/>
                 <w:sz w:val="18"/>
                 <w:szCs w:val="18"/>
                 <w:lang w:eastAsia="zh-CN"/>
@@ -10513,11 +10911,13 @@
           <w:p>
             <w:pPr>
               <w:keepNext/>
-              <w:spacing w:before="26"/>
+              <w:widowControl w:val="0"/>
+              <w:spacing w:before="26" w:after="0" w:line="240" w:lineRule="auto"/>
               <w:jc w:val="center"/>
               <w:rPr>
                 <w:rFonts w:ascii="Times New Roman" w:hAnsi="Times New Roman" w:eastAsia="微软雅黑" w:cs="Times New Roman"/>
                 <w:bCs/>
+                <w:kern w:val="2"/>
                 <w:sz w:val="18"/>
                 <w:szCs w:val="18"/>
                 <w:lang w:eastAsia="zh-CN"/>
@@ -10527,6 +10927,7 @@
               <w:rPr>
                 <w:rFonts w:hint="eastAsia" w:ascii="Times New Roman" w:hAnsi="Times New Roman" w:eastAsia="微软雅黑" w:cs="Times New Roman"/>
                 <w:bCs/>
+                <w:kern w:val="2"/>
                 <w:sz w:val="18"/>
                 <w:szCs w:val="18"/>
                 <w:lang w:eastAsia="zh-CN"/>
@@ -10539,11 +10940,15 @@
     </w:tbl>
     <w:p>
       <w:pPr>
+        <w:widowControl w:val="0"/>
+        <w:spacing w:after="0" w:line="240" w:lineRule="auto"/>
+        <w:jc w:val="both"/>
         <w:rPr>
           <w:rFonts w:ascii="Times New Roman" w:hAnsi="Times New Roman" w:eastAsia="微软雅黑" w:cs="黑体"/>
           <w:b/>
           <w:bCs/>
           <w:color w:val="62B541"/>
+          <w:kern w:val="2"/>
           <w:sz w:val="32"/>
           <w:szCs w:val="36"/>
           <w:lang w:val="en-US" w:eastAsia="zh-CN" w:bidi="ar-SA"/>
@@ -10558,6 +10963,9 @@
         <w:rPr>
           <w:rFonts w:hint="eastAsia"/>
           <w:color w:val="auto"/>
+          <w:kern w:val="2"/>
+          <w:sz w:val="21"/>
+          <w:szCs w:val="24"/>
         </w:rPr>
         <w:t>{% endif %}</w:t>
       </w:r>
@@ -10567,6 +10975,7 @@
           <w:b/>
           <w:bCs w:val="0"/>
           <w:color w:val="auto"/>
+          <w:kern w:val="2"/>
           <w:sz w:val="24"/>
           <w:szCs w:val="24"/>
           <w:lang w:val="en-US" w:eastAsia="zh-CN" w:bidi="ar-SA"/>
@@ -10577,12 +10986,16 @@
         <w:rPr>
           <w:rFonts w:hint="eastAsia"/>
           <w:color w:val="auto"/>
+          <w:kern w:val="2"/>
+          <w:sz w:val="21"/>
+          <w:szCs w:val="24"/>
         </w:rPr>
         <w:t>{% endfor %}</w:t>
       </w:r>
       <w:r>
         <w:rPr>
           <w:rFonts w:hint="eastAsia" w:ascii="Times New Roman" w:hAnsi="Times New Roman" w:eastAsia="微软雅黑" w:cs="Times New Roman"/>
+          <w:kern w:val="2"/>
           <w:sz w:val="18"/>
           <w:szCs w:val="18"/>
           <w:lang w:val="en-US" w:eastAsia="zh-CN" w:bidi="ar"/>
@@ -10592,27 +11005,20 @@
       <w:r>
         <w:rPr>
           <w:rFonts w:hint="eastAsia" w:ascii="宋体" w:hAnsi="宋体" w:eastAsia="宋体" w:cs="宋体"/>
+          <w:kern w:val="2"/>
           <w:sz w:val="24"/>
           <w:szCs w:val="24"/>
           <w:lang w:val="en-US" w:eastAsia="zh-CN"/>
         </w:rPr>
         <w:t>{% endif %}</w:t>
       </w:r>
-      <w:bookmarkEnd w:id="3"/>
-      <w:bookmarkEnd w:id="4"/>
-      <w:bookmarkEnd w:id="5"/>
-      <w:bookmarkEnd w:id="6"/>
-      <w:bookmarkEnd w:id="7"/>
-      <w:bookmarkEnd w:id="8"/>
-      <w:bookmarkEnd w:id="9"/>
-      <w:bookmarkEnd w:id="10"/>
-      <w:bookmarkEnd w:id="11"/>
       <w:r>
         <w:rPr>
           <w:rFonts w:ascii="Times New Roman" w:hAnsi="Times New Roman" w:eastAsia="微软雅黑" w:cs="黑体"/>
           <w:b/>
           <w:bCs/>
           <w:color w:val="62B541"/>
+          <w:kern w:val="2"/>
           <w:sz w:val="32"/>
           <w:szCs w:val="36"/>
           <w:lang w:val="en-US" w:eastAsia="zh-CN" w:bidi="ar-SA"/>
@@ -10627,27 +11033,53 @@
     </w:p>
     <w:p>
       <w:pPr>
-        <w:pStyle w:val="3"/>
+        <w:keepNext w:val="0"/>
+        <w:keepLines w:val="0"/>
+        <w:pageBreakBefore w:val="0"/>
+        <w:widowControl w:val="0"/>
         <w:numPr>
           <w:ilvl w:val="255"/>
           <w:numId w:val="0"/>
         </w:numPr>
+        <w:kinsoku/>
+        <w:wordWrap/>
+        <w:overflowPunct/>
+        <w:topLinePunct w:val="0"/>
+        <w:autoSpaceDE/>
+        <w:autoSpaceDN/>
+        <w:bidi w:val="0"/>
+        <w:adjustRightInd/>
+        <w:snapToGrid/>
+        <w:spacing w:after="0" w:line="260" w:lineRule="auto"/>
         <w:jc w:val="left"/>
-        <w:rPr>
-          <w:lang w:eastAsia="zh-CN"/>
+        <w:textAlignment w:val="auto"/>
+        <w:outlineLvl w:val="1"/>
+        <w:rPr>
+          <w:rFonts w:ascii="Times New Roman" w:hAnsi="Times New Roman" w:eastAsia="微软雅黑" w:cs="黑体"/>
+          <w:b/>
+          <w:bCs/>
+          <w:color w:val="62B541"/>
+          <w:kern w:val="2"/>
+          <w:sz w:val="30"/>
+          <w:szCs w:val="30"/>
+          <w:lang w:val="en-US" w:eastAsia="zh-CN" w:bidi="ar-SA"/>
         </w:rPr>
       </w:pPr>
-      <w:bookmarkStart w:id="12" w:name="_Toc17956"/>
-      <w:r>
-        <w:rPr>
-          <w:rFonts w:hint="eastAsia"/>
+      <w:bookmarkStart w:id="0" w:name="_Toc17956"/>
+      <w:r>
+        <w:rPr>
+          <w:rFonts w:hint="eastAsia" w:ascii="Times New Roman" w:hAnsi="Times New Roman" w:eastAsia="微软雅黑" w:cs="黑体"/>
+          <w:b/>
+          <w:bCs/>
           <w:color w:val="auto"/>
+          <w:kern w:val="2"/>
           <w:sz w:val="30"/>
-          <w:lang w:eastAsia="zh-CN"/>
+          <w:szCs w:val="30"/>
+          <w:lang w:val="en-US" w:eastAsia="zh-CN" w:bidi="ar-SA"/>
         </w:rPr>
         <w:t>本癌种FDA/NMPA获批的其他可选靶向药物</w:t>
       </w:r>
-      <w:bookmarkEnd w:id="12"/>
+      <w:bookmarkEnd w:id="0"/>
     </w:p>
     <w:tbl>
       <w:tblPr>
@@ -10710,14 +11142,30 @@
           </w:tcPr>
           <w:p>
             <w:pPr>
-              <w:pStyle w:val="13"/>
+              <w:keepNext w:val="0"/>
+              <w:keepLines w:val="0"/>
+              <w:pageBreakBefore w:val="0"/>
+              <w:widowControl w:val="0"/>
+              <w:kinsoku/>
+              <w:wordWrap/>
+              <w:overflowPunct/>
+              <w:topLinePunct w:val="0"/>
+              <w:autoSpaceDE/>
+              <w:autoSpaceDN/>
+              <w:bidi w:val="0"/>
+              <w:adjustRightInd/>
+              <w:snapToGrid/>
+              <w:spacing w:after="0" w:line="260" w:lineRule="auto"/>
               <w:jc w:val="center"/>
+              <w:textAlignment w:val="auto"/>
               <w:rPr>
                 <w:rFonts w:ascii="Times New Roman" w:hAnsi="Times New Roman" w:eastAsia="微软雅黑" w:cs="Times New Roman"/>
                 <w:b/>
                 <w:color w:val="FFFFFF" w:themeColor="background1"/>
+                <w:kern w:val="2"/>
                 <w:sz w:val="21"/>
                 <w:szCs w:val="21"/>
+                <w:lang w:val="en-US" w:eastAsia="en-US" w:bidi="ar-SA"/>
                 <w14:textFill>
                   <w14:solidFill>
                     <w14:schemeClr w14:val="bg1"/>
@@ -10730,8 +11178,10 @@
                 <w:rFonts w:ascii="Times New Roman" w:hAnsi="Times New Roman" w:eastAsia="微软雅黑" w:cs="Times New Roman"/>
                 <w:b/>
                 <w:color w:val="FFFFFF" w:themeColor="background1"/>
+                <w:kern w:val="2"/>
                 <w:sz w:val="21"/>
                 <w:szCs w:val="21"/>
+                <w:lang w:val="en-US" w:eastAsia="en-US" w:bidi="ar-SA"/>
                 <w14:textFill>
                   <w14:solidFill>
                     <w14:schemeClr w14:val="bg1"/>
@@ -10756,14 +11206,30 @@
           </w:tcPr>
           <w:p>
             <w:pPr>
-              <w:pStyle w:val="13"/>
+              <w:keepNext w:val="0"/>
+              <w:keepLines w:val="0"/>
+              <w:pageBreakBefore w:val="0"/>
+              <w:widowControl w:val="0"/>
+              <w:kinsoku/>
+              <w:wordWrap/>
+              <w:overflowPunct/>
+              <w:topLinePunct w:val="0"/>
+              <w:autoSpaceDE/>
+              <w:autoSpaceDN/>
+              <w:bidi w:val="0"/>
+              <w:adjustRightInd/>
+              <w:snapToGrid/>
+              <w:spacing w:after="0" w:line="260" w:lineRule="auto"/>
               <w:jc w:val="center"/>
+              <w:textAlignment w:val="auto"/>
               <w:rPr>
                 <w:rFonts w:ascii="Times New Roman" w:hAnsi="Times New Roman" w:eastAsia="微软雅黑" w:cs="Times New Roman"/>
                 <w:b/>
                 <w:color w:val="FFFFFF" w:themeColor="background1"/>
+                <w:kern w:val="2"/>
                 <w:sz w:val="21"/>
                 <w:szCs w:val="21"/>
+                <w:lang w:val="en-US" w:eastAsia="en-US" w:bidi="ar-SA"/>
                 <w14:textFill>
                   <w14:solidFill>
                     <w14:schemeClr w14:val="bg1"/>
@@ -10776,8 +11242,10 @@
                 <w:rFonts w:ascii="Times New Roman" w:hAnsi="Times New Roman" w:eastAsia="微软雅黑" w:cs="Times New Roman"/>
                 <w:b/>
                 <w:color w:val="FFFFFF" w:themeColor="background1"/>
+                <w:kern w:val="2"/>
                 <w:sz w:val="21"/>
                 <w:szCs w:val="21"/>
+                <w:lang w:val="en-US" w:eastAsia="en-US" w:bidi="ar-SA"/>
                 <w14:textFill>
                   <w14:solidFill>
                     <w14:schemeClr w14:val="bg1"/>
@@ -10802,14 +11270,30 @@
           </w:tcPr>
           <w:p>
             <w:pPr>
-              <w:pStyle w:val="13"/>
+              <w:keepNext w:val="0"/>
+              <w:keepLines w:val="0"/>
+              <w:pageBreakBefore w:val="0"/>
+              <w:widowControl w:val="0"/>
+              <w:kinsoku/>
+              <w:wordWrap/>
+              <w:overflowPunct/>
+              <w:topLinePunct w:val="0"/>
+              <w:autoSpaceDE/>
+              <w:autoSpaceDN/>
+              <w:bidi w:val="0"/>
+              <w:adjustRightInd/>
+              <w:snapToGrid/>
+              <w:spacing w:after="0" w:line="260" w:lineRule="auto"/>
               <w:jc w:val="center"/>
+              <w:textAlignment w:val="auto"/>
               <w:rPr>
                 <w:rFonts w:ascii="Times New Roman" w:hAnsi="Times New Roman" w:eastAsia="微软雅黑" w:cs="Times New Roman"/>
                 <w:b/>
                 <w:color w:val="FFFFFF" w:themeColor="background1"/>
+                <w:kern w:val="2"/>
                 <w:sz w:val="21"/>
                 <w:szCs w:val="21"/>
+                <w:lang w:val="en-US" w:eastAsia="en-US" w:bidi="ar-SA"/>
                 <w14:textFill>
                   <w14:solidFill>
                     <w14:schemeClr w14:val="bg1"/>
@@ -10822,8 +11306,10 @@
                 <w:rFonts w:ascii="Times New Roman" w:hAnsi="Times New Roman" w:eastAsia="微软雅黑" w:cs="Times New Roman"/>
                 <w:b/>
                 <w:color w:val="FFFFFF" w:themeColor="background1"/>
+                <w:kern w:val="2"/>
                 <w:sz w:val="21"/>
                 <w:szCs w:val="21"/>
+                <w:lang w:val="en-US" w:eastAsia="en-US" w:bidi="ar-SA"/>
                 <w14:textFill>
                   <w14:solidFill>
                     <w14:schemeClr w14:val="bg1"/>
@@ -10847,14 +11333,30 @@
           </w:tcPr>
           <w:p>
             <w:pPr>
-              <w:pStyle w:val="13"/>
+              <w:keepNext w:val="0"/>
+              <w:keepLines w:val="0"/>
+              <w:pageBreakBefore w:val="0"/>
+              <w:widowControl w:val="0"/>
+              <w:kinsoku/>
+              <w:wordWrap/>
+              <w:overflowPunct/>
+              <w:topLinePunct w:val="0"/>
+              <w:autoSpaceDE/>
+              <w:autoSpaceDN/>
+              <w:bidi w:val="0"/>
+              <w:adjustRightInd/>
+              <w:snapToGrid/>
+              <w:spacing w:after="0" w:line="260" w:lineRule="auto"/>
               <w:jc w:val="center"/>
+              <w:textAlignment w:val="auto"/>
               <w:rPr>
                 <w:rFonts w:ascii="Times New Roman" w:hAnsi="Times New Roman" w:eastAsia="微软雅黑" w:cs="Times New Roman"/>
                 <w:b/>
                 <w:color w:val="FFFFFF" w:themeColor="background1"/>
+                <w:kern w:val="2"/>
                 <w:sz w:val="21"/>
                 <w:szCs w:val="21"/>
+                <w:lang w:val="en-US" w:eastAsia="en-US" w:bidi="ar-SA"/>
                 <w14:textFill>
                   <w14:solidFill>
                     <w14:schemeClr w14:val="bg1"/>
@@ -10867,8 +11369,10 @@
                 <w:rFonts w:ascii="Times New Roman" w:hAnsi="Times New Roman" w:eastAsia="微软雅黑" w:cs="Times New Roman"/>
                 <w:b/>
                 <w:color w:val="FFFFFF" w:themeColor="background1"/>
+                <w:kern w:val="2"/>
                 <w:sz w:val="21"/>
                 <w:szCs w:val="21"/>
+                <w:lang w:val="en-US" w:eastAsia="en-US" w:bidi="ar-SA"/>
                 <w14:textFill>
                   <w14:solidFill>
                     <w14:schemeClr w14:val="bg1"/>
@@ -10910,10 +11414,12 @@
             <w:pPr>
               <w:widowControl/>
               <w:snapToGrid w:val="0"/>
+              <w:spacing w:after="0" w:line="240" w:lineRule="auto"/>
               <w:jc w:val="center"/>
               <w:textAlignment w:val="center"/>
               <w:rPr>
                 <w:rFonts w:ascii="Times New Roman" w:hAnsi="Times New Roman" w:eastAsia="微软雅黑" w:cs="Times New Roman"/>
+                <w:kern w:val="2"/>
                 <w:sz w:val="21"/>
                 <w:szCs w:val="21"/>
                 <w:lang w:eastAsia="zh-CN"/>
@@ -10922,6 +11428,7 @@
             <w:r>
               <w:rPr>
                 <w:rFonts w:hint="eastAsia" w:ascii="Times New Roman" w:hAnsi="Times New Roman" w:eastAsia="微软雅黑" w:cs="Times New Roman"/>
+                <w:kern w:val="2"/>
                 <w:sz w:val="21"/>
                 <w:szCs w:val="21"/>
                 <w:lang w:eastAsia="zh-CN"/>
@@ -10960,10 +11467,12 @@
             <w:pPr>
               <w:widowControl/>
               <w:snapToGrid w:val="0"/>
+              <w:spacing w:after="0" w:line="240" w:lineRule="auto"/>
               <w:jc w:val="center"/>
               <w:textAlignment w:val="center"/>
               <w:rPr>
                 <w:rFonts w:ascii="Times New Roman" w:hAnsi="Times New Roman" w:eastAsia="微软雅黑" w:cs="Times New Roman"/>
+                <w:kern w:val="2"/>
                 <w:sz w:val="21"/>
                 <w:szCs w:val="21"/>
                 <w:lang w:eastAsia="zh-CN"/>
@@ -10972,6 +11481,7 @@
             <w:r>
               <w:rPr>
                 <w:rFonts w:hint="eastAsia" w:ascii="Times New Roman" w:hAnsi="Times New Roman" w:eastAsia="微软雅黑" w:cs="Times New Roman"/>
+                <w:kern w:val="2"/>
                 <w:sz w:val="21"/>
                 <w:szCs w:val="21"/>
                 <w:lang w:eastAsia="zh-CN"/>
@@ -10989,10 +11499,12 @@
             <w:pPr>
               <w:widowControl/>
               <w:snapToGrid w:val="0"/>
+              <w:spacing w:after="0" w:line="240" w:lineRule="auto"/>
               <w:jc w:val="center"/>
               <w:textAlignment w:val="center"/>
               <w:rPr>
                 <w:rFonts w:ascii="Times New Roman" w:hAnsi="Times New Roman" w:eastAsia="微软雅黑" w:cs="Times New Roman"/>
+                <w:kern w:val="2"/>
                 <w:sz w:val="21"/>
                 <w:szCs w:val="21"/>
                 <w:lang w:eastAsia="zh-CN"/>
@@ -11001,6 +11513,7 @@
             <w:r>
               <w:rPr>
                 <w:rFonts w:hint="eastAsia" w:ascii="Times New Roman" w:hAnsi="Times New Roman" w:eastAsia="微软雅黑" w:cs="Times New Roman"/>
+                <w:kern w:val="2"/>
                 <w:sz w:val="21"/>
                 <w:szCs w:val="21"/>
                 <w:lang w:eastAsia="zh-CN"/>
@@ -11018,10 +11531,12 @@
             <w:pPr>
               <w:widowControl/>
               <w:snapToGrid w:val="0"/>
+              <w:spacing w:after="0" w:line="240" w:lineRule="auto"/>
               <w:jc w:val="left"/>
               <w:textAlignment w:val="center"/>
               <w:rPr>
                 <w:rFonts w:ascii="Times New Roman" w:hAnsi="Times New Roman" w:eastAsia="微软雅黑" w:cs="Times New Roman"/>
+                <w:kern w:val="2"/>
                 <w:sz w:val="21"/>
                 <w:szCs w:val="21"/>
                 <w:lang w:eastAsia="zh-CN"/>
@@ -11030,6 +11545,7 @@
             <w:r>
               <w:rPr>
                 <w:rFonts w:hint="eastAsia" w:ascii="Times New Roman" w:hAnsi="Times New Roman" w:eastAsia="微软雅黑" w:cs="Times New Roman"/>
+                <w:kern w:val="2"/>
                 <w:sz w:val="21"/>
                 <w:szCs w:val="21"/>
                 <w:lang w:eastAsia="zh-CN"/>
@@ -11047,10 +11563,12 @@
             <w:pPr>
               <w:widowControl/>
               <w:snapToGrid w:val="0"/>
+              <w:spacing w:after="0" w:line="240" w:lineRule="auto"/>
               <w:jc w:val="center"/>
               <w:textAlignment w:val="center"/>
               <w:rPr>
                 <w:rFonts w:ascii="Times New Roman" w:hAnsi="Times New Roman" w:eastAsia="微软雅黑" w:cs="Times New Roman"/>
+                <w:kern w:val="2"/>
                 <w:sz w:val="21"/>
                 <w:szCs w:val="21"/>
                 <w:lang w:eastAsia="zh-CN"/>
@@ -11059,6 +11577,7 @@
             <w:r>
               <w:rPr>
                 <w:rFonts w:hint="eastAsia" w:ascii="Times New Roman" w:hAnsi="Times New Roman" w:eastAsia="微软雅黑" w:cs="Times New Roman"/>
+                <w:kern w:val="2"/>
                 <w:sz w:val="21"/>
                 <w:szCs w:val="21"/>
                 <w:lang w:eastAsia="zh-CN"/>
@@ -11098,10 +11617,12 @@
             <w:pPr>
               <w:widowControl/>
               <w:snapToGrid w:val="0"/>
+              <w:spacing w:after="0" w:line="240" w:lineRule="auto"/>
               <w:jc w:val="center"/>
               <w:textAlignment w:val="center"/>
               <w:rPr>
                 <w:rFonts w:ascii="Times New Roman" w:hAnsi="Times New Roman" w:eastAsia="微软雅黑" w:cs="Times New Roman"/>
+                <w:kern w:val="2"/>
                 <w:sz w:val="21"/>
                 <w:szCs w:val="21"/>
                 <w:lang w:eastAsia="zh-CN"/>
@@ -11110,6 +11631,7 @@
             <w:r>
               <w:rPr>
                 <w:rFonts w:hint="eastAsia" w:ascii="Times New Roman" w:hAnsi="Times New Roman" w:eastAsia="微软雅黑" w:cs="Times New Roman"/>
+                <w:kern w:val="2"/>
                 <w:sz w:val="21"/>
                 <w:szCs w:val="21"/>
                 <w:lang w:eastAsia="zh-CN"/>
@@ -11122,7 +11644,21 @@
     </w:tbl>
     <w:p>
       <w:pPr>
-        <w:spacing w:line="400" w:lineRule="exact"/>
+        <w:keepNext w:val="0"/>
+        <w:keepLines w:val="0"/>
+        <w:pageBreakBefore w:val="0"/>
+        <w:widowControl/>
+        <w:kinsoku/>
+        <w:wordWrap/>
+        <w:overflowPunct/>
+        <w:topLinePunct w:val="0"/>
+        <w:autoSpaceDE/>
+        <w:autoSpaceDN/>
+        <w:bidi w:val="0"/>
+        <w:adjustRightInd/>
+        <w:snapToGrid/>
+        <w:spacing w:after="0" w:line="240" w:lineRule="auto"/>
+        <w:textAlignment w:val="auto"/>
         <w:rPr>
           <w:rFonts w:ascii="Times New Roman" w:hAnsi="Times New Roman" w:eastAsia="微软雅黑" w:cs="微软雅黑"/>
           <w:sz w:val="24"/>
@@ -11131,9 +11667,10 @@
     </w:p>
     <w:sectPr>
       <w:pgSz w:w="11906" w:h="16838"/>
-      <w:pgMar w:top="720" w:right="720" w:bottom="720" w:left="720" w:header="851" w:footer="992" w:gutter="0"/>
-      <w:cols w:space="425" w:num="1"/>
-      <w:docGrid w:type="lines" w:linePitch="312" w:charSpace="0"/>
+      <w:pgMar w:top="1037" w:right="1020" w:bottom="981" w:left="1020" w:header="851" w:footer="992" w:gutter="0"/>
+      <w:cols w:space="0" w:num="1"/>
+      <w:rtlGutter w:val="0"/>
+      <w:docGrid w:linePitch="312" w:charSpace="0"/>
     </w:sectPr>
   </w:body>
 </w:document>

--- a/WebContent/docx/KRAS_NRAS_BRAF基因报告模板.docx
+++ b/WebContent/docx/KRAS_NRAS_BRAF基因报告模板.docx
@@ -11,8 +11,6 @@
           <w:docGrid w:type="lines" w:linePitch="312" w:charSpace="0"/>
         </w:sectPr>
       </w:pPr>
-      <w:bookmarkStart w:id="11" w:name="_GoBack"/>
-      <w:bookmarkEnd w:id="11"/>
       <w:r>
         <w:rPr>
           <w:sz w:val="22"/>
@@ -463,12 +461,6 @@
             <w:insideH w:val="none" w:color="auto" w:sz="0" w:space="0"/>
             <w:insideV w:val="none" w:color="auto" w:sz="0" w:space="0"/>
           </w:tblBorders>
-          <w:tblCellMar>
-            <w:top w:w="0" w:type="dxa"/>
-            <w:left w:w="108" w:type="dxa"/>
-            <w:bottom w:w="0" w:type="dxa"/>
-            <w:right w:w="108" w:type="dxa"/>
-          </w:tblCellMar>
         </w:tblPrEx>
         <w:trPr>
           <w:cantSplit/>
@@ -875,17 +867,7 @@
                 <w:sz w:val="24"/>
                 <w:szCs w:val="24"/>
               </w:rPr>
-              <w:t>送检医生：</w:t>
-            </w:r>
-            <w:r>
-              <w:rPr>
-                <w:rFonts w:hint="eastAsia" w:ascii="Times New Roman" w:hAnsi="Times New Roman" w:eastAsia="微软雅黑" w:cs="微软雅黑"/>
-                <w:bCs/>
-                <w:color w:val="000000"/>
-                <w:sz w:val="24"/>
-                <w:szCs w:val="24"/>
-              </w:rPr>
-              <w:t>{{ doctorname }}</w:t>
+              <w:t>订单编号：-</w:t>
             </w:r>
           </w:p>
         </w:tc>
@@ -1083,7 +1065,7 @@
                 <w:sz w:val="24"/>
                 <w:szCs w:val="24"/>
               </w:rPr>
-              <w:t>送检时间：</w:t>
+              <w:t>接收时间：</w:t>
             </w:r>
             <w:r>
               <w:rPr>
@@ -1093,7 +1075,7 @@
                 <w:sz w:val="24"/>
                 <w:szCs w:val="24"/>
               </w:rPr>
-              <w:t>{{ commission_date }}</w:t>
+              <w:t>{{ receiveddate }}</w:t>
             </w:r>
           </w:p>
         </w:tc>
@@ -1122,7 +1104,8 @@
         </w:trPr>
         <w:tc>
           <w:tcPr>
-            <w:tcW w:w="1596" w:type="pct"/>
+            <w:tcW w:w="5000" w:type="pct"/>
+            <w:gridSpan w:val="3"/>
             <w:tcBorders>
               <w:tl2br w:val="nil"/>
               <w:tr2bl w:val="nil"/>
@@ -1163,88 +1146,6 @@
                 <w:szCs w:val="24"/>
               </w:rPr>
               <w:t>{{ diseaseName }}</w:t>
-            </w:r>
-          </w:p>
-        </w:tc>
-        <w:tc>
-          <w:tcPr>
-            <w:tcW w:w="1683" w:type="pct"/>
-            <w:tcBorders>
-              <w:tl2br w:val="nil"/>
-              <w:tr2bl w:val="nil"/>
-            </w:tcBorders>
-            <w:shd w:val="clear" w:color="auto" w:fill="auto"/>
-            <w:vAlign w:val="center"/>
-          </w:tcPr>
-          <w:p>
-            <w:pPr>
-              <w:adjustRightInd w:val="0"/>
-              <w:snapToGrid w:val="0"/>
-              <w:spacing w:after="0" w:line="240" w:lineRule="auto"/>
-              <w:jc w:val="both"/>
-              <w:rPr>
-                <w:rFonts w:ascii="Times New Roman" w:hAnsi="Times New Roman" w:eastAsia="微软雅黑" w:cs="微软雅黑"/>
-                <w:bCs/>
-                <w:color w:val="000000"/>
-                <w:sz w:val="24"/>
-                <w:szCs w:val="24"/>
-              </w:rPr>
-            </w:pPr>
-            <w:r>
-              <w:rPr>
-                <w:rFonts w:ascii="Times New Roman" w:hAnsi="Times New Roman" w:eastAsia="微软雅黑" w:cs="微软雅黑"/>
-                <w:bCs/>
-                <w:color w:val="000000"/>
-                <w:sz w:val="24"/>
-                <w:szCs w:val="24"/>
-              </w:rPr>
-              <w:t>订单编号：-</w:t>
-            </w:r>
-          </w:p>
-        </w:tc>
-        <w:tc>
-          <w:tcPr>
-            <w:tcW w:w="1719" w:type="pct"/>
-            <w:tcBorders>
-              <w:tl2br w:val="nil"/>
-              <w:tr2bl w:val="nil"/>
-            </w:tcBorders>
-            <w:shd w:val="clear" w:color="auto" w:fill="auto"/>
-            <w:vAlign w:val="center"/>
-          </w:tcPr>
-          <w:p>
-            <w:pPr>
-              <w:adjustRightInd w:val="0"/>
-              <w:snapToGrid w:val="0"/>
-              <w:spacing w:after="0" w:line="240" w:lineRule="auto"/>
-              <w:jc w:val="both"/>
-              <w:rPr>
-                <w:rFonts w:ascii="Times New Roman" w:hAnsi="Times New Roman" w:eastAsia="微软雅黑" w:cs="微软雅黑"/>
-                <w:bCs/>
-                <w:color w:val="000000"/>
-                <w:sz w:val="24"/>
-                <w:szCs w:val="24"/>
-              </w:rPr>
-            </w:pPr>
-            <w:r>
-              <w:rPr>
-                <w:rFonts w:ascii="Times New Roman" w:hAnsi="Times New Roman" w:eastAsia="微软雅黑" w:cs="微软雅黑"/>
-                <w:bCs/>
-                <w:color w:val="000000"/>
-                <w:sz w:val="24"/>
-                <w:szCs w:val="24"/>
-              </w:rPr>
-              <w:t>接收时间：</w:t>
-            </w:r>
-            <w:r>
-              <w:rPr>
-                <w:rFonts w:hint="eastAsia" w:ascii="Times New Roman" w:hAnsi="Times New Roman" w:eastAsia="微软雅黑" w:cs="微软雅黑"/>
-                <w:bCs/>
-                <w:color w:val="000000"/>
-                <w:sz w:val="24"/>
-                <w:szCs w:val="24"/>
-              </w:rPr>
-              <w:t>{{ receiveddate }}</w:t>
             </w:r>
           </w:p>
         </w:tc>
@@ -2529,15 +2430,15 @@
         </w:rPr>
       </w:pPr>
       <w:bookmarkStart w:id="0" w:name="_Toc149837264"/>
-      <w:bookmarkStart w:id="1" w:name="_Toc13196_WPSOffice_Level1"/>
-      <w:bookmarkStart w:id="2" w:name="_Toc22658"/>
+      <w:bookmarkStart w:id="1" w:name="_Toc22658"/>
+      <w:bookmarkStart w:id="2" w:name="_Toc13196_WPSOffice_Level1"/>
       <w:bookmarkStart w:id="3" w:name="_Toc21764_WPSOffice_Level1"/>
-      <w:bookmarkStart w:id="4" w:name="_Toc27302"/>
-      <w:bookmarkStart w:id="5" w:name="_Toc2409"/>
-      <w:bookmarkStart w:id="6" w:name="_Toc12505"/>
-      <w:bookmarkStart w:id="7" w:name="_Toc28240"/>
-      <w:bookmarkStart w:id="8" w:name="_Toc16594"/>
-      <w:bookmarkStart w:id="9" w:name="_Toc1707_WPSOffice_Level1"/>
+      <w:bookmarkStart w:id="4" w:name="_Toc2409"/>
+      <w:bookmarkStart w:id="5" w:name="_Toc28240"/>
+      <w:bookmarkStart w:id="6" w:name="_Toc16594"/>
+      <w:bookmarkStart w:id="7" w:name="_Toc1707_WPSOffice_Level1"/>
+      <w:bookmarkStart w:id="8" w:name="_Toc27302"/>
+      <w:bookmarkStart w:id="9" w:name="_Toc12505"/>
       <w:r>
         <w:rPr>
           <w:rFonts w:ascii="宋体" w:hAnsi="宋体" w:eastAsia="宋体" w:cs="宋体"/>
@@ -3168,7 +3069,7 @@
       </w:r>
       <w:r>
         <w:rPr>
-          <w:color w:val="62B541"/>
+          <w:color w:val="0083C3"/>
           <w:sz w:val="32"/>
           <w14:shadow w14:blurRad="50800" w14:dist="38100" w14:dir="10800000" w14:sx="100000" w14:sy="100000" w14:kx="0" w14:ky="0" w14:algn="r">
             <w14:srgbClr w14:val="62B541">
@@ -3822,8 +3723,8 @@
       </w:tblPr>
       <w:tblGrid>
         <w:gridCol w:w="432"/>
-        <w:gridCol w:w="1191"/>
-        <w:gridCol w:w="8247"/>
+        <w:gridCol w:w="1012"/>
+        <w:gridCol w:w="8426"/>
       </w:tblGrid>
       <w:tr>
         <w:tblPrEx>
@@ -3848,7 +3749,7 @@
         </w:trPr>
         <w:tc>
           <w:tcPr>
-            <w:tcW w:w="1623" w:type="dxa"/>
+            <w:tcW w:w="1444" w:type="dxa"/>
             <w:gridSpan w:val="2"/>
             <w:tcBorders>
               <w:top w:val="nil"/>
@@ -3856,7 +3757,7 @@
               <w:bottom w:val="single" w:color="FFFFFF" w:themeColor="background1" w:sz="18" w:space="0"/>
               <w:right w:val="nil"/>
             </w:tcBorders>
-            <w:shd w:val="clear" w:color="auto" w:fill="62B541"/>
+            <w:shd w:val="clear" w:color="auto" w:fill="0083C3"/>
             <w:vAlign w:val="center"/>
           </w:tcPr>
           <w:p>
@@ -3898,7 +3799,7 @@
         </w:tc>
         <w:tc>
           <w:tcPr>
-            <w:tcW w:w="8247" w:type="dxa"/>
+            <w:tcW w:w="8426" w:type="dxa"/>
             <w:tcBorders>
               <w:top w:val="single" w:color="BFBFBF" w:sz="4" w:space="0"/>
               <w:left w:val="nil"/>
@@ -4024,7 +3925,7 @@
               <w:bottom w:val="single" w:color="FFFFFF" w:themeColor="background1" w:sz="18" w:space="0"/>
               <w:right w:val="single" w:color="FFFFFF" w:themeColor="background1" w:sz="18" w:space="0"/>
             </w:tcBorders>
-            <w:shd w:val="clear" w:color="auto" w:fill="62B541"/>
+            <w:shd w:val="clear" w:color="auto" w:fill="0083C3"/>
             <w:vAlign w:val="center"/>
           </w:tcPr>
           <w:p>
@@ -4058,14 +3959,14 @@
         </w:tc>
         <w:tc>
           <w:tcPr>
-            <w:tcW w:w="1191" w:type="dxa"/>
+            <w:tcW w:w="1012" w:type="dxa"/>
             <w:tcBorders>
               <w:top w:val="single" w:color="FFFFFF" w:themeColor="background1" w:sz="18" w:space="0"/>
               <w:left w:val="single" w:color="FFFFFF" w:themeColor="background1" w:sz="18" w:space="0"/>
               <w:bottom w:val="single" w:color="FFFFFF" w:themeColor="background1" w:sz="18" w:space="0"/>
               <w:right w:val="nil"/>
             </w:tcBorders>
-            <w:shd w:val="clear" w:color="auto" w:fill="62B541"/>
+            <w:shd w:val="clear" w:color="auto" w:fill="0083C3"/>
             <w:vAlign w:val="center"/>
           </w:tcPr>
           <w:p>
@@ -4106,7 +4007,7 @@
         </w:tc>
         <w:tc>
           <w:tcPr>
-            <w:tcW w:w="8247" w:type="dxa"/>
+            <w:tcW w:w="8426" w:type="dxa"/>
             <w:tcBorders>
               <w:top w:val="single" w:color="A4A4A4" w:sz="4" w:space="0"/>
               <w:left w:val="nil"/>
@@ -4213,7 +4114,7 @@
               <w:bottom w:val="single" w:color="FFFFFF" w:themeColor="background1" w:sz="18" w:space="0"/>
               <w:right w:val="single" w:color="FFFFFF" w:themeColor="background1" w:sz="18" w:space="0"/>
             </w:tcBorders>
-            <w:shd w:val="clear" w:color="auto" w:fill="62B541"/>
+            <w:shd w:val="clear" w:color="auto" w:fill="0083C3"/>
             <w:vAlign w:val="center"/>
           </w:tcPr>
           <w:p>
@@ -4238,14 +4139,14 @@
         </w:tc>
         <w:tc>
           <w:tcPr>
-            <w:tcW w:w="1191" w:type="dxa"/>
+            <w:tcW w:w="1012" w:type="dxa"/>
             <w:tcBorders>
               <w:top w:val="single" w:color="FFFFFF" w:themeColor="background1" w:sz="18" w:space="0"/>
               <w:left w:val="single" w:color="FFFFFF" w:themeColor="background1" w:sz="18" w:space="0"/>
               <w:bottom w:val="single" w:color="FFFFFF" w:themeColor="background1" w:sz="18" w:space="0"/>
               <w:right w:val="nil"/>
             </w:tcBorders>
-            <w:shd w:val="clear" w:color="auto" w:fill="62B541"/>
+            <w:shd w:val="clear" w:color="auto" w:fill="0083C3"/>
             <w:vAlign w:val="center"/>
           </w:tcPr>
           <w:p>
@@ -4286,7 +4187,7 @@
         </w:tc>
         <w:tc>
           <w:tcPr>
-            <w:tcW w:w="8247" w:type="dxa"/>
+            <w:tcW w:w="8426" w:type="dxa"/>
             <w:tcBorders>
               <w:top w:val="single" w:color="A4A4A4" w:sz="4" w:space="0"/>
               <w:left w:val="nil"/>
@@ -4394,7 +4295,7 @@
               <w:bottom w:val="single" w:color="FFFFFF" w:themeColor="background1" w:sz="18" w:space="0"/>
               <w:right w:val="single" w:color="FFFFFF" w:themeColor="background1" w:sz="18" w:space="0"/>
             </w:tcBorders>
-            <w:shd w:val="clear" w:color="auto" w:fill="62B541"/>
+            <w:shd w:val="clear" w:color="auto" w:fill="0083C3"/>
             <w:vAlign w:val="center"/>
           </w:tcPr>
           <w:p>
@@ -4419,14 +4320,14 @@
         </w:tc>
         <w:tc>
           <w:tcPr>
-            <w:tcW w:w="1191" w:type="dxa"/>
+            <w:tcW w:w="1012" w:type="dxa"/>
             <w:tcBorders>
               <w:top w:val="single" w:color="FFFFFF" w:themeColor="background1" w:sz="18" w:space="0"/>
               <w:left w:val="single" w:color="FFFFFF" w:themeColor="background1" w:sz="18" w:space="0"/>
               <w:bottom w:val="single" w:color="FFFFFF" w:themeColor="background1" w:sz="18" w:space="0"/>
               <w:right w:val="nil"/>
             </w:tcBorders>
-            <w:shd w:val="clear" w:color="auto" w:fill="62B541"/>
+            <w:shd w:val="clear" w:color="auto" w:fill="0083C3"/>
             <w:vAlign w:val="center"/>
           </w:tcPr>
           <w:p>
@@ -4467,7 +4368,7 @@
         </w:tc>
         <w:tc>
           <w:tcPr>
-            <w:tcW w:w="8247" w:type="dxa"/>
+            <w:tcW w:w="8426" w:type="dxa"/>
             <w:tcBorders>
               <w:top w:val="single" w:color="A4A4A4" w:sz="4" w:space="0"/>
               <w:left w:val="nil"/>
@@ -4575,7 +4476,7 @@
               <w:bottom w:val="single" w:color="FFFFFF" w:themeColor="background1" w:sz="18" w:space="0"/>
               <w:right w:val="single" w:color="FFFFFF" w:themeColor="background1" w:sz="18" w:space="0"/>
             </w:tcBorders>
-            <w:shd w:val="clear" w:color="auto" w:fill="62B541"/>
+            <w:shd w:val="clear" w:color="auto" w:fill="0083C3"/>
             <w:vAlign w:val="center"/>
           </w:tcPr>
           <w:p>
@@ -4600,14 +4501,14 @@
         </w:tc>
         <w:tc>
           <w:tcPr>
-            <w:tcW w:w="1191" w:type="dxa"/>
+            <w:tcW w:w="1012" w:type="dxa"/>
             <w:tcBorders>
               <w:top w:val="single" w:color="FFFFFF" w:themeColor="background1" w:sz="18" w:space="0"/>
               <w:left w:val="single" w:color="FFFFFF" w:themeColor="background1" w:sz="18" w:space="0"/>
               <w:bottom w:val="single" w:color="FFFFFF" w:themeColor="background1" w:sz="18" w:space="0"/>
               <w:right w:val="nil"/>
             </w:tcBorders>
-            <w:shd w:val="clear" w:color="auto" w:fill="62B541"/>
+            <w:shd w:val="clear" w:color="auto" w:fill="0083C3"/>
             <w:vAlign w:val="center"/>
           </w:tcPr>
           <w:p>
@@ -4664,7 +4565,7 @@
         </w:tc>
         <w:tc>
           <w:tcPr>
-            <w:tcW w:w="8247" w:type="dxa"/>
+            <w:tcW w:w="8426" w:type="dxa"/>
             <w:tcBorders>
               <w:top w:val="single" w:color="A4A4A4" w:sz="4" w:space="0"/>
               <w:left w:val="nil"/>
@@ -4807,7 +4708,7 @@
               <w:left w:val="nil"/>
               <w:right w:val="single" w:color="FFFFFF" w:themeColor="background1" w:sz="18" w:space="0"/>
             </w:tcBorders>
-            <w:shd w:val="clear" w:color="auto" w:fill="62B541"/>
+            <w:shd w:val="clear" w:color="auto" w:fill="0083C3"/>
             <w:vAlign w:val="center"/>
           </w:tcPr>
           <w:p>
@@ -4849,14 +4750,14 @@
         </w:tc>
         <w:tc>
           <w:tcPr>
-            <w:tcW w:w="1191" w:type="dxa"/>
+            <w:tcW w:w="1012" w:type="dxa"/>
             <w:tcBorders>
               <w:top w:val="single" w:color="FFFFFF" w:themeColor="background1" w:sz="18" w:space="0"/>
               <w:left w:val="single" w:color="FFFFFF" w:themeColor="background1" w:sz="18" w:space="0"/>
               <w:bottom w:val="single" w:color="FFFFFF" w:themeColor="background1" w:sz="18" w:space="0"/>
               <w:right w:val="nil"/>
             </w:tcBorders>
-            <w:shd w:val="clear" w:color="auto" w:fill="62B541"/>
+            <w:shd w:val="clear" w:color="auto" w:fill="0083C3"/>
             <w:vAlign w:val="center"/>
           </w:tcPr>
           <w:p>
@@ -4898,7 +4799,7 @@
         </w:tc>
         <w:tc>
           <w:tcPr>
-            <w:tcW w:w="8247" w:type="dxa"/>
+            <w:tcW w:w="8426" w:type="dxa"/>
             <w:tcBorders>
               <w:top w:val="single" w:color="A4A4A4" w:sz="4" w:space="0"/>
               <w:left w:val="nil"/>
@@ -5033,7 +4934,7 @@
               <w:left w:val="nil"/>
               <w:right w:val="single" w:color="FFFFFF" w:themeColor="background1" w:sz="18" w:space="0"/>
             </w:tcBorders>
-            <w:shd w:val="clear" w:color="auto" w:fill="62B541"/>
+            <w:shd w:val="clear" w:color="auto" w:fill="0083C3"/>
             <w:vAlign w:val="center"/>
           </w:tcPr>
           <w:p>
@@ -5059,14 +4960,14 @@
         </w:tc>
         <w:tc>
           <w:tcPr>
-            <w:tcW w:w="1191" w:type="dxa"/>
+            <w:tcW w:w="1012" w:type="dxa"/>
             <w:tcBorders>
               <w:top w:val="single" w:color="FFFFFF" w:themeColor="background1" w:sz="18" w:space="0"/>
               <w:left w:val="single" w:color="FFFFFF" w:themeColor="background1" w:sz="18" w:space="0"/>
               <w:bottom w:val="single" w:color="FFFFFF" w:themeColor="background1" w:sz="18" w:space="0"/>
               <w:right w:val="nil"/>
             </w:tcBorders>
-            <w:shd w:val="clear" w:color="auto" w:fill="62B541"/>
+            <w:shd w:val="clear" w:color="auto" w:fill="0083C3"/>
             <w:vAlign w:val="center"/>
           </w:tcPr>
           <w:p>
@@ -5108,7 +5009,7 @@
         </w:tc>
         <w:tc>
           <w:tcPr>
-            <w:tcW w:w="8247" w:type="dxa"/>
+            <w:tcW w:w="8426" w:type="dxa"/>
             <w:tcBorders>
               <w:top w:val="single" w:color="A4A4A4" w:sz="4" w:space="0"/>
               <w:left w:val="nil"/>
@@ -5243,7 +5144,7 @@
               <w:left w:val="nil"/>
               <w:right w:val="single" w:color="FFFFFF" w:themeColor="background1" w:sz="18" w:space="0"/>
             </w:tcBorders>
-            <w:shd w:val="clear" w:color="auto" w:fill="62B541"/>
+            <w:shd w:val="clear" w:color="auto" w:fill="0083C3"/>
             <w:vAlign w:val="center"/>
           </w:tcPr>
           <w:p>
@@ -5269,14 +5170,14 @@
         </w:tc>
         <w:tc>
           <w:tcPr>
-            <w:tcW w:w="1191" w:type="dxa"/>
+            <w:tcW w:w="1012" w:type="dxa"/>
             <w:tcBorders>
               <w:top w:val="single" w:color="FFFFFF" w:themeColor="background1" w:sz="18" w:space="0"/>
               <w:left w:val="single" w:color="FFFFFF" w:themeColor="background1" w:sz="18" w:space="0"/>
               <w:bottom w:val="single" w:color="FFFFFF" w:themeColor="background1" w:sz="18" w:space="0"/>
               <w:right w:val="nil"/>
             </w:tcBorders>
-            <w:shd w:val="clear" w:color="auto" w:fill="62B541"/>
+            <w:shd w:val="clear" w:color="auto" w:fill="0083C3"/>
             <w:vAlign w:val="center"/>
           </w:tcPr>
           <w:p>
@@ -5318,7 +5219,7 @@
         </w:tc>
         <w:tc>
           <w:tcPr>
-            <w:tcW w:w="8247" w:type="dxa"/>
+            <w:tcW w:w="8426" w:type="dxa"/>
             <w:tcBorders>
               <w:top w:val="single" w:color="A4A4A4" w:sz="4" w:space="0"/>
               <w:left w:val="nil"/>
@@ -5454,7 +5355,7 @@
               <w:bottom w:val="single" w:color="FFFFFF" w:themeColor="background1" w:sz="18" w:space="0"/>
               <w:right w:val="single" w:color="FFFFFF" w:themeColor="background1" w:sz="18" w:space="0"/>
             </w:tcBorders>
-            <w:shd w:val="clear" w:color="auto" w:fill="62B541"/>
+            <w:shd w:val="clear" w:color="auto" w:fill="0083C3"/>
             <w:vAlign w:val="center"/>
           </w:tcPr>
           <w:p>
@@ -5480,14 +5381,14 @@
         </w:tc>
         <w:tc>
           <w:tcPr>
-            <w:tcW w:w="1191" w:type="dxa"/>
+            <w:tcW w:w="1012" w:type="dxa"/>
             <w:tcBorders>
               <w:top w:val="single" w:color="FFFFFF" w:themeColor="background1" w:sz="18" w:space="0"/>
               <w:left w:val="single" w:color="FFFFFF" w:themeColor="background1" w:sz="18" w:space="0"/>
               <w:bottom w:val="single" w:color="FFFFFF" w:themeColor="background1" w:sz="18" w:space="0"/>
               <w:right w:val="nil"/>
             </w:tcBorders>
-            <w:shd w:val="clear" w:color="auto" w:fill="62B541"/>
+            <w:shd w:val="clear" w:color="auto" w:fill="0083C3"/>
             <w:vAlign w:val="center"/>
           </w:tcPr>
           <w:p>
@@ -5545,7 +5446,7 @@
         </w:tc>
         <w:tc>
           <w:tcPr>
-            <w:tcW w:w="8247" w:type="dxa"/>
+            <w:tcW w:w="8426" w:type="dxa"/>
             <w:tcBorders>
               <w:top w:val="single" w:color="A4A4A4" w:sz="4" w:space="0"/>
               <w:left w:val="nil"/>
@@ -5673,14 +5574,14 @@
         </w:trPr>
         <w:tc>
           <w:tcPr>
-            <w:tcW w:w="1623" w:type="dxa"/>
+            <w:tcW w:w="1444" w:type="dxa"/>
             <w:gridSpan w:val="2"/>
             <w:tcBorders>
               <w:top w:val="single" w:color="FFFFFF" w:themeColor="background1" w:sz="18" w:space="0"/>
               <w:left w:val="nil"/>
               <w:right w:val="nil"/>
             </w:tcBorders>
-            <w:shd w:val="clear" w:color="auto" w:fill="62B541"/>
+            <w:shd w:val="clear" w:color="auto" w:fill="0083C3"/>
             <w:vAlign w:val="center"/>
           </w:tcPr>
           <w:p>
@@ -5722,7 +5623,7 @@
         </w:tc>
         <w:tc>
           <w:tcPr>
-            <w:tcW w:w="8247" w:type="dxa"/>
+            <w:tcW w:w="8426" w:type="dxa"/>
             <w:tcBorders>
               <w:top w:val="single" w:color="A4A4A4" w:sz="4" w:space="0"/>
               <w:left w:val="nil"/>
@@ -5954,7 +5855,7 @@
               <w:bottom w:val="nil"/>
               <w:right w:val="single" w:color="FFFFFF" w:sz="18" w:space="0"/>
             </w:tcBorders>
-            <w:shd w:val="clear" w:color="auto" w:fill="62B541"/>
+            <w:shd w:val="clear" w:color="auto" w:fill="0083C3"/>
             <w:vAlign w:val="center"/>
           </w:tcPr>
           <w:p>
@@ -6002,7 +5903,7 @@
               <w:bottom w:val="nil"/>
               <w:right w:val="single" w:color="FFFFFF" w:sz="18" w:space="0"/>
             </w:tcBorders>
-            <w:shd w:val="clear" w:color="auto" w:fill="62B541"/>
+            <w:shd w:val="clear" w:color="auto" w:fill="0083C3"/>
             <w:vAlign w:val="center"/>
           </w:tcPr>
           <w:p>
@@ -6050,7 +5951,7 @@
               <w:bottom w:val="nil"/>
               <w:right w:val="single" w:color="FFFFFF" w:sz="18" w:space="0"/>
             </w:tcBorders>
-            <w:shd w:val="clear" w:color="auto" w:fill="62B541"/>
+            <w:shd w:val="clear" w:color="auto" w:fill="0083C3"/>
             <w:vAlign w:val="center"/>
           </w:tcPr>
           <w:p>
@@ -6114,7 +6015,7 @@
               <w:bottom w:val="nil"/>
               <w:right w:val="nil"/>
             </w:tcBorders>
-            <w:shd w:val="clear" w:color="auto" w:fill="62B541"/>
+            <w:shd w:val="clear" w:color="auto" w:fill="0083C3"/>
             <w:vAlign w:val="center"/>
           </w:tcPr>
           <w:p>
@@ -6627,7 +6528,7 @@
               <w:bottom w:val="nil"/>
               <w:right w:val="single" w:color="FFFFFF" w:sz="18" w:space="0"/>
             </w:tcBorders>
-            <w:shd w:val="clear" w:color="auto" w:fill="62B541"/>
+            <w:shd w:val="clear" w:color="auto" w:fill="0083C3"/>
             <w:vAlign w:val="center"/>
           </w:tcPr>
           <w:p>
@@ -6675,7 +6576,7 @@
               <w:bottom w:val="nil"/>
               <w:right w:val="single" w:color="FFFFFF" w:sz="18" w:space="0"/>
             </w:tcBorders>
-            <w:shd w:val="clear" w:color="auto" w:fill="62B541"/>
+            <w:shd w:val="clear" w:color="auto" w:fill="0083C3"/>
             <w:vAlign w:val="center"/>
           </w:tcPr>
           <w:p>
@@ -6723,7 +6624,7 @@
               <w:bottom w:val="nil"/>
               <w:right w:val="single" w:color="FFFFFF" w:sz="18" w:space="0"/>
             </w:tcBorders>
-            <w:shd w:val="clear" w:color="auto" w:fill="62B541"/>
+            <w:shd w:val="clear" w:color="auto" w:fill="0083C3"/>
             <w:vAlign w:val="center"/>
           </w:tcPr>
           <w:p>
@@ -6787,7 +6688,7 @@
               <w:bottom w:val="nil"/>
               <w:right w:val="nil"/>
             </w:tcBorders>
-            <w:shd w:val="clear" w:color="auto" w:fill="62B541"/>
+            <w:shd w:val="clear" w:color="auto" w:fill="0083C3"/>
             <w:vAlign w:val="center"/>
           </w:tcPr>
           <w:p>
@@ -7322,7 +7223,7 @@
               <w:bottom w:val="nil"/>
               <w:right w:val="single" w:color="FFFFFF" w:sz="18" w:space="0"/>
             </w:tcBorders>
-            <w:shd w:val="clear" w:color="auto" w:fill="62B541"/>
+            <w:shd w:val="clear" w:color="auto" w:fill="0083C3"/>
             <w:vAlign w:val="center"/>
           </w:tcPr>
           <w:p>
@@ -7371,7 +7272,7 @@
               <w:bottom w:val="nil"/>
               <w:right w:val="single" w:color="FFFFFF" w:sz="18" w:space="0"/>
             </w:tcBorders>
-            <w:shd w:val="clear" w:color="auto" w:fill="62B541"/>
+            <w:shd w:val="clear" w:color="auto" w:fill="0083C3"/>
             <w:vAlign w:val="center"/>
           </w:tcPr>
           <w:p>
@@ -7420,7 +7321,7 @@
               <w:bottom w:val="nil"/>
               <w:right w:val="single" w:color="FFFFFF" w:sz="18" w:space="0"/>
             </w:tcBorders>
-            <w:shd w:val="clear" w:color="auto" w:fill="62B541"/>
+            <w:shd w:val="clear" w:color="auto" w:fill="0083C3"/>
             <w:vAlign w:val="center"/>
           </w:tcPr>
           <w:p>
@@ -7469,7 +7370,7 @@
               <w:bottom w:val="nil"/>
               <w:right w:val="single" w:color="FFFFFF" w:sz="18" w:space="0"/>
             </w:tcBorders>
-            <w:shd w:val="clear" w:color="auto" w:fill="62B541"/>
+            <w:shd w:val="clear" w:color="auto" w:fill="0083C3"/>
             <w:vAlign w:val="center"/>
           </w:tcPr>
           <w:p>
@@ -7518,7 +7419,7 @@
               <w:bottom w:val="nil"/>
               <w:right w:val="single" w:color="FFFFFF" w:sz="18" w:space="0"/>
             </w:tcBorders>
-            <w:shd w:val="clear" w:color="auto" w:fill="62BC41"/>
+            <w:shd w:val="clear" w:color="auto" w:fill="0083C3"/>
             <w:vAlign w:val="center"/>
           </w:tcPr>
           <w:p>
@@ -7567,7 +7468,7 @@
               <w:bottom w:val="nil"/>
               <w:right w:val="nil"/>
             </w:tcBorders>
-            <w:shd w:val="clear" w:color="auto" w:fill="62BC41"/>
+            <w:shd w:val="clear" w:color="auto" w:fill="0083C3"/>
             <w:vAlign w:val="center"/>
           </w:tcPr>
           <w:p>
@@ -8090,7 +7991,7 @@
           <w:rFonts w:ascii="Times New Roman" w:hAnsi="Times New Roman" w:eastAsia="微软雅黑" w:cs="黑体"/>
           <w:b/>
           <w:bCs/>
-          <w:color w:val="62B541"/>
+          <w:color w:val="0083C3"/>
           <w:kern w:val="2"/>
           <w:sz w:val="32"/>
           <w:szCs w:val="36"/>
@@ -8172,8 +8073,8 @@
       </w:tblPr>
       <w:tblGrid>
         <w:gridCol w:w="432"/>
-        <w:gridCol w:w="1191"/>
-        <w:gridCol w:w="8247"/>
+        <w:gridCol w:w="988"/>
+        <w:gridCol w:w="8450"/>
       </w:tblGrid>
       <w:tr>
         <w:tblPrEx>
@@ -8198,7 +8099,7 @@
         </w:trPr>
         <w:tc>
           <w:tcPr>
-            <w:tcW w:w="1623" w:type="dxa"/>
+            <w:tcW w:w="1420" w:type="dxa"/>
             <w:gridSpan w:val="2"/>
             <w:tcBorders>
               <w:top w:val="nil"/>
@@ -8206,7 +8107,7 @@
               <w:bottom w:val="single" w:color="FFFFFF" w:themeColor="background1" w:sz="18" w:space="0"/>
               <w:right w:val="nil"/>
             </w:tcBorders>
-            <w:shd w:val="clear" w:color="auto" w:fill="62B541"/>
+            <w:shd w:val="clear" w:color="auto" w:fill="0083C3"/>
             <w:vAlign w:val="center"/>
           </w:tcPr>
           <w:p>
@@ -8248,7 +8149,7 @@
         </w:tc>
         <w:tc>
           <w:tcPr>
-            <w:tcW w:w="8247" w:type="dxa"/>
+            <w:tcW w:w="8450" w:type="dxa"/>
             <w:tcBorders>
               <w:top w:val="single" w:color="BFBFBF" w:sz="4" w:space="0"/>
               <w:left w:val="nil"/>
@@ -8306,7 +8207,7 @@
         </w:trPr>
         <w:tc>
           <w:tcPr>
-            <w:tcW w:w="1623" w:type="dxa"/>
+            <w:tcW w:w="1420" w:type="dxa"/>
             <w:gridSpan w:val="2"/>
             <w:tcBorders>
               <w:top w:val="single" w:color="FFFFFF" w:themeColor="background1" w:sz="18" w:space="0"/>
@@ -8314,7 +8215,7 @@
               <w:bottom w:val="single" w:color="FFFFFF" w:themeColor="background1" w:sz="18" w:space="0"/>
               <w:right w:val="nil"/>
             </w:tcBorders>
-            <w:shd w:val="clear" w:color="auto" w:fill="62B541"/>
+            <w:shd w:val="clear" w:color="auto" w:fill="0083C3"/>
             <w:vAlign w:val="center"/>
           </w:tcPr>
           <w:p>
@@ -8356,7 +8257,7 @@
         </w:tc>
         <w:tc>
           <w:tcPr>
-            <w:tcW w:w="8247" w:type="dxa"/>
+            <w:tcW w:w="8450" w:type="dxa"/>
             <w:tcBorders>
               <w:top w:val="single" w:color="A4A4A4" w:sz="4" w:space="0"/>
               <w:left w:val="nil"/>
@@ -8422,7 +8323,7 @@
               <w:bottom w:val="single" w:color="FFFFFF" w:themeColor="background1" w:sz="18" w:space="0"/>
               <w:right w:val="single" w:color="FFFFFF" w:themeColor="background1" w:sz="18" w:space="0"/>
             </w:tcBorders>
-            <w:shd w:val="clear" w:color="auto" w:fill="62B541"/>
+            <w:shd w:val="clear" w:color="auto" w:fill="0083C3"/>
             <w:vAlign w:val="center"/>
           </w:tcPr>
           <w:p>
@@ -8456,14 +8357,14 @@
         </w:tc>
         <w:tc>
           <w:tcPr>
-            <w:tcW w:w="1191" w:type="dxa"/>
+            <w:tcW w:w="988" w:type="dxa"/>
             <w:tcBorders>
               <w:top w:val="single" w:color="FFFFFF" w:themeColor="background1" w:sz="18" w:space="0"/>
               <w:left w:val="single" w:color="FFFFFF" w:themeColor="background1" w:sz="18" w:space="0"/>
               <w:bottom w:val="single" w:color="FFFFFF" w:themeColor="background1" w:sz="18" w:space="0"/>
               <w:right w:val="nil"/>
             </w:tcBorders>
-            <w:shd w:val="clear" w:color="auto" w:fill="62B541"/>
+            <w:shd w:val="clear" w:color="auto" w:fill="0083C3"/>
             <w:vAlign w:val="center"/>
           </w:tcPr>
           <w:p>
@@ -8504,7 +8405,7 @@
         </w:tc>
         <w:tc>
           <w:tcPr>
-            <w:tcW w:w="8247" w:type="dxa"/>
+            <w:tcW w:w="8450" w:type="dxa"/>
             <w:tcBorders>
               <w:top w:val="single" w:color="A4A4A4" w:sz="4" w:space="0"/>
               <w:left w:val="nil"/>
@@ -8611,7 +8512,7 @@
               <w:bottom w:val="single" w:color="FFFFFF" w:themeColor="background1" w:sz="18" w:space="0"/>
               <w:right w:val="single" w:color="FFFFFF" w:themeColor="background1" w:sz="18" w:space="0"/>
             </w:tcBorders>
-            <w:shd w:val="clear" w:color="auto" w:fill="62B541"/>
+            <w:shd w:val="clear" w:color="auto" w:fill="0083C3"/>
             <w:vAlign w:val="center"/>
           </w:tcPr>
           <w:p>
@@ -8636,14 +8537,14 @@
         </w:tc>
         <w:tc>
           <w:tcPr>
-            <w:tcW w:w="1191" w:type="dxa"/>
+            <w:tcW w:w="988" w:type="dxa"/>
             <w:tcBorders>
               <w:top w:val="single" w:color="FFFFFF" w:themeColor="background1" w:sz="18" w:space="0"/>
               <w:left w:val="single" w:color="FFFFFF" w:themeColor="background1" w:sz="18" w:space="0"/>
               <w:bottom w:val="single" w:color="FFFFFF" w:themeColor="background1" w:sz="18" w:space="0"/>
               <w:right w:val="nil"/>
             </w:tcBorders>
-            <w:shd w:val="clear" w:color="auto" w:fill="62B541"/>
+            <w:shd w:val="clear" w:color="auto" w:fill="0083C3"/>
             <w:vAlign w:val="center"/>
           </w:tcPr>
           <w:p>
@@ -8684,7 +8585,7 @@
         </w:tc>
         <w:tc>
           <w:tcPr>
-            <w:tcW w:w="8247" w:type="dxa"/>
+            <w:tcW w:w="8450" w:type="dxa"/>
             <w:tcBorders>
               <w:top w:val="single" w:color="A4A4A4" w:sz="4" w:space="0"/>
               <w:left w:val="nil"/>
@@ -8792,7 +8693,7 @@
               <w:bottom w:val="single" w:color="FFFFFF" w:themeColor="background1" w:sz="18" w:space="0"/>
               <w:right w:val="single" w:color="FFFFFF" w:themeColor="background1" w:sz="18" w:space="0"/>
             </w:tcBorders>
-            <w:shd w:val="clear" w:color="auto" w:fill="62B541"/>
+            <w:shd w:val="clear" w:color="auto" w:fill="0083C3"/>
             <w:vAlign w:val="center"/>
           </w:tcPr>
           <w:p>
@@ -8817,14 +8718,14 @@
         </w:tc>
         <w:tc>
           <w:tcPr>
-            <w:tcW w:w="1191" w:type="dxa"/>
+            <w:tcW w:w="988" w:type="dxa"/>
             <w:tcBorders>
               <w:top w:val="single" w:color="FFFFFF" w:themeColor="background1" w:sz="18" w:space="0"/>
               <w:left w:val="single" w:color="FFFFFF" w:themeColor="background1" w:sz="18" w:space="0"/>
               <w:bottom w:val="single" w:color="FFFFFF" w:themeColor="background1" w:sz="18" w:space="0"/>
               <w:right w:val="nil"/>
             </w:tcBorders>
-            <w:shd w:val="clear" w:color="auto" w:fill="62B541"/>
+            <w:shd w:val="clear" w:color="auto" w:fill="0083C3"/>
             <w:vAlign w:val="center"/>
           </w:tcPr>
           <w:p>
@@ -8865,7 +8766,7 @@
         </w:tc>
         <w:tc>
           <w:tcPr>
-            <w:tcW w:w="8247" w:type="dxa"/>
+            <w:tcW w:w="8450" w:type="dxa"/>
             <w:tcBorders>
               <w:top w:val="single" w:color="A4A4A4" w:sz="4" w:space="0"/>
               <w:left w:val="nil"/>
@@ -8973,7 +8874,7 @@
               <w:bottom w:val="single" w:color="FFFFFF" w:themeColor="background1" w:sz="18" w:space="0"/>
               <w:right w:val="single" w:color="FFFFFF" w:themeColor="background1" w:sz="18" w:space="0"/>
             </w:tcBorders>
-            <w:shd w:val="clear" w:color="auto" w:fill="62B541"/>
+            <w:shd w:val="clear" w:color="auto" w:fill="0083C3"/>
             <w:vAlign w:val="center"/>
           </w:tcPr>
           <w:p>
@@ -8998,14 +8899,14 @@
         </w:tc>
         <w:tc>
           <w:tcPr>
-            <w:tcW w:w="1191" w:type="dxa"/>
+            <w:tcW w:w="988" w:type="dxa"/>
             <w:tcBorders>
               <w:top w:val="single" w:color="FFFFFF" w:themeColor="background1" w:sz="18" w:space="0"/>
               <w:left w:val="single" w:color="FFFFFF" w:themeColor="background1" w:sz="18" w:space="0"/>
               <w:bottom w:val="single" w:color="FFFFFF" w:themeColor="background1" w:sz="18" w:space="0"/>
               <w:right w:val="nil"/>
             </w:tcBorders>
-            <w:shd w:val="clear" w:color="auto" w:fill="62B541"/>
+            <w:shd w:val="clear" w:color="auto" w:fill="0083C3"/>
             <w:vAlign w:val="center"/>
           </w:tcPr>
           <w:p>
@@ -9062,7 +8963,7 @@
         </w:tc>
         <w:tc>
           <w:tcPr>
-            <w:tcW w:w="8247" w:type="dxa"/>
+            <w:tcW w:w="8450" w:type="dxa"/>
             <w:tcBorders>
               <w:top w:val="single" w:color="A4A4A4" w:sz="4" w:space="0"/>
               <w:left w:val="nil"/>
@@ -9205,7 +9106,7 @@
               <w:left w:val="nil"/>
               <w:right w:val="single" w:color="FFFFFF" w:themeColor="background1" w:sz="18" w:space="0"/>
             </w:tcBorders>
-            <w:shd w:val="clear" w:color="auto" w:fill="62B541"/>
+            <w:shd w:val="clear" w:color="auto" w:fill="0083C3"/>
             <w:vAlign w:val="center"/>
           </w:tcPr>
           <w:p>
@@ -9247,14 +9148,14 @@
         </w:tc>
         <w:tc>
           <w:tcPr>
-            <w:tcW w:w="1191" w:type="dxa"/>
+            <w:tcW w:w="988" w:type="dxa"/>
             <w:tcBorders>
               <w:top w:val="single" w:color="FFFFFF" w:themeColor="background1" w:sz="18" w:space="0"/>
               <w:left w:val="single" w:color="FFFFFF" w:themeColor="background1" w:sz="18" w:space="0"/>
               <w:bottom w:val="single" w:color="FFFFFF" w:themeColor="background1" w:sz="18" w:space="0"/>
               <w:right w:val="nil"/>
             </w:tcBorders>
-            <w:shd w:val="clear" w:color="auto" w:fill="62B541"/>
+            <w:shd w:val="clear" w:color="auto" w:fill="0083C3"/>
             <w:vAlign w:val="center"/>
           </w:tcPr>
           <w:p>
@@ -9296,7 +9197,7 @@
         </w:tc>
         <w:tc>
           <w:tcPr>
-            <w:tcW w:w="8247" w:type="dxa"/>
+            <w:tcW w:w="8450" w:type="dxa"/>
             <w:tcBorders>
               <w:top w:val="single" w:color="A4A4A4" w:sz="4" w:space="0"/>
               <w:left w:val="nil"/>
@@ -9431,7 +9332,7 @@
               <w:left w:val="nil"/>
               <w:right w:val="single" w:color="FFFFFF" w:themeColor="background1" w:sz="18" w:space="0"/>
             </w:tcBorders>
-            <w:shd w:val="clear" w:color="auto" w:fill="62B541"/>
+            <w:shd w:val="clear" w:color="auto" w:fill="0083C3"/>
             <w:vAlign w:val="center"/>
           </w:tcPr>
           <w:p>
@@ -9457,14 +9358,14 @@
         </w:tc>
         <w:tc>
           <w:tcPr>
-            <w:tcW w:w="1191" w:type="dxa"/>
+            <w:tcW w:w="988" w:type="dxa"/>
             <w:tcBorders>
               <w:top w:val="single" w:color="FFFFFF" w:themeColor="background1" w:sz="18" w:space="0"/>
               <w:left w:val="single" w:color="FFFFFF" w:themeColor="background1" w:sz="18" w:space="0"/>
               <w:bottom w:val="single" w:color="FFFFFF" w:themeColor="background1" w:sz="18" w:space="0"/>
               <w:right w:val="nil"/>
             </w:tcBorders>
-            <w:shd w:val="clear" w:color="auto" w:fill="62B541"/>
+            <w:shd w:val="clear" w:color="auto" w:fill="0083C3"/>
             <w:vAlign w:val="center"/>
           </w:tcPr>
           <w:p>
@@ -9506,7 +9407,7 @@
         </w:tc>
         <w:tc>
           <w:tcPr>
-            <w:tcW w:w="8247" w:type="dxa"/>
+            <w:tcW w:w="8450" w:type="dxa"/>
             <w:tcBorders>
               <w:top w:val="single" w:color="A4A4A4" w:sz="4" w:space="0"/>
               <w:left w:val="nil"/>
@@ -9641,7 +9542,7 @@
               <w:left w:val="nil"/>
               <w:right w:val="single" w:color="FFFFFF" w:themeColor="background1" w:sz="18" w:space="0"/>
             </w:tcBorders>
-            <w:shd w:val="clear" w:color="auto" w:fill="62B541"/>
+            <w:shd w:val="clear" w:color="auto" w:fill="0083C3"/>
             <w:vAlign w:val="center"/>
           </w:tcPr>
           <w:p>
@@ -9667,14 +9568,14 @@
         </w:tc>
         <w:tc>
           <w:tcPr>
-            <w:tcW w:w="1191" w:type="dxa"/>
+            <w:tcW w:w="988" w:type="dxa"/>
             <w:tcBorders>
               <w:top w:val="single" w:color="FFFFFF" w:themeColor="background1" w:sz="18" w:space="0"/>
               <w:left w:val="single" w:color="FFFFFF" w:themeColor="background1" w:sz="18" w:space="0"/>
               <w:bottom w:val="single" w:color="FFFFFF" w:themeColor="background1" w:sz="18" w:space="0"/>
               <w:right w:val="nil"/>
             </w:tcBorders>
-            <w:shd w:val="clear" w:color="auto" w:fill="62B541"/>
+            <w:shd w:val="clear" w:color="auto" w:fill="0083C3"/>
             <w:vAlign w:val="center"/>
           </w:tcPr>
           <w:p>
@@ -9716,7 +9617,7 @@
         </w:tc>
         <w:tc>
           <w:tcPr>
-            <w:tcW w:w="8247" w:type="dxa"/>
+            <w:tcW w:w="8450" w:type="dxa"/>
             <w:tcBorders>
               <w:top w:val="single" w:color="A4A4A4" w:sz="4" w:space="0"/>
               <w:left w:val="nil"/>
@@ -9852,7 +9753,7 @@
               <w:bottom w:val="single" w:color="FFFFFF" w:themeColor="background1" w:sz="18" w:space="0"/>
               <w:right w:val="single" w:color="FFFFFF" w:themeColor="background1" w:sz="18" w:space="0"/>
             </w:tcBorders>
-            <w:shd w:val="clear" w:color="auto" w:fill="62B541"/>
+            <w:shd w:val="clear" w:color="auto" w:fill="0083C3"/>
             <w:vAlign w:val="center"/>
           </w:tcPr>
           <w:p>
@@ -9878,14 +9779,14 @@
         </w:tc>
         <w:tc>
           <w:tcPr>
-            <w:tcW w:w="1191" w:type="dxa"/>
+            <w:tcW w:w="988" w:type="dxa"/>
             <w:tcBorders>
               <w:top w:val="single" w:color="FFFFFF" w:themeColor="background1" w:sz="18" w:space="0"/>
               <w:left w:val="single" w:color="FFFFFF" w:themeColor="background1" w:sz="18" w:space="0"/>
               <w:bottom w:val="single" w:color="FFFFFF" w:themeColor="background1" w:sz="18" w:space="0"/>
               <w:right w:val="nil"/>
             </w:tcBorders>
-            <w:shd w:val="clear" w:color="auto" w:fill="62B541"/>
+            <w:shd w:val="clear" w:color="auto" w:fill="0083C3"/>
             <w:vAlign w:val="center"/>
           </w:tcPr>
           <w:p>
@@ -9943,7 +9844,7 @@
         </w:tc>
         <w:tc>
           <w:tcPr>
-            <w:tcW w:w="8247" w:type="dxa"/>
+            <w:tcW w:w="8450" w:type="dxa"/>
             <w:tcBorders>
               <w:top w:val="single" w:color="A4A4A4" w:sz="4" w:space="0"/>
               <w:left w:val="nil"/>
@@ -10071,14 +9972,14 @@
         </w:trPr>
         <w:tc>
           <w:tcPr>
-            <w:tcW w:w="1623" w:type="dxa"/>
+            <w:tcW w:w="1420" w:type="dxa"/>
             <w:gridSpan w:val="2"/>
             <w:tcBorders>
               <w:top w:val="single" w:color="FFFFFF" w:themeColor="background1" w:sz="18" w:space="0"/>
               <w:left w:val="nil"/>
               <w:right w:val="nil"/>
             </w:tcBorders>
-            <w:shd w:val="clear" w:color="auto" w:fill="62B541"/>
+            <w:shd w:val="clear" w:color="auto" w:fill="0083C3"/>
             <w:vAlign w:val="center"/>
           </w:tcPr>
           <w:p>
@@ -10120,7 +10021,7 @@
         </w:tc>
         <w:tc>
           <w:tcPr>
-            <w:tcW w:w="8247" w:type="dxa"/>
+            <w:tcW w:w="8450" w:type="dxa"/>
             <w:tcBorders>
               <w:top w:val="single" w:color="A4A4A4" w:sz="4" w:space="0"/>
               <w:left w:val="nil"/>
@@ -10334,7 +10235,7 @@
               <w:bottom w:val="nil"/>
               <w:right w:val="single" w:color="FFFFFF" w:sz="18" w:space="0"/>
             </w:tcBorders>
-            <w:shd w:val="clear" w:color="auto" w:fill="62B541"/>
+            <w:shd w:val="clear" w:color="auto" w:fill="0083C3"/>
             <w:vAlign w:val="center"/>
           </w:tcPr>
           <w:p>
@@ -10382,7 +10283,7 @@
               <w:bottom w:val="nil"/>
               <w:right w:val="single" w:color="FFFFFF" w:sz="18" w:space="0"/>
             </w:tcBorders>
-            <w:shd w:val="clear" w:color="auto" w:fill="62B541"/>
+            <w:shd w:val="clear" w:color="auto" w:fill="0083C3"/>
             <w:vAlign w:val="center"/>
           </w:tcPr>
           <w:p>
@@ -10430,7 +10331,7 @@
               <w:bottom w:val="nil"/>
               <w:right w:val="single" w:color="FFFFFF" w:sz="18" w:space="0"/>
             </w:tcBorders>
-            <w:shd w:val="clear" w:color="auto" w:fill="62B541"/>
+            <w:shd w:val="clear" w:color="auto" w:fill="0083C3"/>
             <w:vAlign w:val="center"/>
           </w:tcPr>
           <w:p>
@@ -10494,7 +10395,7 @@
               <w:bottom w:val="nil"/>
               <w:right w:val="nil"/>
             </w:tcBorders>
-            <w:shd w:val="clear" w:color="auto" w:fill="62B541"/>
+            <w:shd w:val="clear" w:color="auto" w:fill="0083C3"/>
             <w:vAlign w:val="center"/>
           </w:tcPr>
           <w:p>
@@ -11007,7 +10908,7 @@
               <w:bottom w:val="nil"/>
               <w:right w:val="single" w:color="FFFFFF" w:sz="18" w:space="0"/>
             </w:tcBorders>
-            <w:shd w:val="clear" w:color="auto" w:fill="62B541"/>
+            <w:shd w:val="clear" w:color="auto" w:fill="0083C3"/>
             <w:vAlign w:val="center"/>
           </w:tcPr>
           <w:p>
@@ -11055,7 +10956,7 @@
               <w:bottom w:val="nil"/>
               <w:right w:val="single" w:color="FFFFFF" w:sz="18" w:space="0"/>
             </w:tcBorders>
-            <w:shd w:val="clear" w:color="auto" w:fill="62B541"/>
+            <w:shd w:val="clear" w:color="auto" w:fill="0083C3"/>
             <w:vAlign w:val="center"/>
           </w:tcPr>
           <w:p>
@@ -11103,7 +11004,7 @@
               <w:bottom w:val="nil"/>
               <w:right w:val="single" w:color="FFFFFF" w:sz="18" w:space="0"/>
             </w:tcBorders>
-            <w:shd w:val="clear" w:color="auto" w:fill="62B541"/>
+            <w:shd w:val="clear" w:color="auto" w:fill="0083C3"/>
             <w:vAlign w:val="center"/>
           </w:tcPr>
           <w:p>
@@ -11167,7 +11068,7 @@
               <w:bottom w:val="nil"/>
               <w:right w:val="nil"/>
             </w:tcBorders>
-            <w:shd w:val="clear" w:color="auto" w:fill="62B541"/>
+            <w:shd w:val="clear" w:color="auto" w:fill="0083C3"/>
             <w:vAlign w:val="center"/>
           </w:tcPr>
           <w:p>
@@ -11702,7 +11603,7 @@
               <w:bottom w:val="nil"/>
               <w:right w:val="single" w:color="FFFFFF" w:sz="18" w:space="0"/>
             </w:tcBorders>
-            <w:shd w:val="clear" w:color="auto" w:fill="62B541"/>
+            <w:shd w:val="clear" w:color="auto" w:fill="0083C3"/>
             <w:vAlign w:val="center"/>
           </w:tcPr>
           <w:p>
@@ -11751,7 +11652,7 @@
               <w:bottom w:val="nil"/>
               <w:right w:val="single" w:color="FFFFFF" w:sz="18" w:space="0"/>
             </w:tcBorders>
-            <w:shd w:val="clear" w:color="auto" w:fill="62B541"/>
+            <w:shd w:val="clear" w:color="auto" w:fill="0083C3"/>
             <w:vAlign w:val="center"/>
           </w:tcPr>
           <w:p>
@@ -11800,7 +11701,7 @@
               <w:bottom w:val="nil"/>
               <w:right w:val="single" w:color="FFFFFF" w:sz="18" w:space="0"/>
             </w:tcBorders>
-            <w:shd w:val="clear" w:color="auto" w:fill="62B541"/>
+            <w:shd w:val="clear" w:color="auto" w:fill="0083C3"/>
             <w:vAlign w:val="center"/>
           </w:tcPr>
           <w:p>
@@ -11849,7 +11750,7 @@
               <w:bottom w:val="nil"/>
               <w:right w:val="single" w:color="FFFFFF" w:sz="18" w:space="0"/>
             </w:tcBorders>
-            <w:shd w:val="clear" w:color="auto" w:fill="62B541"/>
+            <w:shd w:val="clear" w:color="auto" w:fill="0083C3"/>
             <w:vAlign w:val="center"/>
           </w:tcPr>
           <w:p>
@@ -11898,7 +11799,7 @@
               <w:bottom w:val="nil"/>
               <w:right w:val="single" w:color="FFFFFF" w:sz="18" w:space="0"/>
             </w:tcBorders>
-            <w:shd w:val="clear" w:color="auto" w:fill="62BC41"/>
+            <w:shd w:val="clear" w:color="auto" w:fill="0083C3"/>
             <w:vAlign w:val="center"/>
           </w:tcPr>
           <w:p>
@@ -11947,7 +11848,7 @@
               <w:bottom w:val="nil"/>
               <w:right w:val="nil"/>
             </w:tcBorders>
-            <w:shd w:val="clear" w:color="auto" w:fill="62BC41"/>
+            <w:shd w:val="clear" w:color="auto" w:fill="0083C3"/>
             <w:vAlign w:val="center"/>
           </w:tcPr>
           <w:p>
@@ -12429,7 +12330,7 @@
           <w:rFonts w:ascii="Times New Roman" w:hAnsi="Times New Roman" w:eastAsia="微软雅黑" w:cs="黑体"/>
           <w:b/>
           <w:bCs/>
-          <w:color w:val="62B541"/>
+          <w:color w:val="0083C3"/>
           <w:sz w:val="32"/>
           <w:szCs w:val="36"/>
           <w:lang w:val="en-US" w:eastAsia="zh-CN" w:bidi="ar-SA"/>
@@ -12440,12 +12341,13 @@
           </w14:shadow>
         </w:rPr>
       </w:pPr>
+      <w:bookmarkStart w:id="11" w:name="_GoBack"/>
       <w:r>
         <w:rPr>
           <w:rFonts w:ascii="Times New Roman" w:hAnsi="Times New Roman" w:eastAsia="微软雅黑" w:cs="黑体"/>
           <w:b/>
           <w:bCs/>
-          <w:color w:val="62B541"/>
+          <w:color w:val="0083C3"/>
           <w:sz w:val="32"/>
           <w:szCs w:val="36"/>
           <w:lang w:val="en-US" w:eastAsia="zh-CN" w:bidi="ar-SA"/>
@@ -12458,6 +12360,7 @@
         <w:t>附录</w:t>
       </w:r>
     </w:p>
+    <w:bookmarkEnd w:id="11"/>
     <w:p>
       <w:pPr>
         <w:pStyle w:val="3"/>
@@ -12538,7 +12441,7 @@
               <w:bottom w:val="nil"/>
               <w:right w:val="single" w:color="FFFFFF" w:sz="18" w:space="0"/>
             </w:tcBorders>
-            <w:shd w:val="clear" w:color="auto" w:fill="62BC41"/>
+            <w:shd w:val="clear" w:color="auto" w:fill="0083C3"/>
             <w:vAlign w:val="center"/>
           </w:tcPr>
           <w:p>
@@ -12584,7 +12487,7 @@
               <w:bottom w:val="nil"/>
               <w:right w:val="single" w:color="FFFFFF" w:sz="18" w:space="0"/>
             </w:tcBorders>
-            <w:shd w:val="clear" w:color="auto" w:fill="62BC41"/>
+            <w:shd w:val="clear" w:color="auto" w:fill="0083C3"/>
             <w:vAlign w:val="center"/>
           </w:tcPr>
           <w:p>
@@ -12630,7 +12533,7 @@
               <w:bottom w:val="nil"/>
               <w:right w:val="single" w:color="FFFFFF" w:sz="18" w:space="0"/>
             </w:tcBorders>
-            <w:shd w:val="clear" w:color="auto" w:fill="62BC41"/>
+            <w:shd w:val="clear" w:color="auto" w:fill="0083C3"/>
             <w:vAlign w:val="center"/>
           </w:tcPr>
           <w:p>
@@ -12675,7 +12578,7 @@
               <w:left w:val="single" w:color="FFFFFF" w:sz="18" w:space="0"/>
               <w:bottom w:val="nil"/>
             </w:tcBorders>
-            <w:shd w:val="clear" w:color="auto" w:fill="62BC41"/>
+            <w:shd w:val="clear" w:color="auto" w:fill="0083C3"/>
             <w:vAlign w:val="center"/>
           </w:tcPr>
           <w:p>

--- a/WebContent/docx/KRAS_NRAS_BRAF基因报告模板.docx
+++ b/WebContent/docx/KRAS_NRAS_BRAF基因报告模板.docx
@@ -461,6 +461,12 @@
             <w:insideH w:val="none" w:color="auto" w:sz="0" w:space="0"/>
             <w:insideV w:val="none" w:color="auto" w:sz="0" w:space="0"/>
           </w:tblBorders>
+          <w:tblCellMar>
+            <w:top w:w="0" w:type="dxa"/>
+            <w:left w:w="108" w:type="dxa"/>
+            <w:bottom w:w="0" w:type="dxa"/>
+            <w:right w:w="108" w:type="dxa"/>
+          </w:tblCellMar>
         </w:tblPrEx>
         <w:trPr>
           <w:cantSplit/>
@@ -1472,7 +1478,7 @@
     <w:tbl>
       <w:tblPr>
         <w:tblStyle w:val="8"/>
-        <w:tblW w:w="4850" w:type="pct"/>
+        <w:tblW w:w="10205" w:type="dxa"/>
         <w:jc w:val="center"/>
         <w:tblBorders>
           <w:top w:val="single" w:color="auto" w:sz="4" w:space="0"/>
@@ -1491,11 +1497,9 @@
         </w:tblCellMar>
       </w:tblPr>
       <w:tblGrid>
-        <w:gridCol w:w="1369"/>
-        <w:gridCol w:w="1219"/>
-        <w:gridCol w:w="2266"/>
-        <w:gridCol w:w="2591"/>
-        <w:gridCol w:w="2339"/>
+        <w:gridCol w:w="3401"/>
+        <w:gridCol w:w="3402"/>
+        <w:gridCol w:w="3402"/>
       </w:tblGrid>
       <w:tr>
         <w:tblPrEx>
@@ -1521,7 +1525,7 @@
         </w:trPr>
         <w:tc>
           <w:tcPr>
-            <w:tcW w:w="700" w:type="pct"/>
+            <w:tcW w:w="300" w:type="pct"/>
             <w:tcBorders>
               <w:top w:val="single" w:color="auto" w:sz="4" w:space="0"/>
               <w:bottom w:val="single" w:color="auto" w:sz="4" w:space="0"/>
@@ -1541,6 +1545,7 @@
                 <w:szCs w:val="24"/>
               </w:rPr>
             </w:pPr>
+            <w:bookmarkStart w:id="11" w:name="_GoBack"/>
             <w:r>
               <w:rPr>
                 <w:rFonts w:ascii="Times New Roman" w:hAnsi="Times New Roman" w:eastAsia="微软雅黑" w:cs="Times New Roman"/>
@@ -1554,7 +1559,7 @@
         </w:tc>
         <w:tc>
           <w:tcPr>
-            <w:tcW w:w="623" w:type="pct"/>
+            <w:tcW w:w="300" w:type="pct"/>
             <w:tcBorders>
               <w:top w:val="single" w:color="auto" w:sz="4" w:space="0"/>
               <w:bottom w:val="single" w:color="auto" w:sz="4" w:space="0"/>
@@ -1587,7 +1592,7 @@
         </w:tc>
         <w:tc>
           <w:tcPr>
-            <w:tcW w:w="1158" w:type="pct"/>
+            <w:tcW w:w="300" w:type="pct"/>
             <w:tcBorders>
               <w:top w:val="single" w:color="auto" w:sz="4" w:space="0"/>
               <w:bottom w:val="single" w:color="auto" w:sz="4" w:space="0"/>
@@ -1614,73 +1619,7 @@
                 <w:sz w:val="24"/>
                 <w:szCs w:val="24"/>
               </w:rPr>
-              <w:t>核苷酸突变</w:t>
-            </w:r>
-          </w:p>
-        </w:tc>
-        <w:tc>
-          <w:tcPr>
-            <w:tcW w:w="1324" w:type="pct"/>
-            <w:tcBorders>
-              <w:top w:val="single" w:color="auto" w:sz="4" w:space="0"/>
-              <w:bottom w:val="single" w:color="auto" w:sz="4" w:space="0"/>
-            </w:tcBorders>
-            <w:vAlign w:val="center"/>
-          </w:tcPr>
-          <w:p>
-            <w:pPr>
-              <w:adjustRightInd w:val="0"/>
-              <w:snapToGrid w:val="0"/>
-              <w:spacing w:after="0" w:line="240" w:lineRule="auto"/>
-              <w:jc w:val="center"/>
-              <w:rPr>
-                <w:rFonts w:ascii="Times New Roman" w:hAnsi="Times New Roman" w:eastAsia="微软雅黑" w:cs="Times New Roman"/>
-                <w:b/>
-                <w:sz w:val="24"/>
-                <w:szCs w:val="24"/>
-              </w:rPr>
-            </w:pPr>
-            <w:r>
-              <w:rPr>
-                <w:rFonts w:ascii="Times New Roman" w:hAnsi="Times New Roman" w:eastAsia="微软雅黑" w:cs="Times New Roman"/>
-                <w:b/>
-                <w:sz w:val="24"/>
-                <w:szCs w:val="24"/>
-              </w:rPr>
               <w:t>蛋白质变异</w:t>
-            </w:r>
-          </w:p>
-        </w:tc>
-        <w:tc>
-          <w:tcPr>
-            <w:tcW w:w="1195" w:type="pct"/>
-            <w:tcBorders>
-              <w:top w:val="single" w:color="auto" w:sz="4" w:space="0"/>
-              <w:bottom w:val="single" w:color="auto" w:sz="4" w:space="0"/>
-            </w:tcBorders>
-            <w:vAlign w:val="center"/>
-          </w:tcPr>
-          <w:p>
-            <w:pPr>
-              <w:adjustRightInd w:val="0"/>
-              <w:snapToGrid w:val="0"/>
-              <w:spacing w:after="0" w:line="240" w:lineRule="auto"/>
-              <w:jc w:val="center"/>
-              <w:rPr>
-                <w:rFonts w:ascii="Times New Roman" w:hAnsi="Times New Roman" w:eastAsia="微软雅黑" w:cs="Times New Roman"/>
-                <w:b/>
-                <w:sz w:val="24"/>
-                <w:szCs w:val="24"/>
-              </w:rPr>
-            </w:pPr>
-            <w:r>
-              <w:rPr>
-                <w:rFonts w:ascii="Times New Roman" w:hAnsi="Times New Roman" w:eastAsia="微软雅黑" w:cs="Times New Roman"/>
-                <w:b/>
-                <w:sz w:val="24"/>
-                <w:szCs w:val="24"/>
-              </w:rPr>
-              <w:t>突变丰度</w:t>
             </w:r>
           </w:p>
         </w:tc>
@@ -1709,8 +1648,8 @@
         </w:trPr>
         <w:tc>
           <w:tcPr>
-            <w:tcW w:w="5000" w:type="pct"/>
-            <w:gridSpan w:val="5"/>
+            <w:tcW w:w="300" w:type="pct"/>
+            <w:gridSpan w:val="3"/>
             <w:vAlign w:val="center"/>
           </w:tcPr>
           <w:p>
@@ -1778,8 +1717,8 @@
         </w:trPr>
         <w:tc>
           <w:tcPr>
-            <w:tcW w:w="5000" w:type="pct"/>
-            <w:gridSpan w:val="5"/>
+            <w:tcW w:w="300" w:type="pct"/>
+            <w:gridSpan w:val="3"/>
             <w:vAlign w:val="center"/>
           </w:tcPr>
           <w:p>
@@ -1847,7 +1786,7 @@
         </w:trPr>
         <w:tc>
           <w:tcPr>
-            <w:tcW w:w="700" w:type="pct"/>
+            <w:tcW w:w="300" w:type="pct"/>
             <w:vAlign w:val="center"/>
           </w:tcPr>
           <w:p>
@@ -1876,14 +1815,12 @@
         </w:tc>
         <w:tc>
           <w:tcPr>
-            <w:tcW w:w="623" w:type="pct"/>
-            <w:vAlign w:val="center"/>
-          </w:tcPr>
-          <w:p>
-            <w:pPr>
-              <w:adjustRightInd w:val="0"/>
-              <w:snapToGrid w:val="0"/>
-              <w:spacing w:after="0" w:line="240" w:lineRule="auto"/>
+            <w:tcW w:w="300" w:type="pct"/>
+            <w:vAlign w:val="center"/>
+          </w:tcPr>
+          <w:p>
+            <w:pPr>
+              <w:spacing w:after="0"/>
               <w:jc w:val="center"/>
               <w:rPr>
                 <w:rFonts w:ascii="Times New Roman" w:hAnsi="Times New Roman" w:eastAsia="微软雅黑" w:cs="Times New Roman"/>
@@ -1905,7 +1842,7 @@
         </w:tc>
         <w:tc>
           <w:tcPr>
-            <w:tcW w:w="1158" w:type="pct"/>
+            <w:tcW w:w="300" w:type="pct"/>
             <w:vAlign w:val="center"/>
           </w:tcPr>
           <w:p>
@@ -1926,61 +1863,7 @@
                 <w:szCs w:val="24"/>
                 <w:lang w:eastAsia="en-US"/>
               </w:rPr>
-              <w:t>{{ tip.cHGVS }}</w:t>
-            </w:r>
-          </w:p>
-        </w:tc>
-        <w:tc>
-          <w:tcPr>
-            <w:tcW w:w="1324" w:type="pct"/>
-            <w:vAlign w:val="center"/>
-          </w:tcPr>
-          <w:p>
-            <w:pPr>
-              <w:spacing w:after="0"/>
-              <w:jc w:val="center"/>
-              <w:rPr>
-                <w:rFonts w:ascii="Times New Roman" w:hAnsi="Times New Roman" w:eastAsia="微软雅黑" w:cs="Times New Roman"/>
-                <w:sz w:val="24"/>
-                <w:szCs w:val="24"/>
-                <w:lang w:eastAsia="en-US"/>
-              </w:rPr>
-            </w:pPr>
-            <w:r>
-              <w:rPr>
-                <w:rFonts w:ascii="Times New Roman" w:hAnsi="Times New Roman" w:eastAsia="微软雅黑" w:cs="Times New Roman"/>
-                <w:sz w:val="24"/>
-                <w:szCs w:val="24"/>
-                <w:lang w:eastAsia="en-US"/>
-              </w:rPr>
               <w:t>{{ tip.pHGVS }}</w:t>
-            </w:r>
-          </w:p>
-        </w:tc>
-        <w:tc>
-          <w:tcPr>
-            <w:tcW w:w="1195" w:type="pct"/>
-            <w:vAlign w:val="center"/>
-          </w:tcPr>
-          <w:p>
-            <w:pPr>
-              <w:spacing w:after="0"/>
-              <w:jc w:val="center"/>
-              <w:rPr>
-                <w:rFonts w:ascii="Times New Roman" w:hAnsi="Times New Roman" w:eastAsia="微软雅黑" w:cs="Times New Roman"/>
-                <w:sz w:val="24"/>
-                <w:szCs w:val="24"/>
-                <w:lang w:eastAsia="en-US"/>
-              </w:rPr>
-            </w:pPr>
-            <w:r>
-              <w:rPr>
-                <w:rFonts w:ascii="Times New Roman" w:hAnsi="Times New Roman" w:eastAsia="微软雅黑" w:cs="Times New Roman"/>
-                <w:sz w:val="24"/>
-                <w:szCs w:val="24"/>
-                <w:lang w:eastAsia="en-US"/>
-              </w:rPr>
-              <w:t>{{ tip.mutFreq }}</w:t>
             </w:r>
           </w:p>
         </w:tc>
@@ -2009,8 +1892,8 @@
         </w:trPr>
         <w:tc>
           <w:tcPr>
-            <w:tcW w:w="5000" w:type="pct"/>
-            <w:gridSpan w:val="5"/>
+            <w:tcW w:w="300" w:type="pct"/>
+            <w:gridSpan w:val="3"/>
             <w:vAlign w:val="center"/>
           </w:tcPr>
           <w:p>
@@ -2061,8 +1944,8 @@
         </w:trPr>
         <w:tc>
           <w:tcPr>
-            <w:tcW w:w="5000" w:type="pct"/>
-            <w:gridSpan w:val="5"/>
+            <w:tcW w:w="300" w:type="pct"/>
+            <w:gridSpan w:val="3"/>
             <w:vAlign w:val="center"/>
           </w:tcPr>
           <w:p>
@@ -2113,8 +1996,8 @@
         </w:trPr>
         <w:tc>
           <w:tcPr>
-            <w:tcW w:w="1" w:type="pct"/>
-            <w:gridSpan w:val="5"/>
+            <w:tcW w:w="300" w:type="pct"/>
+            <w:gridSpan w:val="3"/>
             <w:vAlign w:val="center"/>
           </w:tcPr>
           <w:p>
@@ -2164,8 +2047,8 @@
         </w:trPr>
         <w:tc>
           <w:tcPr>
-            <w:tcW w:w="5000" w:type="pct"/>
-            <w:gridSpan w:val="5"/>
+            <w:tcW w:w="300" w:type="pct"/>
+            <w:gridSpan w:val="3"/>
             <w:vAlign w:val="center"/>
           </w:tcPr>
           <w:p>
@@ -2192,6 +2075,7 @@
           </w:p>
         </w:tc>
       </w:tr>
+      <w:bookmarkEnd w:id="11"/>
     </w:tbl>
     <w:tbl>
       <w:tblPr>
@@ -2431,14 +2315,14 @@
       </w:pPr>
       <w:bookmarkStart w:id="0" w:name="_Toc149837264"/>
       <w:bookmarkStart w:id="1" w:name="_Toc22658"/>
-      <w:bookmarkStart w:id="2" w:name="_Toc13196_WPSOffice_Level1"/>
-      <w:bookmarkStart w:id="3" w:name="_Toc21764_WPSOffice_Level1"/>
-      <w:bookmarkStart w:id="4" w:name="_Toc2409"/>
+      <w:bookmarkStart w:id="2" w:name="_Toc2409"/>
+      <w:bookmarkStart w:id="3" w:name="_Toc1707_WPSOffice_Level1"/>
+      <w:bookmarkStart w:id="4" w:name="_Toc21764_WPSOffice_Level1"/>
       <w:bookmarkStart w:id="5" w:name="_Toc28240"/>
-      <w:bookmarkStart w:id="6" w:name="_Toc16594"/>
-      <w:bookmarkStart w:id="7" w:name="_Toc1707_WPSOffice_Level1"/>
-      <w:bookmarkStart w:id="8" w:name="_Toc27302"/>
-      <w:bookmarkStart w:id="9" w:name="_Toc12505"/>
+      <w:bookmarkStart w:id="6" w:name="_Toc27302"/>
+      <w:bookmarkStart w:id="7" w:name="_Toc12505"/>
+      <w:bookmarkStart w:id="8" w:name="_Toc13196_WPSOffice_Level1"/>
+      <w:bookmarkStart w:id="9" w:name="_Toc16594"/>
       <w:r>
         <w:rPr>
           <w:rFonts w:ascii="宋体" w:hAnsi="宋体" w:eastAsia="宋体" w:cs="宋体"/>
@@ -12341,7 +12225,6 @@
           </w14:shadow>
         </w:rPr>
       </w:pPr>
-      <w:bookmarkStart w:id="11" w:name="_GoBack"/>
       <w:r>
         <w:rPr>
           <w:rFonts w:ascii="Times New Roman" w:hAnsi="Times New Roman" w:eastAsia="微软雅黑" w:cs="黑体"/>
@@ -12360,7 +12243,6 @@
         <w:t>附录</w:t>
       </w:r>
     </w:p>
-    <w:bookmarkEnd w:id="11"/>
     <w:p>
       <w:pPr>
         <w:pStyle w:val="3"/>
@@ -13263,7 +13145,7 @@
     <w:lsdException w:unhideWhenUsed="0" w:uiPriority="0" w:semiHidden="0" w:name="Normal Indent"/>
     <w:lsdException w:unhideWhenUsed="0" w:uiPriority="0" w:semiHidden="0" w:name="footnote text"/>
     <w:lsdException w:unhideWhenUsed="0" w:uiPriority="0" w:semiHidden="0" w:name="annotation text"/>
-    <w:lsdException w:unhideWhenUsed="0" w:uiPriority="0" w:semiHidden="0" w:name="header"/>
+    <w:lsdException w:qFormat="1" w:unhideWhenUsed="0" w:uiPriority="0" w:semiHidden="0" w:name="header"/>
     <w:lsdException w:qFormat="1" w:uiPriority="99" w:semiHidden="0" w:name="footer"/>
     <w:lsdException w:unhideWhenUsed="0" w:uiPriority="0" w:semiHidden="0" w:name="index heading"/>
     <w:lsdException w:qFormat="1" w:uiPriority="0" w:name="caption"/>
@@ -13585,6 +13467,7 @@
   <w:style w:type="paragraph" w:styleId="5">
     <w:name w:val="header"/>
     <w:basedOn w:val="1"/>
+    <w:qFormat/>
     <w:uiPriority w:val="0"/>
     <w:pPr>
       <w:pBdr>
